--- a/Docs/Rocha Innovation Brief.docx
+++ b/Docs/Rocha Innovation Brief.docx
@@ -29,7 +29,6 @@
           <w:szCs w:val="48"/>
         </w:rPr>
       </w:pPr>
-      <w:proofErr w:type="spellStart"/>
       <w:r>
         <w:rPr>
           <w:rFonts w:ascii="Times New Roman" w:eastAsia="Times New Roman" w:hAnsi="Times New Roman" w:cs="Times New Roman"/>
@@ -39,7 +38,6 @@
         </w:rPr>
         <w:t>SoilSpirit</w:t>
       </w:r>
-      <w:proofErr w:type="spellEnd"/>
     </w:p>
     <w:p>
       <w:pPr>
@@ -264,7 +262,7 @@
           <w:sz w:val="28"/>
           <w:szCs w:val="28"/>
         </w:rPr>
-        <w:t>2/</w:t>
+        <w:t>3</w:t>
       </w:r>
       <w:r>
         <w:rPr>
@@ -273,7 +271,16 @@
           <w:sz w:val="28"/>
           <w:szCs w:val="28"/>
         </w:rPr>
-        <w:t>22</w:t>
+        <w:t>/</w:t>
+      </w:r>
+      <w:r>
+        <w:rPr>
+          <w:rFonts w:ascii="Times New Roman" w:eastAsia="Times New Roman" w:hAnsi="Times New Roman" w:cs="Times New Roman"/>
+          <w:b/>
+          <w:sz w:val="28"/>
+          <w:szCs w:val="28"/>
+        </w:rPr>
+        <w:t>1</w:t>
       </w:r>
       <w:r>
         <w:rPr>
@@ -435,25 +442,7 @@
           <w:sz w:val="24"/>
           <w:szCs w:val="24"/>
         </w:rPr>
-        <w:t xml:space="preserve">put into this layer of material. It leads to healthy plants and soil, reduces weeds, and allows for better water conditions for the plants (Dowding, 2024). </w:t>
-      </w:r>
-      <w:proofErr w:type="spellStart"/>
-      <w:r>
-        <w:rPr>
-          <w:rFonts w:ascii="Times New Roman" w:eastAsia="Times New Roman" w:hAnsi="Times New Roman" w:cs="Times New Roman"/>
-          <w:sz w:val="24"/>
-          <w:szCs w:val="24"/>
-        </w:rPr>
-        <w:t>SoilSpirit</w:t>
-      </w:r>
-      <w:proofErr w:type="spellEnd"/>
-      <w:r>
-        <w:rPr>
-          <w:rFonts w:ascii="Times New Roman" w:eastAsia="Times New Roman" w:hAnsi="Times New Roman" w:cs="Times New Roman"/>
-          <w:sz w:val="24"/>
-          <w:szCs w:val="24"/>
-        </w:rPr>
-        <w:t xml:space="preserve"> plans to reduce the physical strain on small farms and gardeners through the automation of compost and seed spreading. While also having a small enough footprint that it does not compact the soil or cause unwanted tilling/digging of the compost. It takes inspiration from simple autonomous vehicles for obstacle avoidance and the Mars rovers (Spirit, Curiosity, Perseverance) for its rocker-bogie suspension system.</w:t>
+        <w:t>put into this layer of material. It leads to healthy plants and soil, reduces weeds, and allows for better water conditions for the plants (Dowding, 2024). SoilSpirit plans to reduce the physical strain on small farms and gardeners through the automation of compost and seed spreading. While also having a small enough footprint that it does not compact the soil or cause unwanted tilling/digging of the compost. It takes inspiration from simple autonomous vehicles for obstacle avoidance and the Mars rovers (Spirit, Curiosity, Perseverance) for its rocker-bogie suspension system.</w:t>
       </w:r>
     </w:p>
     <w:p>
@@ -479,27 +468,8 @@
           <w:sz w:val="24"/>
           <w:szCs w:val="24"/>
         </w:rPr>
-        <w:t xml:space="preserve">The design of the product was heavily influenced by the Mars rovers and the 3d models of the initial prototype come from the </w:t>
-      </w:r>
-      <w:proofErr w:type="spellStart"/>
-      <w:r>
-        <w:rPr>
-          <w:rFonts w:ascii="Times New Roman" w:hAnsi="Times New Roman" w:cs="Times New Roman"/>
-          <w:sz w:val="24"/>
-          <w:szCs w:val="24"/>
-        </w:rPr>
-        <w:t>Instructables</w:t>
-      </w:r>
-      <w:proofErr w:type="spellEnd"/>
-      <w:r>
-        <w:rPr>
-          <w:rFonts w:ascii="Times New Roman" w:hAnsi="Times New Roman" w:cs="Times New Roman"/>
-          <w:sz w:val="24"/>
-          <w:szCs w:val="24"/>
-        </w:rPr>
-        <w:t xml:space="preserve"> tutorial in </w:t>
-      </w:r>
-      <w:proofErr w:type="spellStart"/>
+        <w:t xml:space="preserve">The design of the product was heavily influenced by the Mars rovers and the 3d models of the initial prototype come from the Instructables tutorial in </w:t>
+      </w:r>
       <w:r>
         <w:rPr>
           <w:rFonts w:ascii="Times New Roman" w:hAnsi="Times New Roman" w:cs="Times New Roman"/>
@@ -520,7 +490,6 @@
         </w:rPr>
         <w:t>C</w:t>
       </w:r>
-      <w:proofErr w:type="spellEnd"/>
       <w:r>
         <w:rPr>
           <w:rFonts w:ascii="Times New Roman" w:hAnsi="Times New Roman" w:cs="Times New Roman"/>
@@ -553,25 +522,7 @@
           <w:sz w:val="24"/>
           <w:szCs w:val="24"/>
         </w:rPr>
-        <w:t xml:space="preserve">direct iteration of the Rocker Bogie Mechanism popularized by the Mars rovers Curiosity and Perseverance. As for similar products, the closest to my idea is an autonomous spreader built by Raven Industries. It is an industrial vehicle that is autonomous. It is great for automation for large scale farms but would not benefit gardeners, homesteaders, and small-scale farms wanting to use no dig gardening. Another similar product that is of the same form factor/user is </w:t>
-      </w:r>
-      <w:proofErr w:type="spellStart"/>
-      <w:r>
-        <w:rPr>
-          <w:rFonts w:ascii="Times New Roman" w:hAnsi="Times New Roman" w:cs="Times New Roman"/>
-          <w:sz w:val="24"/>
-          <w:szCs w:val="24"/>
-        </w:rPr>
-        <w:t>FarmBot</w:t>
-      </w:r>
-      <w:proofErr w:type="spellEnd"/>
-      <w:r>
-        <w:rPr>
-          <w:rFonts w:ascii="Times New Roman" w:hAnsi="Times New Roman" w:cs="Times New Roman"/>
-          <w:sz w:val="24"/>
-          <w:szCs w:val="24"/>
-        </w:rPr>
-        <w:t xml:space="preserve">. A CNC based garden bed that automates the process of growing food entirely. This company will be a direct competitor with the main difference being our modes of distribution. Their machine is directly attached to a garden bed whereas mine can drive around and be used for different types of gardens, farms, and homesteads. </w:t>
+        <w:t xml:space="preserve">direct iteration of the Rocker Bogie Mechanism popularized by the Mars rovers Curiosity and Perseverance. As for similar products, the closest to my idea is an autonomous spreader built by Raven Industries. It is an industrial vehicle that is autonomous. It is great for automation for large scale farms but would not benefit gardeners, homesteaders, and small-scale farms wanting to use no dig gardening. Another similar product that is of the same form factor/user is FarmBot. A CNC based garden bed that automates the process of growing food entirely. This company will be a direct competitor with the main difference being our modes of distribution. Their machine is directly attached to a garden bed whereas mine can drive around and be used for different types of gardens, farms, and homesteads. </w:t>
       </w:r>
     </w:p>
     <w:p>
@@ -1254,7 +1205,6 @@
           <w:szCs w:val="24"/>
         </w:rPr>
       </w:pPr>
-      <w:proofErr w:type="spellStart"/>
       <w:r>
         <w:rPr>
           <w:rFonts w:ascii="Times New Roman" w:eastAsia="Times New Roman" w:hAnsi="Times New Roman" w:cs="Times New Roman"/>
@@ -1269,16 +1219,7 @@
           <w:sz w:val="24"/>
           <w:szCs w:val="24"/>
         </w:rPr>
-        <w:t>oilSpirit</w:t>
-      </w:r>
-      <w:proofErr w:type="spellEnd"/>
-      <w:r>
-        <w:rPr>
-          <w:rFonts w:ascii="Times New Roman" w:eastAsia="Times New Roman" w:hAnsi="Times New Roman" w:cs="Times New Roman"/>
-          <w:sz w:val="24"/>
-          <w:szCs w:val="24"/>
-        </w:rPr>
-        <w:t xml:space="preserve"> will be the first adaptation of Mars rover rocker-bogie suspension for agriculture and will make automation accessible to more people. On top of that it promotes a sustainable agricultural practice in making non-dig farming easier. Lastly, the incorporation of computer vision in a non-experimental realm will lead to this device being more robust and intelligent than most small-scale autonomous systems.</w:t>
+        <w:t>oilSpirit will be the first adaptation of Mars rover rocker-bogie suspension for agriculture and will make automation accessible to more people. On top of that it promotes a sustainable agricultural practice in making non-dig farming easier. Lastly, the incorporation of computer vision in a non-experimental realm will lead to this device being more robust and intelligent than most small-scale autonomous systems.</w:t>
       </w:r>
     </w:p>
     <w:p>
@@ -1395,43 +1336,7 @@
           <w:sz w:val="24"/>
           <w:szCs w:val="24"/>
         </w:rPr>
-        <w:t xml:space="preserve">this may very well become integrated with future iterations of rovers and space vehicles. Technology inspired by </w:t>
-      </w:r>
-      <w:proofErr w:type="spellStart"/>
-      <w:r>
-        <w:rPr>
-          <w:rFonts w:ascii="Times New Roman" w:eastAsia="Times New Roman" w:hAnsi="Times New Roman" w:cs="Times New Roman"/>
-          <w:sz w:val="24"/>
-          <w:szCs w:val="24"/>
-        </w:rPr>
-        <w:t>SoilSpirit</w:t>
-      </w:r>
-      <w:proofErr w:type="spellEnd"/>
-      <w:r>
-        <w:rPr>
-          <w:rFonts w:ascii="Times New Roman" w:eastAsia="Times New Roman" w:hAnsi="Times New Roman" w:cs="Times New Roman"/>
-          <w:sz w:val="24"/>
-          <w:szCs w:val="24"/>
-        </w:rPr>
-        <w:t xml:space="preserve"> could possibly be used for farming on other planets, if we ever get there, or as small-scale versions of the Mars rovers that are more accessible for smaller companies. </w:t>
-      </w:r>
-      <w:proofErr w:type="spellStart"/>
-      <w:r>
-        <w:rPr>
-          <w:rFonts w:ascii="Times New Roman" w:eastAsia="Times New Roman" w:hAnsi="Times New Roman" w:cs="Times New Roman"/>
-          <w:sz w:val="24"/>
-          <w:szCs w:val="24"/>
-        </w:rPr>
-        <w:t>SoilSpirit</w:t>
-      </w:r>
-      <w:proofErr w:type="spellEnd"/>
-      <w:r>
-        <w:rPr>
-          <w:rFonts w:ascii="Times New Roman" w:eastAsia="Times New Roman" w:hAnsi="Times New Roman" w:cs="Times New Roman"/>
-          <w:sz w:val="24"/>
-          <w:szCs w:val="24"/>
-        </w:rPr>
-        <w:t xml:space="preserve"> could also extend into disaster recovery and reconnaissance. A scaled-up version of this rover could be used for search and rescue, area mapping, and debris clearing.</w:t>
+        <w:t>this may very well become integrated with future iterations of rovers and space vehicles. Technology inspired by SoilSpirit could possibly be used for farming on other planets, if we ever get there, or as small-scale versions of the Mars rovers that are more accessible for smaller companies. SoilSpirit could also extend into disaster recovery and reconnaissance. A scaled-up version of this rover could be used for search and rescue, area mapping, and debris clearing.</w:t>
       </w:r>
       <w:r>
         <w:rPr>
@@ -1774,6 +1679,23 @@
         </w:rPr>
         <w:t>Can the motors drive the rover forward and backwards?</w:t>
       </w:r>
+      <w:r>
+        <w:rPr>
+          <w:rFonts w:ascii="Times New Roman" w:eastAsia="Times New Roman" w:hAnsi="Times New Roman" w:cs="Times New Roman"/>
+          <w:sz w:val="24"/>
+          <w:szCs w:val="24"/>
+        </w:rPr>
+        <w:t xml:space="preserve"> </w:t>
+      </w:r>
+      <w:r>
+        <w:rPr>
+          <w:rFonts w:ascii="Times New Roman" w:eastAsia="Times New Roman" w:hAnsi="Times New Roman" w:cs="Times New Roman"/>
+          <w:color w:val="FF0000"/>
+          <w:sz w:val="24"/>
+          <w:szCs w:val="24"/>
+        </w:rPr>
+        <w:t>(DONE 2/28)</w:t>
+      </w:r>
     </w:p>
     <w:p>
       <w:pPr>
@@ -2030,6 +1952,23 @@
         </w:rPr>
         <w:t>Does a detection lead to the rover stopping?</w:t>
       </w:r>
+      <w:r>
+        <w:rPr>
+          <w:rFonts w:ascii="Times New Roman" w:eastAsia="Times New Roman" w:hAnsi="Times New Roman" w:cs="Times New Roman"/>
+          <w:sz w:val="24"/>
+          <w:szCs w:val="24"/>
+        </w:rPr>
+        <w:t xml:space="preserve"> </w:t>
+      </w:r>
+      <w:r>
+        <w:rPr>
+          <w:rFonts w:ascii="Times New Roman" w:eastAsia="Times New Roman" w:hAnsi="Times New Roman" w:cs="Times New Roman"/>
+          <w:color w:val="FF0000"/>
+          <w:sz w:val="24"/>
+          <w:szCs w:val="24"/>
+        </w:rPr>
+        <w:t>(DONE 2/28)</w:t>
+      </w:r>
     </w:p>
     <w:p>
       <w:pPr>
@@ -2416,16 +2355,7 @@
           <w:sz w:val="24"/>
           <w:szCs w:val="24"/>
         </w:rPr>
-        <w:t>2</w:t>
-      </w:r>
-      <w:r>
-        <w:rPr>
-          <w:rFonts w:ascii="Times New Roman" w:eastAsia="Times New Roman" w:hAnsi="Times New Roman" w:cs="Times New Roman"/>
-          <w:color w:val="FF0000"/>
-          <w:sz w:val="24"/>
-          <w:szCs w:val="24"/>
-        </w:rPr>
-        <w:t>-2/24</w:t>
+        <w:t>2-2/24</w:t>
       </w:r>
       <w:r>
         <w:rPr>
@@ -2459,6 +2389,23 @@
         </w:rPr>
         <w:t>Setup interface to drive motors based on shared commands from ESP32 S3 Camera</w:t>
       </w:r>
+      <w:r>
+        <w:rPr>
+          <w:rFonts w:ascii="Times New Roman" w:eastAsia="Times New Roman" w:hAnsi="Times New Roman" w:cs="Times New Roman"/>
+          <w:sz w:val="24"/>
+          <w:szCs w:val="24"/>
+        </w:rPr>
+        <w:t xml:space="preserve"> </w:t>
+      </w:r>
+      <w:r>
+        <w:rPr>
+          <w:rFonts w:ascii="Times New Roman" w:eastAsia="Times New Roman" w:hAnsi="Times New Roman" w:cs="Times New Roman"/>
+          <w:color w:val="FF0000"/>
+          <w:sz w:val="24"/>
+          <w:szCs w:val="24"/>
+        </w:rPr>
+        <w:t>(DONE 2/28)</w:t>
+      </w:r>
     </w:p>
     <w:p>
       <w:pPr>
@@ -2808,6 +2755,15 @@
         </w:rPr>
         <w:t>ON/OFF/start/stop/left/right commands from motor control system interface</w:t>
       </w:r>
+      <w:r>
+        <w:rPr>
+          <w:rFonts w:ascii="Times New Roman" w:eastAsia="Times New Roman" w:hAnsi="Times New Roman" w:cs="Times New Roman"/>
+          <w:color w:val="FF0000"/>
+          <w:sz w:val="24"/>
+          <w:szCs w:val="24"/>
+        </w:rPr>
+        <w:t>(DONE 2/28)</w:t>
+      </w:r>
     </w:p>
     <w:p>
       <w:pPr>
@@ -2831,6 +2787,15 @@
         </w:rPr>
         <w:t>Setup start/stop commands from ESP32 camera that a user can send to start autonomous control</w:t>
       </w:r>
+      <w:r>
+        <w:rPr>
+          <w:rFonts w:ascii="Times New Roman" w:eastAsia="Times New Roman" w:hAnsi="Times New Roman" w:cs="Times New Roman"/>
+          <w:color w:val="FF0000"/>
+          <w:sz w:val="24"/>
+          <w:szCs w:val="24"/>
+        </w:rPr>
+        <w:t>(DONE 2/28)</w:t>
+      </w:r>
     </w:p>
     <w:p>
       <w:pPr>
@@ -2946,6 +2911,23 @@
         </w:rPr>
         <w:t>3D Model Hopper Trailer</w:t>
       </w:r>
+      <w:r>
+        <w:rPr>
+          <w:rFonts w:ascii="Times New Roman" w:eastAsia="Times New Roman" w:hAnsi="Times New Roman" w:cs="Times New Roman"/>
+          <w:sz w:val="24"/>
+          <w:szCs w:val="24"/>
+        </w:rPr>
+        <w:t xml:space="preserve"> </w:t>
+      </w:r>
+      <w:r>
+        <w:rPr>
+          <w:rFonts w:ascii="Times New Roman" w:eastAsia="Times New Roman" w:hAnsi="Times New Roman" w:cs="Times New Roman"/>
+          <w:color w:val="FF0000"/>
+          <w:sz w:val="24"/>
+          <w:szCs w:val="24"/>
+        </w:rPr>
+        <w:t>(DONE 2/28)</w:t>
+      </w:r>
     </w:p>
     <w:p>
       <w:pPr>
@@ -2968,6 +2950,23 @@
           <w:szCs w:val="24"/>
         </w:rPr>
         <w:t>Slice and print hopper trailer parts</w:t>
+      </w:r>
+      <w:r>
+        <w:rPr>
+          <w:rFonts w:ascii="Times New Roman" w:eastAsia="Times New Roman" w:hAnsi="Times New Roman" w:cs="Times New Roman"/>
+          <w:sz w:val="24"/>
+          <w:szCs w:val="24"/>
+        </w:rPr>
+        <w:t xml:space="preserve"> </w:t>
+      </w:r>
+      <w:r>
+        <w:rPr>
+          <w:rFonts w:ascii="Times New Roman" w:eastAsia="Times New Roman" w:hAnsi="Times New Roman" w:cs="Times New Roman"/>
+          <w:color w:val="FF0000"/>
+          <w:sz w:val="24"/>
+          <w:szCs w:val="24"/>
+        </w:rPr>
+        <w:t>(DONE 2/28)</w:t>
       </w:r>
     </w:p>
     <w:p>
@@ -3819,14 +3818,7 @@
           <w:i/>
           <w:iCs/>
         </w:rPr>
-        <w:t xml:space="preserve">Appendix </w:t>
-      </w:r>
-      <w:r>
-        <w:rPr>
-          <w:i/>
-          <w:iCs/>
-        </w:rPr>
-        <w:t>D</w:t>
+        <w:t>Appendix D</w:t>
       </w:r>
       <w:r>
         <w:t xml:space="preserve"> </w:t>
@@ -3835,19 +3827,7 @@
         <w:rPr>
           <w:color w:val="FF0000"/>
         </w:rPr>
-        <w:t>(Added on 2/2</w:t>
-      </w:r>
-      <w:r>
-        <w:rPr>
-          <w:color w:val="FF0000"/>
-        </w:rPr>
-        <w:t>6</w:t>
-      </w:r>
-      <w:r>
-        <w:rPr>
-          <w:color w:val="FF0000"/>
-        </w:rPr>
-        <w:t>/25)</w:t>
+        <w:t>(Added on 2/26/25)</w:t>
       </w:r>
     </w:p>
     <w:p>
@@ -4053,49 +4033,7 @@
           <w:sz w:val="24"/>
           <w:szCs w:val="24"/>
         </w:rPr>
-        <w:t xml:space="preserve">I have also made some design modifications to the original rover design I got from the </w:t>
-      </w:r>
-      <w:proofErr w:type="spellStart"/>
-      <w:r>
-        <w:rPr>
-          <w:rFonts w:ascii="Times New Roman" w:eastAsia="Times New Roman" w:hAnsi="Times New Roman" w:cs="Times New Roman"/>
-          <w:sz w:val="24"/>
-          <w:szCs w:val="24"/>
-        </w:rPr>
-        <w:t>instructables</w:t>
-      </w:r>
-      <w:proofErr w:type="spellEnd"/>
-      <w:r>
-        <w:rPr>
-          <w:rFonts w:ascii="Times New Roman" w:eastAsia="Times New Roman" w:hAnsi="Times New Roman" w:cs="Times New Roman"/>
-          <w:sz w:val="24"/>
-          <w:szCs w:val="24"/>
-        </w:rPr>
-        <w:t xml:space="preserve"> in the Appendix C. The frame initially did not work well with a soft rover body. I tested this with cardboard and found that the </w:t>
-      </w:r>
-      <w:r>
-        <w:rPr>
-          <w:rFonts w:ascii="Times New Roman" w:eastAsia="Times New Roman" w:hAnsi="Times New Roman" w:cs="Times New Roman"/>
-          <w:sz w:val="24"/>
-          <w:szCs w:val="24"/>
-        </w:rPr>
-        <w:t xml:space="preserve">suspension </w:t>
-      </w:r>
-      <w:r>
-        <w:rPr>
-          <w:rFonts w:ascii="Times New Roman" w:eastAsia="Times New Roman" w:hAnsi="Times New Roman" w:cs="Times New Roman"/>
-          <w:sz w:val="24"/>
-          <w:szCs w:val="24"/>
-        </w:rPr>
-        <w:t xml:space="preserve">bowed and would not allow the </w:t>
-      </w:r>
-      <w:r>
-        <w:rPr>
-          <w:rFonts w:ascii="Times New Roman" w:eastAsia="Times New Roman" w:hAnsi="Times New Roman" w:cs="Times New Roman"/>
-          <w:sz w:val="24"/>
-          <w:szCs w:val="24"/>
-        </w:rPr>
-        <w:t xml:space="preserve">wheels to turn. </w:t>
+        <w:t xml:space="preserve">I have also made some design modifications to the original rover design I got from the instructables in the Appendix C. The frame initially did not work well with a soft rover body. I tested this with cardboard and found that the suspension bowed and would not allow the wheels to turn. </w:t>
       </w:r>
     </w:p>
     <w:p>
@@ -4123,25 +4061,7 @@
           <w:sz w:val="24"/>
           <w:szCs w:val="24"/>
         </w:rPr>
-        <w:t xml:space="preserve">I started with a single support that went from body connector to body connector on the interior and then had a whole bunch of other ideas. I want to try and build a smaller frame that is more ergonomic and easier to replace, but that is a major stretch goal </w:t>
-      </w:r>
-      <w:proofErr w:type="spellStart"/>
-      <w:r>
-        <w:rPr>
-          <w:rFonts w:ascii="Times New Roman" w:eastAsia="Times New Roman" w:hAnsi="Times New Roman" w:cs="Times New Roman"/>
-          <w:sz w:val="24"/>
-          <w:szCs w:val="24"/>
-        </w:rPr>
-        <w:t>abit</w:t>
-      </w:r>
-      <w:proofErr w:type="spellEnd"/>
-      <w:r>
-        <w:rPr>
-          <w:rFonts w:ascii="Times New Roman" w:eastAsia="Times New Roman" w:hAnsi="Times New Roman" w:cs="Times New Roman"/>
-          <w:sz w:val="24"/>
-          <w:szCs w:val="24"/>
-        </w:rPr>
-        <w:t xml:space="preserve"> outside of the scope of the innovation on this project. If I get to this point I plan on using some of the 3d printed NASA hexagon fabric to cover the chassis and allow it to have a soft body which is easy to replace while still being really strong. </w:t>
+        <w:t xml:space="preserve">I started with a single support that went from body connector to body connector on the interior and then had a whole bunch of other ideas. I want to try and build a smaller frame that is more ergonomic and easier to replace, but that is a major stretch goal abit outside of the scope of the innovation on this project. If I get to this point I plan on using some of the 3d printed NASA hexagon fabric to cover the chassis and allow it to have a soft body which is easy to replace while still being really strong. </w:t>
       </w:r>
       <w:r>
         <w:rPr>
@@ -4923,55 +4843,7 @@
           <w:sz w:val="24"/>
           <w:szCs w:val="24"/>
         </w:rPr>
-        <w:t xml:space="preserve">Appendix </w:t>
-      </w:r>
-      <w:r>
-        <w:rPr>
-          <w:rFonts w:ascii="Times New Roman" w:eastAsia="Times New Roman" w:hAnsi="Times New Roman" w:cs="Times New Roman"/>
-          <w:sz w:val="24"/>
-          <w:szCs w:val="24"/>
-        </w:rPr>
-        <w:t>D</w:t>
-      </w:r>
-      <w:r>
-        <w:rPr>
-          <w:rFonts w:ascii="Times New Roman" w:eastAsia="Times New Roman" w:hAnsi="Times New Roman" w:cs="Times New Roman"/>
-          <w:sz w:val="24"/>
-          <w:szCs w:val="24"/>
-        </w:rPr>
-        <w:t>:</w:t>
-      </w:r>
-      <w:r>
-        <w:rPr>
-          <w:rFonts w:ascii="Times New Roman" w:eastAsia="Times New Roman" w:hAnsi="Times New Roman" w:cs="Times New Roman"/>
-          <w:sz w:val="24"/>
-          <w:szCs w:val="24"/>
-        </w:rPr>
-        <w:t xml:space="preserve"> LLM Object Detection Block diagram</w:t>
-      </w:r>
-      <w:r>
-        <w:rPr>
-          <w:rFonts w:ascii="Times New Roman" w:eastAsia="Times New Roman" w:hAnsi="Times New Roman" w:cs="Times New Roman"/>
-          <w:sz w:val="24"/>
-          <w:szCs w:val="24"/>
-        </w:rPr>
-        <w:t xml:space="preserve">– </w:t>
-      </w:r>
-      <w:r>
-        <w:rPr>
-          <w:rFonts w:ascii="Times New Roman" w:eastAsia="Times New Roman" w:hAnsi="Times New Roman" w:cs="Times New Roman"/>
-          <w:sz w:val="24"/>
-          <w:szCs w:val="24"/>
-        </w:rPr>
-        <w:t>LLMOBJBd</w:t>
-      </w:r>
-      <w:r>
-        <w:rPr>
-          <w:rFonts w:ascii="Times New Roman" w:eastAsia="Times New Roman" w:hAnsi="Times New Roman" w:cs="Times New Roman"/>
-          <w:sz w:val="24"/>
-          <w:szCs w:val="24"/>
-        </w:rPr>
-        <w:t>.png</w:t>
+        <w:t>Appendix D: LLM Object Detection Block diagram– LLMOBJBd.png</w:t>
       </w:r>
     </w:p>
     <w:p>
@@ -5083,41 +4955,13 @@
           <w:szCs w:val="24"/>
         </w:rPr>
       </w:pPr>
-      <w:proofErr w:type="spellStart"/>
       <w:r>
         <w:rPr>
           <w:rFonts w:ascii="Times New Roman" w:hAnsi="Times New Roman" w:cs="Times New Roman"/>
           <w:sz w:val="24"/>
           <w:szCs w:val="24"/>
         </w:rPr>
-        <w:t>FarmBot</w:t>
-      </w:r>
-      <w:proofErr w:type="spellEnd"/>
-      <w:r>
-        <w:rPr>
-          <w:rFonts w:ascii="Times New Roman" w:hAnsi="Times New Roman" w:cs="Times New Roman"/>
-          <w:sz w:val="24"/>
-          <w:szCs w:val="24"/>
-        </w:rPr>
-        <w:t xml:space="preserve">. (n.d.). </w:t>
-      </w:r>
-      <w:proofErr w:type="spellStart"/>
-      <w:r>
-        <w:rPr>
-          <w:rFonts w:ascii="Times New Roman" w:hAnsi="Times New Roman" w:cs="Times New Roman"/>
-          <w:sz w:val="24"/>
-          <w:szCs w:val="24"/>
-        </w:rPr>
-        <w:t>FarmBot</w:t>
-      </w:r>
-      <w:proofErr w:type="spellEnd"/>
-      <w:r>
-        <w:rPr>
-          <w:rFonts w:ascii="Times New Roman" w:hAnsi="Times New Roman" w:cs="Times New Roman"/>
-          <w:sz w:val="24"/>
-          <w:szCs w:val="24"/>
-        </w:rPr>
-        <w:t xml:space="preserve">: Open-source CNC farming. Retrieved February 18, 2025, from </w:t>
+        <w:t xml:space="preserve">FarmBot. (n.d.). FarmBot: Open-source CNC farming. Retrieved February 18, 2025, from </w:t>
       </w:r>
       <w:hyperlink r:id="rId13" w:history="1">
         <w:r>
@@ -5140,23 +4984,13 @@
           <w:szCs w:val="24"/>
         </w:rPr>
       </w:pPr>
-      <w:proofErr w:type="spellStart"/>
       <w:r>
         <w:rPr>
           <w:rFonts w:ascii="Times New Roman" w:hAnsi="Times New Roman" w:cs="Times New Roman"/>
           <w:sz w:val="24"/>
           <w:szCs w:val="24"/>
         </w:rPr>
-        <w:t>Instructables</w:t>
-      </w:r>
-      <w:proofErr w:type="spellEnd"/>
-      <w:r>
-        <w:rPr>
-          <w:rFonts w:ascii="Times New Roman" w:hAnsi="Times New Roman" w:cs="Times New Roman"/>
-          <w:sz w:val="24"/>
-          <w:szCs w:val="24"/>
-        </w:rPr>
-        <w:t xml:space="preserve">. (n.d.). </w:t>
+        <w:t xml:space="preserve">Instructables. (n.d.). </w:t>
       </w:r>
       <w:r>
         <w:rPr>
@@ -5174,25 +5008,7 @@
           <w:sz w:val="24"/>
           <w:szCs w:val="24"/>
         </w:rPr>
-        <w:t xml:space="preserve">. </w:t>
-      </w:r>
-      <w:proofErr w:type="spellStart"/>
-      <w:r>
-        <w:rPr>
-          <w:rFonts w:ascii="Times New Roman" w:hAnsi="Times New Roman" w:cs="Times New Roman"/>
-          <w:sz w:val="24"/>
-          <w:szCs w:val="24"/>
-        </w:rPr>
-        <w:t>Instructables</w:t>
-      </w:r>
-      <w:proofErr w:type="spellEnd"/>
-      <w:r>
-        <w:rPr>
-          <w:rFonts w:ascii="Times New Roman" w:hAnsi="Times New Roman" w:cs="Times New Roman"/>
-          <w:sz w:val="24"/>
-          <w:szCs w:val="24"/>
-        </w:rPr>
-        <w:t xml:space="preserve">. Retrieved [date], from </w:t>
+        <w:t xml:space="preserve">. Instructables. Retrieved [date], from </w:t>
       </w:r>
       <w:hyperlink r:id="rId14" w:tgtFrame="_new" w:history="1">
         <w:r>
@@ -5274,23 +5090,13 @@
           <w:szCs w:val="24"/>
         </w:rPr>
       </w:pPr>
-      <w:proofErr w:type="spellStart"/>
       <w:r>
         <w:rPr>
           <w:rFonts w:ascii="Times New Roman" w:hAnsi="Times New Roman" w:cs="Times New Roman"/>
           <w:sz w:val="24"/>
           <w:szCs w:val="24"/>
         </w:rPr>
-        <w:t>techiesms</w:t>
-      </w:r>
-      <w:proofErr w:type="spellEnd"/>
-      <w:r>
-        <w:rPr>
-          <w:rFonts w:ascii="Times New Roman" w:hAnsi="Times New Roman" w:cs="Times New Roman"/>
-          <w:sz w:val="24"/>
-          <w:szCs w:val="24"/>
-        </w:rPr>
-        <w:t>. (2025, January 20). AI vision project using ESP32Cam &amp; GPT-4o [Video]. YouTube. https://youtu.be/gZp9B_IiKCo</w:t>
+        <w:t>techiesms. (2025, January 20). AI vision project using ESP32Cam &amp; GPT-4o [Video]. YouTube. https://youtu.be/gZp9B_IiKCo</w:t>
       </w:r>
     </w:p>
     <w:sectPr>
@@ -7738,6 +7544,7 @@
   <w:style w:type="character" w:default="1" w:styleId="DefaultParagraphFont">
     <w:name w:val="Default Paragraph Font"/>
     <w:uiPriority w:val="1"/>
+    <w:semiHidden/>
     <w:unhideWhenUsed/>
   </w:style>
   <w:style w:type="table" w:default="1" w:styleId="TableNormal">

--- a/Docs/Rocha Innovation Brief.docx
+++ b/Docs/Rocha Innovation Brief.docx
@@ -29,6 +29,7 @@
           <w:szCs w:val="48"/>
         </w:rPr>
       </w:pPr>
+      <w:proofErr w:type="spellStart"/>
       <w:r>
         <w:rPr>
           <w:rFonts w:ascii="Times New Roman" w:eastAsia="Times New Roman" w:hAnsi="Times New Roman" w:cs="Times New Roman"/>
@@ -38,6 +39,7 @@
         </w:rPr>
         <w:t>SoilSpirit</w:t>
       </w:r>
+      <w:proofErr w:type="spellEnd"/>
     </w:p>
     <w:p>
       <w:pPr>
@@ -280,7 +282,7 @@
           <w:sz w:val="28"/>
           <w:szCs w:val="28"/>
         </w:rPr>
-        <w:t>1</w:t>
+        <w:t>3</w:t>
       </w:r>
       <w:r>
         <w:rPr>
@@ -442,7 +444,25 @@
           <w:sz w:val="24"/>
           <w:szCs w:val="24"/>
         </w:rPr>
-        <w:t>put into this layer of material. It leads to healthy plants and soil, reduces weeds, and allows for better water conditions for the plants (Dowding, 2024). SoilSpirit plans to reduce the physical strain on small farms and gardeners through the automation of compost and seed spreading. While also having a small enough footprint that it does not compact the soil or cause unwanted tilling/digging of the compost. It takes inspiration from simple autonomous vehicles for obstacle avoidance and the Mars rovers (Spirit, Curiosity, Perseverance) for its rocker-bogie suspension system.</w:t>
+        <w:t xml:space="preserve">put into this layer of material. It leads to healthy plants and soil, reduces weeds, and allows for better water conditions for the plants (Dowding, 2024). </w:t>
+      </w:r>
+      <w:proofErr w:type="spellStart"/>
+      <w:r>
+        <w:rPr>
+          <w:rFonts w:ascii="Times New Roman" w:eastAsia="Times New Roman" w:hAnsi="Times New Roman" w:cs="Times New Roman"/>
+          <w:sz w:val="24"/>
+          <w:szCs w:val="24"/>
+        </w:rPr>
+        <w:t>SoilSpirit</w:t>
+      </w:r>
+      <w:proofErr w:type="spellEnd"/>
+      <w:r>
+        <w:rPr>
+          <w:rFonts w:ascii="Times New Roman" w:eastAsia="Times New Roman" w:hAnsi="Times New Roman" w:cs="Times New Roman"/>
+          <w:sz w:val="24"/>
+          <w:szCs w:val="24"/>
+        </w:rPr>
+        <w:t xml:space="preserve"> plans to reduce the physical strain on small farms and gardeners through the automation of compost and seed spreading. While also having a small enough footprint that it does not compact the soil or cause unwanted tilling/digging of the compost. It takes inspiration from simple autonomous vehicles for obstacle avoidance and the Mars rovers (Spirit, Curiosity, Perseverance) for its rocker-bogie suspension system.</w:t>
       </w:r>
     </w:p>
     <w:p>
@@ -468,8 +488,27 @@
           <w:sz w:val="24"/>
           <w:szCs w:val="24"/>
         </w:rPr>
-        <w:t xml:space="preserve">The design of the product was heavily influenced by the Mars rovers and the 3d models of the initial prototype come from the Instructables tutorial in </w:t>
-      </w:r>
+        <w:t xml:space="preserve">The design of the product was heavily influenced by the Mars rovers and the 3d models of the initial prototype come from the </w:t>
+      </w:r>
+      <w:proofErr w:type="spellStart"/>
+      <w:r>
+        <w:rPr>
+          <w:rFonts w:ascii="Times New Roman" w:hAnsi="Times New Roman" w:cs="Times New Roman"/>
+          <w:sz w:val="24"/>
+          <w:szCs w:val="24"/>
+        </w:rPr>
+        <w:t>Instructables</w:t>
+      </w:r>
+      <w:proofErr w:type="spellEnd"/>
+      <w:r>
+        <w:rPr>
+          <w:rFonts w:ascii="Times New Roman" w:hAnsi="Times New Roman" w:cs="Times New Roman"/>
+          <w:sz w:val="24"/>
+          <w:szCs w:val="24"/>
+        </w:rPr>
+        <w:t xml:space="preserve"> tutorial in </w:t>
+      </w:r>
+      <w:proofErr w:type="spellStart"/>
       <w:r>
         <w:rPr>
           <w:rFonts w:ascii="Times New Roman" w:hAnsi="Times New Roman" w:cs="Times New Roman"/>
@@ -490,6 +529,7 @@
         </w:rPr>
         <w:t>C</w:t>
       </w:r>
+      <w:proofErr w:type="spellEnd"/>
       <w:r>
         <w:rPr>
           <w:rFonts w:ascii="Times New Roman" w:hAnsi="Times New Roman" w:cs="Times New Roman"/>
@@ -522,7 +562,25 @@
           <w:sz w:val="24"/>
           <w:szCs w:val="24"/>
         </w:rPr>
-        <w:t xml:space="preserve">direct iteration of the Rocker Bogie Mechanism popularized by the Mars rovers Curiosity and Perseverance. As for similar products, the closest to my idea is an autonomous spreader built by Raven Industries. It is an industrial vehicle that is autonomous. It is great for automation for large scale farms but would not benefit gardeners, homesteaders, and small-scale farms wanting to use no dig gardening. Another similar product that is of the same form factor/user is FarmBot. A CNC based garden bed that automates the process of growing food entirely. This company will be a direct competitor with the main difference being our modes of distribution. Their machine is directly attached to a garden bed whereas mine can drive around and be used for different types of gardens, farms, and homesteads. </w:t>
+        <w:t xml:space="preserve">direct iteration of the Rocker Bogie Mechanism popularized by the Mars rovers Curiosity and Perseverance. As for similar products, the closest to my idea is an autonomous spreader built by Raven Industries. It is an industrial vehicle that is autonomous. It is great for automation for large scale farms but would not benefit gardeners, homesteaders, and small-scale farms wanting to use no dig gardening. Another similar product that is of the same form factor/user is </w:t>
+      </w:r>
+      <w:proofErr w:type="spellStart"/>
+      <w:r>
+        <w:rPr>
+          <w:rFonts w:ascii="Times New Roman" w:hAnsi="Times New Roman" w:cs="Times New Roman"/>
+          <w:sz w:val="24"/>
+          <w:szCs w:val="24"/>
+        </w:rPr>
+        <w:t>FarmBot</w:t>
+      </w:r>
+      <w:proofErr w:type="spellEnd"/>
+      <w:r>
+        <w:rPr>
+          <w:rFonts w:ascii="Times New Roman" w:hAnsi="Times New Roman" w:cs="Times New Roman"/>
+          <w:sz w:val="24"/>
+          <w:szCs w:val="24"/>
+        </w:rPr>
+        <w:t xml:space="preserve">. A CNC based garden bed that automates the process of growing food entirely. This company will be a direct competitor with the main difference being our modes of distribution. Their machine is directly attached to a garden bed whereas mine can drive around and be used for different types of gardens, farms, and homesteads. </w:t>
       </w:r>
     </w:p>
     <w:p>
@@ -916,7 +974,27 @@
           <w:sz w:val="24"/>
           <w:szCs w:val="24"/>
         </w:rPr>
-        <w:t>Changed to 3 L298N(using 2 added complications to the circuit and power management)</w:t>
+        <w:t>Changed to 3 L298</w:t>
+      </w:r>
+      <w:proofErr w:type="gramStart"/>
+      <w:r>
+        <w:rPr>
+          <w:rFonts w:ascii="Times New Roman" w:eastAsia="Times New Roman" w:hAnsi="Times New Roman" w:cs="Times New Roman"/>
+          <w:color w:val="FF0000"/>
+          <w:sz w:val="24"/>
+          <w:szCs w:val="24"/>
+        </w:rPr>
+        <w:t>N(</w:t>
+      </w:r>
+      <w:proofErr w:type="gramEnd"/>
+      <w:r>
+        <w:rPr>
+          <w:rFonts w:ascii="Times New Roman" w:eastAsia="Times New Roman" w:hAnsi="Times New Roman" w:cs="Times New Roman"/>
+          <w:color w:val="FF0000"/>
+          <w:sz w:val="24"/>
+          <w:szCs w:val="24"/>
+        </w:rPr>
+        <w:t>using 2 added complications to the circuit and power management)</w:t>
       </w:r>
     </w:p>
     <w:p>
@@ -1205,6 +1283,7 @@
           <w:szCs w:val="24"/>
         </w:rPr>
       </w:pPr>
+      <w:proofErr w:type="spellStart"/>
       <w:r>
         <w:rPr>
           <w:rFonts w:ascii="Times New Roman" w:eastAsia="Times New Roman" w:hAnsi="Times New Roman" w:cs="Times New Roman"/>
@@ -1219,7 +1298,16 @@
           <w:sz w:val="24"/>
           <w:szCs w:val="24"/>
         </w:rPr>
-        <w:t>oilSpirit will be the first adaptation of Mars rover rocker-bogie suspension for agriculture and will make automation accessible to more people. On top of that it promotes a sustainable agricultural practice in making non-dig farming easier. Lastly, the incorporation of computer vision in a non-experimental realm will lead to this device being more robust and intelligent than most small-scale autonomous systems.</w:t>
+        <w:t>oilSpirit</w:t>
+      </w:r>
+      <w:proofErr w:type="spellEnd"/>
+      <w:r>
+        <w:rPr>
+          <w:rFonts w:ascii="Times New Roman" w:eastAsia="Times New Roman" w:hAnsi="Times New Roman" w:cs="Times New Roman"/>
+          <w:sz w:val="24"/>
+          <w:szCs w:val="24"/>
+        </w:rPr>
+        <w:t xml:space="preserve"> will be the first adaptation of Mars rover rocker-bogie suspension for agriculture and will make automation accessible to more people. On top of that it promotes a sustainable agricultural practice in making non-dig farming easier. Lastly, the incorporation of computer vision in a non-experimental realm will lead to this device being more robust and intelligent than most small-scale autonomous systems.</w:t>
       </w:r>
     </w:p>
     <w:p>
@@ -1288,7 +1376,25 @@
           <w:sz w:val="24"/>
           <w:szCs w:val="24"/>
         </w:rPr>
-        <w:t xml:space="preserve">gardeners, homesteaders, and small farm owners who are interested in no-dig farming or already practice it. However, this system could easily be extended including </w:t>
+        <w:t xml:space="preserve">gardeners, homesteaders, and small farm owners who are interested in </w:t>
+      </w:r>
+      <w:proofErr w:type="gramStart"/>
+      <w:r>
+        <w:rPr>
+          <w:rFonts w:ascii="Times New Roman" w:eastAsia="Times New Roman" w:hAnsi="Times New Roman" w:cs="Times New Roman"/>
+          <w:sz w:val="24"/>
+          <w:szCs w:val="24"/>
+        </w:rPr>
+        <w:t>no</w:t>
+      </w:r>
+      <w:proofErr w:type="gramEnd"/>
+      <w:r>
+        <w:rPr>
+          <w:rFonts w:ascii="Times New Roman" w:eastAsia="Times New Roman" w:hAnsi="Times New Roman" w:cs="Times New Roman"/>
+          <w:sz w:val="24"/>
+          <w:szCs w:val="24"/>
+        </w:rPr>
+        <w:t xml:space="preserve">-dig farming or already practice it. However, this system could easily be extended including </w:t>
       </w:r>
       <w:r>
         <w:rPr>
@@ -1336,7 +1442,45 @@
           <w:sz w:val="24"/>
           <w:szCs w:val="24"/>
         </w:rPr>
-        <w:t>this may very well become integrated with future iterations of rovers and space vehicles. Technology inspired by SoilSpirit could possibly be used for farming on other planets, if we ever get there, or as small-scale versions of the Mars rovers that are more accessible for smaller companies. SoilSpirit could also extend into disaster recovery and reconnaissance. A scaled-up version of this rover could be used for search and rescue, area mapping, and debris clearing.</w:t>
+        <w:t xml:space="preserve">this may very well become integrated with future iterations of rovers and space vehicles. Technology inspired by </w:t>
+      </w:r>
+      <w:proofErr w:type="spellStart"/>
+      <w:r>
+        <w:rPr>
+          <w:rFonts w:ascii="Times New Roman" w:eastAsia="Times New Roman" w:hAnsi="Times New Roman" w:cs="Times New Roman"/>
+          <w:sz w:val="24"/>
+          <w:szCs w:val="24"/>
+        </w:rPr>
+        <w:t>SoilSpirit</w:t>
+      </w:r>
+      <w:proofErr w:type="spellEnd"/>
+      <w:r>
+        <w:rPr>
+          <w:rFonts w:ascii="Times New Roman" w:eastAsia="Times New Roman" w:hAnsi="Times New Roman" w:cs="Times New Roman"/>
+          <w:sz w:val="24"/>
+          <w:szCs w:val="24"/>
+        </w:rPr>
+        <w:t xml:space="preserve"> could possibly be used for farming on other planets, if we ever get there, or as small-scale versions of the Mars rovers that are more accessible for smaller companies. </w:t>
+      </w:r>
+      <w:proofErr w:type="spellStart"/>
+      <w:proofErr w:type="gramStart"/>
+      <w:r>
+        <w:rPr>
+          <w:rFonts w:ascii="Times New Roman" w:eastAsia="Times New Roman" w:hAnsi="Times New Roman" w:cs="Times New Roman"/>
+          <w:sz w:val="24"/>
+          <w:szCs w:val="24"/>
+        </w:rPr>
+        <w:t>SoilSpirit</w:t>
+      </w:r>
+      <w:proofErr w:type="spellEnd"/>
+      <w:proofErr w:type="gramEnd"/>
+      <w:r>
+        <w:rPr>
+          <w:rFonts w:ascii="Times New Roman" w:eastAsia="Times New Roman" w:hAnsi="Times New Roman" w:cs="Times New Roman"/>
+          <w:sz w:val="24"/>
+          <w:szCs w:val="24"/>
+        </w:rPr>
+        <w:t xml:space="preserve"> could also extend into disaster recovery and reconnaissance. A scaled-up version of this rover could be used for search and rescue, area mapping, and debris clearing.</w:t>
       </w:r>
       <w:r>
         <w:rPr>
@@ -2346,16 +2490,36 @@
           <w:sz w:val="24"/>
           <w:szCs w:val="24"/>
         </w:rPr>
-        <w:t>(DONE 2/2</w:t>
-      </w:r>
-      <w:r>
-        <w:rPr>
-          <w:rFonts w:ascii="Times New Roman" w:eastAsia="Times New Roman" w:hAnsi="Times New Roman" w:cs="Times New Roman"/>
-          <w:color w:val="FF0000"/>
-          <w:sz w:val="24"/>
-          <w:szCs w:val="24"/>
-        </w:rPr>
-        <w:t>2-2/24</w:t>
+        <w:t>(DONE 2/</w:t>
+      </w:r>
+      <w:proofErr w:type="gramStart"/>
+      <w:r>
+        <w:rPr>
+          <w:rFonts w:ascii="Times New Roman" w:eastAsia="Times New Roman" w:hAnsi="Times New Roman" w:cs="Times New Roman"/>
+          <w:color w:val="FF0000"/>
+          <w:sz w:val="24"/>
+          <w:szCs w:val="24"/>
+        </w:rPr>
+        <w:t>2</w:t>
+      </w:r>
+      <w:r>
+        <w:rPr>
+          <w:rFonts w:ascii="Times New Roman" w:eastAsia="Times New Roman" w:hAnsi="Times New Roman" w:cs="Times New Roman"/>
+          <w:color w:val="FF0000"/>
+          <w:sz w:val="24"/>
+          <w:szCs w:val="24"/>
+        </w:rPr>
+        <w:t>2</w:t>
+      </w:r>
+      <w:proofErr w:type="gramEnd"/>
+      <w:r>
+        <w:rPr>
+          <w:rFonts w:ascii="Times New Roman" w:eastAsia="Times New Roman" w:hAnsi="Times New Roman" w:cs="Times New Roman"/>
+          <w:color w:val="FF0000"/>
+          <w:sz w:val="24"/>
+          <w:szCs w:val="24"/>
+        </w:rPr>
+        <w:t>-2/24</w:t>
       </w:r>
       <w:r>
         <w:rPr>
@@ -2626,7 +2790,27 @@
           <w:sz w:val="24"/>
           <w:szCs w:val="24"/>
         </w:rPr>
-        <w:t>, Changed from USART to wireless due to camera already calling LLM API(2/26/25)</w:t>
+        <w:t xml:space="preserve">, Changed from USART to wireless due to camera already calling LLM </w:t>
+      </w:r>
+      <w:proofErr w:type="gramStart"/>
+      <w:r>
+        <w:rPr>
+          <w:rFonts w:ascii="Times New Roman" w:eastAsia="Times New Roman" w:hAnsi="Times New Roman" w:cs="Times New Roman"/>
+          <w:color w:val="FF0000"/>
+          <w:sz w:val="24"/>
+          <w:szCs w:val="24"/>
+        </w:rPr>
+        <w:t>API(</w:t>
+      </w:r>
+      <w:proofErr w:type="gramEnd"/>
+      <w:r>
+        <w:rPr>
+          <w:rFonts w:ascii="Times New Roman" w:eastAsia="Times New Roman" w:hAnsi="Times New Roman" w:cs="Times New Roman"/>
+          <w:color w:val="FF0000"/>
+          <w:sz w:val="24"/>
+          <w:szCs w:val="24"/>
+        </w:rPr>
+        <w:t>2/26/25)</w:t>
       </w:r>
     </w:p>
     <w:p>
@@ -2649,7 +2833,16 @@
           <w:sz w:val="24"/>
           <w:szCs w:val="24"/>
         </w:rPr>
-        <w:t xml:space="preserve">Test detection of different objects, conditions, and distances </w:t>
+        <w:t xml:space="preserve">Test detection of different objects, conditions, and </w:t>
+      </w:r>
+      <w:proofErr w:type="gramStart"/>
+      <w:r>
+        <w:rPr>
+          <w:rFonts w:ascii="Times New Roman" w:eastAsia="Times New Roman" w:hAnsi="Times New Roman" w:cs="Times New Roman"/>
+          <w:sz w:val="24"/>
+          <w:szCs w:val="24"/>
+        </w:rPr>
+        <w:t xml:space="preserve">distances </w:t>
       </w:r>
       <w:r>
         <w:rPr>
@@ -2666,7 +2859,17 @@
           <w:sz w:val="24"/>
           <w:szCs w:val="24"/>
         </w:rPr>
-        <w:t>(DONE 2/2</w:t>
+        <w:t>(</w:t>
+      </w:r>
+      <w:proofErr w:type="gramEnd"/>
+      <w:r>
+        <w:rPr>
+          <w:rFonts w:ascii="Times New Roman" w:eastAsia="Times New Roman" w:hAnsi="Times New Roman" w:cs="Times New Roman"/>
+          <w:color w:val="FF0000"/>
+          <w:sz w:val="24"/>
+          <w:szCs w:val="24"/>
+        </w:rPr>
+        <w:t>DONE 2/2</w:t>
       </w:r>
       <w:r>
         <w:rPr>
@@ -2753,16 +2956,35 @@
           <w:sz w:val="24"/>
           <w:szCs w:val="24"/>
         </w:rPr>
-        <w:t>ON/OFF/start/stop/left/right commands from motor control system interface</w:t>
-      </w:r>
-      <w:r>
-        <w:rPr>
-          <w:rFonts w:ascii="Times New Roman" w:eastAsia="Times New Roman" w:hAnsi="Times New Roman" w:cs="Times New Roman"/>
-          <w:color w:val="FF0000"/>
-          <w:sz w:val="24"/>
-          <w:szCs w:val="24"/>
-        </w:rPr>
-        <w:t>(DONE 2/28)</w:t>
+        <w:t xml:space="preserve">ON/OFF/start/stop/left/right commands from motor control system </w:t>
+      </w:r>
+      <w:proofErr w:type="gramStart"/>
+      <w:r>
+        <w:rPr>
+          <w:rFonts w:ascii="Times New Roman" w:eastAsia="Times New Roman" w:hAnsi="Times New Roman" w:cs="Times New Roman"/>
+          <w:sz w:val="24"/>
+          <w:szCs w:val="24"/>
+        </w:rPr>
+        <w:t>interface</w:t>
+      </w:r>
+      <w:r>
+        <w:rPr>
+          <w:rFonts w:ascii="Times New Roman" w:eastAsia="Times New Roman" w:hAnsi="Times New Roman" w:cs="Times New Roman"/>
+          <w:color w:val="FF0000"/>
+          <w:sz w:val="24"/>
+          <w:szCs w:val="24"/>
+        </w:rPr>
+        <w:t>(</w:t>
+      </w:r>
+      <w:proofErr w:type="gramEnd"/>
+      <w:r>
+        <w:rPr>
+          <w:rFonts w:ascii="Times New Roman" w:eastAsia="Times New Roman" w:hAnsi="Times New Roman" w:cs="Times New Roman"/>
+          <w:color w:val="FF0000"/>
+          <w:sz w:val="24"/>
+          <w:szCs w:val="24"/>
+        </w:rPr>
+        <w:t>DONE 2/28)</w:t>
       </w:r>
     </w:p>
     <w:p>
@@ -2785,16 +3007,35 @@
           <w:sz w:val="24"/>
           <w:szCs w:val="24"/>
         </w:rPr>
-        <w:t>Setup start/stop commands from ESP32 camera that a user can send to start autonomous control</w:t>
-      </w:r>
-      <w:r>
-        <w:rPr>
-          <w:rFonts w:ascii="Times New Roman" w:eastAsia="Times New Roman" w:hAnsi="Times New Roman" w:cs="Times New Roman"/>
-          <w:color w:val="FF0000"/>
-          <w:sz w:val="24"/>
-          <w:szCs w:val="24"/>
-        </w:rPr>
-        <w:t>(DONE 2/28)</w:t>
+        <w:t xml:space="preserve">Setup start/stop commands from ESP32 camera that a user can send to start autonomous </w:t>
+      </w:r>
+      <w:proofErr w:type="gramStart"/>
+      <w:r>
+        <w:rPr>
+          <w:rFonts w:ascii="Times New Roman" w:eastAsia="Times New Roman" w:hAnsi="Times New Roman" w:cs="Times New Roman"/>
+          <w:sz w:val="24"/>
+          <w:szCs w:val="24"/>
+        </w:rPr>
+        <w:t>control</w:t>
+      </w:r>
+      <w:r>
+        <w:rPr>
+          <w:rFonts w:ascii="Times New Roman" w:eastAsia="Times New Roman" w:hAnsi="Times New Roman" w:cs="Times New Roman"/>
+          <w:color w:val="FF0000"/>
+          <w:sz w:val="24"/>
+          <w:szCs w:val="24"/>
+        </w:rPr>
+        <w:t>(</w:t>
+      </w:r>
+      <w:proofErr w:type="gramEnd"/>
+      <w:r>
+        <w:rPr>
+          <w:rFonts w:ascii="Times New Roman" w:eastAsia="Times New Roman" w:hAnsi="Times New Roman" w:cs="Times New Roman"/>
+          <w:color w:val="FF0000"/>
+          <w:sz w:val="24"/>
+          <w:szCs w:val="24"/>
+        </w:rPr>
+        <w:t>DONE 2/28)</w:t>
       </w:r>
     </w:p>
     <w:p>
@@ -2811,13 +3052,23 @@
           <w:szCs w:val="24"/>
         </w:rPr>
       </w:pPr>
-      <w:r>
-        <w:rPr>
-          <w:rFonts w:ascii="Times New Roman" w:eastAsia="Times New Roman" w:hAnsi="Times New Roman" w:cs="Times New Roman"/>
-          <w:sz w:val="24"/>
-          <w:szCs w:val="24"/>
-        </w:rPr>
-        <w:t>Setup ultrasonic sensors as an emergency stop</w:t>
+      <w:proofErr w:type="gramStart"/>
+      <w:r>
+        <w:rPr>
+          <w:rFonts w:ascii="Times New Roman" w:eastAsia="Times New Roman" w:hAnsi="Times New Roman" w:cs="Times New Roman"/>
+          <w:sz w:val="24"/>
+          <w:szCs w:val="24"/>
+        </w:rPr>
+        <w:t>Setup</w:t>
+      </w:r>
+      <w:proofErr w:type="gramEnd"/>
+      <w:r>
+        <w:rPr>
+          <w:rFonts w:ascii="Times New Roman" w:eastAsia="Times New Roman" w:hAnsi="Times New Roman" w:cs="Times New Roman"/>
+          <w:sz w:val="24"/>
+          <w:szCs w:val="24"/>
+        </w:rPr>
+        <w:t xml:space="preserve"> ultrasonic sensors as an emergency stop</w:t>
       </w:r>
     </w:p>
     <w:p>
@@ -3087,7 +3338,43 @@
           <w:sz w:val="24"/>
           <w:szCs w:val="24"/>
         </w:rPr>
-        <w:t xml:space="preserve">of the XIAOS3 Cam by connecting it to an LLM and feeding the image captured to the LLM by sending the base64 encoded version to an API. I plan on starting with Claude, and then moving over to a local open-source LLM I want to setup on my local router network, if time permits. </w:t>
+        <w:t xml:space="preserve">of the XIAOS3 Cam by connecting it to an LLM and feeding the image captured to the LLM by sending the base64 encoded version to an API. I plan on starting with </w:t>
+      </w:r>
+      <w:proofErr w:type="gramStart"/>
+      <w:r>
+        <w:rPr>
+          <w:rFonts w:ascii="Times New Roman" w:eastAsia="Times New Roman" w:hAnsi="Times New Roman" w:cs="Times New Roman"/>
+          <w:sz w:val="24"/>
+          <w:szCs w:val="24"/>
+        </w:rPr>
+        <w:t>Claude, and</w:t>
+      </w:r>
+      <w:proofErr w:type="gramEnd"/>
+      <w:r>
+        <w:rPr>
+          <w:rFonts w:ascii="Times New Roman" w:eastAsia="Times New Roman" w:hAnsi="Times New Roman" w:cs="Times New Roman"/>
+          <w:sz w:val="24"/>
+          <w:szCs w:val="24"/>
+        </w:rPr>
+        <w:t xml:space="preserve"> then moving over to a local open-source LLM</w:t>
+      </w:r>
+      <w:proofErr w:type="gramStart"/>
+      <w:r>
+        <w:rPr>
+          <w:rFonts w:ascii="Times New Roman" w:eastAsia="Times New Roman" w:hAnsi="Times New Roman" w:cs="Times New Roman"/>
+          <w:sz w:val="24"/>
+          <w:szCs w:val="24"/>
+        </w:rPr>
+        <w:t xml:space="preserve"> I want</w:t>
+      </w:r>
+      <w:proofErr w:type="gramEnd"/>
+      <w:r>
+        <w:rPr>
+          <w:rFonts w:ascii="Times New Roman" w:eastAsia="Times New Roman" w:hAnsi="Times New Roman" w:cs="Times New Roman"/>
+          <w:sz w:val="24"/>
+          <w:szCs w:val="24"/>
+        </w:rPr>
+        <w:t xml:space="preserve"> to setup on my local router network, if time permits. </w:t>
       </w:r>
       <w:r>
         <w:rPr>
@@ -3097,8 +3384,9 @@
           <w:sz w:val="24"/>
           <w:szCs w:val="24"/>
         </w:rPr>
-        <w:t xml:space="preserve">ESP32 cam </w:t>
-      </w:r>
+        <w:t xml:space="preserve">ESP32 </w:t>
+      </w:r>
+      <w:proofErr w:type="gramStart"/>
       <w:r>
         <w:rPr>
           <w:rFonts w:ascii="Times New Roman" w:eastAsia="Times New Roman" w:hAnsi="Times New Roman" w:cs="Times New Roman"/>
@@ -3107,11 +3395,14 @@
           <w:sz w:val="24"/>
           <w:szCs w:val="24"/>
         </w:rPr>
-        <w:t>using the FOMO(Faster Objects, More Objects) Object detection from Edge Impulse. If I run into issue with the AI model or run into walls with performance I will revert to classic computer vision algorithms and do some feature extractions for less precise but still working object detection.</w:t>
-      </w:r>
-      <w:r>
-        <w:rPr>
-          <w:rFonts w:ascii="Times New Roman" w:eastAsia="Times New Roman" w:hAnsi="Times New Roman" w:cs="Times New Roman"/>
+        <w:t>cam</w:t>
+      </w:r>
+      <w:proofErr w:type="gramEnd"/>
+      <w:r>
+        <w:rPr>
+          <w:rFonts w:ascii="Times New Roman" w:eastAsia="Times New Roman" w:hAnsi="Times New Roman" w:cs="Times New Roman"/>
+          <w:strike/>
+          <w:color w:val="FF0000"/>
           <w:sz w:val="24"/>
           <w:szCs w:val="24"/>
         </w:rPr>
@@ -3120,6 +3411,90 @@
       <w:r>
         <w:rPr>
           <w:rFonts w:ascii="Times New Roman" w:eastAsia="Times New Roman" w:hAnsi="Times New Roman" w:cs="Times New Roman"/>
+          <w:strike/>
+          <w:color w:val="FF0000"/>
+          <w:sz w:val="24"/>
+          <w:szCs w:val="24"/>
+        </w:rPr>
+        <w:t xml:space="preserve">using the </w:t>
+      </w:r>
+      <w:proofErr w:type="gramStart"/>
+      <w:r>
+        <w:rPr>
+          <w:rFonts w:ascii="Times New Roman" w:eastAsia="Times New Roman" w:hAnsi="Times New Roman" w:cs="Times New Roman"/>
+          <w:strike/>
+          <w:color w:val="FF0000"/>
+          <w:sz w:val="24"/>
+          <w:szCs w:val="24"/>
+        </w:rPr>
+        <w:t>FOMO(</w:t>
+      </w:r>
+      <w:proofErr w:type="gramEnd"/>
+      <w:r>
+        <w:rPr>
+          <w:rFonts w:ascii="Times New Roman" w:eastAsia="Times New Roman" w:hAnsi="Times New Roman" w:cs="Times New Roman"/>
+          <w:strike/>
+          <w:color w:val="FF0000"/>
+          <w:sz w:val="24"/>
+          <w:szCs w:val="24"/>
+        </w:rPr>
+        <w:t xml:space="preserve">Faster Objects, More Objects) Object detection from Edge Impulse. If I run into </w:t>
+      </w:r>
+      <w:proofErr w:type="gramStart"/>
+      <w:r>
+        <w:rPr>
+          <w:rFonts w:ascii="Times New Roman" w:eastAsia="Times New Roman" w:hAnsi="Times New Roman" w:cs="Times New Roman"/>
+          <w:strike/>
+          <w:color w:val="FF0000"/>
+          <w:sz w:val="24"/>
+          <w:szCs w:val="24"/>
+        </w:rPr>
+        <w:t>issue</w:t>
+      </w:r>
+      <w:proofErr w:type="gramEnd"/>
+      <w:r>
+        <w:rPr>
+          <w:rFonts w:ascii="Times New Roman" w:eastAsia="Times New Roman" w:hAnsi="Times New Roman" w:cs="Times New Roman"/>
+          <w:strike/>
+          <w:color w:val="FF0000"/>
+          <w:sz w:val="24"/>
+          <w:szCs w:val="24"/>
+        </w:rPr>
+        <w:t xml:space="preserve"> with the AI model or run into walls with </w:t>
+      </w:r>
+      <w:proofErr w:type="gramStart"/>
+      <w:r>
+        <w:rPr>
+          <w:rFonts w:ascii="Times New Roman" w:eastAsia="Times New Roman" w:hAnsi="Times New Roman" w:cs="Times New Roman"/>
+          <w:strike/>
+          <w:color w:val="FF0000"/>
+          <w:sz w:val="24"/>
+          <w:szCs w:val="24"/>
+        </w:rPr>
+        <w:t>performance</w:t>
+      </w:r>
+      <w:proofErr w:type="gramEnd"/>
+      <w:r>
+        <w:rPr>
+          <w:rFonts w:ascii="Times New Roman" w:eastAsia="Times New Roman" w:hAnsi="Times New Roman" w:cs="Times New Roman"/>
+          <w:strike/>
+          <w:color w:val="FF0000"/>
+          <w:sz w:val="24"/>
+          <w:szCs w:val="24"/>
+        </w:rPr>
+        <w:t xml:space="preserve"> I will revert to classic computer vision algorithms and do some feature extractions for less precise but still working object detection.</w:t>
+      </w:r>
+      <w:r>
+        <w:rPr>
+          <w:rFonts w:ascii="Times New Roman" w:eastAsia="Times New Roman" w:hAnsi="Times New Roman" w:cs="Times New Roman"/>
+          <w:sz w:val="24"/>
+          <w:szCs w:val="24"/>
+        </w:rPr>
+        <w:t xml:space="preserve"> </w:t>
+      </w:r>
+      <w:r>
+        <w:rPr>
+          <w:rFonts w:ascii="Times New Roman" w:eastAsia="Times New Roman" w:hAnsi="Times New Roman" w:cs="Times New Roman"/>
           <w:color w:val="FF0000"/>
           <w:sz w:val="24"/>
           <w:szCs w:val="24"/>
@@ -3148,7 +3523,16 @@
           <w:sz w:val="24"/>
           <w:szCs w:val="24"/>
         </w:rPr>
-        <w:t>-S</w:t>
+        <w:t>-</w:t>
+      </w:r>
+      <w:proofErr w:type="gramStart"/>
+      <w:r>
+        <w:rPr>
+          <w:rFonts w:ascii="Times New Roman" w:eastAsia="Times New Roman" w:hAnsi="Times New Roman" w:cs="Times New Roman"/>
+          <w:sz w:val="24"/>
+          <w:szCs w:val="24"/>
+        </w:rPr>
+        <w:t>S</w:t>
       </w:r>
       <w:r>
         <w:rPr>
@@ -3159,6 +3543,7 @@
         </w:rPr>
         <w:t>(</w:t>
       </w:r>
+      <w:proofErr w:type="gramEnd"/>
       <w:r>
         <w:rPr>
           <w:rFonts w:ascii="Times New Roman" w:eastAsia="Times New Roman" w:hAnsi="Times New Roman" w:cs="Times New Roman"/>
@@ -3407,16 +3792,37 @@
           <w:sz w:val="24"/>
           <w:szCs w:val="24"/>
         </w:rPr>
-        <w:t>connected through USART</w:t>
-      </w:r>
-      <w:r>
-        <w:rPr>
-          <w:rFonts w:ascii="Times New Roman" w:eastAsia="Times New Roman" w:hAnsi="Times New Roman" w:cs="Times New Roman"/>
-          <w:color w:val="FF0000"/>
-          <w:sz w:val="24"/>
-          <w:szCs w:val="24"/>
-        </w:rPr>
-        <w:t>(Changed on 2/26/2025)</w:t>
+        <w:t xml:space="preserve">connected through </w:t>
+      </w:r>
+      <w:proofErr w:type="gramStart"/>
+      <w:r>
+        <w:rPr>
+          <w:rFonts w:ascii="Times New Roman" w:eastAsia="Times New Roman" w:hAnsi="Times New Roman" w:cs="Times New Roman"/>
+          <w:strike/>
+          <w:color w:val="FF0000"/>
+          <w:sz w:val="24"/>
+          <w:szCs w:val="24"/>
+        </w:rPr>
+        <w:t>USART</w:t>
+      </w:r>
+      <w:r>
+        <w:rPr>
+          <w:rFonts w:ascii="Times New Roman" w:eastAsia="Times New Roman" w:hAnsi="Times New Roman" w:cs="Times New Roman"/>
+          <w:color w:val="FF0000"/>
+          <w:sz w:val="24"/>
+          <w:szCs w:val="24"/>
+        </w:rPr>
+        <w:t>(</w:t>
+      </w:r>
+      <w:proofErr w:type="gramEnd"/>
+      <w:r>
+        <w:rPr>
+          <w:rFonts w:ascii="Times New Roman" w:eastAsia="Times New Roman" w:hAnsi="Times New Roman" w:cs="Times New Roman"/>
+          <w:color w:val="FF0000"/>
+          <w:sz w:val="24"/>
+          <w:szCs w:val="24"/>
+        </w:rPr>
+        <w:t>Changed on 2/26/2025)</w:t>
       </w:r>
       <w:r>
         <w:rPr>
@@ -3545,7 +3951,43 @@
           <w:sz w:val="24"/>
           <w:szCs w:val="24"/>
         </w:rPr>
-        <w:t xml:space="preserve">powered using pulse width modulation on Left/Right commands. The DC motors will be powered ON/OFF/Forward/Backwards depending on commands from the ESP32 Camera. As a backup object detection system there will also be an ultrasonic sensor used for emergency object detection in case that the camera goes offline or misses something. As stated earlier the mechanical design of the rovers rocker-bogie suspension system was predesigned but I only plan on using the suspension and will be using a custom chassis and slightly different electronics. </w:t>
+        <w:t xml:space="preserve">powered using pulse width modulation on Left/Right commands. The DC motors will be powered ON/OFF/Forward/Backwards depending on commands from the ESP32 Camera. As a backup object detection system there will also be an ultrasonic sensor used for emergency object detection in case that the camera goes offline or misses something. As stated </w:t>
+      </w:r>
+      <w:proofErr w:type="gramStart"/>
+      <w:r>
+        <w:rPr>
+          <w:rFonts w:ascii="Times New Roman" w:eastAsia="Times New Roman" w:hAnsi="Times New Roman" w:cs="Times New Roman"/>
+          <w:sz w:val="24"/>
+          <w:szCs w:val="24"/>
+        </w:rPr>
+        <w:t>earlier</w:t>
+      </w:r>
+      <w:proofErr w:type="gramEnd"/>
+      <w:r>
+        <w:rPr>
+          <w:rFonts w:ascii="Times New Roman" w:eastAsia="Times New Roman" w:hAnsi="Times New Roman" w:cs="Times New Roman"/>
+          <w:sz w:val="24"/>
+          <w:szCs w:val="24"/>
+        </w:rPr>
+        <w:t xml:space="preserve"> the mechanical design of the </w:t>
+      </w:r>
+      <w:proofErr w:type="gramStart"/>
+      <w:r>
+        <w:rPr>
+          <w:rFonts w:ascii="Times New Roman" w:eastAsia="Times New Roman" w:hAnsi="Times New Roman" w:cs="Times New Roman"/>
+          <w:sz w:val="24"/>
+          <w:szCs w:val="24"/>
+        </w:rPr>
+        <w:t>rovers</w:t>
+      </w:r>
+      <w:proofErr w:type="gramEnd"/>
+      <w:r>
+        <w:rPr>
+          <w:rFonts w:ascii="Times New Roman" w:eastAsia="Times New Roman" w:hAnsi="Times New Roman" w:cs="Times New Roman"/>
+          <w:sz w:val="24"/>
+          <w:szCs w:val="24"/>
+        </w:rPr>
+        <w:t xml:space="preserve"> rocker-bogie suspension system was predesigned but I only plan on using the suspension and will be using a custom chassis and slightly different electronics. </w:t>
       </w:r>
       <w:r>
         <w:rPr>
@@ -3554,7 +3996,25 @@
           <w:szCs w:val="24"/>
         </w:rPr>
         <w:br/>
-        <w:t>As for the Hopper trailer, this will be 3D printed and contain no electronics. It will consist of a hopper module that feeds the fertilizer/seed to a trap door which is opened/closed based on a spring which will be connected to the rover so that upon it moving the trap door will open/close.</w:t>
+        <w:t xml:space="preserve">As for the Hopper trailer, this will be </w:t>
+      </w:r>
+      <w:proofErr w:type="gramStart"/>
+      <w:r>
+        <w:rPr>
+          <w:rFonts w:ascii="Times New Roman" w:eastAsia="Times New Roman" w:hAnsi="Times New Roman" w:cs="Times New Roman"/>
+          <w:sz w:val="24"/>
+          <w:szCs w:val="24"/>
+        </w:rPr>
+        <w:t>3D printed</w:t>
+      </w:r>
+      <w:proofErr w:type="gramEnd"/>
+      <w:r>
+        <w:rPr>
+          <w:rFonts w:ascii="Times New Roman" w:eastAsia="Times New Roman" w:hAnsi="Times New Roman" w:cs="Times New Roman"/>
+          <w:sz w:val="24"/>
+          <w:szCs w:val="24"/>
+        </w:rPr>
+        <w:t xml:space="preserve"> and contain no electronics. It will consist of a hopper module that feeds the fertilizer/seed to a trap door which is opened/closed based on a spring which will be connected to the rover so that upon it moving the trap door will open/close.</w:t>
       </w:r>
       <w:r>
         <w:rPr>
@@ -3666,7 +4126,47 @@
         <w:spacing w:before="120"/>
       </w:pPr>
       <w:r>
-        <w:t xml:space="preserve">I started the circuit design with the schematic below. However, I soon found that the 6V supply was not enough to get my rover moving on carpet let alone grass. I did not however have a 12V supply initially so I powered my initial prototype by wiring 2 6V packs in series and using a 9V battery to power the servos/microcontroller. As for the XIAO Camera I have a </w:t>
+        <w:t xml:space="preserve">I started the circuit design with the schematic below. However, I soon found that the 6V supply was not enough to get my rover moving on carpet let alone grass. I did </w:t>
+      </w:r>
+      <w:r>
+        <w:t>not, however,</w:t>
+      </w:r>
+      <w:r>
+        <w:t xml:space="preserve"> have a 12V supply initially so I powered my initial prototype by wiring 2 6V packs in series and using a 9V battery to power the servos/microcontroller. As for the XIAO Camera I have a </w:t>
+      </w:r>
+      <w:r>
+        <w:t xml:space="preserve">small rechargeable LiPo battery that I plan on plugging into some leads I soldered to the XIAO Camera. </w:t>
+      </w:r>
+      <w:r>
+        <w:rPr>
+          <w:color w:val="FF0000"/>
+        </w:rPr>
+        <w:t>(Added 3/3/2025)</w:t>
+      </w:r>
+    </w:p>
+    <w:p>
+      <w:pPr>
+        <w:spacing w:before="120"/>
+      </w:pPr>
+      <w:r>
+        <w:t xml:space="preserve">The command queue server is </w:t>
+      </w:r>
+      <w:proofErr w:type="spellStart"/>
+      <w:r>
+        <w:t>Zimaboard</w:t>
+      </w:r>
+      <w:proofErr w:type="spellEnd"/>
+      <w:r>
+        <w:t xml:space="preserve"> NAS that hosts the server using a docker image. This allows the rover and camera to easily communicate through the NAS which was much more stable than the communications between the devices themselves. </w:t>
+      </w:r>
+      <w:r>
+        <w:rPr>
+          <w:color w:val="FF0000"/>
+        </w:rPr>
+        <w:t>(Added 3/3/2025)</w:t>
+      </w:r>
+      <w:r>
+        <w:t xml:space="preserve"> </w:t>
       </w:r>
     </w:p>
     <w:p>
@@ -4033,7 +4533,25 @@
           <w:sz w:val="24"/>
           <w:szCs w:val="24"/>
         </w:rPr>
-        <w:t xml:space="preserve">I have also made some design modifications to the original rover design I got from the instructables in the Appendix C. The frame initially did not work well with a soft rover body. I tested this with cardboard and found that the suspension bowed and would not allow the wheels to turn. </w:t>
+        <w:t xml:space="preserve">I have also made some design modifications to the original rover design I got from the </w:t>
+      </w:r>
+      <w:proofErr w:type="spellStart"/>
+      <w:r>
+        <w:rPr>
+          <w:rFonts w:ascii="Times New Roman" w:eastAsia="Times New Roman" w:hAnsi="Times New Roman" w:cs="Times New Roman"/>
+          <w:sz w:val="24"/>
+          <w:szCs w:val="24"/>
+        </w:rPr>
+        <w:t>instructables</w:t>
+      </w:r>
+      <w:proofErr w:type="spellEnd"/>
+      <w:r>
+        <w:rPr>
+          <w:rFonts w:ascii="Times New Roman" w:eastAsia="Times New Roman" w:hAnsi="Times New Roman" w:cs="Times New Roman"/>
+          <w:sz w:val="24"/>
+          <w:szCs w:val="24"/>
+        </w:rPr>
+        <w:t xml:space="preserve"> in the Appendix C. The frame initially did not work well with a soft rover body. I tested this with cardboard and found that the suspension bowed and would not allow the wheels to turn. </w:t>
       </w:r>
     </w:p>
     <w:p>
@@ -4045,23 +4563,117 @@
           <w:szCs w:val="24"/>
         </w:rPr>
       </w:pPr>
-    </w:p>
-    <w:p>
-      <w:pPr>
-        <w:spacing w:before="120"/>
-        <w:rPr>
-          <w:rFonts w:ascii="Times New Roman" w:eastAsia="Times New Roman" w:hAnsi="Times New Roman" w:cs="Times New Roman"/>
-          <w:sz w:val="24"/>
-          <w:szCs w:val="24"/>
-        </w:rPr>
-      </w:pPr>
-      <w:r>
-        <w:rPr>
-          <w:rFonts w:ascii="Times New Roman" w:eastAsia="Times New Roman" w:hAnsi="Times New Roman" w:cs="Times New Roman"/>
-          <w:sz w:val="24"/>
-          <w:szCs w:val="24"/>
-        </w:rPr>
-        <w:t xml:space="preserve">I started with a single support that went from body connector to body connector on the interior and then had a whole bunch of other ideas. I want to try and build a smaller frame that is more ergonomic and easier to replace, but that is a major stretch goal abit outside of the scope of the innovation on this project. If I get to this point I plan on using some of the 3d printed NASA hexagon fabric to cover the chassis and allow it to have a soft body which is easy to replace while still being really strong. </w:t>
+      <w:r>
+        <w:rPr>
+          <w:rFonts w:ascii="Times New Roman" w:eastAsia="Times New Roman" w:hAnsi="Times New Roman" w:cs="Times New Roman"/>
+          <w:sz w:val="24"/>
+          <w:szCs w:val="24"/>
+        </w:rPr>
+        <w:t xml:space="preserve">I started with a single support that went from body connector to body connector on the interior and then had a whole bunch of other ideas. I </w:t>
+      </w:r>
+      <w:r>
+        <w:rPr>
+          <w:rFonts w:ascii="Times New Roman" w:eastAsia="Times New Roman" w:hAnsi="Times New Roman" w:cs="Times New Roman"/>
+          <w:sz w:val="24"/>
+          <w:szCs w:val="24"/>
+        </w:rPr>
+        <w:t xml:space="preserve">then </w:t>
+      </w:r>
+      <w:r>
+        <w:rPr>
+          <w:rFonts w:ascii="Times New Roman" w:eastAsia="Times New Roman" w:hAnsi="Times New Roman" w:cs="Times New Roman"/>
+          <w:sz w:val="24"/>
+          <w:szCs w:val="24"/>
+        </w:rPr>
+        <w:t>want</w:t>
+      </w:r>
+      <w:r>
+        <w:rPr>
+          <w:rFonts w:ascii="Times New Roman" w:eastAsia="Times New Roman" w:hAnsi="Times New Roman" w:cs="Times New Roman"/>
+          <w:sz w:val="24"/>
+          <w:szCs w:val="24"/>
+        </w:rPr>
+        <w:t>ed</w:t>
+      </w:r>
+      <w:r>
+        <w:rPr>
+          <w:rFonts w:ascii="Times New Roman" w:eastAsia="Times New Roman" w:hAnsi="Times New Roman" w:cs="Times New Roman"/>
+          <w:sz w:val="24"/>
+          <w:szCs w:val="24"/>
+        </w:rPr>
+        <w:t xml:space="preserve"> to try and build a smaller frame that is more ergonomic and easier to replace, but that is a major stretch goal </w:t>
+      </w:r>
+      <w:proofErr w:type="spellStart"/>
+      <w:proofErr w:type="gramStart"/>
+      <w:r>
+        <w:rPr>
+          <w:rFonts w:ascii="Times New Roman" w:eastAsia="Times New Roman" w:hAnsi="Times New Roman" w:cs="Times New Roman"/>
+          <w:sz w:val="24"/>
+          <w:szCs w:val="24"/>
+        </w:rPr>
+        <w:t>abit</w:t>
+      </w:r>
+      <w:proofErr w:type="spellEnd"/>
+      <w:proofErr w:type="gramEnd"/>
+      <w:r>
+        <w:rPr>
+          <w:rFonts w:ascii="Times New Roman" w:eastAsia="Times New Roman" w:hAnsi="Times New Roman" w:cs="Times New Roman"/>
+          <w:sz w:val="24"/>
+          <w:szCs w:val="24"/>
+        </w:rPr>
+        <w:t xml:space="preserve"> outside of the scope of the innovation on this project. If I get to this </w:t>
+      </w:r>
+      <w:r>
+        <w:rPr>
+          <w:rFonts w:ascii="Times New Roman" w:eastAsia="Times New Roman" w:hAnsi="Times New Roman" w:cs="Times New Roman"/>
+          <w:sz w:val="24"/>
+          <w:szCs w:val="24"/>
+        </w:rPr>
+        <w:t>point,</w:t>
+      </w:r>
+      <w:r>
+        <w:rPr>
+          <w:rFonts w:ascii="Times New Roman" w:eastAsia="Times New Roman" w:hAnsi="Times New Roman" w:cs="Times New Roman"/>
+          <w:sz w:val="24"/>
+          <w:szCs w:val="24"/>
+        </w:rPr>
+        <w:t xml:space="preserve"> I plan on using some of the </w:t>
+      </w:r>
+      <w:proofErr w:type="gramStart"/>
+      <w:r>
+        <w:rPr>
+          <w:rFonts w:ascii="Times New Roman" w:eastAsia="Times New Roman" w:hAnsi="Times New Roman" w:cs="Times New Roman"/>
+          <w:sz w:val="24"/>
+          <w:szCs w:val="24"/>
+        </w:rPr>
+        <w:t>3d</w:t>
+      </w:r>
+      <w:proofErr w:type="gramEnd"/>
+      <w:r>
+        <w:rPr>
+          <w:rFonts w:ascii="Times New Roman" w:eastAsia="Times New Roman" w:hAnsi="Times New Roman" w:cs="Times New Roman"/>
+          <w:sz w:val="24"/>
+          <w:szCs w:val="24"/>
+        </w:rPr>
+        <w:t xml:space="preserve"> printed NASA hexagon fabric to cover the chassis and allow it to have a soft body which is easy to replace while still being </w:t>
+      </w:r>
+      <w:proofErr w:type="gramStart"/>
+      <w:r>
+        <w:rPr>
+          <w:rFonts w:ascii="Times New Roman" w:eastAsia="Times New Roman" w:hAnsi="Times New Roman" w:cs="Times New Roman"/>
+          <w:sz w:val="24"/>
+          <w:szCs w:val="24"/>
+        </w:rPr>
+        <w:t>really strong</w:t>
+      </w:r>
+      <w:proofErr w:type="gramEnd"/>
+      <w:r>
+        <w:rPr>
+          <w:rFonts w:ascii="Times New Roman" w:eastAsia="Times New Roman" w:hAnsi="Times New Roman" w:cs="Times New Roman"/>
+          <w:sz w:val="24"/>
+          <w:szCs w:val="24"/>
+        </w:rPr>
+        <w:t xml:space="preserve">. </w:t>
       </w:r>
       <w:r>
         <w:rPr>
@@ -4285,7 +4897,25 @@
           <w:sz w:val="24"/>
           <w:szCs w:val="24"/>
         </w:rPr>
-        <w:t xml:space="preserve">This project will go through testing and evaluation across many different levels. Each system will be broken up into modular parts and tested independently (unit tests) and in junction with other systems (integration tests). Each section of the evaluation criteria represents one system and will be tested as such. </w:t>
+        <w:t xml:space="preserve">This project will go through testing and evaluation across many different levels. Each system will be </w:t>
+      </w:r>
+      <w:proofErr w:type="gramStart"/>
+      <w:r>
+        <w:rPr>
+          <w:rFonts w:ascii="Times New Roman" w:eastAsia="Times New Roman" w:hAnsi="Times New Roman" w:cs="Times New Roman"/>
+          <w:sz w:val="24"/>
+          <w:szCs w:val="24"/>
+        </w:rPr>
+        <w:t>broken up</w:t>
+      </w:r>
+      <w:proofErr w:type="gramEnd"/>
+      <w:r>
+        <w:rPr>
+          <w:rFonts w:ascii="Times New Roman" w:eastAsia="Times New Roman" w:hAnsi="Times New Roman" w:cs="Times New Roman"/>
+          <w:sz w:val="24"/>
+          <w:szCs w:val="24"/>
+        </w:rPr>
+        <w:t xml:space="preserve"> into modular parts and tested independently (unit tests) and in junction with other systems (integration tests). Each section of the evaluation criteria represents one system and will be tested as such. </w:t>
       </w:r>
       <w:r>
         <w:rPr>
@@ -4301,7 +4931,25 @@
           <w:sz w:val="24"/>
           <w:szCs w:val="24"/>
         </w:rPr>
-        <w:t xml:space="preserve"> for example, the motor control of each wheel module will be tested independently and then together, then as a whole for the rover, then also integrated as part of the full autonomous system. On top of this the requirements I stated at the beginning of this brief either need to be met or show areas that need improvement. For clarity</w:t>
+        <w:t xml:space="preserve"> for example, the motor control of each wheel module will be tested independently and then together, then </w:t>
+      </w:r>
+      <w:proofErr w:type="gramStart"/>
+      <w:r>
+        <w:rPr>
+          <w:rFonts w:ascii="Times New Roman" w:eastAsia="Times New Roman" w:hAnsi="Times New Roman" w:cs="Times New Roman"/>
+          <w:sz w:val="24"/>
+          <w:szCs w:val="24"/>
+        </w:rPr>
+        <w:t>as a whole for</w:t>
+      </w:r>
+      <w:proofErr w:type="gramEnd"/>
+      <w:r>
+        <w:rPr>
+          <w:rFonts w:ascii="Times New Roman" w:eastAsia="Times New Roman" w:hAnsi="Times New Roman" w:cs="Times New Roman"/>
+          <w:sz w:val="24"/>
+          <w:szCs w:val="24"/>
+        </w:rPr>
+        <w:t xml:space="preserve"> the rover, then also integrated as part of the full autonomous system. On top of this the requirements I stated at the beginning of this brief either need to be met or show areas that need improvement. For clarity</w:t>
       </w:r>
       <w:r>
         <w:rPr>
@@ -4649,7 +5297,27 @@
           <w:i/>
           <w:u w:val="single"/>
         </w:rPr>
-        <w:t>Note: This section must completed prior to SIP403/409.</w:t>
+        <w:t xml:space="preserve">Note: This section must </w:t>
+      </w:r>
+      <w:proofErr w:type="gramStart"/>
+      <w:r>
+        <w:rPr>
+          <w:rFonts w:ascii="Times New Roman" w:eastAsia="Times New Roman" w:hAnsi="Times New Roman" w:cs="Times New Roman"/>
+          <w:b/>
+          <w:i/>
+          <w:u w:val="single"/>
+        </w:rPr>
+        <w:t>completed</w:t>
+      </w:r>
+      <w:proofErr w:type="gramEnd"/>
+      <w:r>
+        <w:rPr>
+          <w:rFonts w:ascii="Times New Roman" w:eastAsia="Times New Roman" w:hAnsi="Times New Roman" w:cs="Times New Roman"/>
+          <w:b/>
+          <w:i/>
+          <w:u w:val="single"/>
+        </w:rPr>
+        <w:t xml:space="preserve"> prior to SIP403/409.</w:t>
       </w:r>
     </w:p>
     <w:p>
@@ -4667,7 +5335,43 @@
           <w:sz w:val="24"/>
           <w:szCs w:val="24"/>
         </w:rPr>
-        <w:t>Provide an in-depth description of the completion assessment of your project. Describe how well the completed components function and highlight the innovative facets of your design.  This is sometimes known as a “Post-Mortem” or “Lessons-Learned Report”.  A good approach for this section is to answer the following 4 questions:  “What went right?  What went wrong? What was learned throughout the process? What would be done differently if you had to do it again?</w:t>
+        <w:t xml:space="preserve">Provide an in-depth description of the completion assessment of your project. Describe how well the </w:t>
+      </w:r>
+      <w:proofErr w:type="gramStart"/>
+      <w:r>
+        <w:rPr>
+          <w:rFonts w:ascii="Times New Roman" w:eastAsia="Times New Roman" w:hAnsi="Times New Roman" w:cs="Times New Roman"/>
+          <w:sz w:val="24"/>
+          <w:szCs w:val="24"/>
+        </w:rPr>
+        <w:t>completed</w:t>
+      </w:r>
+      <w:proofErr w:type="gramEnd"/>
+      <w:r>
+        <w:rPr>
+          <w:rFonts w:ascii="Times New Roman" w:eastAsia="Times New Roman" w:hAnsi="Times New Roman" w:cs="Times New Roman"/>
+          <w:sz w:val="24"/>
+          <w:szCs w:val="24"/>
+        </w:rPr>
+        <w:t xml:space="preserve"> components function and highlight the innovative facets of your design.  This is sometimes known as a “Post-Mortem” or “Lessons-Learned Report”.  A good approach for this section is to answer the following 4 questions</w:t>
+      </w:r>
+      <w:proofErr w:type="gramStart"/>
+      <w:r>
+        <w:rPr>
+          <w:rFonts w:ascii="Times New Roman" w:eastAsia="Times New Roman" w:hAnsi="Times New Roman" w:cs="Times New Roman"/>
+          <w:sz w:val="24"/>
+          <w:szCs w:val="24"/>
+        </w:rPr>
+        <w:t>:  “</w:t>
+      </w:r>
+      <w:proofErr w:type="gramEnd"/>
+      <w:r>
+        <w:rPr>
+          <w:rFonts w:ascii="Times New Roman" w:eastAsia="Times New Roman" w:hAnsi="Times New Roman" w:cs="Times New Roman"/>
+          <w:sz w:val="24"/>
+          <w:szCs w:val="24"/>
+        </w:rPr>
+        <w:t>What went right?  What went wrong? What was learned throughout the process? What would be done differently if you had to do it again?</w:t>
       </w:r>
     </w:p>
     <w:p>
@@ -4955,13 +5659,41 @@
           <w:szCs w:val="24"/>
         </w:rPr>
       </w:pPr>
+      <w:proofErr w:type="spellStart"/>
       <w:r>
         <w:rPr>
           <w:rFonts w:ascii="Times New Roman" w:hAnsi="Times New Roman" w:cs="Times New Roman"/>
           <w:sz w:val="24"/>
           <w:szCs w:val="24"/>
         </w:rPr>
-        <w:t xml:space="preserve">FarmBot. (n.d.). FarmBot: Open-source CNC farming. Retrieved February 18, 2025, from </w:t>
+        <w:t>FarmBot</w:t>
+      </w:r>
+      <w:proofErr w:type="spellEnd"/>
+      <w:r>
+        <w:rPr>
+          <w:rFonts w:ascii="Times New Roman" w:hAnsi="Times New Roman" w:cs="Times New Roman"/>
+          <w:sz w:val="24"/>
+          <w:szCs w:val="24"/>
+        </w:rPr>
+        <w:t xml:space="preserve">. (n.d.). </w:t>
+      </w:r>
+      <w:proofErr w:type="spellStart"/>
+      <w:r>
+        <w:rPr>
+          <w:rFonts w:ascii="Times New Roman" w:hAnsi="Times New Roman" w:cs="Times New Roman"/>
+          <w:sz w:val="24"/>
+          <w:szCs w:val="24"/>
+        </w:rPr>
+        <w:t>FarmBot</w:t>
+      </w:r>
+      <w:proofErr w:type="spellEnd"/>
+      <w:r>
+        <w:rPr>
+          <w:rFonts w:ascii="Times New Roman" w:hAnsi="Times New Roman" w:cs="Times New Roman"/>
+          <w:sz w:val="24"/>
+          <w:szCs w:val="24"/>
+        </w:rPr>
+        <w:t xml:space="preserve">: Open-source CNC farming. Retrieved February 18, 2025, from </w:t>
       </w:r>
       <w:hyperlink r:id="rId13" w:history="1">
         <w:r>
@@ -4984,13 +5716,23 @@
           <w:szCs w:val="24"/>
         </w:rPr>
       </w:pPr>
+      <w:proofErr w:type="spellStart"/>
       <w:r>
         <w:rPr>
           <w:rFonts w:ascii="Times New Roman" w:hAnsi="Times New Roman" w:cs="Times New Roman"/>
           <w:sz w:val="24"/>
           <w:szCs w:val="24"/>
         </w:rPr>
-        <w:t xml:space="preserve">Instructables. (n.d.). </w:t>
+        <w:t>Instructables</w:t>
+      </w:r>
+      <w:proofErr w:type="spellEnd"/>
+      <w:r>
+        <w:rPr>
+          <w:rFonts w:ascii="Times New Roman" w:hAnsi="Times New Roman" w:cs="Times New Roman"/>
+          <w:sz w:val="24"/>
+          <w:szCs w:val="24"/>
+        </w:rPr>
+        <w:t xml:space="preserve">. (n.d.). </w:t>
       </w:r>
       <w:r>
         <w:rPr>
@@ -5008,7 +5750,25 @@
           <w:sz w:val="24"/>
           <w:szCs w:val="24"/>
         </w:rPr>
-        <w:t xml:space="preserve">. Instructables. Retrieved [date], from </w:t>
+        <w:t xml:space="preserve">. </w:t>
+      </w:r>
+      <w:proofErr w:type="spellStart"/>
+      <w:r>
+        <w:rPr>
+          <w:rFonts w:ascii="Times New Roman" w:hAnsi="Times New Roman" w:cs="Times New Roman"/>
+          <w:sz w:val="24"/>
+          <w:szCs w:val="24"/>
+        </w:rPr>
+        <w:t>Instructables</w:t>
+      </w:r>
+      <w:proofErr w:type="spellEnd"/>
+      <w:r>
+        <w:rPr>
+          <w:rFonts w:ascii="Times New Roman" w:hAnsi="Times New Roman" w:cs="Times New Roman"/>
+          <w:sz w:val="24"/>
+          <w:szCs w:val="24"/>
+        </w:rPr>
+        <w:t xml:space="preserve">. Retrieved [date], from </w:t>
       </w:r>
       <w:hyperlink r:id="rId14" w:tgtFrame="_new" w:history="1">
         <w:r>
@@ -5090,13 +5850,23 @@
           <w:szCs w:val="24"/>
         </w:rPr>
       </w:pPr>
+      <w:proofErr w:type="spellStart"/>
       <w:r>
         <w:rPr>
           <w:rFonts w:ascii="Times New Roman" w:hAnsi="Times New Roman" w:cs="Times New Roman"/>
           <w:sz w:val="24"/>
           <w:szCs w:val="24"/>
         </w:rPr>
-        <w:t>techiesms. (2025, January 20). AI vision project using ESP32Cam &amp; GPT-4o [Video]. YouTube. https://youtu.be/gZp9B_IiKCo</w:t>
+        <w:t>techiesms</w:t>
+      </w:r>
+      <w:proofErr w:type="spellEnd"/>
+      <w:r>
+        <w:rPr>
+          <w:rFonts w:ascii="Times New Roman" w:hAnsi="Times New Roman" w:cs="Times New Roman"/>
+          <w:sz w:val="24"/>
+          <w:szCs w:val="24"/>
+        </w:rPr>
+        <w:t>. (2025, January 20). AI vision project using ESP32Cam &amp; GPT-4o [Video]. YouTube. https://youtu.be/gZp9B_IiKCo</w:t>
       </w:r>
     </w:p>
     <w:sectPr>

--- a/Docs/Rocha Innovation Brief.docx
+++ b/Docs/Rocha Innovation Brief.docx
@@ -974,27 +974,7 @@
           <w:sz w:val="24"/>
           <w:szCs w:val="24"/>
         </w:rPr>
-        <w:t>Changed to 3 L298</w:t>
-      </w:r>
-      <w:proofErr w:type="gramStart"/>
-      <w:r>
-        <w:rPr>
-          <w:rFonts w:ascii="Times New Roman" w:eastAsia="Times New Roman" w:hAnsi="Times New Roman" w:cs="Times New Roman"/>
-          <w:color w:val="FF0000"/>
-          <w:sz w:val="24"/>
-          <w:szCs w:val="24"/>
-        </w:rPr>
-        <w:t>N(</w:t>
-      </w:r>
-      <w:proofErr w:type="gramEnd"/>
-      <w:r>
-        <w:rPr>
-          <w:rFonts w:ascii="Times New Roman" w:eastAsia="Times New Roman" w:hAnsi="Times New Roman" w:cs="Times New Roman"/>
-          <w:color w:val="FF0000"/>
-          <w:sz w:val="24"/>
-          <w:szCs w:val="24"/>
-        </w:rPr>
-        <w:t>using 2 added complications to the circuit and power management)</w:t>
+        <w:t>Changed to 3 L298N(using 2 added complications to the circuit and power management)</w:t>
       </w:r>
     </w:p>
     <w:p>
@@ -1376,25 +1356,7 @@
           <w:sz w:val="24"/>
           <w:szCs w:val="24"/>
         </w:rPr>
-        <w:t xml:space="preserve">gardeners, homesteaders, and small farm owners who are interested in </w:t>
-      </w:r>
-      <w:proofErr w:type="gramStart"/>
-      <w:r>
-        <w:rPr>
-          <w:rFonts w:ascii="Times New Roman" w:eastAsia="Times New Roman" w:hAnsi="Times New Roman" w:cs="Times New Roman"/>
-          <w:sz w:val="24"/>
-          <w:szCs w:val="24"/>
-        </w:rPr>
-        <w:t>no</w:t>
-      </w:r>
-      <w:proofErr w:type="gramEnd"/>
-      <w:r>
-        <w:rPr>
-          <w:rFonts w:ascii="Times New Roman" w:eastAsia="Times New Roman" w:hAnsi="Times New Roman" w:cs="Times New Roman"/>
-          <w:sz w:val="24"/>
-          <w:szCs w:val="24"/>
-        </w:rPr>
-        <w:t xml:space="preserve">-dig farming or already practice it. However, this system could easily be extended including </w:t>
+        <w:t xml:space="preserve">gardeners, homesteaders, and small farm owners who are interested in no-dig farming or already practice it. However, this system could easily be extended including </w:t>
       </w:r>
       <w:r>
         <w:rPr>
@@ -1463,7 +1425,6 @@
         <w:t xml:space="preserve"> could possibly be used for farming on other planets, if we ever get there, or as small-scale versions of the Mars rovers that are more accessible for smaller companies. </w:t>
       </w:r>
       <w:proofErr w:type="spellStart"/>
-      <w:proofErr w:type="gramStart"/>
       <w:r>
         <w:rPr>
           <w:rFonts w:ascii="Times New Roman" w:eastAsia="Times New Roman" w:hAnsi="Times New Roman" w:cs="Times New Roman"/>
@@ -1473,7 +1434,6 @@
         <w:t>SoilSpirit</w:t>
       </w:r>
       <w:proofErr w:type="spellEnd"/>
-      <w:proofErr w:type="gramEnd"/>
       <w:r>
         <w:rPr>
           <w:rFonts w:ascii="Times New Roman" w:eastAsia="Times New Roman" w:hAnsi="Times New Roman" w:cs="Times New Roman"/>
@@ -2490,9 +2450,8 @@
           <w:sz w:val="24"/>
           <w:szCs w:val="24"/>
         </w:rPr>
-        <w:t>(DONE 2/</w:t>
-      </w:r>
-      <w:proofErr w:type="gramStart"/>
+        <w:t>(DONE 2/2</w:t>
+      </w:r>
       <w:r>
         <w:rPr>
           <w:rFonts w:ascii="Times New Roman" w:eastAsia="Times New Roman" w:hAnsi="Times New Roman" w:cs="Times New Roman"/>
@@ -2500,26 +2459,7 @@
           <w:sz w:val="24"/>
           <w:szCs w:val="24"/>
         </w:rPr>
-        <w:t>2</w:t>
-      </w:r>
-      <w:r>
-        <w:rPr>
-          <w:rFonts w:ascii="Times New Roman" w:eastAsia="Times New Roman" w:hAnsi="Times New Roman" w:cs="Times New Roman"/>
-          <w:color w:val="FF0000"/>
-          <w:sz w:val="24"/>
-          <w:szCs w:val="24"/>
-        </w:rPr>
-        <w:t>2</w:t>
-      </w:r>
-      <w:proofErr w:type="gramEnd"/>
-      <w:r>
-        <w:rPr>
-          <w:rFonts w:ascii="Times New Roman" w:eastAsia="Times New Roman" w:hAnsi="Times New Roman" w:cs="Times New Roman"/>
-          <w:color w:val="FF0000"/>
-          <w:sz w:val="24"/>
-          <w:szCs w:val="24"/>
-        </w:rPr>
-        <w:t>-2/24</w:t>
+        <w:t>2-2/24</w:t>
       </w:r>
       <w:r>
         <w:rPr>
@@ -2790,27 +2730,7 @@
           <w:sz w:val="24"/>
           <w:szCs w:val="24"/>
         </w:rPr>
-        <w:t xml:space="preserve">, Changed from USART to wireless due to camera already calling LLM </w:t>
-      </w:r>
-      <w:proofErr w:type="gramStart"/>
-      <w:r>
-        <w:rPr>
-          <w:rFonts w:ascii="Times New Roman" w:eastAsia="Times New Roman" w:hAnsi="Times New Roman" w:cs="Times New Roman"/>
-          <w:color w:val="FF0000"/>
-          <w:sz w:val="24"/>
-          <w:szCs w:val="24"/>
-        </w:rPr>
-        <w:t>API(</w:t>
-      </w:r>
-      <w:proofErr w:type="gramEnd"/>
-      <w:r>
-        <w:rPr>
-          <w:rFonts w:ascii="Times New Roman" w:eastAsia="Times New Roman" w:hAnsi="Times New Roman" w:cs="Times New Roman"/>
-          <w:color w:val="FF0000"/>
-          <w:sz w:val="24"/>
-          <w:szCs w:val="24"/>
-        </w:rPr>
-        <w:t>2/26/25)</w:t>
+        <w:t>, Changed from USART to wireless due to camera already calling LLM API(2/26/25)</w:t>
       </w:r>
     </w:p>
     <w:p>
@@ -2833,16 +2753,7 @@
           <w:sz w:val="24"/>
           <w:szCs w:val="24"/>
         </w:rPr>
-        <w:t xml:space="preserve">Test detection of different objects, conditions, and </w:t>
-      </w:r>
-      <w:proofErr w:type="gramStart"/>
-      <w:r>
-        <w:rPr>
-          <w:rFonts w:ascii="Times New Roman" w:eastAsia="Times New Roman" w:hAnsi="Times New Roman" w:cs="Times New Roman"/>
-          <w:sz w:val="24"/>
-          <w:szCs w:val="24"/>
-        </w:rPr>
-        <w:t xml:space="preserve">distances </w:t>
+        <w:t xml:space="preserve">Test detection of different objects, conditions, and distances </w:t>
       </w:r>
       <w:r>
         <w:rPr>
@@ -2859,17 +2770,7 @@
           <w:sz w:val="24"/>
           <w:szCs w:val="24"/>
         </w:rPr>
-        <w:t>(</w:t>
-      </w:r>
-      <w:proofErr w:type="gramEnd"/>
-      <w:r>
-        <w:rPr>
-          <w:rFonts w:ascii="Times New Roman" w:eastAsia="Times New Roman" w:hAnsi="Times New Roman" w:cs="Times New Roman"/>
-          <w:color w:val="FF0000"/>
-          <w:sz w:val="24"/>
-          <w:szCs w:val="24"/>
-        </w:rPr>
-        <w:t>DONE 2/2</w:t>
+        <w:t>(DONE 2/2</w:t>
       </w:r>
       <w:r>
         <w:rPr>
@@ -2956,16 +2857,7 @@
           <w:sz w:val="24"/>
           <w:szCs w:val="24"/>
         </w:rPr>
-        <w:t xml:space="preserve">ON/OFF/start/stop/left/right commands from motor control system </w:t>
-      </w:r>
-      <w:proofErr w:type="gramStart"/>
-      <w:r>
-        <w:rPr>
-          <w:rFonts w:ascii="Times New Roman" w:eastAsia="Times New Roman" w:hAnsi="Times New Roman" w:cs="Times New Roman"/>
-          <w:sz w:val="24"/>
-          <w:szCs w:val="24"/>
-        </w:rPr>
-        <w:t>interface</w:t>
+        <w:t>ON/OFF/start/stop/left/right commands from motor control system interface</w:t>
       </w:r>
       <w:r>
         <w:rPr>
@@ -2974,17 +2866,7 @@
           <w:sz w:val="24"/>
           <w:szCs w:val="24"/>
         </w:rPr>
-        <w:t>(</w:t>
-      </w:r>
-      <w:proofErr w:type="gramEnd"/>
-      <w:r>
-        <w:rPr>
-          <w:rFonts w:ascii="Times New Roman" w:eastAsia="Times New Roman" w:hAnsi="Times New Roman" w:cs="Times New Roman"/>
-          <w:color w:val="FF0000"/>
-          <w:sz w:val="24"/>
-          <w:szCs w:val="24"/>
-        </w:rPr>
-        <w:t>DONE 2/28)</w:t>
+        <w:t>(DONE 2/28)</w:t>
       </w:r>
     </w:p>
     <w:p>
@@ -3007,16 +2889,7 @@
           <w:sz w:val="24"/>
           <w:szCs w:val="24"/>
         </w:rPr>
-        <w:t xml:space="preserve">Setup start/stop commands from ESP32 camera that a user can send to start autonomous </w:t>
-      </w:r>
-      <w:proofErr w:type="gramStart"/>
-      <w:r>
-        <w:rPr>
-          <w:rFonts w:ascii="Times New Roman" w:eastAsia="Times New Roman" w:hAnsi="Times New Roman" w:cs="Times New Roman"/>
-          <w:sz w:val="24"/>
-          <w:szCs w:val="24"/>
-        </w:rPr>
-        <w:t>control</w:t>
+        <w:t>Setup start/stop commands from ESP32 camera that a user can send to start autonomous control</w:t>
       </w:r>
       <w:r>
         <w:rPr>
@@ -3025,17 +2898,7 @@
           <w:sz w:val="24"/>
           <w:szCs w:val="24"/>
         </w:rPr>
-        <w:t>(</w:t>
-      </w:r>
-      <w:proofErr w:type="gramEnd"/>
-      <w:r>
-        <w:rPr>
-          <w:rFonts w:ascii="Times New Roman" w:eastAsia="Times New Roman" w:hAnsi="Times New Roman" w:cs="Times New Roman"/>
-          <w:color w:val="FF0000"/>
-          <w:sz w:val="24"/>
-          <w:szCs w:val="24"/>
-        </w:rPr>
-        <w:t>DONE 2/28)</w:t>
+        <w:t>(DONE 2/28)</w:t>
       </w:r>
     </w:p>
     <w:p>
@@ -3052,23 +2915,13 @@
           <w:szCs w:val="24"/>
         </w:rPr>
       </w:pPr>
-      <w:proofErr w:type="gramStart"/>
-      <w:r>
-        <w:rPr>
-          <w:rFonts w:ascii="Times New Roman" w:eastAsia="Times New Roman" w:hAnsi="Times New Roman" w:cs="Times New Roman"/>
-          <w:sz w:val="24"/>
-          <w:szCs w:val="24"/>
-        </w:rPr>
-        <w:t>Setup</w:t>
-      </w:r>
-      <w:proofErr w:type="gramEnd"/>
-      <w:r>
-        <w:rPr>
-          <w:rFonts w:ascii="Times New Roman" w:eastAsia="Times New Roman" w:hAnsi="Times New Roman" w:cs="Times New Roman"/>
-          <w:sz w:val="24"/>
-          <w:szCs w:val="24"/>
-        </w:rPr>
-        <w:t xml:space="preserve"> ultrasonic sensors as an emergency stop</w:t>
+      <w:r>
+        <w:rPr>
+          <w:rFonts w:ascii="Times New Roman" w:eastAsia="Times New Roman" w:hAnsi="Times New Roman" w:cs="Times New Roman"/>
+          <w:sz w:val="24"/>
+          <w:szCs w:val="24"/>
+        </w:rPr>
+        <w:t>Setup ultrasonic sensors as an emergency stop</w:t>
       </w:r>
     </w:p>
     <w:p>
@@ -3338,43 +3191,7 @@
           <w:sz w:val="24"/>
           <w:szCs w:val="24"/>
         </w:rPr>
-        <w:t xml:space="preserve">of the XIAOS3 Cam by connecting it to an LLM and feeding the image captured to the LLM by sending the base64 encoded version to an API. I plan on starting with </w:t>
-      </w:r>
-      <w:proofErr w:type="gramStart"/>
-      <w:r>
-        <w:rPr>
-          <w:rFonts w:ascii="Times New Roman" w:eastAsia="Times New Roman" w:hAnsi="Times New Roman" w:cs="Times New Roman"/>
-          <w:sz w:val="24"/>
-          <w:szCs w:val="24"/>
-        </w:rPr>
-        <w:t>Claude, and</w:t>
-      </w:r>
-      <w:proofErr w:type="gramEnd"/>
-      <w:r>
-        <w:rPr>
-          <w:rFonts w:ascii="Times New Roman" w:eastAsia="Times New Roman" w:hAnsi="Times New Roman" w:cs="Times New Roman"/>
-          <w:sz w:val="24"/>
-          <w:szCs w:val="24"/>
-        </w:rPr>
-        <w:t xml:space="preserve"> then moving over to a local open-source LLM</w:t>
-      </w:r>
-      <w:proofErr w:type="gramStart"/>
-      <w:r>
-        <w:rPr>
-          <w:rFonts w:ascii="Times New Roman" w:eastAsia="Times New Roman" w:hAnsi="Times New Roman" w:cs="Times New Roman"/>
-          <w:sz w:val="24"/>
-          <w:szCs w:val="24"/>
-        </w:rPr>
-        <w:t xml:space="preserve"> I want</w:t>
-      </w:r>
-      <w:proofErr w:type="gramEnd"/>
-      <w:r>
-        <w:rPr>
-          <w:rFonts w:ascii="Times New Roman" w:eastAsia="Times New Roman" w:hAnsi="Times New Roman" w:cs="Times New Roman"/>
-          <w:sz w:val="24"/>
-          <w:szCs w:val="24"/>
-        </w:rPr>
-        <w:t xml:space="preserve"> to setup on my local router network, if time permits. </w:t>
+        <w:t xml:space="preserve">of the XIAOS3 Cam by connecting it to an LLM and feeding the image captured to the LLM by sending the base64 encoded version to an API. I plan on starting with Claude, and then moving over to a local open-source LLM I want to setup on my local router network, if time permits. </w:t>
       </w:r>
       <w:r>
         <w:rPr>
@@ -3384,9 +3201,8 @@
           <w:sz w:val="24"/>
           <w:szCs w:val="24"/>
         </w:rPr>
-        <w:t xml:space="preserve">ESP32 </w:t>
-      </w:r>
-      <w:proofErr w:type="gramStart"/>
+        <w:t xml:space="preserve">ESP32 cam </w:t>
+      </w:r>
       <w:r>
         <w:rPr>
           <w:rFonts w:ascii="Times New Roman" w:eastAsia="Times New Roman" w:hAnsi="Times New Roman" w:cs="Times New Roman"/>
@@ -3395,155 +3211,58 @@
           <w:sz w:val="24"/>
           <w:szCs w:val="24"/>
         </w:rPr>
-        <w:t>cam</w:t>
-      </w:r>
-      <w:proofErr w:type="gramEnd"/>
-      <w:r>
-        <w:rPr>
-          <w:rFonts w:ascii="Times New Roman" w:eastAsia="Times New Roman" w:hAnsi="Times New Roman" w:cs="Times New Roman"/>
-          <w:strike/>
+        <w:t>using the FOMO(Faster Objects, More Objects) Object detection from Edge Impulse. If I run into issue with the AI model or run into walls with performance I will revert to classic computer vision algorithms and do some feature extractions for less precise but still working object detection.</w:t>
+      </w:r>
+      <w:r>
+        <w:rPr>
+          <w:rFonts w:ascii="Times New Roman" w:eastAsia="Times New Roman" w:hAnsi="Times New Roman" w:cs="Times New Roman"/>
+          <w:sz w:val="24"/>
+          <w:szCs w:val="24"/>
+        </w:rPr>
+        <w:t xml:space="preserve"> </w:t>
+      </w:r>
+      <w:r>
+        <w:rPr>
+          <w:rFonts w:ascii="Times New Roman" w:eastAsia="Times New Roman" w:hAnsi="Times New Roman" w:cs="Times New Roman"/>
           <w:color w:val="FF0000"/>
           <w:sz w:val="24"/>
           <w:szCs w:val="24"/>
         </w:rPr>
-        <w:t xml:space="preserve"> </w:t>
-      </w:r>
-      <w:r>
-        <w:rPr>
-          <w:rFonts w:ascii="Times New Roman" w:eastAsia="Times New Roman" w:hAnsi="Times New Roman" w:cs="Times New Roman"/>
-          <w:strike/>
+        <w:t>(Changed 2/26/2025)</w:t>
+      </w:r>
+      <w:r>
+        <w:rPr>
+          <w:rFonts w:ascii="Times New Roman" w:eastAsia="Times New Roman" w:hAnsi="Times New Roman" w:cs="Times New Roman"/>
+          <w:sz w:val="24"/>
+          <w:szCs w:val="24"/>
+        </w:rPr>
+        <w:t xml:space="preserve"> I want to first test these systems by themselves and integrate them together with the </w:t>
+      </w:r>
+      <w:r>
+        <w:rPr>
+          <w:rFonts w:ascii="Times New Roman" w:eastAsia="Times New Roman" w:hAnsi="Times New Roman" w:cs="Times New Roman"/>
+          <w:sz w:val="24"/>
+          <w:szCs w:val="24"/>
+        </w:rPr>
+        <w:t>ESP32 ESP</w:t>
+      </w:r>
+      <w:r>
+        <w:rPr>
+          <w:rFonts w:ascii="Times New Roman" w:eastAsia="Times New Roman" w:hAnsi="Times New Roman" w:cs="Times New Roman"/>
+          <w:sz w:val="24"/>
+          <w:szCs w:val="24"/>
+        </w:rPr>
+        <w:t>-S</w:t>
+      </w:r>
+      <w:r>
+        <w:rPr>
+          <w:rFonts w:ascii="Times New Roman" w:eastAsia="Times New Roman" w:hAnsi="Times New Roman" w:cs="Times New Roman"/>
           <w:color w:val="FF0000"/>
           <w:sz w:val="24"/>
           <w:szCs w:val="24"/>
         </w:rPr>
-        <w:t xml:space="preserve">using the </w:t>
-      </w:r>
-      <w:proofErr w:type="gramStart"/>
-      <w:r>
-        <w:rPr>
-          <w:rFonts w:ascii="Times New Roman" w:eastAsia="Times New Roman" w:hAnsi="Times New Roman" w:cs="Times New Roman"/>
-          <w:strike/>
-          <w:color w:val="FF0000"/>
-          <w:sz w:val="24"/>
-          <w:szCs w:val="24"/>
-        </w:rPr>
-        <w:t>FOMO(</w:t>
-      </w:r>
-      <w:proofErr w:type="gramEnd"/>
-      <w:r>
-        <w:rPr>
-          <w:rFonts w:ascii="Times New Roman" w:eastAsia="Times New Roman" w:hAnsi="Times New Roman" w:cs="Times New Roman"/>
-          <w:strike/>
-          <w:color w:val="FF0000"/>
-          <w:sz w:val="24"/>
-          <w:szCs w:val="24"/>
-        </w:rPr>
-        <w:t xml:space="preserve">Faster Objects, More Objects) Object detection from Edge Impulse. If I run into </w:t>
-      </w:r>
-      <w:proofErr w:type="gramStart"/>
-      <w:r>
-        <w:rPr>
-          <w:rFonts w:ascii="Times New Roman" w:eastAsia="Times New Roman" w:hAnsi="Times New Roman" w:cs="Times New Roman"/>
-          <w:strike/>
-          <w:color w:val="FF0000"/>
-          <w:sz w:val="24"/>
-          <w:szCs w:val="24"/>
-        </w:rPr>
-        <w:t>issue</w:t>
-      </w:r>
-      <w:proofErr w:type="gramEnd"/>
-      <w:r>
-        <w:rPr>
-          <w:rFonts w:ascii="Times New Roman" w:eastAsia="Times New Roman" w:hAnsi="Times New Roman" w:cs="Times New Roman"/>
-          <w:strike/>
-          <w:color w:val="FF0000"/>
-          <w:sz w:val="24"/>
-          <w:szCs w:val="24"/>
-        </w:rPr>
-        <w:t xml:space="preserve"> with the AI model or run into walls with </w:t>
-      </w:r>
-      <w:proofErr w:type="gramStart"/>
-      <w:r>
-        <w:rPr>
-          <w:rFonts w:ascii="Times New Roman" w:eastAsia="Times New Roman" w:hAnsi="Times New Roman" w:cs="Times New Roman"/>
-          <w:strike/>
-          <w:color w:val="FF0000"/>
-          <w:sz w:val="24"/>
-          <w:szCs w:val="24"/>
-        </w:rPr>
-        <w:t>performance</w:t>
-      </w:r>
-      <w:proofErr w:type="gramEnd"/>
-      <w:r>
-        <w:rPr>
-          <w:rFonts w:ascii="Times New Roman" w:eastAsia="Times New Roman" w:hAnsi="Times New Roman" w:cs="Times New Roman"/>
-          <w:strike/>
-          <w:color w:val="FF0000"/>
-          <w:sz w:val="24"/>
-          <w:szCs w:val="24"/>
-        </w:rPr>
-        <w:t xml:space="preserve"> I will revert to classic computer vision algorithms and do some feature extractions for less precise but still working object detection.</w:t>
-      </w:r>
-      <w:r>
-        <w:rPr>
-          <w:rFonts w:ascii="Times New Roman" w:eastAsia="Times New Roman" w:hAnsi="Times New Roman" w:cs="Times New Roman"/>
-          <w:sz w:val="24"/>
-          <w:szCs w:val="24"/>
-        </w:rPr>
-        <w:t xml:space="preserve"> </w:t>
-      </w:r>
-      <w:r>
-        <w:rPr>
-          <w:rFonts w:ascii="Times New Roman" w:eastAsia="Times New Roman" w:hAnsi="Times New Roman" w:cs="Times New Roman"/>
-          <w:color w:val="FF0000"/>
-          <w:sz w:val="24"/>
-          <w:szCs w:val="24"/>
-        </w:rPr>
-        <w:t>(Changed 2/26/2025)</w:t>
-      </w:r>
-      <w:r>
-        <w:rPr>
-          <w:rFonts w:ascii="Times New Roman" w:eastAsia="Times New Roman" w:hAnsi="Times New Roman" w:cs="Times New Roman"/>
-          <w:sz w:val="24"/>
-          <w:szCs w:val="24"/>
-        </w:rPr>
-        <w:t xml:space="preserve"> I want to first test these systems by themselves and integrate them together with the </w:t>
-      </w:r>
-      <w:r>
-        <w:rPr>
-          <w:rFonts w:ascii="Times New Roman" w:eastAsia="Times New Roman" w:hAnsi="Times New Roman" w:cs="Times New Roman"/>
-          <w:sz w:val="24"/>
-          <w:szCs w:val="24"/>
-        </w:rPr>
-        <w:t>ESP32 ESP</w:t>
-      </w:r>
-      <w:r>
-        <w:rPr>
-          <w:rFonts w:ascii="Times New Roman" w:eastAsia="Times New Roman" w:hAnsi="Times New Roman" w:cs="Times New Roman"/>
-          <w:sz w:val="24"/>
-          <w:szCs w:val="24"/>
-        </w:rPr>
-        <w:t>-</w:t>
-      </w:r>
-      <w:proofErr w:type="gramStart"/>
-      <w:r>
-        <w:rPr>
-          <w:rFonts w:ascii="Times New Roman" w:eastAsia="Times New Roman" w:hAnsi="Times New Roman" w:cs="Times New Roman"/>
-          <w:sz w:val="24"/>
-          <w:szCs w:val="24"/>
-        </w:rPr>
-        <w:t>S</w:t>
-      </w:r>
-      <w:r>
-        <w:rPr>
-          <w:rFonts w:ascii="Times New Roman" w:eastAsia="Times New Roman" w:hAnsi="Times New Roman" w:cs="Times New Roman"/>
-          <w:color w:val="FF0000"/>
-          <w:sz w:val="24"/>
-          <w:szCs w:val="24"/>
-        </w:rPr>
         <w:t>(</w:t>
       </w:r>
-      <w:proofErr w:type="gramEnd"/>
       <w:r>
         <w:rPr>
           <w:rFonts w:ascii="Times New Roman" w:eastAsia="Times New Roman" w:hAnsi="Times New Roman" w:cs="Times New Roman"/>
@@ -3792,18 +3511,16 @@
           <w:sz w:val="24"/>
           <w:szCs w:val="24"/>
         </w:rPr>
-        <w:t xml:space="preserve">connected through </w:t>
-      </w:r>
-      <w:proofErr w:type="gramStart"/>
-      <w:r>
-        <w:rPr>
-          <w:rFonts w:ascii="Times New Roman" w:eastAsia="Times New Roman" w:hAnsi="Times New Roman" w:cs="Times New Roman"/>
-          <w:strike/>
+        <w:t>connected through USART</w:t>
+      </w:r>
+      <w:r>
+        <w:rPr>
+          <w:rFonts w:ascii="Times New Roman" w:eastAsia="Times New Roman" w:hAnsi="Times New Roman" w:cs="Times New Roman"/>
           <w:color w:val="FF0000"/>
           <w:sz w:val="24"/>
           <w:szCs w:val="24"/>
         </w:rPr>
-        <w:t>USART</w:t>
+        <w:t>(Changed on 2/26/2025)</w:t>
       </w:r>
       <w:r>
         <w:rPr>
@@ -3812,25 +3529,6 @@
           <w:sz w:val="24"/>
           <w:szCs w:val="24"/>
         </w:rPr>
-        <w:t>(</w:t>
-      </w:r>
-      <w:proofErr w:type="gramEnd"/>
-      <w:r>
-        <w:rPr>
-          <w:rFonts w:ascii="Times New Roman" w:eastAsia="Times New Roman" w:hAnsi="Times New Roman" w:cs="Times New Roman"/>
-          <w:color w:val="FF0000"/>
-          <w:sz w:val="24"/>
-          <w:szCs w:val="24"/>
-        </w:rPr>
-        <w:t>Changed on 2/26/2025)</w:t>
-      </w:r>
-      <w:r>
-        <w:rPr>
-          <w:rFonts w:ascii="Times New Roman" w:eastAsia="Times New Roman" w:hAnsi="Times New Roman" w:cs="Times New Roman"/>
-          <w:color w:val="FF0000"/>
-          <w:sz w:val="24"/>
-          <w:szCs w:val="24"/>
-        </w:rPr>
         <w:t xml:space="preserve"> </w:t>
       </w:r>
       <w:r>
@@ -3951,43 +3649,7 @@
           <w:sz w:val="24"/>
           <w:szCs w:val="24"/>
         </w:rPr>
-        <w:t xml:space="preserve">powered using pulse width modulation on Left/Right commands. The DC motors will be powered ON/OFF/Forward/Backwards depending on commands from the ESP32 Camera. As a backup object detection system there will also be an ultrasonic sensor used for emergency object detection in case that the camera goes offline or misses something. As stated </w:t>
-      </w:r>
-      <w:proofErr w:type="gramStart"/>
-      <w:r>
-        <w:rPr>
-          <w:rFonts w:ascii="Times New Roman" w:eastAsia="Times New Roman" w:hAnsi="Times New Roman" w:cs="Times New Roman"/>
-          <w:sz w:val="24"/>
-          <w:szCs w:val="24"/>
-        </w:rPr>
-        <w:t>earlier</w:t>
-      </w:r>
-      <w:proofErr w:type="gramEnd"/>
-      <w:r>
-        <w:rPr>
-          <w:rFonts w:ascii="Times New Roman" w:eastAsia="Times New Roman" w:hAnsi="Times New Roman" w:cs="Times New Roman"/>
-          <w:sz w:val="24"/>
-          <w:szCs w:val="24"/>
-        </w:rPr>
-        <w:t xml:space="preserve"> the mechanical design of the </w:t>
-      </w:r>
-      <w:proofErr w:type="gramStart"/>
-      <w:r>
-        <w:rPr>
-          <w:rFonts w:ascii="Times New Roman" w:eastAsia="Times New Roman" w:hAnsi="Times New Roman" w:cs="Times New Roman"/>
-          <w:sz w:val="24"/>
-          <w:szCs w:val="24"/>
-        </w:rPr>
-        <w:t>rovers</w:t>
-      </w:r>
-      <w:proofErr w:type="gramEnd"/>
-      <w:r>
-        <w:rPr>
-          <w:rFonts w:ascii="Times New Roman" w:eastAsia="Times New Roman" w:hAnsi="Times New Roman" w:cs="Times New Roman"/>
-          <w:sz w:val="24"/>
-          <w:szCs w:val="24"/>
-        </w:rPr>
-        <w:t xml:space="preserve"> rocker-bogie suspension system was predesigned but I only plan on using the suspension and will be using a custom chassis and slightly different electronics. </w:t>
+        <w:t xml:space="preserve">powered using pulse width modulation on Left/Right commands. The DC motors will be powered ON/OFF/Forward/Backwards depending on commands from the ESP32 Camera. As a backup object detection system there will also be an ultrasonic sensor used for emergency object detection in case that the camera goes offline or misses something. As stated earlier the mechanical design of the rovers rocker-bogie suspension system was predesigned but I only plan on using the suspension and will be using a custom chassis and slightly different electronics. </w:t>
       </w:r>
       <w:r>
         <w:rPr>
@@ -3996,25 +3658,7 @@
           <w:szCs w:val="24"/>
         </w:rPr>
         <w:br/>
-        <w:t xml:space="preserve">As for the Hopper trailer, this will be </w:t>
-      </w:r>
-      <w:proofErr w:type="gramStart"/>
-      <w:r>
-        <w:rPr>
-          <w:rFonts w:ascii="Times New Roman" w:eastAsia="Times New Roman" w:hAnsi="Times New Roman" w:cs="Times New Roman"/>
-          <w:sz w:val="24"/>
-          <w:szCs w:val="24"/>
-        </w:rPr>
-        <w:t>3D printed</w:t>
-      </w:r>
-      <w:proofErr w:type="gramEnd"/>
-      <w:r>
-        <w:rPr>
-          <w:rFonts w:ascii="Times New Roman" w:eastAsia="Times New Roman" w:hAnsi="Times New Roman" w:cs="Times New Roman"/>
-          <w:sz w:val="24"/>
-          <w:szCs w:val="24"/>
-        </w:rPr>
-        <w:t xml:space="preserve"> and contain no electronics. It will consist of a hopper module that feeds the fertilizer/seed to a trap door which is opened/closed based on a spring which will be connected to the rover so that upon it moving the trap door will open/close.</w:t>
+        <w:t>As for the Hopper trailer, this will be 3D printed and contain no electronics. It will consist of a hopper module that feeds the fertilizer/seed to a trap door which is opened/closed based on a spring which will be connected to the rover so that upon it moving the trap door will open/close.</w:t>
       </w:r>
       <w:r>
         <w:rPr>
@@ -4604,7 +4248,6 @@
         <w:t xml:space="preserve"> to try and build a smaller frame that is more ergonomic and easier to replace, but that is a major stretch goal </w:t>
       </w:r>
       <w:proofErr w:type="spellStart"/>
-      <w:proofErr w:type="gramStart"/>
       <w:r>
         <w:rPr>
           <w:rFonts w:ascii="Times New Roman" w:eastAsia="Times New Roman" w:hAnsi="Times New Roman" w:cs="Times New Roman"/>
@@ -4614,7 +4257,6 @@
         <w:t>abit</w:t>
       </w:r>
       <w:proofErr w:type="spellEnd"/>
-      <w:proofErr w:type="gramEnd"/>
       <w:r>
         <w:rPr>
           <w:rFonts w:ascii="Times New Roman" w:eastAsia="Times New Roman" w:hAnsi="Times New Roman" w:cs="Times New Roman"/>
@@ -4637,43 +4279,7 @@
           <w:sz w:val="24"/>
           <w:szCs w:val="24"/>
         </w:rPr>
-        <w:t xml:space="preserve"> I plan on using some of the </w:t>
-      </w:r>
-      <w:proofErr w:type="gramStart"/>
-      <w:r>
-        <w:rPr>
-          <w:rFonts w:ascii="Times New Roman" w:eastAsia="Times New Roman" w:hAnsi="Times New Roman" w:cs="Times New Roman"/>
-          <w:sz w:val="24"/>
-          <w:szCs w:val="24"/>
-        </w:rPr>
-        <w:t>3d</w:t>
-      </w:r>
-      <w:proofErr w:type="gramEnd"/>
-      <w:r>
-        <w:rPr>
-          <w:rFonts w:ascii="Times New Roman" w:eastAsia="Times New Roman" w:hAnsi="Times New Roman" w:cs="Times New Roman"/>
-          <w:sz w:val="24"/>
-          <w:szCs w:val="24"/>
-        </w:rPr>
-        <w:t xml:space="preserve"> printed NASA hexagon fabric to cover the chassis and allow it to have a soft body which is easy to replace while still being </w:t>
-      </w:r>
-      <w:proofErr w:type="gramStart"/>
-      <w:r>
-        <w:rPr>
-          <w:rFonts w:ascii="Times New Roman" w:eastAsia="Times New Roman" w:hAnsi="Times New Roman" w:cs="Times New Roman"/>
-          <w:sz w:val="24"/>
-          <w:szCs w:val="24"/>
-        </w:rPr>
-        <w:t>really strong</w:t>
-      </w:r>
-      <w:proofErr w:type="gramEnd"/>
-      <w:r>
-        <w:rPr>
-          <w:rFonts w:ascii="Times New Roman" w:eastAsia="Times New Roman" w:hAnsi="Times New Roman" w:cs="Times New Roman"/>
-          <w:sz w:val="24"/>
-          <w:szCs w:val="24"/>
-        </w:rPr>
-        <w:t xml:space="preserve">. </w:t>
+        <w:t xml:space="preserve"> I plan on using some of the 3d printed NASA hexagon fabric to cover the chassis and allow it to have a soft body which is easy to replace while still being really strong. </w:t>
       </w:r>
       <w:r>
         <w:rPr>
@@ -4897,25 +4503,7 @@
           <w:sz w:val="24"/>
           <w:szCs w:val="24"/>
         </w:rPr>
-        <w:t xml:space="preserve">This project will go through testing and evaluation across many different levels. Each system will be </w:t>
-      </w:r>
-      <w:proofErr w:type="gramStart"/>
-      <w:r>
-        <w:rPr>
-          <w:rFonts w:ascii="Times New Roman" w:eastAsia="Times New Roman" w:hAnsi="Times New Roman" w:cs="Times New Roman"/>
-          <w:sz w:val="24"/>
-          <w:szCs w:val="24"/>
-        </w:rPr>
-        <w:t>broken up</w:t>
-      </w:r>
-      <w:proofErr w:type="gramEnd"/>
-      <w:r>
-        <w:rPr>
-          <w:rFonts w:ascii="Times New Roman" w:eastAsia="Times New Roman" w:hAnsi="Times New Roman" w:cs="Times New Roman"/>
-          <w:sz w:val="24"/>
-          <w:szCs w:val="24"/>
-        </w:rPr>
-        <w:t xml:space="preserve"> into modular parts and tested independently (unit tests) and in junction with other systems (integration tests). Each section of the evaluation criteria represents one system and will be tested as such. </w:t>
+        <w:t xml:space="preserve">This project will go through testing and evaluation across many different levels. Each system will be broken up into modular parts and tested independently (unit tests) and in junction with other systems (integration tests). Each section of the evaluation criteria represents one system and will be tested as such. </w:t>
       </w:r>
       <w:r>
         <w:rPr>
@@ -4931,25 +4519,7 @@
           <w:sz w:val="24"/>
           <w:szCs w:val="24"/>
         </w:rPr>
-        <w:t xml:space="preserve"> for example, the motor control of each wheel module will be tested independently and then together, then </w:t>
-      </w:r>
-      <w:proofErr w:type="gramStart"/>
-      <w:r>
-        <w:rPr>
-          <w:rFonts w:ascii="Times New Roman" w:eastAsia="Times New Roman" w:hAnsi="Times New Roman" w:cs="Times New Roman"/>
-          <w:sz w:val="24"/>
-          <w:szCs w:val="24"/>
-        </w:rPr>
-        <w:t>as a whole for</w:t>
-      </w:r>
-      <w:proofErr w:type="gramEnd"/>
-      <w:r>
-        <w:rPr>
-          <w:rFonts w:ascii="Times New Roman" w:eastAsia="Times New Roman" w:hAnsi="Times New Roman" w:cs="Times New Roman"/>
-          <w:sz w:val="24"/>
-          <w:szCs w:val="24"/>
-        </w:rPr>
-        <w:t xml:space="preserve"> the rover, then also integrated as part of the full autonomous system. On top of this the requirements I stated at the beginning of this brief either need to be met or show areas that need improvement. For clarity</w:t>
+        <w:t xml:space="preserve"> for example, the motor control of each wheel module will be tested independently and then together, then as a whole for the rover, then also integrated as part of the full autonomous system. On top of this the requirements I stated at the beginning of this brief either need to be met or show areas that need improvement. For clarity</w:t>
       </w:r>
       <w:r>
         <w:rPr>
@@ -5297,27 +4867,7 @@
           <w:i/>
           <w:u w:val="single"/>
         </w:rPr>
-        <w:t xml:space="preserve">Note: This section must </w:t>
-      </w:r>
-      <w:proofErr w:type="gramStart"/>
-      <w:r>
-        <w:rPr>
-          <w:rFonts w:ascii="Times New Roman" w:eastAsia="Times New Roman" w:hAnsi="Times New Roman" w:cs="Times New Roman"/>
-          <w:b/>
-          <w:i/>
-          <w:u w:val="single"/>
-        </w:rPr>
-        <w:t>completed</w:t>
-      </w:r>
-      <w:proofErr w:type="gramEnd"/>
-      <w:r>
-        <w:rPr>
-          <w:rFonts w:ascii="Times New Roman" w:eastAsia="Times New Roman" w:hAnsi="Times New Roman" w:cs="Times New Roman"/>
-          <w:b/>
-          <w:i/>
-          <w:u w:val="single"/>
-        </w:rPr>
-        <w:t xml:space="preserve"> prior to SIP403/409.</w:t>
+        <w:t>Note: This section must completed prior to SIP403/409.</w:t>
       </w:r>
     </w:p>
     <w:p>
@@ -5335,43 +4885,7 @@
           <w:sz w:val="24"/>
           <w:szCs w:val="24"/>
         </w:rPr>
-        <w:t xml:space="preserve">Provide an in-depth description of the completion assessment of your project. Describe how well the </w:t>
-      </w:r>
-      <w:proofErr w:type="gramStart"/>
-      <w:r>
-        <w:rPr>
-          <w:rFonts w:ascii="Times New Roman" w:eastAsia="Times New Roman" w:hAnsi="Times New Roman" w:cs="Times New Roman"/>
-          <w:sz w:val="24"/>
-          <w:szCs w:val="24"/>
-        </w:rPr>
-        <w:t>completed</w:t>
-      </w:r>
-      <w:proofErr w:type="gramEnd"/>
-      <w:r>
-        <w:rPr>
-          <w:rFonts w:ascii="Times New Roman" w:eastAsia="Times New Roman" w:hAnsi="Times New Roman" w:cs="Times New Roman"/>
-          <w:sz w:val="24"/>
-          <w:szCs w:val="24"/>
-        </w:rPr>
-        <w:t xml:space="preserve"> components function and highlight the innovative facets of your design.  This is sometimes known as a “Post-Mortem” or “Lessons-Learned Report”.  A good approach for this section is to answer the following 4 questions</w:t>
-      </w:r>
-      <w:proofErr w:type="gramStart"/>
-      <w:r>
-        <w:rPr>
-          <w:rFonts w:ascii="Times New Roman" w:eastAsia="Times New Roman" w:hAnsi="Times New Roman" w:cs="Times New Roman"/>
-          <w:sz w:val="24"/>
-          <w:szCs w:val="24"/>
-        </w:rPr>
-        <w:t>:  “</w:t>
-      </w:r>
-      <w:proofErr w:type="gramEnd"/>
-      <w:r>
-        <w:rPr>
-          <w:rFonts w:ascii="Times New Roman" w:eastAsia="Times New Roman" w:hAnsi="Times New Roman" w:cs="Times New Roman"/>
-          <w:sz w:val="24"/>
-          <w:szCs w:val="24"/>
-        </w:rPr>
-        <w:t>What went right?  What went wrong? What was learned throughout the process? What would be done differently if you had to do it again?</w:t>
+        <w:t>Provide an in-depth description of the completion assessment of your project. Describe how well the completed components function and highlight the innovative facets of your design.  This is sometimes known as a “Post-Mortem” or “Lessons-Learned Report”.  A good approach for this section is to answer the following 4 questions:  “What went right?  What went wrong? What was learned throughout the process? What would be done differently if you had to do it again?</w:t>
       </w:r>
     </w:p>
     <w:p>
@@ -5710,11 +5224,6 @@
     <w:p>
       <w:pPr>
         <w:ind w:left="720" w:hanging="720"/>
-        <w:rPr>
-          <w:rFonts w:ascii="Times New Roman" w:hAnsi="Times New Roman" w:cs="Times New Roman"/>
-          <w:sz w:val="24"/>
-          <w:szCs w:val="24"/>
-        </w:rPr>
       </w:pPr>
       <w:proofErr w:type="spellStart"/>
       <w:r>
@@ -5797,9 +5306,65 @@
           <w:sz w:val="24"/>
           <w:szCs w:val="24"/>
         </w:rPr>
+        <w:t xml:space="preserve">Printables. (n.d.). XIAO Sense Case - </w:t>
+      </w:r>
+      <w:proofErr w:type="spellStart"/>
+      <w:r>
+        <w:rPr>
+          <w:rFonts w:ascii="Times New Roman" w:hAnsi="Times New Roman" w:cs="Times New Roman"/>
+          <w:sz w:val="24"/>
+          <w:szCs w:val="24"/>
+        </w:rPr>
+        <w:t>Seeed</w:t>
+      </w:r>
+      <w:proofErr w:type="spellEnd"/>
+      <w:r>
+        <w:rPr>
+          <w:rFonts w:ascii="Times New Roman" w:hAnsi="Times New Roman" w:cs="Times New Roman"/>
+          <w:sz w:val="24"/>
+          <w:szCs w:val="24"/>
+        </w:rPr>
+        <w:t xml:space="preserve"> Studio XIAO ESP32S3 Sense Case. Retrieved March 4, 2025, from </w:t>
+      </w:r>
+      <w:hyperlink r:id="rId15" w:history="1">
+        <w:r>
+          <w:rPr>
+            <w:rStyle w:val="Hyperlink"/>
+            <w:rFonts w:ascii="Times New Roman" w:hAnsi="Times New Roman" w:cs="Times New Roman"/>
+            <w:sz w:val="24"/>
+            <w:szCs w:val="24"/>
+          </w:rPr>
+          <w:t>https://www.printables.com/model/681623-xiao-sense-case-seeed-studio-xiao-esp32s3-sense-ca/files</w:t>
+        </w:r>
+      </w:hyperlink>
+      <w:r>
+        <w:rPr>
+          <w:rFonts w:ascii="Times New Roman" w:hAnsi="Times New Roman" w:cs="Times New Roman"/>
+          <w:sz w:val="24"/>
+          <w:szCs w:val="24"/>
+        </w:rPr>
+        <w:t xml:space="preserve"> </w:t>
+      </w:r>
+    </w:p>
+    <w:p>
+      <w:pPr>
+        <w:ind w:left="720" w:hanging="720"/>
+        <w:rPr>
+          <w:rFonts w:ascii="Times New Roman" w:hAnsi="Times New Roman" w:cs="Times New Roman"/>
+          <w:sz w:val="24"/>
+          <w:szCs w:val="24"/>
+        </w:rPr>
+      </w:pPr>
+      <w:r>
+        <w:rPr>
+          <w:rFonts w:ascii="Times New Roman" w:hAnsi="Times New Roman" w:cs="Times New Roman"/>
+          <w:sz w:val="24"/>
+          <w:szCs w:val="24"/>
+        </w:rPr>
+        <w:lastRenderedPageBreak/>
         <w:t xml:space="preserve">Raven Industries. (n.d.). Case IH Trident 5550 applicator with Raven autonomy. Retrieved February 18, 2025, from </w:t>
       </w:r>
-      <w:hyperlink r:id="rId15" w:history="1">
+      <w:hyperlink r:id="rId16" w:history="1">
         <w:r>
           <w:rPr>
             <w:rStyle w:val="Hyperlink"/>
@@ -5826,10 +5391,9 @@
           <w:sz w:val="24"/>
           <w:szCs w:val="24"/>
         </w:rPr>
-        <w:lastRenderedPageBreak/>
         <w:t xml:space="preserve">Shekhar, C., &amp; Singh, S. (2017). Design of rocker-bogie mechanism. International Journal of Innovative Science and Research Technology. Retrieved from </w:t>
       </w:r>
-      <w:hyperlink r:id="rId16" w:history="1">
+      <w:hyperlink r:id="rId17" w:history="1">
         <w:r>
           <w:rPr>
             <w:rStyle w:val="Hyperlink"/>
@@ -8314,7 +7878,6 @@
   <w:style w:type="character" w:default="1" w:styleId="DefaultParagraphFont">
     <w:name w:val="Default Paragraph Font"/>
     <w:uiPriority w:val="1"/>
-    <w:semiHidden/>
     <w:unhideWhenUsed/>
   </w:style>
   <w:style w:type="table" w:default="1" w:styleId="TableNormal">

--- a/Docs/Rocha Innovation Brief.docx
+++ b/Docs/Rocha Innovation Brief.docx
@@ -8,6 +8,8 @@
           <w:rFonts w:ascii="Times New Roman" w:eastAsia="Times New Roman" w:hAnsi="Times New Roman" w:cs="Times New Roman"/>
         </w:rPr>
       </w:pPr>
+      <w:bookmarkStart w:id="0" w:name="_Hlk192984099"/>
+      <w:bookmarkEnd w:id="0"/>
       <w:r>
         <w:rPr>
           <w:rFonts w:ascii="Times New Roman" w:eastAsia="Times New Roman" w:hAnsi="Times New Roman" w:cs="Times New Roman"/>
@@ -29,7 +31,6 @@
           <w:szCs w:val="48"/>
         </w:rPr>
       </w:pPr>
-      <w:proofErr w:type="spellStart"/>
       <w:r>
         <w:rPr>
           <w:rFonts w:ascii="Times New Roman" w:eastAsia="Times New Roman" w:hAnsi="Times New Roman" w:cs="Times New Roman"/>
@@ -39,7 +40,6 @@
         </w:rPr>
         <w:t>SoilSpirit</w:t>
       </w:r>
-      <w:proofErr w:type="spellEnd"/>
     </w:p>
     <w:p>
       <w:pPr>
@@ -282,7 +282,7 @@
           <w:sz w:val="28"/>
           <w:szCs w:val="28"/>
         </w:rPr>
-        <w:t>3</w:t>
+        <w:t>15</w:t>
       </w:r>
       <w:r>
         <w:rPr>
@@ -346,8 +346,8 @@
         <w:pStyle w:val="Heading2"/>
         <w:spacing w:before="60" w:after="60"/>
       </w:pPr>
-      <w:bookmarkStart w:id="0" w:name="_odebh5hn1avy" w:colFirst="0" w:colLast="0"/>
-      <w:bookmarkEnd w:id="0"/>
+      <w:bookmarkStart w:id="1" w:name="_odebh5hn1avy" w:colFirst="0" w:colLast="0"/>
+      <w:bookmarkEnd w:id="1"/>
       <w:r>
         <w:t>Technical Field</w:t>
       </w:r>
@@ -383,8 +383,8 @@
         <w:pStyle w:val="Heading2"/>
         <w:spacing w:before="60" w:after="60"/>
       </w:pPr>
-      <w:bookmarkStart w:id="1" w:name="_9tkz0kg61k12" w:colFirst="0" w:colLast="0"/>
-      <w:bookmarkEnd w:id="1"/>
+      <w:bookmarkStart w:id="2" w:name="_9tkz0kg61k12" w:colFirst="0" w:colLast="0"/>
+      <w:bookmarkEnd w:id="2"/>
       <w:r>
         <w:t>Background Information</w:t>
       </w:r>
@@ -444,25 +444,7 @@
           <w:sz w:val="24"/>
           <w:szCs w:val="24"/>
         </w:rPr>
-        <w:t xml:space="preserve">put into this layer of material. It leads to healthy plants and soil, reduces weeds, and allows for better water conditions for the plants (Dowding, 2024). </w:t>
-      </w:r>
-      <w:proofErr w:type="spellStart"/>
-      <w:r>
-        <w:rPr>
-          <w:rFonts w:ascii="Times New Roman" w:eastAsia="Times New Roman" w:hAnsi="Times New Roman" w:cs="Times New Roman"/>
-          <w:sz w:val="24"/>
-          <w:szCs w:val="24"/>
-        </w:rPr>
-        <w:t>SoilSpirit</w:t>
-      </w:r>
-      <w:proofErr w:type="spellEnd"/>
-      <w:r>
-        <w:rPr>
-          <w:rFonts w:ascii="Times New Roman" w:eastAsia="Times New Roman" w:hAnsi="Times New Roman" w:cs="Times New Roman"/>
-          <w:sz w:val="24"/>
-          <w:szCs w:val="24"/>
-        </w:rPr>
-        <w:t xml:space="preserve"> plans to reduce the physical strain on small farms and gardeners through the automation of compost and seed spreading. While also having a small enough footprint that it does not compact the soil or cause unwanted tilling/digging of the compost. It takes inspiration from simple autonomous vehicles for obstacle avoidance and the Mars rovers (Spirit, Curiosity, Perseverance) for its rocker-bogie suspension system.</w:t>
+        <w:t>put into this layer of material. It leads to healthy plants and soil, reduces weeds, and allows for better water conditions for the plants (Dowding, 2024). SoilSpirit plans to reduce the physical strain on small farms and gardeners through the automation of compost and seed spreading. While also having a small enough footprint that it does not compact the soil or cause unwanted tilling/digging of the compost. It takes inspiration from simple autonomous vehicles for obstacle avoidance and the Mars rovers (Spirit, Curiosity, Perseverance) for its rocker-bogie suspension system.</w:t>
       </w:r>
     </w:p>
     <w:p>
@@ -488,99 +470,61 @@
           <w:sz w:val="24"/>
           <w:szCs w:val="24"/>
         </w:rPr>
-        <w:t xml:space="preserve">The design of the product was heavily influenced by the Mars rovers and the 3d models of the initial prototype come from the </w:t>
-      </w:r>
-      <w:proofErr w:type="spellStart"/>
+        <w:t xml:space="preserve">The design of the product was heavily influenced by the Mars rovers and the 3d models of the initial prototype come from the Instructables tutorial in </w:t>
+      </w:r>
       <w:r>
         <w:rPr>
           <w:rFonts w:ascii="Times New Roman" w:hAnsi="Times New Roman" w:cs="Times New Roman"/>
-          <w:sz w:val="24"/>
-          <w:szCs w:val="24"/>
-        </w:rPr>
-        <w:t>Instructables</w:t>
-      </w:r>
-      <w:proofErr w:type="spellEnd"/>
+          <w:b/>
+          <w:bCs/>
+          <w:sz w:val="24"/>
+          <w:szCs w:val="24"/>
+        </w:rPr>
+        <w:t>Appendix</w:t>
+      </w:r>
       <w:r>
         <w:rPr>
           <w:rFonts w:ascii="Times New Roman" w:hAnsi="Times New Roman" w:cs="Times New Roman"/>
-          <w:sz w:val="24"/>
-          <w:szCs w:val="24"/>
-        </w:rPr>
-        <w:t xml:space="preserve"> tutorial in </w:t>
-      </w:r>
-      <w:proofErr w:type="spellStart"/>
+          <w:b/>
+          <w:bCs/>
+          <w:sz w:val="24"/>
+          <w:szCs w:val="24"/>
+        </w:rPr>
+        <w:t>C</w:t>
+      </w:r>
       <w:r>
         <w:rPr>
           <w:rFonts w:ascii="Times New Roman" w:hAnsi="Times New Roman" w:cs="Times New Roman"/>
+          <w:sz w:val="24"/>
+          <w:szCs w:val="24"/>
+        </w:rPr>
+        <w:t>.</w:t>
+      </w:r>
+      <w:r>
+        <w:rPr>
+          <w:rFonts w:ascii="Times New Roman" w:hAnsi="Times New Roman" w:cs="Times New Roman"/>
           <w:b/>
           <w:bCs/>
           <w:sz w:val="24"/>
           <w:szCs w:val="24"/>
         </w:rPr>
-        <w:t>Appendix</w:t>
+        <w:t xml:space="preserve"> </w:t>
       </w:r>
       <w:r>
         <w:rPr>
           <w:rFonts w:ascii="Times New Roman" w:hAnsi="Times New Roman" w:cs="Times New Roman"/>
-          <w:b/>
-          <w:bCs/>
-          <w:sz w:val="24"/>
-          <w:szCs w:val="24"/>
-        </w:rPr>
-        <w:t>C</w:t>
-      </w:r>
-      <w:proofErr w:type="spellEnd"/>
+          <w:sz w:val="24"/>
+          <w:szCs w:val="24"/>
+        </w:rPr>
+        <w:t xml:space="preserve">The suspension system of this rover comes from a </w:t>
+      </w:r>
       <w:r>
         <w:rPr>
           <w:rFonts w:ascii="Times New Roman" w:hAnsi="Times New Roman" w:cs="Times New Roman"/>
           <w:sz w:val="24"/>
           <w:szCs w:val="24"/>
         </w:rPr>
-        <w:t>.</w:t>
-      </w:r>
-      <w:r>
-        <w:rPr>
-          <w:rFonts w:ascii="Times New Roman" w:hAnsi="Times New Roman" w:cs="Times New Roman"/>
-          <w:b/>
-          <w:bCs/>
-          <w:sz w:val="24"/>
-          <w:szCs w:val="24"/>
-        </w:rPr>
-        <w:t xml:space="preserve"> </w:t>
-      </w:r>
-      <w:r>
-        <w:rPr>
-          <w:rFonts w:ascii="Times New Roman" w:hAnsi="Times New Roman" w:cs="Times New Roman"/>
-          <w:sz w:val="24"/>
-          <w:szCs w:val="24"/>
-        </w:rPr>
-        <w:t xml:space="preserve">The suspension system of this rover comes from a </w:t>
-      </w:r>
-      <w:r>
-        <w:rPr>
-          <w:rFonts w:ascii="Times New Roman" w:hAnsi="Times New Roman" w:cs="Times New Roman"/>
-          <w:sz w:val="24"/>
-          <w:szCs w:val="24"/>
-        </w:rPr>
-        <w:t xml:space="preserve">direct iteration of the Rocker Bogie Mechanism popularized by the Mars rovers Curiosity and Perseverance. As for similar products, the closest to my idea is an autonomous spreader built by Raven Industries. It is an industrial vehicle that is autonomous. It is great for automation for large scale farms but would not benefit gardeners, homesteaders, and small-scale farms wanting to use no dig gardening. Another similar product that is of the same form factor/user is </w:t>
-      </w:r>
-      <w:proofErr w:type="spellStart"/>
-      <w:r>
-        <w:rPr>
-          <w:rFonts w:ascii="Times New Roman" w:hAnsi="Times New Roman" w:cs="Times New Roman"/>
-          <w:sz w:val="24"/>
-          <w:szCs w:val="24"/>
-        </w:rPr>
-        <w:t>FarmBot</w:t>
-      </w:r>
-      <w:proofErr w:type="spellEnd"/>
-      <w:r>
-        <w:rPr>
-          <w:rFonts w:ascii="Times New Roman" w:hAnsi="Times New Roman" w:cs="Times New Roman"/>
-          <w:sz w:val="24"/>
-          <w:szCs w:val="24"/>
-        </w:rPr>
-        <w:t xml:space="preserve">. A CNC based garden bed that automates the process of growing food entirely. This company will be a direct competitor with the main difference being our modes of distribution. Their machine is directly attached to a garden bed whereas mine can drive around and be used for different types of gardens, farms, and homesteads. </w:t>
+        <w:t xml:space="preserve">direct iteration of the Rocker Bogie Mechanism popularized by the Mars rovers Curiosity and Perseverance. As for similar products, the closest to my idea is an autonomous spreader built by Raven Industries. It is an industrial vehicle that is autonomous. It is great for automation for large scale farms but would not benefit gardeners, homesteaders, and small-scale farms wanting to use no dig gardening. Another similar product that is of the same form factor/user is FarmBot. A CNC based garden bed that automates the process of growing food entirely. This company will be a direct competitor with the main difference being our modes of distribution. Their machine is directly attached to a garden bed whereas mine can drive around and be used for different types of gardens, farms, and homesteads. </w:t>
       </w:r>
     </w:p>
     <w:p>
@@ -588,10 +532,10 @@
         <w:pStyle w:val="Heading2"/>
         <w:spacing w:before="60" w:after="60"/>
       </w:pPr>
-      <w:bookmarkStart w:id="2" w:name="_5doonvg6yq9q" w:colFirst="0" w:colLast="0"/>
-      <w:bookmarkStart w:id="3" w:name="_f74af7ukg7lw" w:colFirst="0" w:colLast="0"/>
-      <w:bookmarkEnd w:id="2"/>
+      <w:bookmarkStart w:id="3" w:name="_5doonvg6yq9q" w:colFirst="0" w:colLast="0"/>
+      <w:bookmarkStart w:id="4" w:name="_f74af7ukg7lw" w:colFirst="0" w:colLast="0"/>
       <w:bookmarkEnd w:id="3"/>
+      <w:bookmarkEnd w:id="4"/>
       <w:r>
         <w:t>Project Description</w:t>
       </w:r>
@@ -843,17 +787,56 @@
         <w:spacing w:before="60" w:after="60"/>
         <w:rPr>
           <w:rFonts w:ascii="Times New Roman" w:eastAsia="Times New Roman" w:hAnsi="Times New Roman" w:cs="Times New Roman"/>
-          <w:sz w:val="24"/>
-          <w:szCs w:val="24"/>
-        </w:rPr>
-      </w:pPr>
-      <w:r>
-        <w:rPr>
-          <w:rFonts w:ascii="Times New Roman" w:eastAsia="Times New Roman" w:hAnsi="Times New Roman" w:cs="Times New Roman"/>
-          <w:sz w:val="24"/>
-          <w:szCs w:val="24"/>
-        </w:rPr>
-        <w:t>Autonomously avoid obstacles using camera and ultrasonic sensor</w:t>
+          <w:b/>
+          <w:bCs/>
+          <w:color w:val="4BACC6" w:themeColor="accent5"/>
+          <w:sz w:val="24"/>
+          <w:szCs w:val="24"/>
+        </w:rPr>
+      </w:pPr>
+      <w:r>
+        <w:rPr>
+          <w:rFonts w:ascii="Times New Roman" w:eastAsia="Times New Roman" w:hAnsi="Times New Roman" w:cs="Times New Roman"/>
+          <w:sz w:val="24"/>
+          <w:szCs w:val="24"/>
+        </w:rPr>
+        <w:lastRenderedPageBreak/>
+        <w:t xml:space="preserve">Autonomously </w:t>
+      </w:r>
+      <w:r>
+        <w:rPr>
+          <w:rFonts w:ascii="Times New Roman" w:eastAsia="Times New Roman" w:hAnsi="Times New Roman" w:cs="Times New Roman"/>
+          <w:sz w:val="24"/>
+          <w:szCs w:val="24"/>
+        </w:rPr>
+        <w:t xml:space="preserve">stop rover when detecting obstacles using </w:t>
+      </w:r>
+      <w:r>
+        <w:rPr>
+          <w:rFonts w:ascii="Times New Roman" w:eastAsia="Times New Roman" w:hAnsi="Times New Roman" w:cs="Times New Roman"/>
+          <w:sz w:val="24"/>
+          <w:szCs w:val="24"/>
+        </w:rPr>
+        <w:t>ultrasonic sensor</w:t>
+      </w:r>
+      <w:r>
+        <w:rPr>
+          <w:rFonts w:ascii="Times New Roman" w:eastAsia="Times New Roman" w:hAnsi="Times New Roman" w:cs="Times New Roman"/>
+          <w:sz w:val="24"/>
+          <w:szCs w:val="24"/>
+        </w:rPr>
+        <w:t xml:space="preserve"> </w:t>
+      </w:r>
+      <w:r>
+        <w:rPr>
+          <w:rFonts w:ascii="Times New Roman" w:eastAsia="Times New Roman" w:hAnsi="Times New Roman" w:cs="Times New Roman"/>
+          <w:b/>
+          <w:bCs/>
+          <w:color w:val="4BACC6" w:themeColor="accent5"/>
+          <w:sz w:val="24"/>
+          <w:szCs w:val="24"/>
+        </w:rPr>
+        <w:t>Changed 3/15/2025</w:t>
       </w:r>
     </w:p>
     <w:p>
@@ -876,7 +859,62 @@
           <w:sz w:val="24"/>
           <w:szCs w:val="24"/>
         </w:rPr>
-        <w:lastRenderedPageBreak/>
+        <w:t xml:space="preserve">Try to maneuver around obstacles using TOF sensor </w:t>
+      </w:r>
+      <w:r>
+        <w:rPr>
+          <w:rFonts w:ascii="Times New Roman" w:eastAsia="Times New Roman" w:hAnsi="Times New Roman" w:cs="Times New Roman"/>
+          <w:b/>
+          <w:bCs/>
+          <w:color w:val="4BACC6" w:themeColor="accent5"/>
+          <w:sz w:val="24"/>
+          <w:szCs w:val="24"/>
+        </w:rPr>
+        <w:t>ADDED</w:t>
+      </w:r>
+      <w:r>
+        <w:rPr>
+          <w:rFonts w:ascii="Times New Roman" w:eastAsia="Times New Roman" w:hAnsi="Times New Roman" w:cs="Times New Roman"/>
+          <w:b/>
+          <w:bCs/>
+          <w:color w:val="4BACC6" w:themeColor="accent5"/>
+          <w:sz w:val="24"/>
+          <w:szCs w:val="24"/>
+        </w:rPr>
+        <w:t xml:space="preserve"> </w:t>
+      </w:r>
+      <w:r>
+        <w:rPr>
+          <w:rFonts w:ascii="Times New Roman" w:eastAsia="Times New Roman" w:hAnsi="Times New Roman" w:cs="Times New Roman"/>
+          <w:b/>
+          <w:bCs/>
+          <w:color w:val="4BACC6" w:themeColor="accent5"/>
+          <w:sz w:val="24"/>
+          <w:szCs w:val="24"/>
+        </w:rPr>
+        <w:t>3/15/2025</w:t>
+      </w:r>
+    </w:p>
+    <w:p>
+      <w:pPr>
+        <w:pStyle w:val="ListParagraph"/>
+        <w:numPr>
+          <w:ilvl w:val="0"/>
+          <w:numId w:val="17"/>
+        </w:numPr>
+        <w:spacing w:before="60" w:after="60"/>
+        <w:rPr>
+          <w:rFonts w:ascii="Times New Roman" w:eastAsia="Times New Roman" w:hAnsi="Times New Roman" w:cs="Times New Roman"/>
+          <w:sz w:val="24"/>
+          <w:szCs w:val="24"/>
+        </w:rPr>
+      </w:pPr>
+      <w:r>
+        <w:rPr>
+          <w:rFonts w:ascii="Times New Roman" w:eastAsia="Times New Roman" w:hAnsi="Times New Roman" w:cs="Times New Roman"/>
+          <w:sz w:val="24"/>
+          <w:szCs w:val="24"/>
+        </w:rPr>
         <w:t>Move ~ 2mph while not hauling spreader</w:t>
       </w:r>
     </w:p>
@@ -931,6 +969,9 @@
         <w:spacing w:before="60" w:after="60"/>
         <w:rPr>
           <w:rFonts w:ascii="Times New Roman" w:eastAsia="Times New Roman" w:hAnsi="Times New Roman" w:cs="Times New Roman"/>
+          <w:b/>
+          <w:bCs/>
+          <w:color w:val="4BACC6" w:themeColor="accent5"/>
           <w:sz w:val="24"/>
           <w:szCs w:val="24"/>
         </w:rPr>
@@ -970,7 +1011,9 @@
       <w:r>
         <w:rPr>
           <w:rFonts w:ascii="Times New Roman" w:eastAsia="Times New Roman" w:hAnsi="Times New Roman" w:cs="Times New Roman"/>
-          <w:color w:val="FF0000"/>
+          <w:b/>
+          <w:bCs/>
+          <w:color w:val="4BACC6" w:themeColor="accent5"/>
           <w:sz w:val="24"/>
           <w:szCs w:val="24"/>
         </w:rPr>
@@ -999,6 +1042,17 @@
         </w:rPr>
         <w:t xml:space="preserve">4 SG90 Servo Motors </w:t>
       </w:r>
+      <w:r>
+        <w:rPr>
+          <w:rFonts w:ascii="Times New Roman" w:eastAsia="Times New Roman" w:hAnsi="Times New Roman" w:cs="Times New Roman"/>
+          <w:b/>
+          <w:bCs/>
+          <w:color w:val="4BACC6" w:themeColor="accent5"/>
+          <w:sz w:val="24"/>
+          <w:szCs w:val="24"/>
+        </w:rPr>
+        <w:t>Might be moving to 2 servos but depending on final wheel design</w:t>
+      </w:r>
     </w:p>
     <w:p>
       <w:pPr>
@@ -1033,6 +1087,9 @@
         <w:spacing w:before="60" w:after="60"/>
         <w:rPr>
           <w:rFonts w:ascii="Times New Roman" w:eastAsia="Times New Roman" w:hAnsi="Times New Roman" w:cs="Times New Roman"/>
+          <w:b/>
+          <w:bCs/>
+          <w:color w:val="4BACC6" w:themeColor="accent5"/>
           <w:sz w:val="24"/>
           <w:szCs w:val="24"/>
         </w:rPr>
@@ -1064,7 +1121,9 @@
       <w:r>
         <w:rPr>
           <w:rFonts w:ascii="Times New Roman" w:eastAsia="Times New Roman" w:hAnsi="Times New Roman" w:cs="Times New Roman"/>
-          <w:color w:val="FF0000"/>
+          <w:b/>
+          <w:bCs/>
+          <w:color w:val="4BACC6" w:themeColor="accent5"/>
           <w:sz w:val="24"/>
           <w:szCs w:val="24"/>
         </w:rPr>
@@ -1073,7 +1132,9 @@
       <w:r>
         <w:rPr>
           <w:rFonts w:ascii="Times New Roman" w:eastAsia="Times New Roman" w:hAnsi="Times New Roman" w:cs="Times New Roman"/>
-          <w:color w:val="FF0000"/>
+          <w:b/>
+          <w:bCs/>
+          <w:color w:val="4BACC6" w:themeColor="accent5"/>
           <w:sz w:val="24"/>
           <w:szCs w:val="24"/>
         </w:rPr>
@@ -1082,7 +1143,9 @@
       <w:r>
         <w:rPr>
           <w:rFonts w:ascii="Times New Roman" w:eastAsia="Times New Roman" w:hAnsi="Times New Roman" w:cs="Times New Roman"/>
-          <w:color w:val="FF0000"/>
+          <w:b/>
+          <w:bCs/>
+          <w:color w:val="4BACC6" w:themeColor="accent5"/>
           <w:sz w:val="24"/>
           <w:szCs w:val="24"/>
         </w:rPr>
@@ -1099,17 +1162,30 @@
         <w:spacing w:before="60" w:after="60"/>
         <w:rPr>
           <w:rFonts w:ascii="Times New Roman" w:eastAsia="Times New Roman" w:hAnsi="Times New Roman" w:cs="Times New Roman"/>
-          <w:sz w:val="24"/>
-          <w:szCs w:val="24"/>
-        </w:rPr>
-      </w:pPr>
-      <w:r>
-        <w:rPr>
-          <w:rFonts w:ascii="Times New Roman" w:eastAsia="Times New Roman" w:hAnsi="Times New Roman" w:cs="Times New Roman"/>
+          <w:strike/>
+          <w:color w:val="FF0000"/>
+          <w:sz w:val="24"/>
+          <w:szCs w:val="24"/>
+        </w:rPr>
+      </w:pPr>
+      <w:r>
+        <w:rPr>
+          <w:rFonts w:ascii="Times New Roman" w:eastAsia="Times New Roman" w:hAnsi="Times New Roman" w:cs="Times New Roman"/>
+          <w:strike/>
+          <w:color w:val="FF0000"/>
           <w:sz w:val="24"/>
           <w:szCs w:val="24"/>
         </w:rPr>
         <w:t>ESP32 XAIO S3 camera</w:t>
+      </w:r>
+      <w:r>
+        <w:rPr>
+          <w:rFonts w:ascii="Times New Roman" w:eastAsia="Times New Roman" w:hAnsi="Times New Roman" w:cs="Times New Roman"/>
+          <w:color w:val="FF0000"/>
+          <w:sz w:val="24"/>
+          <w:szCs w:val="24"/>
+        </w:rPr>
+        <w:t xml:space="preserve"> Removed due to pivot on 3/15/2025</w:t>
       </w:r>
     </w:p>
     <w:p>
@@ -1145,21 +1221,39 @@
         <w:spacing w:before="60" w:after="60"/>
         <w:rPr>
           <w:rFonts w:ascii="Times New Roman" w:eastAsia="Times New Roman" w:hAnsi="Times New Roman" w:cs="Times New Roman"/>
-          <w:strike/>
-          <w:color w:val="FF0000"/>
-          <w:sz w:val="24"/>
-          <w:szCs w:val="24"/>
-        </w:rPr>
-      </w:pPr>
-      <w:r>
-        <w:rPr>
-          <w:rFonts w:ascii="Times New Roman" w:eastAsia="Times New Roman" w:hAnsi="Times New Roman" w:cs="Times New Roman"/>
-          <w:strike/>
-          <w:color w:val="FF0000"/>
-          <w:sz w:val="24"/>
-          <w:szCs w:val="24"/>
-        </w:rPr>
-        <w:t>Object detection model</w:t>
+          <w:sz w:val="24"/>
+          <w:szCs w:val="24"/>
+        </w:rPr>
+      </w:pPr>
+      <w:r>
+        <w:rPr>
+          <w:rFonts w:ascii="Times New Roman" w:eastAsia="Times New Roman" w:hAnsi="Times New Roman" w:cs="Times New Roman"/>
+          <w:sz w:val="24"/>
+          <w:szCs w:val="24"/>
+        </w:rPr>
+        <w:t xml:space="preserve">Power bus with fuses </w:t>
+      </w:r>
+      <w:r>
+        <w:rPr>
+          <w:rFonts w:ascii="Times New Roman" w:eastAsia="Times New Roman" w:hAnsi="Times New Roman" w:cs="Times New Roman"/>
+          <w:b/>
+          <w:bCs/>
+          <w:color w:val="4BACC6" w:themeColor="accent5"/>
+          <w:sz w:val="24"/>
+          <w:szCs w:val="24"/>
+        </w:rPr>
+        <w:t>ADDED</w:t>
+      </w:r>
+      <w:r>
+        <w:rPr>
+          <w:rFonts w:ascii="Times New Roman" w:eastAsia="Times New Roman" w:hAnsi="Times New Roman" w:cs="Times New Roman"/>
+          <w:b/>
+          <w:bCs/>
+          <w:color w:val="4BACC6" w:themeColor="accent5"/>
+          <w:sz w:val="24"/>
+          <w:szCs w:val="24"/>
+        </w:rPr>
+        <w:t xml:space="preserve"> 3/15/2025</w:t>
       </w:r>
     </w:p>
     <w:p>
@@ -1182,7 +1276,40 @@
           <w:sz w:val="24"/>
           <w:szCs w:val="24"/>
         </w:rPr>
-        <w:t>LLM for object detection</w:t>
+        <w:t>VL53L5CX TOF sensor</w:t>
+      </w:r>
+      <w:r>
+        <w:rPr>
+          <w:rFonts w:ascii="Times New Roman" w:eastAsia="Times New Roman" w:hAnsi="Times New Roman" w:cs="Times New Roman"/>
+          <w:b/>
+          <w:bCs/>
+          <w:color w:val="4BACC6" w:themeColor="accent5"/>
+          <w:sz w:val="24"/>
+          <w:szCs w:val="24"/>
+        </w:rPr>
+        <w:t xml:space="preserve"> </w:t>
+      </w:r>
+      <w:r>
+        <w:rPr>
+          <w:rFonts w:ascii="Times New Roman" w:eastAsia="Times New Roman" w:hAnsi="Times New Roman" w:cs="Times New Roman"/>
+          <w:b/>
+          <w:bCs/>
+          <w:color w:val="4BACC6" w:themeColor="accent5"/>
+          <w:sz w:val="24"/>
+          <w:szCs w:val="24"/>
+        </w:rPr>
+        <w:t xml:space="preserve">ADDED </w:t>
+      </w:r>
+      <w:r>
+        <w:rPr>
+          <w:rFonts w:ascii="Times New Roman" w:eastAsia="Times New Roman" w:hAnsi="Times New Roman" w:cs="Times New Roman"/>
+          <w:b/>
+          <w:bCs/>
+          <w:color w:val="4BACC6" w:themeColor="accent5"/>
+          <w:sz w:val="24"/>
+          <w:szCs w:val="24"/>
+        </w:rPr>
+        <w:t>3/15/2025</w:t>
       </w:r>
     </w:p>
     <w:p>
@@ -1205,6 +1332,105 @@
           <w:sz w:val="24"/>
           <w:szCs w:val="24"/>
         </w:rPr>
+        <w:t xml:space="preserve">Ultrasonic sensor </w:t>
+      </w:r>
+      <w:r>
+        <w:rPr>
+          <w:rFonts w:ascii="Times New Roman" w:eastAsia="Times New Roman" w:hAnsi="Times New Roman" w:cs="Times New Roman"/>
+          <w:b/>
+          <w:bCs/>
+          <w:color w:val="4BACC6" w:themeColor="accent5"/>
+          <w:sz w:val="24"/>
+          <w:szCs w:val="24"/>
+        </w:rPr>
+        <w:t>ADDED</w:t>
+      </w:r>
+      <w:r>
+        <w:rPr>
+          <w:rFonts w:ascii="Times New Roman" w:eastAsia="Times New Roman" w:hAnsi="Times New Roman" w:cs="Times New Roman"/>
+          <w:b/>
+          <w:bCs/>
+          <w:color w:val="4BACC6" w:themeColor="accent5"/>
+          <w:sz w:val="24"/>
+          <w:szCs w:val="24"/>
+        </w:rPr>
+        <w:t xml:space="preserve"> 3/10/2025</w:t>
+      </w:r>
+    </w:p>
+    <w:p>
+      <w:pPr>
+        <w:pStyle w:val="ListParagraph"/>
+        <w:numPr>
+          <w:ilvl w:val="0"/>
+          <w:numId w:val="2"/>
+        </w:numPr>
+        <w:spacing w:before="60" w:after="60"/>
+        <w:rPr>
+          <w:rFonts w:ascii="Times New Roman" w:eastAsia="Times New Roman" w:hAnsi="Times New Roman" w:cs="Times New Roman"/>
+          <w:strike/>
+          <w:color w:val="FF0000"/>
+          <w:sz w:val="24"/>
+          <w:szCs w:val="24"/>
+        </w:rPr>
+      </w:pPr>
+      <w:r>
+        <w:rPr>
+          <w:rFonts w:ascii="Times New Roman" w:eastAsia="Times New Roman" w:hAnsi="Times New Roman" w:cs="Times New Roman"/>
+          <w:strike/>
+          <w:color w:val="FF0000"/>
+          <w:sz w:val="24"/>
+          <w:szCs w:val="24"/>
+        </w:rPr>
+        <w:t>Object detection model</w:t>
+      </w:r>
+    </w:p>
+    <w:p>
+      <w:pPr>
+        <w:pStyle w:val="ListParagraph"/>
+        <w:numPr>
+          <w:ilvl w:val="0"/>
+          <w:numId w:val="2"/>
+        </w:numPr>
+        <w:spacing w:before="60" w:after="60"/>
+        <w:rPr>
+          <w:rFonts w:ascii="Times New Roman" w:eastAsia="Times New Roman" w:hAnsi="Times New Roman" w:cs="Times New Roman"/>
+          <w:strike/>
+          <w:color w:val="FF0000"/>
+          <w:sz w:val="24"/>
+          <w:szCs w:val="24"/>
+        </w:rPr>
+      </w:pPr>
+      <w:r>
+        <w:rPr>
+          <w:rFonts w:ascii="Times New Roman" w:eastAsia="Times New Roman" w:hAnsi="Times New Roman" w:cs="Times New Roman"/>
+          <w:strike/>
+          <w:color w:val="FF0000"/>
+          <w:sz w:val="24"/>
+          <w:szCs w:val="24"/>
+        </w:rPr>
+        <w:t>LLM for object detection</w:t>
+      </w:r>
+    </w:p>
+    <w:p>
+      <w:pPr>
+        <w:pStyle w:val="ListParagraph"/>
+        <w:numPr>
+          <w:ilvl w:val="0"/>
+          <w:numId w:val="2"/>
+        </w:numPr>
+        <w:spacing w:before="60" w:after="60"/>
+        <w:rPr>
+          <w:rFonts w:ascii="Times New Roman" w:eastAsia="Times New Roman" w:hAnsi="Times New Roman" w:cs="Times New Roman"/>
+          <w:sz w:val="24"/>
+          <w:szCs w:val="24"/>
+        </w:rPr>
+      </w:pPr>
+      <w:r>
+        <w:rPr>
+          <w:rFonts w:ascii="Times New Roman" w:eastAsia="Times New Roman" w:hAnsi="Times New Roman" w:cs="Times New Roman"/>
+          <w:sz w:val="24"/>
+          <w:szCs w:val="24"/>
+        </w:rPr>
         <w:t>Hopper trailer with spring-based trap door to spread fertilizer/seeds</w:t>
       </w:r>
     </w:p>
@@ -1249,8 +1475,8 @@
         <w:pStyle w:val="Heading2"/>
         <w:spacing w:before="60" w:after="60"/>
       </w:pPr>
-      <w:bookmarkStart w:id="4" w:name="_fs7vbfhjkf4y" w:colFirst="0" w:colLast="0"/>
-      <w:bookmarkEnd w:id="4"/>
+      <w:bookmarkStart w:id="5" w:name="_fs7vbfhjkf4y" w:colFirst="0" w:colLast="0"/>
+      <w:bookmarkEnd w:id="5"/>
       <w:r>
         <w:t>Innovation Claim</w:t>
       </w:r>
@@ -1263,7 +1489,6 @@
           <w:szCs w:val="24"/>
         </w:rPr>
       </w:pPr>
-      <w:proofErr w:type="spellStart"/>
       <w:r>
         <w:rPr>
           <w:rFonts w:ascii="Times New Roman" w:eastAsia="Times New Roman" w:hAnsi="Times New Roman" w:cs="Times New Roman"/>
@@ -1278,16 +1503,53 @@
           <w:sz w:val="24"/>
           <w:szCs w:val="24"/>
         </w:rPr>
-        <w:t>oilSpirit</w:t>
-      </w:r>
-      <w:proofErr w:type="spellEnd"/>
-      <w:r>
-        <w:rPr>
-          <w:rFonts w:ascii="Times New Roman" w:eastAsia="Times New Roman" w:hAnsi="Times New Roman" w:cs="Times New Roman"/>
-          <w:sz w:val="24"/>
-          <w:szCs w:val="24"/>
-        </w:rPr>
-        <w:t xml:space="preserve"> will be the first adaptation of Mars rover rocker-bogie suspension for agriculture and will make automation accessible to more people. On top of that it promotes a sustainable agricultural practice in making non-dig farming easier. Lastly, the incorporation of computer vision in a non-experimental realm will lead to this device being more robust and intelligent than most small-scale autonomous systems.</w:t>
+        <w:t>oilSpirit will be the first adaptation of Mars rover rocker-bogie suspension for agriculture and will make automation accessible to more people. On top of that it promotes a sustainable agricultural practice in making non-dig farming easier.</w:t>
+      </w:r>
+      <w:r>
+        <w:rPr>
+          <w:rFonts w:ascii="Times New Roman" w:eastAsia="Times New Roman" w:hAnsi="Times New Roman" w:cs="Times New Roman"/>
+          <w:sz w:val="24"/>
+          <w:szCs w:val="24"/>
+        </w:rPr>
+        <w:t xml:space="preserve"> </w:t>
+      </w:r>
+      <w:r>
+        <w:rPr>
+          <w:rFonts w:ascii="Times New Roman" w:eastAsia="Times New Roman" w:hAnsi="Times New Roman" w:cs="Times New Roman"/>
+          <w:strike/>
+          <w:color w:val="FF0000"/>
+          <w:sz w:val="24"/>
+          <w:szCs w:val="24"/>
+        </w:rPr>
+        <w:t>Lastly,</w:t>
+      </w:r>
+      <w:r>
+        <w:rPr>
+          <w:rFonts w:ascii="Times New Roman" w:eastAsia="Times New Roman" w:hAnsi="Times New Roman" w:cs="Times New Roman"/>
+          <w:color w:val="FF0000"/>
+          <w:sz w:val="24"/>
+          <w:szCs w:val="24"/>
+        </w:rPr>
+        <w:t xml:space="preserve"> </w:t>
+      </w:r>
+      <w:r>
+        <w:rPr>
+          <w:rFonts w:ascii="Times New Roman" w:eastAsia="Times New Roman" w:hAnsi="Times New Roman" w:cs="Times New Roman"/>
+          <w:strike/>
+          <w:color w:val="FF0000"/>
+          <w:sz w:val="24"/>
+          <w:szCs w:val="24"/>
+        </w:rPr>
+        <w:t>computer vision in a non-experimental realm will lead to this device being more robust and intelligent than most small-scale autonomous systems.</w:t>
+      </w:r>
+      <w:r>
+        <w:rPr>
+          <w:rFonts w:ascii="Times New Roman" w:eastAsia="Times New Roman" w:hAnsi="Times New Roman" w:cs="Times New Roman"/>
+          <w:color w:val="FF0000"/>
+          <w:sz w:val="24"/>
+          <w:szCs w:val="24"/>
+        </w:rPr>
+        <w:t xml:space="preserve"> Removed 3/15/2025 due to pivot away for computer vision</w:t>
       </w:r>
     </w:p>
     <w:p>
@@ -1404,43 +1666,16 @@
           <w:sz w:val="24"/>
           <w:szCs w:val="24"/>
         </w:rPr>
-        <w:t xml:space="preserve">this may very well become integrated with future iterations of rovers and space vehicles. Technology inspired by </w:t>
-      </w:r>
-      <w:proofErr w:type="spellStart"/>
-      <w:r>
-        <w:rPr>
-          <w:rFonts w:ascii="Times New Roman" w:eastAsia="Times New Roman" w:hAnsi="Times New Roman" w:cs="Times New Roman"/>
-          <w:sz w:val="24"/>
-          <w:szCs w:val="24"/>
-        </w:rPr>
-        <w:t>SoilSpirit</w:t>
-      </w:r>
-      <w:proofErr w:type="spellEnd"/>
-      <w:r>
-        <w:rPr>
-          <w:rFonts w:ascii="Times New Roman" w:eastAsia="Times New Roman" w:hAnsi="Times New Roman" w:cs="Times New Roman"/>
-          <w:sz w:val="24"/>
-          <w:szCs w:val="24"/>
-        </w:rPr>
-        <w:t xml:space="preserve"> could possibly be used for farming on other planets, if we ever get there, or as small-scale versions of the Mars rovers that are more accessible for smaller companies. </w:t>
-      </w:r>
-      <w:proofErr w:type="spellStart"/>
-      <w:r>
-        <w:rPr>
-          <w:rFonts w:ascii="Times New Roman" w:eastAsia="Times New Roman" w:hAnsi="Times New Roman" w:cs="Times New Roman"/>
-          <w:sz w:val="24"/>
-          <w:szCs w:val="24"/>
-        </w:rPr>
-        <w:t>SoilSpirit</w:t>
-      </w:r>
-      <w:proofErr w:type="spellEnd"/>
-      <w:r>
-        <w:rPr>
-          <w:rFonts w:ascii="Times New Roman" w:eastAsia="Times New Roman" w:hAnsi="Times New Roman" w:cs="Times New Roman"/>
-          <w:sz w:val="24"/>
-          <w:szCs w:val="24"/>
-        </w:rPr>
-        <w:t xml:space="preserve"> could also extend into disaster recovery and reconnaissance. A scaled-up version of this rover could be used for search and rescue, area mapping, and debris clearing.</w:t>
+        <w:t>this may very well become integrated with future iterations of rovers and space vehicles. Technology inspired by SoilSpirit could possibly be used for farming on other planets, if we ever get there, or as small-</w:t>
+      </w:r>
+      <w:r>
+        <w:rPr>
+          <w:rFonts w:ascii="Times New Roman" w:eastAsia="Times New Roman" w:hAnsi="Times New Roman" w:cs="Times New Roman"/>
+          <w:sz w:val="24"/>
+          <w:szCs w:val="24"/>
+        </w:rPr>
+        <w:lastRenderedPageBreak/>
+        <w:t>scale versions of the Mars rovers that are more accessible for smaller companies. SoilSpirit could also extend into disaster recovery and reconnaissance. A scaled-up version of this rover could be used for search and rescue, area mapping, and debris clearing.</w:t>
       </w:r>
       <w:r>
         <w:rPr>
@@ -1474,24 +1709,6 @@
         </w:rPr>
         <w:t xml:space="preserve">the education and start-up industry due to it being a starting point for various projects. </w:t>
       </w:r>
-    </w:p>
-    <w:p>
-      <w:pPr>
-        <w:rPr>
-          <w:rFonts w:ascii="Times New Roman" w:eastAsia="Times New Roman" w:hAnsi="Times New Roman" w:cs="Times New Roman"/>
-        </w:rPr>
-      </w:pPr>
-    </w:p>
-    <w:p>
-      <w:pPr>
-        <w:spacing w:before="120" w:after="120"/>
-        <w:rPr>
-          <w:rFonts w:ascii="Times New Roman" w:eastAsia="Times New Roman" w:hAnsi="Times New Roman" w:cs="Times New Roman"/>
-          <w:b/>
-          <w:sz w:val="36"/>
-          <w:szCs w:val="36"/>
-        </w:rPr>
-      </w:pPr>
     </w:p>
     <w:p>
       <w:pPr>
@@ -1667,6 +1884,23 @@
         </w:rPr>
         <w:t>Does the hopper start/stop spreading based on movement of the rover?</w:t>
       </w:r>
+      <w:r>
+        <w:rPr>
+          <w:rFonts w:ascii="Times New Roman" w:eastAsia="Times New Roman" w:hAnsi="Times New Roman" w:cs="Times New Roman"/>
+          <w:sz w:val="24"/>
+          <w:szCs w:val="24"/>
+        </w:rPr>
+        <w:t xml:space="preserve"> </w:t>
+      </w:r>
+      <w:r>
+        <w:rPr>
+          <w:rFonts w:ascii="Times New Roman" w:eastAsia="Times New Roman" w:hAnsi="Times New Roman" w:cs="Times New Roman"/>
+          <w:color w:val="FF0000"/>
+          <w:sz w:val="24"/>
+          <w:szCs w:val="24"/>
+        </w:rPr>
+        <w:t>(DONE 3/15)</w:t>
+      </w:r>
     </w:p>
     <w:p>
       <w:pPr>
@@ -1698,6 +1932,23 @@
         </w:rPr>
         <w:t xml:space="preserve"> </w:t>
       </w:r>
+      <w:r>
+        <w:rPr>
+          <w:rFonts w:ascii="Times New Roman" w:eastAsia="Times New Roman" w:hAnsi="Times New Roman" w:cs="Times New Roman"/>
+          <w:color w:val="FF0000"/>
+          <w:sz w:val="24"/>
+          <w:szCs w:val="24"/>
+        </w:rPr>
+        <w:t>(Stopping finished 3/15 avoidance dependent on TOF sensor integration)</w:t>
+      </w:r>
+      <w:r>
+        <w:rPr>
+          <w:rFonts w:ascii="Times New Roman" w:eastAsia="Times New Roman" w:hAnsi="Times New Roman" w:cs="Times New Roman"/>
+          <w:sz w:val="24"/>
+          <w:szCs w:val="24"/>
+        </w:rPr>
+        <w:t xml:space="preserve"> </w:t>
+      </w:r>
     </w:p>
     <w:p>
       <w:pPr>
@@ -1729,6 +1980,24 @@
         </w:rPr>
         <w:t xml:space="preserve"> </w:t>
       </w:r>
+      <w:r>
+        <w:rPr>
+          <w:rFonts w:ascii="Times New Roman" w:eastAsia="Times New Roman" w:hAnsi="Times New Roman" w:cs="Times New Roman"/>
+          <w:color w:val="FF0000"/>
+          <w:sz w:val="24"/>
+          <w:szCs w:val="24"/>
+        </w:rPr>
+        <w:t>(</w:t>
+      </w:r>
+      <w:r>
+        <w:rPr>
+          <w:rFonts w:ascii="Times New Roman" w:eastAsia="Times New Roman" w:hAnsi="Times New Roman" w:cs="Times New Roman"/>
+          <w:color w:val="FF0000"/>
+          <w:sz w:val="24"/>
+          <w:szCs w:val="24"/>
+        </w:rPr>
+        <w:t>DONE 3/3)</w:t>
+      </w:r>
     </w:p>
     <w:p>
       <w:pPr>
@@ -1863,6 +2132,23 @@
         </w:rPr>
         <w:t>Is there enough charge to run the motors and the servos to allow for spreading to finish?</w:t>
       </w:r>
+      <w:r>
+        <w:rPr>
+          <w:rFonts w:ascii="Times New Roman" w:eastAsia="Times New Roman" w:hAnsi="Times New Roman" w:cs="Times New Roman"/>
+          <w:sz w:val="24"/>
+          <w:szCs w:val="24"/>
+        </w:rPr>
+        <w:t xml:space="preserve"> </w:t>
+      </w:r>
+      <w:r>
+        <w:rPr>
+          <w:rFonts w:ascii="Times New Roman" w:eastAsia="Times New Roman" w:hAnsi="Times New Roman" w:cs="Times New Roman"/>
+          <w:color w:val="FF0000"/>
+          <w:sz w:val="24"/>
+          <w:szCs w:val="24"/>
+        </w:rPr>
+        <w:t>(DONE 3/10)</w:t>
+      </w:r>
     </w:p>
     <w:p>
       <w:pPr>
@@ -1905,13 +2191,17 @@
         <w:spacing w:before="120" w:after="120"/>
         <w:rPr>
           <w:rFonts w:ascii="Times New Roman" w:eastAsia="Times New Roman" w:hAnsi="Times New Roman" w:cs="Times New Roman"/>
-          <w:sz w:val="24"/>
-          <w:szCs w:val="24"/>
-        </w:rPr>
-      </w:pPr>
-      <w:r>
-        <w:rPr>
-          <w:rFonts w:ascii="Times New Roman" w:eastAsia="Times New Roman" w:hAnsi="Times New Roman" w:cs="Times New Roman"/>
+          <w:strike/>
+          <w:color w:val="FF0000"/>
+          <w:sz w:val="24"/>
+          <w:szCs w:val="24"/>
+        </w:rPr>
+      </w:pPr>
+      <w:r>
+        <w:rPr>
+          <w:rFonts w:ascii="Times New Roman" w:eastAsia="Times New Roman" w:hAnsi="Times New Roman" w:cs="Times New Roman"/>
+          <w:strike/>
+          <w:color w:val="FF0000"/>
           <w:sz w:val="24"/>
           <w:szCs w:val="24"/>
         </w:rPr>
@@ -1920,37 +2210,12 @@
       <w:r>
         <w:rPr>
           <w:rFonts w:ascii="Times New Roman" w:eastAsia="Times New Roman" w:hAnsi="Times New Roman" w:cs="Times New Roman"/>
-          <w:sz w:val="24"/>
-          <w:szCs w:val="24"/>
-        </w:rPr>
-        <w:t xml:space="preserve"> </w:t>
-      </w:r>
-      <w:r>
-        <w:rPr>
-          <w:rFonts w:ascii="Times New Roman" w:eastAsia="Times New Roman" w:hAnsi="Times New Roman" w:cs="Times New Roman"/>
-          <w:color w:val="FF0000"/>
-          <w:sz w:val="24"/>
-          <w:szCs w:val="24"/>
-        </w:rPr>
-        <w:t>(DONE 2/2</w:t>
-      </w:r>
-      <w:r>
-        <w:rPr>
-          <w:rFonts w:ascii="Times New Roman" w:eastAsia="Times New Roman" w:hAnsi="Times New Roman" w:cs="Times New Roman"/>
-          <w:color w:val="FF0000"/>
-          <w:sz w:val="24"/>
-          <w:szCs w:val="24"/>
-        </w:rPr>
-        <w:t>5</w:t>
-      </w:r>
-      <w:r>
-        <w:rPr>
-          <w:rFonts w:ascii="Times New Roman" w:eastAsia="Times New Roman" w:hAnsi="Times New Roman" w:cs="Times New Roman"/>
-          <w:color w:val="FF0000"/>
-          <w:sz w:val="24"/>
-          <w:szCs w:val="24"/>
-        </w:rPr>
-        <w:t>)</w:t>
+          <w:strike/>
+          <w:color w:val="FF0000"/>
+          <w:sz w:val="24"/>
+          <w:szCs w:val="24"/>
+        </w:rPr>
+        <w:t xml:space="preserve"> (DONE 2/25)</w:t>
       </w:r>
     </w:p>
     <w:p>
@@ -1963,13 +2228,17 @@
         <w:spacing w:before="120" w:after="120"/>
         <w:rPr>
           <w:rFonts w:ascii="Times New Roman" w:eastAsia="Times New Roman" w:hAnsi="Times New Roman" w:cs="Times New Roman"/>
-          <w:sz w:val="24"/>
-          <w:szCs w:val="24"/>
-        </w:rPr>
-      </w:pPr>
-      <w:r>
-        <w:rPr>
-          <w:rFonts w:ascii="Times New Roman" w:eastAsia="Times New Roman" w:hAnsi="Times New Roman" w:cs="Times New Roman"/>
+          <w:strike/>
+          <w:color w:val="FF0000"/>
+          <w:sz w:val="24"/>
+          <w:szCs w:val="24"/>
+        </w:rPr>
+      </w:pPr>
+      <w:r>
+        <w:rPr>
+          <w:rFonts w:ascii="Times New Roman" w:eastAsia="Times New Roman" w:hAnsi="Times New Roman" w:cs="Times New Roman"/>
+          <w:strike/>
+          <w:color w:val="FF0000"/>
           <w:sz w:val="24"/>
           <w:szCs w:val="24"/>
         </w:rPr>
@@ -1978,37 +2247,21 @@
       <w:r>
         <w:rPr>
           <w:rFonts w:ascii="Times New Roman" w:eastAsia="Times New Roman" w:hAnsi="Times New Roman" w:cs="Times New Roman"/>
-          <w:sz w:val="24"/>
-          <w:szCs w:val="24"/>
-        </w:rPr>
-        <w:t xml:space="preserve"> </w:t>
-      </w:r>
-      <w:r>
-        <w:rPr>
-          <w:rFonts w:ascii="Times New Roman" w:eastAsia="Times New Roman" w:hAnsi="Times New Roman" w:cs="Times New Roman"/>
-          <w:color w:val="FF0000"/>
-          <w:sz w:val="24"/>
-          <w:szCs w:val="24"/>
-        </w:rPr>
-        <w:t>(DONE 2/2</w:t>
-      </w:r>
-      <w:r>
-        <w:rPr>
-          <w:rFonts w:ascii="Times New Roman" w:eastAsia="Times New Roman" w:hAnsi="Times New Roman" w:cs="Times New Roman"/>
-          <w:color w:val="FF0000"/>
-          <w:sz w:val="24"/>
-          <w:szCs w:val="24"/>
-        </w:rPr>
-        <w:t>5</w:t>
-      </w:r>
-      <w:r>
-        <w:rPr>
-          <w:rFonts w:ascii="Times New Roman" w:eastAsia="Times New Roman" w:hAnsi="Times New Roman" w:cs="Times New Roman"/>
-          <w:color w:val="FF0000"/>
-          <w:sz w:val="24"/>
-          <w:szCs w:val="24"/>
-        </w:rPr>
-        <w:t>)</w:t>
+          <w:strike/>
+          <w:color w:val="FF0000"/>
+          <w:sz w:val="24"/>
+          <w:szCs w:val="24"/>
+        </w:rPr>
+        <w:t xml:space="preserve"> (DONE 2/25)</w:t>
+      </w:r>
+      <w:r>
+        <w:rPr>
+          <w:rFonts w:ascii="Times New Roman" w:eastAsia="Times New Roman" w:hAnsi="Times New Roman" w:cs="Times New Roman"/>
+          <w:color w:val="FF0000"/>
+          <w:sz w:val="24"/>
+          <w:szCs w:val="24"/>
+        </w:rPr>
+        <w:t xml:space="preserve"> Removed due to pivot on 3/15/2025</w:t>
       </w:r>
     </w:p>
     <w:p>
@@ -2031,7 +2284,24 @@
           <w:sz w:val="24"/>
           <w:szCs w:val="24"/>
         </w:rPr>
-        <w:t>Do the emergency stop ultrasonic sensors detect obstacles missed by the camera?</w:t>
+        <w:t>Do the emergency stop ultrasonic sensors detect obstacles?</w:t>
+      </w:r>
+      <w:r>
+        <w:rPr>
+          <w:rFonts w:ascii="Times New Roman" w:eastAsia="Times New Roman" w:hAnsi="Times New Roman" w:cs="Times New Roman"/>
+          <w:sz w:val="24"/>
+          <w:szCs w:val="24"/>
+        </w:rPr>
+        <w:t xml:space="preserve"> </w:t>
+      </w:r>
+      <w:r>
+        <w:rPr>
+          <w:rFonts w:ascii="Times New Roman" w:eastAsia="Times New Roman" w:hAnsi="Times New Roman" w:cs="Times New Roman"/>
+          <w:color w:val="FF0000"/>
+          <w:sz w:val="24"/>
+          <w:szCs w:val="24"/>
+        </w:rPr>
+        <w:t>(DONE 3/14)</w:t>
       </w:r>
     </w:p>
     <w:p>
@@ -2084,13 +2354,58 @@
         <w:spacing w:before="120" w:after="120"/>
         <w:rPr>
           <w:rFonts w:ascii="Times New Roman" w:eastAsia="Times New Roman" w:hAnsi="Times New Roman" w:cs="Times New Roman"/>
-          <w:sz w:val="24"/>
-          <w:szCs w:val="24"/>
-        </w:rPr>
-      </w:pPr>
-      <w:r>
-        <w:rPr>
-          <w:rFonts w:ascii="Times New Roman" w:eastAsia="Times New Roman" w:hAnsi="Times New Roman" w:cs="Times New Roman"/>
+          <w:color w:val="000000" w:themeColor="text1"/>
+          <w:sz w:val="24"/>
+          <w:szCs w:val="24"/>
+        </w:rPr>
+      </w:pPr>
+      <w:r>
+        <w:rPr>
+          <w:rFonts w:ascii="Times New Roman" w:eastAsia="Times New Roman" w:hAnsi="Times New Roman" w:cs="Times New Roman"/>
+          <w:color w:val="000000" w:themeColor="text1"/>
+          <w:sz w:val="24"/>
+          <w:szCs w:val="24"/>
+        </w:rPr>
+        <w:t>Does TOF sensor detect objects in different regions</w:t>
+      </w:r>
+      <w:r>
+        <w:rPr>
+          <w:rFonts w:ascii="Times New Roman" w:eastAsia="Times New Roman" w:hAnsi="Times New Roman" w:cs="Times New Roman"/>
+          <w:color w:val="000000" w:themeColor="text1"/>
+          <w:sz w:val="24"/>
+          <w:szCs w:val="24"/>
+        </w:rPr>
+        <w:t xml:space="preserve"> </w:t>
+      </w:r>
+      <w:r>
+        <w:rPr>
+          <w:rFonts w:ascii="Times New Roman" w:eastAsia="Times New Roman" w:hAnsi="Times New Roman" w:cs="Times New Roman"/>
+          <w:color w:val="FF0000"/>
+          <w:sz w:val="24"/>
+          <w:szCs w:val="24"/>
+        </w:rPr>
+        <w:t>(Added 3/15)</w:t>
+      </w:r>
+    </w:p>
+    <w:p>
+      <w:pPr>
+        <w:pStyle w:val="ListParagraph"/>
+        <w:numPr>
+          <w:ilvl w:val="1"/>
+          <w:numId w:val="4"/>
+        </w:numPr>
+        <w:spacing w:before="120" w:after="120"/>
+        <w:rPr>
+          <w:rFonts w:ascii="Times New Roman" w:eastAsia="Times New Roman" w:hAnsi="Times New Roman" w:cs="Times New Roman"/>
+          <w:color w:val="000000" w:themeColor="text1"/>
+          <w:sz w:val="24"/>
+          <w:szCs w:val="24"/>
+        </w:rPr>
+      </w:pPr>
+      <w:r>
+        <w:rPr>
+          <w:rFonts w:ascii="Times New Roman" w:eastAsia="Times New Roman" w:hAnsi="Times New Roman" w:cs="Times New Roman"/>
+          <w:color w:val="000000" w:themeColor="text1"/>
           <w:sz w:val="24"/>
           <w:szCs w:val="24"/>
         </w:rPr>
@@ -2107,13 +2422,17 @@
         <w:spacing w:before="120" w:after="120"/>
         <w:rPr>
           <w:rFonts w:ascii="Times New Roman" w:eastAsia="Times New Roman" w:hAnsi="Times New Roman" w:cs="Times New Roman"/>
-          <w:sz w:val="24"/>
-          <w:szCs w:val="24"/>
-        </w:rPr>
-      </w:pPr>
-      <w:r>
-        <w:rPr>
-          <w:rFonts w:ascii="Times New Roman" w:eastAsia="Times New Roman" w:hAnsi="Times New Roman" w:cs="Times New Roman"/>
+          <w:strike/>
+          <w:color w:val="FF0000"/>
+          <w:sz w:val="24"/>
+          <w:szCs w:val="24"/>
+        </w:rPr>
+      </w:pPr>
+      <w:r>
+        <w:rPr>
+          <w:rFonts w:ascii="Times New Roman" w:eastAsia="Times New Roman" w:hAnsi="Times New Roman" w:cs="Times New Roman"/>
+          <w:strike/>
+          <w:color w:val="FF0000"/>
           <w:sz w:val="24"/>
           <w:szCs w:val="24"/>
         </w:rPr>
@@ -2130,13 +2449,17 @@
         <w:spacing w:before="120" w:after="120"/>
         <w:rPr>
           <w:rFonts w:ascii="Times New Roman" w:eastAsia="Times New Roman" w:hAnsi="Times New Roman" w:cs="Times New Roman"/>
-          <w:sz w:val="24"/>
-          <w:szCs w:val="24"/>
-        </w:rPr>
-      </w:pPr>
-      <w:r>
-        <w:rPr>
-          <w:rFonts w:ascii="Times New Roman" w:eastAsia="Times New Roman" w:hAnsi="Times New Roman" w:cs="Times New Roman"/>
+          <w:strike/>
+          <w:color w:val="FF0000"/>
+          <w:sz w:val="24"/>
+          <w:szCs w:val="24"/>
+        </w:rPr>
+      </w:pPr>
+      <w:r>
+        <w:rPr>
+          <w:rFonts w:ascii="Times New Roman" w:eastAsia="Times New Roman" w:hAnsi="Times New Roman" w:cs="Times New Roman"/>
+          <w:strike/>
+          <w:color w:val="FF0000"/>
           <w:sz w:val="24"/>
           <w:szCs w:val="24"/>
         </w:rPr>
@@ -2153,13 +2476,17 @@
         <w:spacing w:before="120" w:after="120"/>
         <w:rPr>
           <w:rFonts w:ascii="Times New Roman" w:eastAsia="Times New Roman" w:hAnsi="Times New Roman" w:cs="Times New Roman"/>
-          <w:sz w:val="24"/>
-          <w:szCs w:val="24"/>
-        </w:rPr>
-      </w:pPr>
-      <w:r>
-        <w:rPr>
-          <w:rFonts w:ascii="Times New Roman" w:eastAsia="Times New Roman" w:hAnsi="Times New Roman" w:cs="Times New Roman"/>
+          <w:strike/>
+          <w:color w:val="FF0000"/>
+          <w:sz w:val="24"/>
+          <w:szCs w:val="24"/>
+        </w:rPr>
+      </w:pPr>
+      <w:r>
+        <w:rPr>
+          <w:rFonts w:ascii="Times New Roman" w:eastAsia="Times New Roman" w:hAnsi="Times New Roman" w:cs="Times New Roman"/>
+          <w:strike/>
+          <w:color w:val="FF0000"/>
           <w:sz w:val="24"/>
           <w:szCs w:val="24"/>
         </w:rPr>
@@ -2176,18 +2503,41 @@
         <w:spacing w:before="120" w:after="120"/>
         <w:rPr>
           <w:rFonts w:ascii="Times New Roman" w:eastAsia="Times New Roman" w:hAnsi="Times New Roman" w:cs="Times New Roman"/>
-          <w:sz w:val="24"/>
-          <w:szCs w:val="24"/>
-        </w:rPr>
-      </w:pPr>
-      <w:r>
-        <w:rPr>
-          <w:rFonts w:ascii="Times New Roman" w:eastAsia="Times New Roman" w:hAnsi="Times New Roman" w:cs="Times New Roman"/>
+          <w:strike/>
+          <w:color w:val="FF0000"/>
+          <w:sz w:val="24"/>
+          <w:szCs w:val="24"/>
+        </w:rPr>
+      </w:pPr>
+      <w:r>
+        <w:rPr>
+          <w:rFonts w:ascii="Times New Roman" w:eastAsia="Times New Roman" w:hAnsi="Times New Roman" w:cs="Times New Roman"/>
+          <w:strike/>
+          <w:color w:val="FF0000"/>
           <w:sz w:val="24"/>
           <w:szCs w:val="24"/>
         </w:rPr>
         <w:t>Is there a troubleshooting guide?</w:t>
       </w:r>
+      <w:r>
+        <w:rPr>
+          <w:rFonts w:ascii="Times New Roman" w:eastAsia="Times New Roman" w:hAnsi="Times New Roman" w:cs="Times New Roman"/>
+          <w:color w:val="FF0000"/>
+          <w:sz w:val="24"/>
+          <w:szCs w:val="24"/>
+        </w:rPr>
+        <w:t xml:space="preserve"> (Removed 3/15 due to not being necessary for innovation)</w:t>
+      </w:r>
+    </w:p>
+    <w:p>
+      <w:pPr>
+        <w:spacing w:before="120" w:after="120"/>
+        <w:rPr>
+          <w:rFonts w:ascii="Times New Roman" w:eastAsia="Times New Roman" w:hAnsi="Times New Roman" w:cs="Times New Roman"/>
+          <w:sz w:val="24"/>
+          <w:szCs w:val="24"/>
+        </w:rPr>
+      </w:pPr>
     </w:p>
     <w:p>
       <w:pPr>
@@ -2329,29 +2679,13 @@
       <w:r>
         <w:rPr>
           <w:rFonts w:ascii="Times New Roman" w:eastAsia="Times New Roman" w:hAnsi="Times New Roman" w:cs="Times New Roman"/>
-          <w:color w:val="FF0000"/>
-          <w:sz w:val="24"/>
-          <w:szCs w:val="24"/>
-        </w:rPr>
-        <w:t>(DONE 2/2</w:t>
-      </w:r>
-      <w:r>
-        <w:rPr>
-          <w:rFonts w:ascii="Times New Roman" w:eastAsia="Times New Roman" w:hAnsi="Times New Roman" w:cs="Times New Roman"/>
-          <w:color w:val="FF0000"/>
-          <w:sz w:val="24"/>
-          <w:szCs w:val="24"/>
-        </w:rPr>
-        <w:t>2</w:t>
-      </w:r>
-      <w:r>
-        <w:rPr>
-          <w:rFonts w:ascii="Times New Roman" w:eastAsia="Times New Roman" w:hAnsi="Times New Roman" w:cs="Times New Roman"/>
-          <w:color w:val="FF0000"/>
-          <w:sz w:val="24"/>
-          <w:szCs w:val="24"/>
-        </w:rPr>
-        <w:t>)</w:t>
+          <w:b/>
+          <w:bCs/>
+          <w:color w:val="00B050"/>
+          <w:sz w:val="24"/>
+          <w:szCs w:val="24"/>
+        </w:rPr>
+        <w:t>(DONE 2/22)</w:t>
       </w:r>
     </w:p>
     <w:p>
@@ -2387,29 +2721,13 @@
       <w:r>
         <w:rPr>
           <w:rFonts w:ascii="Times New Roman" w:eastAsia="Times New Roman" w:hAnsi="Times New Roman" w:cs="Times New Roman"/>
-          <w:color w:val="FF0000"/>
-          <w:sz w:val="24"/>
-          <w:szCs w:val="24"/>
-        </w:rPr>
-        <w:t>(DONE 2/2</w:t>
-      </w:r>
-      <w:r>
-        <w:rPr>
-          <w:rFonts w:ascii="Times New Roman" w:eastAsia="Times New Roman" w:hAnsi="Times New Roman" w:cs="Times New Roman"/>
-          <w:color w:val="FF0000"/>
-          <w:sz w:val="24"/>
-          <w:szCs w:val="24"/>
-        </w:rPr>
-        <w:t>4</w:t>
-      </w:r>
-      <w:r>
-        <w:rPr>
-          <w:rFonts w:ascii="Times New Roman" w:eastAsia="Times New Roman" w:hAnsi="Times New Roman" w:cs="Times New Roman"/>
-          <w:color w:val="FF0000"/>
-          <w:sz w:val="24"/>
-          <w:szCs w:val="24"/>
-        </w:rPr>
-        <w:t>)</w:t>
+          <w:b/>
+          <w:bCs/>
+          <w:color w:val="00B050"/>
+          <w:sz w:val="24"/>
+          <w:szCs w:val="24"/>
+        </w:rPr>
+        <w:t>(DONE 2/24)</w:t>
       </w:r>
     </w:p>
     <w:p>
@@ -2422,17 +2740,19 @@
         <w:spacing w:before="120" w:after="120"/>
         <w:rPr>
           <w:rFonts w:ascii="Times New Roman" w:eastAsia="Times New Roman" w:hAnsi="Times New Roman" w:cs="Times New Roman"/>
-          <w:sz w:val="24"/>
-          <w:szCs w:val="24"/>
-        </w:rPr>
-      </w:pPr>
-      <w:r>
-        <w:rPr>
-          <w:rFonts w:ascii="Times New Roman" w:eastAsia="Times New Roman" w:hAnsi="Times New Roman" w:cs="Times New Roman"/>
-          <w:sz w:val="24"/>
-          <w:szCs w:val="24"/>
-        </w:rPr>
-        <w:lastRenderedPageBreak/>
+          <w:b/>
+          <w:bCs/>
+          <w:color w:val="00B050"/>
+          <w:sz w:val="24"/>
+          <w:szCs w:val="24"/>
+        </w:rPr>
+      </w:pPr>
+      <w:r>
+        <w:rPr>
+          <w:rFonts w:ascii="Times New Roman" w:eastAsia="Times New Roman" w:hAnsi="Times New Roman" w:cs="Times New Roman"/>
+          <w:sz w:val="24"/>
+          <w:szCs w:val="24"/>
+        </w:rPr>
         <w:t>Test DC motors, servos, and full suspensions systems individually then as a system</w:t>
       </w:r>
       <w:r>
@@ -2446,29 +2766,13 @@
       <w:r>
         <w:rPr>
           <w:rFonts w:ascii="Times New Roman" w:eastAsia="Times New Roman" w:hAnsi="Times New Roman" w:cs="Times New Roman"/>
-          <w:color w:val="FF0000"/>
-          <w:sz w:val="24"/>
-          <w:szCs w:val="24"/>
-        </w:rPr>
-        <w:t>(DONE 2/2</w:t>
-      </w:r>
-      <w:r>
-        <w:rPr>
-          <w:rFonts w:ascii="Times New Roman" w:eastAsia="Times New Roman" w:hAnsi="Times New Roman" w:cs="Times New Roman"/>
-          <w:color w:val="FF0000"/>
-          <w:sz w:val="24"/>
-          <w:szCs w:val="24"/>
-        </w:rPr>
-        <w:t>2-2/24</w:t>
-      </w:r>
-      <w:r>
-        <w:rPr>
-          <w:rFonts w:ascii="Times New Roman" w:eastAsia="Times New Roman" w:hAnsi="Times New Roman" w:cs="Times New Roman"/>
-          <w:color w:val="FF0000"/>
-          <w:sz w:val="24"/>
-          <w:szCs w:val="24"/>
-        </w:rPr>
-        <w:t>)</w:t>
+          <w:b/>
+          <w:bCs/>
+          <w:color w:val="00B050"/>
+          <w:sz w:val="24"/>
+          <w:szCs w:val="24"/>
+        </w:rPr>
+        <w:t>(DONE 2/22-2/24)</w:t>
       </w:r>
     </w:p>
     <w:p>
@@ -2491,7 +2795,17 @@
           <w:sz w:val="24"/>
           <w:szCs w:val="24"/>
         </w:rPr>
-        <w:t>Setup interface to drive motors based on shared commands from ESP32 S3 Camera</w:t>
+        <w:t xml:space="preserve">Setup interface to drive motors based on shared commands </w:t>
+      </w:r>
+      <w:r>
+        <w:rPr>
+          <w:rFonts w:ascii="Times New Roman" w:eastAsia="Times New Roman" w:hAnsi="Times New Roman" w:cs="Times New Roman"/>
+          <w:strike/>
+          <w:color w:val="FF0000"/>
+          <w:sz w:val="24"/>
+          <w:szCs w:val="24"/>
+        </w:rPr>
+        <w:t>from ESP32 S3 Camera</w:t>
       </w:r>
       <w:r>
         <w:rPr>
@@ -2504,11 +2818,22 @@
       <w:r>
         <w:rPr>
           <w:rFonts w:ascii="Times New Roman" w:eastAsia="Times New Roman" w:hAnsi="Times New Roman" w:cs="Times New Roman"/>
-          <w:color w:val="FF0000"/>
+          <w:b/>
+          <w:bCs/>
+          <w:color w:val="00B050"/>
           <w:sz w:val="24"/>
           <w:szCs w:val="24"/>
         </w:rPr>
         <w:t>(DONE 2/28)</w:t>
+      </w:r>
+      <w:r>
+        <w:rPr>
+          <w:rFonts w:ascii="Times New Roman" w:eastAsia="Times New Roman" w:hAnsi="Times New Roman" w:cs="Times New Roman"/>
+          <w:color w:val="00B050"/>
+          <w:sz w:val="24"/>
+          <w:szCs w:val="24"/>
+        </w:rPr>
+        <w:t xml:space="preserve"> </w:t>
       </w:r>
     </w:p>
     <w:p>
@@ -2544,13 +2869,17 @@
         <w:spacing w:before="120" w:after="120"/>
         <w:rPr>
           <w:rFonts w:ascii="Times New Roman" w:eastAsia="Times New Roman" w:hAnsi="Times New Roman" w:cs="Times New Roman"/>
-          <w:sz w:val="24"/>
-          <w:szCs w:val="24"/>
-        </w:rPr>
-      </w:pPr>
-      <w:r>
-        <w:rPr>
-          <w:rFonts w:ascii="Times New Roman" w:eastAsia="Times New Roman" w:hAnsi="Times New Roman" w:cs="Times New Roman"/>
+          <w:strike/>
+          <w:color w:val="FF0000"/>
+          <w:sz w:val="24"/>
+          <w:szCs w:val="24"/>
+        </w:rPr>
+      </w:pPr>
+      <w:r>
+        <w:rPr>
+          <w:rFonts w:ascii="Times New Roman" w:eastAsia="Times New Roman" w:hAnsi="Times New Roman" w:cs="Times New Roman"/>
+          <w:strike/>
+          <w:color w:val="FF0000"/>
           <w:sz w:val="24"/>
           <w:szCs w:val="24"/>
         </w:rPr>
@@ -2559,55 +2888,12 @@
       <w:r>
         <w:rPr>
           <w:rFonts w:ascii="Times New Roman" w:eastAsia="Times New Roman" w:hAnsi="Times New Roman" w:cs="Times New Roman"/>
-          <w:sz w:val="24"/>
-          <w:szCs w:val="24"/>
-        </w:rPr>
-        <w:t xml:space="preserve"> </w:t>
-      </w:r>
-      <w:r>
-        <w:rPr>
-          <w:rFonts w:ascii="Times New Roman" w:eastAsia="Times New Roman" w:hAnsi="Times New Roman" w:cs="Times New Roman"/>
-          <w:color w:val="FF0000"/>
-          <w:sz w:val="24"/>
-          <w:szCs w:val="24"/>
-        </w:rPr>
-        <w:t xml:space="preserve">(DONE </w:t>
-      </w:r>
-      <w:r>
-        <w:rPr>
-          <w:rFonts w:ascii="Times New Roman" w:eastAsia="Times New Roman" w:hAnsi="Times New Roman" w:cs="Times New Roman"/>
-          <w:color w:val="FF0000"/>
-          <w:sz w:val="24"/>
-          <w:szCs w:val="24"/>
-        </w:rPr>
-        <w:t>2/22-</w:t>
-      </w:r>
-      <w:r>
-        <w:rPr>
-          <w:rFonts w:ascii="Times New Roman" w:eastAsia="Times New Roman" w:hAnsi="Times New Roman" w:cs="Times New Roman"/>
-          <w:color w:val="FF0000"/>
-          <w:sz w:val="24"/>
-          <w:szCs w:val="24"/>
-        </w:rPr>
-        <w:t>2/2</w:t>
-      </w:r>
-      <w:r>
-        <w:rPr>
-          <w:rFonts w:ascii="Times New Roman" w:eastAsia="Times New Roman" w:hAnsi="Times New Roman" w:cs="Times New Roman"/>
-          <w:color w:val="FF0000"/>
-          <w:sz w:val="24"/>
-          <w:szCs w:val="24"/>
-        </w:rPr>
-        <w:t>6</w:t>
-      </w:r>
-      <w:r>
-        <w:rPr>
-          <w:rFonts w:ascii="Times New Roman" w:eastAsia="Times New Roman" w:hAnsi="Times New Roman" w:cs="Times New Roman"/>
-          <w:color w:val="FF0000"/>
-          <w:sz w:val="24"/>
-          <w:szCs w:val="24"/>
-        </w:rPr>
-        <w:t>)</w:t>
+          <w:strike/>
+          <w:color w:val="FF0000"/>
+          <w:sz w:val="24"/>
+          <w:szCs w:val="24"/>
+        </w:rPr>
+        <w:t xml:space="preserve"> (DONE 2/22-2/26)</w:t>
       </w:r>
     </w:p>
     <w:p>
@@ -2620,13 +2906,17 @@
         <w:spacing w:before="120" w:after="120"/>
         <w:rPr>
           <w:rFonts w:ascii="Times New Roman" w:eastAsia="Times New Roman" w:hAnsi="Times New Roman" w:cs="Times New Roman"/>
-          <w:sz w:val="24"/>
-          <w:szCs w:val="24"/>
-        </w:rPr>
-      </w:pPr>
-      <w:r>
-        <w:rPr>
-          <w:rFonts w:ascii="Times New Roman" w:eastAsia="Times New Roman" w:hAnsi="Times New Roman" w:cs="Times New Roman"/>
+          <w:strike/>
+          <w:color w:val="FF0000"/>
+          <w:sz w:val="24"/>
+          <w:szCs w:val="24"/>
+        </w:rPr>
+      </w:pPr>
+      <w:r>
+        <w:rPr>
+          <w:rFonts w:ascii="Times New Roman" w:eastAsia="Times New Roman" w:hAnsi="Times New Roman" w:cs="Times New Roman"/>
+          <w:strike/>
+          <w:color w:val="FF0000"/>
           <w:sz w:val="24"/>
           <w:szCs w:val="24"/>
         </w:rPr>
@@ -2635,6 +2925,8 @@
       <w:r>
         <w:rPr>
           <w:rFonts w:ascii="Times New Roman" w:eastAsia="Times New Roman" w:hAnsi="Times New Roman" w:cs="Times New Roman"/>
+          <w:strike/>
+          <w:color w:val="FF0000"/>
           <w:sz w:val="24"/>
           <w:szCs w:val="24"/>
         </w:rPr>
@@ -2643,6 +2935,8 @@
       <w:r>
         <w:rPr>
           <w:rFonts w:ascii="Times New Roman" w:eastAsia="Times New Roman" w:hAnsi="Times New Roman" w:cs="Times New Roman"/>
+          <w:strike/>
+          <w:color w:val="FF0000"/>
           <w:sz w:val="24"/>
           <w:szCs w:val="24"/>
         </w:rPr>
@@ -2651,6 +2945,8 @@
       <w:r>
         <w:rPr>
           <w:rFonts w:ascii="Times New Roman" w:eastAsia="Times New Roman" w:hAnsi="Times New Roman" w:cs="Times New Roman"/>
+          <w:strike/>
+          <w:color w:val="FF0000"/>
           <w:sz w:val="24"/>
           <w:szCs w:val="24"/>
         </w:rPr>
@@ -2659,6 +2955,8 @@
       <w:r>
         <w:rPr>
           <w:rFonts w:ascii="Times New Roman" w:eastAsia="Times New Roman" w:hAnsi="Times New Roman" w:cs="Times New Roman"/>
+          <w:strike/>
+          <w:color w:val="FF0000"/>
           <w:sz w:val="24"/>
           <w:szCs w:val="24"/>
         </w:rPr>
@@ -2667,6 +2965,8 @@
       <w:r>
         <w:rPr>
           <w:rFonts w:ascii="Times New Roman" w:eastAsia="Times New Roman" w:hAnsi="Times New Roman" w:cs="Times New Roman"/>
+          <w:strike/>
+          <w:color w:val="FF0000"/>
           <w:sz w:val="24"/>
           <w:szCs w:val="24"/>
         </w:rPr>
@@ -2675,6 +2975,8 @@
       <w:r>
         <w:rPr>
           <w:rFonts w:ascii="Times New Roman" w:eastAsia="Times New Roman" w:hAnsi="Times New Roman" w:cs="Times New Roman"/>
+          <w:strike/>
+          <w:color w:val="FF0000"/>
           <w:sz w:val="24"/>
           <w:szCs w:val="24"/>
         </w:rPr>
@@ -2683,6 +2985,8 @@
       <w:r>
         <w:rPr>
           <w:rFonts w:ascii="Times New Roman" w:eastAsia="Times New Roman" w:hAnsi="Times New Roman" w:cs="Times New Roman"/>
+          <w:strike/>
+          <w:color w:val="FF0000"/>
           <w:sz w:val="24"/>
           <w:szCs w:val="24"/>
         </w:rPr>
@@ -2691,6 +2995,8 @@
       <w:r>
         <w:rPr>
           <w:rFonts w:ascii="Times New Roman" w:eastAsia="Times New Roman" w:hAnsi="Times New Roman" w:cs="Times New Roman"/>
+          <w:strike/>
+          <w:color w:val="FF0000"/>
           <w:sz w:val="24"/>
           <w:szCs w:val="24"/>
         </w:rPr>
@@ -2699,38 +3005,42 @@
       <w:r>
         <w:rPr>
           <w:rFonts w:ascii="Times New Roman" w:eastAsia="Times New Roman" w:hAnsi="Times New Roman" w:cs="Times New Roman"/>
-          <w:color w:val="FF0000"/>
-          <w:sz w:val="24"/>
-          <w:szCs w:val="24"/>
-        </w:rPr>
-        <w:t xml:space="preserve">Changed from </w:t>
-      </w:r>
-      <w:r>
-        <w:rPr>
-          <w:rFonts w:ascii="Times New Roman" w:eastAsia="Times New Roman" w:hAnsi="Times New Roman" w:cs="Times New Roman"/>
-          <w:color w:val="FF0000"/>
-          <w:sz w:val="24"/>
-          <w:szCs w:val="24"/>
-        </w:rPr>
-        <w:t>Teensy4.1 Microcontroller</w:t>
-      </w:r>
-      <w:r>
-        <w:rPr>
-          <w:rFonts w:ascii="Times New Roman" w:eastAsia="Times New Roman" w:hAnsi="Times New Roman" w:cs="Times New Roman"/>
-          <w:color w:val="FF0000"/>
-          <w:sz w:val="24"/>
-          <w:szCs w:val="24"/>
-        </w:rPr>
-        <w:t xml:space="preserve"> on 2/22/25</w:t>
-      </w:r>
-      <w:r>
-        <w:rPr>
-          <w:rFonts w:ascii="Times New Roman" w:eastAsia="Times New Roman" w:hAnsi="Times New Roman" w:cs="Times New Roman"/>
+          <w:strike/>
+          <w:color w:val="FF0000"/>
+          <w:sz w:val="24"/>
+          <w:szCs w:val="24"/>
+        </w:rPr>
+        <w:t>Changed from Teensy4.1 Microcontroller on 2/22/25</w:t>
+      </w:r>
+      <w:r>
+        <w:rPr>
+          <w:rFonts w:ascii="Times New Roman" w:eastAsia="Times New Roman" w:hAnsi="Times New Roman" w:cs="Times New Roman"/>
+          <w:strike/>
           <w:color w:val="FF0000"/>
           <w:sz w:val="24"/>
           <w:szCs w:val="24"/>
         </w:rPr>
         <w:t>, Changed from USART to wireless due to camera already calling LLM API(2/26/25)</w:t>
+      </w:r>
+      <w:r>
+        <w:rPr>
+          <w:rFonts w:ascii="Times New Roman" w:eastAsia="Times New Roman" w:hAnsi="Times New Roman" w:cs="Times New Roman"/>
+          <w:color w:val="FF0000"/>
+          <w:sz w:val="24"/>
+          <w:szCs w:val="24"/>
+        </w:rPr>
+        <w:t xml:space="preserve"> </w:t>
+      </w:r>
+      <w:r>
+        <w:rPr>
+          <w:rFonts w:ascii="Times New Roman" w:eastAsia="Times New Roman" w:hAnsi="Times New Roman" w:cs="Times New Roman"/>
+          <w:b/>
+          <w:bCs/>
+          <w:color w:val="FF0000"/>
+          <w:sz w:val="24"/>
+          <w:szCs w:val="24"/>
+        </w:rPr>
+        <w:t>Removed 3/15 due to pivot</w:t>
       </w:r>
     </w:p>
     <w:p>
@@ -2743,6 +3053,43 @@
         <w:spacing w:before="120" w:after="120"/>
         <w:rPr>
           <w:rFonts w:ascii="Times New Roman" w:eastAsia="Times New Roman" w:hAnsi="Times New Roman" w:cs="Times New Roman"/>
+          <w:b/>
+          <w:bCs/>
+          <w:color w:val="00B050"/>
+          <w:sz w:val="24"/>
+          <w:szCs w:val="24"/>
+        </w:rPr>
+      </w:pPr>
+      <w:r>
+        <w:rPr>
+          <w:rFonts w:ascii="Times New Roman" w:eastAsia="Times New Roman" w:hAnsi="Times New Roman" w:cs="Times New Roman"/>
+          <w:sz w:val="24"/>
+          <w:szCs w:val="24"/>
+        </w:rPr>
+        <w:t xml:space="preserve">Test Ultrasonic sensor object detection and determine correct ranges </w:t>
+      </w:r>
+      <w:r>
+        <w:rPr>
+          <w:rFonts w:ascii="Times New Roman" w:eastAsia="Times New Roman" w:hAnsi="Times New Roman" w:cs="Times New Roman"/>
+          <w:b/>
+          <w:bCs/>
+          <w:color w:val="00B050"/>
+          <w:sz w:val="24"/>
+          <w:szCs w:val="24"/>
+        </w:rPr>
+        <w:t>(DONE 3/10)</w:t>
+      </w:r>
+    </w:p>
+    <w:p>
+      <w:pPr>
+        <w:pStyle w:val="ListParagraph"/>
+        <w:numPr>
+          <w:ilvl w:val="1"/>
+          <w:numId w:val="5"/>
+        </w:numPr>
+        <w:spacing w:before="120" w:after="120"/>
+        <w:rPr>
+          <w:rFonts w:ascii="Times New Roman" w:eastAsia="Times New Roman" w:hAnsi="Times New Roman" w:cs="Times New Roman"/>
           <w:sz w:val="24"/>
           <w:szCs w:val="24"/>
         </w:rPr>
@@ -2766,29 +3113,77 @@
       <w:r>
         <w:rPr>
           <w:rFonts w:ascii="Times New Roman" w:eastAsia="Times New Roman" w:hAnsi="Times New Roman" w:cs="Times New Roman"/>
-          <w:color w:val="FF0000"/>
-          <w:sz w:val="24"/>
-          <w:szCs w:val="24"/>
-        </w:rPr>
-        <w:t>(DONE 2/2</w:t>
-      </w:r>
-      <w:r>
-        <w:rPr>
-          <w:rFonts w:ascii="Times New Roman" w:eastAsia="Times New Roman" w:hAnsi="Times New Roman" w:cs="Times New Roman"/>
-          <w:color w:val="FF0000"/>
-          <w:sz w:val="24"/>
-          <w:szCs w:val="24"/>
-        </w:rPr>
-        <w:t>6</w:t>
-      </w:r>
-      <w:r>
-        <w:rPr>
-          <w:rFonts w:ascii="Times New Roman" w:eastAsia="Times New Roman" w:hAnsi="Times New Roman" w:cs="Times New Roman"/>
-          <w:color w:val="FF0000"/>
+          <w:b/>
+          <w:bCs/>
+          <w:color w:val="00B050"/>
+          <w:sz w:val="24"/>
+          <w:szCs w:val="24"/>
+        </w:rPr>
+        <w:t xml:space="preserve">(DONE </w:t>
+      </w:r>
+      <w:r>
+        <w:rPr>
+          <w:rFonts w:ascii="Times New Roman" w:eastAsia="Times New Roman" w:hAnsi="Times New Roman" w:cs="Times New Roman"/>
+          <w:b/>
+          <w:bCs/>
+          <w:color w:val="00B050"/>
+          <w:sz w:val="24"/>
+          <w:szCs w:val="24"/>
+        </w:rPr>
+        <w:t>3/10</w:t>
+      </w:r>
+      <w:r>
+        <w:rPr>
+          <w:rFonts w:ascii="Times New Roman" w:eastAsia="Times New Roman" w:hAnsi="Times New Roman" w:cs="Times New Roman"/>
+          <w:b/>
+          <w:bCs/>
+          <w:color w:val="00B050"/>
           <w:sz w:val="24"/>
           <w:szCs w:val="24"/>
         </w:rPr>
         <w:t>)</w:t>
+      </w:r>
+    </w:p>
+    <w:p>
+      <w:pPr>
+        <w:pStyle w:val="ListParagraph"/>
+        <w:numPr>
+          <w:ilvl w:val="1"/>
+          <w:numId w:val="5"/>
+        </w:numPr>
+        <w:spacing w:before="120" w:after="120"/>
+        <w:rPr>
+          <w:rFonts w:ascii="Times New Roman" w:eastAsia="Times New Roman" w:hAnsi="Times New Roman" w:cs="Times New Roman"/>
+          <w:sz w:val="24"/>
+          <w:szCs w:val="24"/>
+        </w:rPr>
+      </w:pPr>
+      <w:r>
+        <w:rPr>
+          <w:rFonts w:ascii="Times New Roman" w:eastAsia="Times New Roman" w:hAnsi="Times New Roman" w:cs="Times New Roman"/>
+          <w:sz w:val="24"/>
+          <w:szCs w:val="24"/>
+        </w:rPr>
+        <w:t xml:space="preserve">Test TOF object region detection and </w:t>
+      </w:r>
+      <w:r>
+        <w:rPr>
+          <w:rFonts w:ascii="Times New Roman" w:eastAsia="Times New Roman" w:hAnsi="Times New Roman" w:cs="Times New Roman"/>
+          <w:sz w:val="24"/>
+          <w:szCs w:val="24"/>
+        </w:rPr>
+        <w:t xml:space="preserve">obstacle cache </w:t>
+      </w:r>
+      <w:r>
+        <w:rPr>
+          <w:rFonts w:ascii="Times New Roman" w:eastAsia="Times New Roman" w:hAnsi="Times New Roman" w:cs="Times New Roman"/>
+          <w:b/>
+          <w:bCs/>
+          <w:color w:val="4BACC6" w:themeColor="accent5"/>
+          <w:sz w:val="24"/>
+          <w:szCs w:val="24"/>
+        </w:rPr>
+        <w:t>Added 3/15</w:t>
       </w:r>
     </w:p>
     <w:p>
@@ -2862,7 +3257,9 @@
       <w:r>
         <w:rPr>
           <w:rFonts w:ascii="Times New Roman" w:eastAsia="Times New Roman" w:hAnsi="Times New Roman" w:cs="Times New Roman"/>
-          <w:color w:val="FF0000"/>
+          <w:b/>
+          <w:bCs/>
+          <w:color w:val="00B050"/>
           <w:sz w:val="24"/>
           <w:szCs w:val="24"/>
         </w:rPr>
@@ -2889,16 +3286,35 @@
           <w:sz w:val="24"/>
           <w:szCs w:val="24"/>
         </w:rPr>
-        <w:t>Setup start/stop commands from ESP32 camera that a user can send to start autonomous control</w:t>
-      </w:r>
-      <w:r>
-        <w:rPr>
-          <w:rFonts w:ascii="Times New Roman" w:eastAsia="Times New Roman" w:hAnsi="Times New Roman" w:cs="Times New Roman"/>
-          <w:color w:val="FF0000"/>
-          <w:sz w:val="24"/>
-          <w:szCs w:val="24"/>
-        </w:rPr>
-        <w:t>(DONE 2/28)</w:t>
+        <w:t>Setup start/stop/left/right/backwards commands user can send to rover from command system</w:t>
+      </w:r>
+      <w:r>
+        <w:rPr>
+          <w:rFonts w:ascii="Times New Roman" w:eastAsia="Times New Roman" w:hAnsi="Times New Roman" w:cs="Times New Roman"/>
+          <w:sz w:val="24"/>
+          <w:szCs w:val="24"/>
+        </w:rPr>
+        <w:t xml:space="preserve"> </w:t>
+      </w:r>
+      <w:r>
+        <w:rPr>
+          <w:rFonts w:ascii="Times New Roman" w:eastAsia="Times New Roman" w:hAnsi="Times New Roman" w:cs="Times New Roman"/>
+          <w:b/>
+          <w:bCs/>
+          <w:color w:val="00B050"/>
+          <w:sz w:val="24"/>
+          <w:szCs w:val="24"/>
+        </w:rPr>
+        <w:t>(DONE 3/10)</w:t>
+      </w:r>
+      <w:r>
+        <w:rPr>
+          <w:rFonts w:ascii="Times New Roman" w:eastAsia="Times New Roman" w:hAnsi="Times New Roman" w:cs="Times New Roman"/>
+          <w:color w:val="00B050"/>
+          <w:sz w:val="24"/>
+          <w:szCs w:val="24"/>
+        </w:rPr>
+        <w:t xml:space="preserve"> </w:t>
       </w:r>
     </w:p>
     <w:p>
@@ -2911,6 +3327,52 @@
         <w:spacing w:before="120" w:after="120"/>
         <w:rPr>
           <w:rFonts w:ascii="Times New Roman" w:eastAsia="Times New Roman" w:hAnsi="Times New Roman" w:cs="Times New Roman"/>
+          <w:strike/>
+          <w:color w:val="FF0000"/>
+          <w:sz w:val="24"/>
+          <w:szCs w:val="24"/>
+        </w:rPr>
+      </w:pPr>
+      <w:r>
+        <w:rPr>
+          <w:rFonts w:ascii="Times New Roman" w:eastAsia="Times New Roman" w:hAnsi="Times New Roman" w:cs="Times New Roman"/>
+          <w:strike/>
+          <w:color w:val="FF0000"/>
+          <w:sz w:val="24"/>
+          <w:szCs w:val="24"/>
+        </w:rPr>
+        <w:t>Setup start/stop commands from ESP32 camera that a user can send to start autonomous control</w:t>
+      </w:r>
+      <w:r>
+        <w:rPr>
+          <w:rFonts w:ascii="Times New Roman" w:eastAsia="Times New Roman" w:hAnsi="Times New Roman" w:cs="Times New Roman"/>
+          <w:strike/>
+          <w:color w:val="FF0000"/>
+          <w:sz w:val="24"/>
+          <w:szCs w:val="24"/>
+        </w:rPr>
+        <w:t>(DONE 2/28)</w:t>
+      </w:r>
+      <w:r>
+        <w:rPr>
+          <w:rFonts w:ascii="Times New Roman" w:eastAsia="Times New Roman" w:hAnsi="Times New Roman" w:cs="Times New Roman"/>
+          <w:color w:val="FF0000"/>
+          <w:sz w:val="24"/>
+          <w:szCs w:val="24"/>
+        </w:rPr>
+        <w:t xml:space="preserve"> Removed 3/15 due to pivot</w:t>
+      </w:r>
+    </w:p>
+    <w:p>
+      <w:pPr>
+        <w:pStyle w:val="ListParagraph"/>
+        <w:numPr>
+          <w:ilvl w:val="1"/>
+          <w:numId w:val="5"/>
+        </w:numPr>
+        <w:spacing w:before="120" w:after="120"/>
+        <w:rPr>
+          <w:rFonts w:ascii="Times New Roman" w:eastAsia="Times New Roman" w:hAnsi="Times New Roman" w:cs="Times New Roman"/>
           <w:sz w:val="24"/>
           <w:szCs w:val="24"/>
         </w:rPr>
@@ -2922,6 +3384,25 @@
           <w:szCs w:val="24"/>
         </w:rPr>
         <w:t>Setup ultrasonic sensors as an emergency stop</w:t>
+      </w:r>
+      <w:r>
+        <w:rPr>
+          <w:rFonts w:ascii="Times New Roman" w:eastAsia="Times New Roman" w:hAnsi="Times New Roman" w:cs="Times New Roman"/>
+          <w:sz w:val="24"/>
+          <w:szCs w:val="24"/>
+        </w:rPr>
+        <w:t xml:space="preserve"> </w:t>
+      </w:r>
+      <w:r>
+        <w:rPr>
+          <w:rFonts w:ascii="Times New Roman" w:eastAsia="Times New Roman" w:hAnsi="Times New Roman" w:cs="Times New Roman"/>
+          <w:b/>
+          <w:bCs/>
+          <w:color w:val="00B050"/>
+          <w:sz w:val="24"/>
+          <w:szCs w:val="24"/>
+        </w:rPr>
+        <w:t>(DONE 3/10)</w:t>
       </w:r>
     </w:p>
     <w:p>
@@ -2967,7 +3448,48 @@
           <w:sz w:val="24"/>
           <w:szCs w:val="24"/>
         </w:rPr>
-        <w:t>Create sensor fusion between ESP32 S3 Camera output and ultrasonic sensors.</w:t>
+        <w:t xml:space="preserve">Create sensor fusion between </w:t>
+      </w:r>
+      <w:r>
+        <w:rPr>
+          <w:rFonts w:ascii="Times New Roman" w:eastAsia="Times New Roman" w:hAnsi="Times New Roman" w:cs="Times New Roman"/>
+          <w:strike/>
+          <w:sz w:val="24"/>
+          <w:szCs w:val="24"/>
+        </w:rPr>
+        <w:t>ESP32 S3 Camera</w:t>
+      </w:r>
+      <w:r>
+        <w:rPr>
+          <w:rFonts w:ascii="Times New Roman" w:eastAsia="Times New Roman" w:hAnsi="Times New Roman" w:cs="Times New Roman"/>
+          <w:sz w:val="24"/>
+          <w:szCs w:val="24"/>
+        </w:rPr>
+        <w:t xml:space="preserve"> </w:t>
+      </w:r>
+      <w:r>
+        <w:rPr>
+          <w:rFonts w:ascii="Times New Roman" w:eastAsia="Times New Roman" w:hAnsi="Times New Roman" w:cs="Times New Roman"/>
+          <w:sz w:val="24"/>
+          <w:szCs w:val="24"/>
+        </w:rPr>
+        <w:t xml:space="preserve">TOF </w:t>
+      </w:r>
+      <w:r>
+        <w:rPr>
+          <w:rFonts w:ascii="Times New Roman" w:eastAsia="Times New Roman" w:hAnsi="Times New Roman" w:cs="Times New Roman"/>
+          <w:sz w:val="24"/>
+          <w:szCs w:val="24"/>
+        </w:rPr>
+        <w:t>output and ultrasonic sensors.</w:t>
+      </w:r>
+      <w:r>
+        <w:rPr>
+          <w:rFonts w:ascii="Times New Roman" w:eastAsia="Times New Roman" w:hAnsi="Times New Roman" w:cs="Times New Roman"/>
+          <w:sz w:val="24"/>
+          <w:szCs w:val="24"/>
+        </w:rPr>
+        <w:t xml:space="preserve"> </w:t>
       </w:r>
     </w:p>
     <w:p>
@@ -3026,7 +3548,9 @@
       <w:r>
         <w:rPr>
           <w:rFonts w:ascii="Times New Roman" w:eastAsia="Times New Roman" w:hAnsi="Times New Roman" w:cs="Times New Roman"/>
-          <w:color w:val="FF0000"/>
+          <w:b/>
+          <w:bCs/>
+          <w:color w:val="00B050"/>
           <w:sz w:val="24"/>
           <w:szCs w:val="24"/>
         </w:rPr>
@@ -3066,7 +3590,9 @@
       <w:r>
         <w:rPr>
           <w:rFonts w:ascii="Times New Roman" w:eastAsia="Times New Roman" w:hAnsi="Times New Roman" w:cs="Times New Roman"/>
-          <w:color w:val="FF0000"/>
+          <w:b/>
+          <w:bCs/>
+          <w:color w:val="00B050"/>
           <w:sz w:val="24"/>
           <w:szCs w:val="24"/>
         </w:rPr>
@@ -3095,6 +3621,25 @@
         </w:rPr>
         <w:t>Setup trap door for material spreading</w:t>
       </w:r>
+      <w:r>
+        <w:rPr>
+          <w:rFonts w:ascii="Times New Roman" w:eastAsia="Times New Roman" w:hAnsi="Times New Roman" w:cs="Times New Roman"/>
+          <w:sz w:val="24"/>
+          <w:szCs w:val="24"/>
+        </w:rPr>
+        <w:t xml:space="preserve"> </w:t>
+      </w:r>
+      <w:r>
+        <w:rPr>
+          <w:rFonts w:ascii="Times New Roman" w:eastAsia="Times New Roman" w:hAnsi="Times New Roman" w:cs="Times New Roman"/>
+          <w:b/>
+          <w:bCs/>
+          <w:color w:val="00B050"/>
+          <w:sz w:val="24"/>
+          <w:szCs w:val="24"/>
+        </w:rPr>
+        <w:t>(DONE 3/3)</w:t>
+      </w:r>
     </w:p>
     <w:p>
       <w:pPr>
@@ -3116,7 +3661,29 @@
           <w:sz w:val="24"/>
           <w:szCs w:val="24"/>
         </w:rPr>
-        <w:t>Connect to rover</w:t>
+        <w:t xml:space="preserve">Connect to </w:t>
+      </w:r>
+      <w:r>
+        <w:rPr>
+          <w:rFonts w:ascii="Times New Roman" w:eastAsia="Times New Roman" w:hAnsi="Times New Roman" w:cs="Times New Roman"/>
+          <w:b/>
+          <w:bCs/>
+          <w:color w:val="00B050"/>
+          <w:sz w:val="24"/>
+          <w:szCs w:val="24"/>
+        </w:rPr>
+        <w:t>rover</w:t>
+      </w:r>
+      <w:r>
+        <w:rPr>
+          <w:rFonts w:ascii="Times New Roman" w:eastAsia="Times New Roman" w:hAnsi="Times New Roman" w:cs="Times New Roman"/>
+          <w:b/>
+          <w:bCs/>
+          <w:color w:val="00B050"/>
+          <w:sz w:val="24"/>
+          <w:szCs w:val="24"/>
+        </w:rPr>
+        <w:t xml:space="preserve"> (DONE 3/3)</w:t>
       </w:r>
     </w:p>
     <w:p>
@@ -3139,8 +3706,157 @@
           <w:sz w:val="24"/>
           <w:szCs w:val="24"/>
         </w:rPr>
+        <w:t>Final rover design</w:t>
+      </w:r>
+      <w:r>
+        <w:rPr>
+          <w:rFonts w:ascii="Times New Roman" w:eastAsia="Times New Roman" w:hAnsi="Times New Roman" w:cs="Times New Roman"/>
+          <w:color w:val="FF0000"/>
+          <w:sz w:val="24"/>
+          <w:szCs w:val="24"/>
+        </w:rPr>
+        <w:t xml:space="preserve"> </w:t>
+      </w:r>
+      <w:r>
+        <w:rPr>
+          <w:rFonts w:ascii="Times New Roman" w:eastAsia="Times New Roman" w:hAnsi="Times New Roman" w:cs="Times New Roman"/>
+          <w:b/>
+          <w:bCs/>
+          <w:color w:val="4BACC6" w:themeColor="accent5"/>
+          <w:sz w:val="24"/>
+          <w:szCs w:val="24"/>
+        </w:rPr>
+        <w:t>(ADDED 3/15 to account for final items before SIP309)</w:t>
+      </w:r>
+    </w:p>
+    <w:p>
+      <w:pPr>
+        <w:pStyle w:val="ListParagraph"/>
+        <w:numPr>
+          <w:ilvl w:val="1"/>
+          <w:numId w:val="5"/>
+        </w:numPr>
+        <w:spacing w:before="120" w:after="120"/>
+        <w:rPr>
+          <w:rFonts w:ascii="Times New Roman" w:eastAsia="Times New Roman" w:hAnsi="Times New Roman" w:cs="Times New Roman"/>
+          <w:sz w:val="24"/>
+          <w:szCs w:val="24"/>
+        </w:rPr>
+      </w:pPr>
+      <w:r>
+        <w:rPr>
+          <w:rFonts w:ascii="Times New Roman" w:eastAsia="Times New Roman" w:hAnsi="Times New Roman" w:cs="Times New Roman"/>
+          <w:sz w:val="24"/>
+          <w:szCs w:val="24"/>
+        </w:rPr>
+        <w:lastRenderedPageBreak/>
+        <w:t>Design modular rover chassis that fits all electronics and keeps them safe from the outside.</w:t>
+      </w:r>
+    </w:p>
+    <w:p>
+      <w:pPr>
+        <w:pStyle w:val="ListParagraph"/>
+        <w:numPr>
+          <w:ilvl w:val="1"/>
+          <w:numId w:val="5"/>
+        </w:numPr>
+        <w:spacing w:before="120" w:after="120"/>
+        <w:rPr>
+          <w:rFonts w:ascii="Times New Roman" w:eastAsia="Times New Roman" w:hAnsi="Times New Roman" w:cs="Times New Roman"/>
+          <w:sz w:val="24"/>
+          <w:szCs w:val="24"/>
+        </w:rPr>
+      </w:pPr>
+      <w:r>
+        <w:rPr>
+          <w:rFonts w:ascii="Times New Roman" w:eastAsia="Times New Roman" w:hAnsi="Times New Roman" w:cs="Times New Roman"/>
+          <w:sz w:val="24"/>
+          <w:szCs w:val="24"/>
+        </w:rPr>
+        <w:t xml:space="preserve">Design planetary gear system to turn the wheels from DC motor output </w:t>
+      </w:r>
+    </w:p>
+    <w:p>
+      <w:pPr>
+        <w:pStyle w:val="ListParagraph"/>
+        <w:spacing w:before="120" w:after="120"/>
+        <w:ind w:left="1440"/>
+        <w:rPr>
+          <w:rFonts w:ascii="Times New Roman" w:eastAsia="Times New Roman" w:hAnsi="Times New Roman" w:cs="Times New Roman"/>
+          <w:b/>
+          <w:bCs/>
+          <w:color w:val="4BACC6" w:themeColor="accent5"/>
+          <w:sz w:val="24"/>
+          <w:szCs w:val="24"/>
+        </w:rPr>
+      </w:pPr>
+      <w:r>
+        <w:rPr>
+          <w:rFonts w:ascii="Times New Roman" w:eastAsia="Times New Roman" w:hAnsi="Times New Roman" w:cs="Times New Roman"/>
+          <w:b/>
+          <w:bCs/>
+          <w:color w:val="4BACC6" w:themeColor="accent5"/>
+          <w:sz w:val="24"/>
+          <w:szCs w:val="24"/>
+        </w:rPr>
+        <w:t>(ADDED due to issues with wheel design I got from the instructables website, gears are stripping and the system as a whole is too fragile for extended usage)</w:t>
+      </w:r>
+    </w:p>
+    <w:p>
+      <w:pPr>
+        <w:pStyle w:val="ListParagraph"/>
+        <w:numPr>
+          <w:ilvl w:val="1"/>
+          <w:numId w:val="5"/>
+        </w:numPr>
+        <w:spacing w:before="120" w:after="120"/>
+        <w:rPr>
+          <w:rFonts w:ascii="Times New Roman" w:eastAsia="Times New Roman" w:hAnsi="Times New Roman" w:cs="Times New Roman"/>
+          <w:sz w:val="24"/>
+          <w:szCs w:val="24"/>
+        </w:rPr>
+      </w:pPr>
+      <w:r>
+        <w:rPr>
+          <w:rFonts w:ascii="Times New Roman" w:eastAsia="Times New Roman" w:hAnsi="Times New Roman" w:cs="Times New Roman"/>
+          <w:sz w:val="24"/>
+          <w:szCs w:val="24"/>
+        </w:rPr>
+        <w:t>Integrate TOF sensor into obstacle detection for rover</w:t>
+      </w:r>
+    </w:p>
+    <w:p>
+      <w:pPr>
+        <w:pStyle w:val="ListParagraph"/>
+        <w:numPr>
+          <w:ilvl w:val="0"/>
+          <w:numId w:val="5"/>
+        </w:numPr>
+        <w:spacing w:before="120" w:after="120"/>
+        <w:rPr>
+          <w:rFonts w:ascii="Times New Roman" w:eastAsia="Times New Roman" w:hAnsi="Times New Roman" w:cs="Times New Roman"/>
+          <w:sz w:val="24"/>
+          <w:szCs w:val="24"/>
+        </w:rPr>
+      </w:pPr>
+      <w:r>
+        <w:rPr>
+          <w:rFonts w:ascii="Times New Roman" w:eastAsia="Times New Roman" w:hAnsi="Times New Roman" w:cs="Times New Roman"/>
+          <w:sz w:val="24"/>
+          <w:szCs w:val="24"/>
+        </w:rPr>
         <w:t>Test full system integration</w:t>
       </w:r>
+    </w:p>
+    <w:p>
+      <w:pPr>
+        <w:spacing w:before="120" w:after="120"/>
+        <w:rPr>
+          <w:rFonts w:ascii="Times New Roman" w:eastAsia="Times New Roman" w:hAnsi="Times New Roman" w:cs="Times New Roman"/>
+          <w:sz w:val="24"/>
+          <w:szCs w:val="24"/>
+        </w:rPr>
+      </w:pPr>
     </w:p>
     <w:p>
       <w:pPr>
@@ -3191,7 +3907,7 @@
           <w:sz w:val="24"/>
           <w:szCs w:val="24"/>
         </w:rPr>
-        <w:t xml:space="preserve">of the XIAOS3 Cam by connecting it to an LLM and feeding the image captured to the LLM by sending the base64 encoded version to an API. I plan on starting with Claude, and then moving over to a local open-source LLM I want to setup on my local router network, if time permits. </w:t>
+        <w:t xml:space="preserve">using an Ultrasonic sensor as the base which will be used to detect if the rover needs to stop and then a TOF sensor to determine whether or not the rover can try to navigate around the obstacle. </w:t>
       </w:r>
       <w:r>
         <w:rPr>
@@ -3201,6 +3917,46 @@
           <w:sz w:val="24"/>
           <w:szCs w:val="24"/>
         </w:rPr>
+        <w:t>of the XIAOS3 Cam by connecting it to an LLM and feeding the image captured to the LLM by sending the base64 encoded version to an API. I plan on starting with Claude, and then moving over to a local open-source LLM I want to setup on my local router network, if time permits.</w:t>
+      </w:r>
+      <w:r>
+        <w:rPr>
+          <w:rFonts w:ascii="Times New Roman" w:eastAsia="Times New Roman" w:hAnsi="Times New Roman" w:cs="Times New Roman"/>
+          <w:color w:val="FF0000"/>
+          <w:sz w:val="24"/>
+          <w:szCs w:val="24"/>
+        </w:rPr>
+        <w:t xml:space="preserve"> </w:t>
+      </w:r>
+      <w:r>
+        <w:rPr>
+          <w:rFonts w:ascii="Times New Roman" w:eastAsia="Times New Roman" w:hAnsi="Times New Roman" w:cs="Times New Roman"/>
+          <w:b/>
+          <w:bCs/>
+          <w:color w:val="FF0000"/>
+          <w:sz w:val="24"/>
+          <w:szCs w:val="24"/>
+        </w:rPr>
+        <w:t>(REMOVED 3/15 due to pivot)</w:t>
+      </w:r>
+      <w:r>
+        <w:rPr>
+          <w:rFonts w:ascii="Times New Roman" w:eastAsia="Times New Roman" w:hAnsi="Times New Roman" w:cs="Times New Roman"/>
+          <w:strike/>
+          <w:color w:val="FF0000"/>
+          <w:sz w:val="24"/>
+          <w:szCs w:val="24"/>
+        </w:rPr>
+        <w:t xml:space="preserve"> </w:t>
+      </w:r>
+      <w:r>
+        <w:rPr>
+          <w:rFonts w:ascii="Times New Roman" w:eastAsia="Times New Roman" w:hAnsi="Times New Roman" w:cs="Times New Roman"/>
+          <w:strike/>
+          <w:color w:val="FF0000"/>
+          <w:sz w:val="24"/>
+          <w:szCs w:val="24"/>
+        </w:rPr>
         <w:t xml:space="preserve">ESP32 cam </w:t>
       </w:r>
       <w:r>
@@ -3224,7 +3980,9 @@
       <w:r>
         <w:rPr>
           <w:rFonts w:ascii="Times New Roman" w:eastAsia="Times New Roman" w:hAnsi="Times New Roman" w:cs="Times New Roman"/>
-          <w:color w:val="FF0000"/>
+          <w:b/>
+          <w:bCs/>
+          <w:color w:val="4BACC6" w:themeColor="accent5"/>
           <w:sz w:val="24"/>
           <w:szCs w:val="24"/>
         </w:rPr>
@@ -3233,10 +3991,19 @@
       <w:r>
         <w:rPr>
           <w:rFonts w:ascii="Times New Roman" w:eastAsia="Times New Roman" w:hAnsi="Times New Roman" w:cs="Times New Roman"/>
-          <w:sz w:val="24"/>
-          <w:szCs w:val="24"/>
-        </w:rPr>
-        <w:t xml:space="preserve"> I want to first test these systems by themselves and integrate them together with the </w:t>
+          <w:color w:val="4BACC6" w:themeColor="accent5"/>
+          <w:sz w:val="24"/>
+          <w:szCs w:val="24"/>
+        </w:rPr>
+        <w:t xml:space="preserve"> </w:t>
+      </w:r>
+      <w:r>
+        <w:rPr>
+          <w:rFonts w:ascii="Times New Roman" w:eastAsia="Times New Roman" w:hAnsi="Times New Roman" w:cs="Times New Roman"/>
+          <w:sz w:val="24"/>
+          <w:szCs w:val="24"/>
+        </w:rPr>
+        <w:t xml:space="preserve">I want to first test these systems by themselves and integrate them together with the </w:t>
       </w:r>
       <w:r>
         <w:rPr>
@@ -3257,38 +4024,13 @@
       <w:r>
         <w:rPr>
           <w:rFonts w:ascii="Times New Roman" w:eastAsia="Times New Roman" w:hAnsi="Times New Roman" w:cs="Times New Roman"/>
-          <w:color w:val="FF0000"/>
-          <w:sz w:val="24"/>
-          <w:szCs w:val="24"/>
-        </w:rPr>
-        <w:t>(</w:t>
-      </w:r>
-      <w:r>
-        <w:rPr>
-          <w:rFonts w:ascii="Times New Roman" w:eastAsia="Times New Roman" w:hAnsi="Times New Roman" w:cs="Times New Roman"/>
-          <w:color w:val="FF0000"/>
-          <w:sz w:val="24"/>
-          <w:szCs w:val="24"/>
-        </w:rPr>
-        <w:t xml:space="preserve">Changed from </w:t>
-      </w:r>
-      <w:r>
-        <w:rPr>
-          <w:rFonts w:ascii="Times New Roman" w:eastAsia="Times New Roman" w:hAnsi="Times New Roman" w:cs="Times New Roman"/>
-          <w:color w:val="FF0000"/>
-          <w:sz w:val="24"/>
-          <w:szCs w:val="24"/>
-        </w:rPr>
-        <w:t>Teensy4.1 Microcontroller</w:t>
-      </w:r>
-      <w:r>
-        <w:rPr>
-          <w:rFonts w:ascii="Times New Roman" w:eastAsia="Times New Roman" w:hAnsi="Times New Roman" w:cs="Times New Roman"/>
-          <w:color w:val="FF0000"/>
-          <w:sz w:val="24"/>
-          <w:szCs w:val="24"/>
-        </w:rPr>
-        <w:t xml:space="preserve"> on 2/22/25)</w:t>
+          <w:b/>
+          <w:bCs/>
+          <w:color w:val="4BACC6" w:themeColor="accent5"/>
+          <w:sz w:val="24"/>
+          <w:szCs w:val="24"/>
+        </w:rPr>
+        <w:t>(Changed from Teensy4.1 Microcontroller on 2/22/25)</w:t>
       </w:r>
       <w:r>
         <w:rPr>
@@ -3330,16 +4072,68 @@
           <w:sz w:val="24"/>
           <w:szCs w:val="24"/>
         </w:rPr>
-        <w:t xml:space="preserve">while modeling the hopper trailer. I am going to build a basic communication interface that consists of basic commands dependent on object detection results and where they are in the image. I will do various system tests and integration tests to ensure </w:t>
-      </w:r>
-      <w:r>
-        <w:rPr>
-          <w:rFonts w:ascii="Times New Roman" w:eastAsia="Times New Roman" w:hAnsi="Times New Roman" w:cs="Times New Roman"/>
-          <w:sz w:val="24"/>
-          <w:szCs w:val="24"/>
-        </w:rPr>
-        <w:lastRenderedPageBreak/>
-        <w:t xml:space="preserve">everything is working individually and together. Afterwards, I plan on integrating the ultra-sonic sensors for emergency stops and finishing up the design/build of the rover chassis. Once I finish these parts I will test out the rover on its own and attach the 3 tow hitches to connect to the hopper trailer. Then finally finish building the hopper and test out full system integration. </w:t>
+        <w:t xml:space="preserve">while modeling the hopper trailer. I am going to build a basic communication interface that consists of basic commands dependent on object detection results and </w:t>
+      </w:r>
+      <w:r>
+        <w:rPr>
+          <w:rFonts w:ascii="Times New Roman" w:eastAsia="Times New Roman" w:hAnsi="Times New Roman" w:cs="Times New Roman"/>
+          <w:sz w:val="24"/>
+          <w:szCs w:val="24"/>
+        </w:rPr>
+        <w:t xml:space="preserve">user commands from command app </w:t>
+      </w:r>
+      <w:r>
+        <w:rPr>
+          <w:rFonts w:ascii="Times New Roman" w:eastAsia="Times New Roman" w:hAnsi="Times New Roman" w:cs="Times New Roman"/>
+          <w:strike/>
+          <w:color w:val="FF0000"/>
+          <w:sz w:val="24"/>
+          <w:szCs w:val="24"/>
+        </w:rPr>
+        <w:t>where they are in the image</w:t>
+      </w:r>
+      <w:r>
+        <w:rPr>
+          <w:rFonts w:ascii="Times New Roman" w:eastAsia="Times New Roman" w:hAnsi="Times New Roman" w:cs="Times New Roman"/>
+          <w:sz w:val="24"/>
+          <w:szCs w:val="24"/>
+        </w:rPr>
+        <w:t xml:space="preserve"> </w:t>
+      </w:r>
+      <w:r>
+        <w:rPr>
+          <w:rFonts w:ascii="Times New Roman" w:eastAsia="Times New Roman" w:hAnsi="Times New Roman" w:cs="Times New Roman"/>
+          <w:b/>
+          <w:bCs/>
+          <w:color w:val="4BACC6" w:themeColor="accent5"/>
+          <w:sz w:val="24"/>
+          <w:szCs w:val="24"/>
+        </w:rPr>
+        <w:t>(Changed 3/15)</w:t>
+      </w:r>
+      <w:r>
+        <w:rPr>
+          <w:rFonts w:ascii="Times New Roman" w:eastAsia="Times New Roman" w:hAnsi="Times New Roman" w:cs="Times New Roman"/>
+          <w:sz w:val="24"/>
+          <w:szCs w:val="24"/>
+        </w:rPr>
+        <w:t>. I will do various system tests and integration tests to ensure everything is working individually and together. Afterwards, I plan on finishing up the design/build of the rover chassis</w:t>
+      </w:r>
+      <w:r>
+        <w:rPr>
+          <w:rFonts w:ascii="Times New Roman" w:eastAsia="Times New Roman" w:hAnsi="Times New Roman" w:cs="Times New Roman"/>
+          <w:sz w:val="24"/>
+          <w:szCs w:val="24"/>
+        </w:rPr>
+        <w:t xml:space="preserve"> and a better drive system for the wheels</w:t>
+      </w:r>
+      <w:r>
+        <w:rPr>
+          <w:rFonts w:ascii="Times New Roman" w:eastAsia="Times New Roman" w:hAnsi="Times New Roman" w:cs="Times New Roman"/>
+          <w:sz w:val="24"/>
+          <w:szCs w:val="24"/>
+        </w:rPr>
+        <w:t xml:space="preserve">. Once I finish these parts I will test out the rover on its own and attach the 3 tow hitches to connect to the hopper trailer. Then finally finish building the hopper and test out full system integration. </w:t>
       </w:r>
     </w:p>
     <w:p>
@@ -3537,11 +4331,59 @@
           <w:sz w:val="24"/>
           <w:szCs w:val="24"/>
         </w:rPr>
-        <w:t xml:space="preserve">which will pull commands from the </w:t>
-      </w:r>
-      <w:r>
-        <w:rPr>
-          <w:rFonts w:ascii="Times New Roman" w:eastAsia="Times New Roman" w:hAnsi="Times New Roman" w:cs="Times New Roman"/>
+        <w:t xml:space="preserve">which will pull commands from </w:t>
+      </w:r>
+      <w:r>
+        <w:rPr>
+          <w:rFonts w:ascii="Times New Roman" w:eastAsia="Times New Roman" w:hAnsi="Times New Roman" w:cs="Times New Roman"/>
+          <w:sz w:val="24"/>
+          <w:szCs w:val="24"/>
+        </w:rPr>
+        <w:t xml:space="preserve">a command server that sits on a ZimaBoard NAS which will </w:t>
+      </w:r>
+      <w:r>
+        <w:rPr>
+          <w:rFonts w:ascii="Times New Roman" w:eastAsia="Times New Roman" w:hAnsi="Times New Roman" w:cs="Times New Roman"/>
+          <w:sz w:val="24"/>
+          <w:szCs w:val="24"/>
+        </w:rPr>
+        <w:lastRenderedPageBreak/>
+        <w:t>store commands users provide such as start, stop, and directional commands to the rover. These commands will come from an app I plan on developing which for now will just be an inline HTML application so that I can easily test it out on my phone.</w:t>
+      </w:r>
+      <w:r>
+        <w:rPr>
+          <w:rFonts w:ascii="Times New Roman" w:eastAsia="Times New Roman" w:hAnsi="Times New Roman" w:cs="Times New Roman"/>
+          <w:b/>
+          <w:bCs/>
+          <w:color w:val="4BACC6" w:themeColor="accent5"/>
+          <w:sz w:val="24"/>
+          <w:szCs w:val="24"/>
+        </w:rPr>
+        <w:t xml:space="preserve">(ADDED 3/15) </w:t>
+      </w:r>
+      <w:r>
+        <w:rPr>
+          <w:rFonts w:ascii="Times New Roman" w:eastAsia="Times New Roman" w:hAnsi="Times New Roman" w:cs="Times New Roman"/>
+          <w:sz w:val="24"/>
+          <w:szCs w:val="24"/>
+        </w:rPr>
+        <w:t>t</w:t>
+      </w:r>
+      <w:r>
+        <w:rPr>
+          <w:rFonts w:ascii="Times New Roman" w:eastAsia="Times New Roman" w:hAnsi="Times New Roman" w:cs="Times New Roman"/>
+          <w:strike/>
+          <w:color w:val="FF0000"/>
+          <w:sz w:val="24"/>
+          <w:szCs w:val="24"/>
+        </w:rPr>
+        <w:t xml:space="preserve">he </w:t>
+      </w:r>
+      <w:r>
+        <w:rPr>
+          <w:rFonts w:ascii="Times New Roman" w:eastAsia="Times New Roman" w:hAnsi="Times New Roman" w:cs="Times New Roman"/>
+          <w:strike/>
+          <w:color w:val="FF0000"/>
           <w:sz w:val="24"/>
           <w:szCs w:val="24"/>
         </w:rPr>
@@ -3550,6 +4392,8 @@
       <w:r>
         <w:rPr>
           <w:rFonts w:ascii="Times New Roman" w:eastAsia="Times New Roman" w:hAnsi="Times New Roman" w:cs="Times New Roman"/>
+          <w:strike/>
+          <w:color w:val="FF0000"/>
           <w:sz w:val="24"/>
           <w:szCs w:val="24"/>
         </w:rPr>
@@ -3558,6 +4402,15 @@
       <w:r>
         <w:rPr>
           <w:rFonts w:ascii="Times New Roman" w:eastAsia="Times New Roman" w:hAnsi="Times New Roman" w:cs="Times New Roman"/>
+          <w:color w:val="FF0000"/>
+          <w:sz w:val="24"/>
+          <w:szCs w:val="24"/>
+        </w:rPr>
+        <w:t>(REMOVED 3/15)</w:t>
+      </w:r>
+      <w:r>
+        <w:rPr>
+          <w:rFonts w:ascii="Times New Roman" w:eastAsia="Times New Roman" w:hAnsi="Times New Roman" w:cs="Times New Roman"/>
           <w:sz w:val="24"/>
           <w:szCs w:val="24"/>
         </w:rPr>
@@ -3649,7 +4502,87 @@
           <w:sz w:val="24"/>
           <w:szCs w:val="24"/>
         </w:rPr>
-        <w:t xml:space="preserve">powered using pulse width modulation on Left/Right commands. The DC motors will be powered ON/OFF/Forward/Backwards depending on commands from the ESP32 Camera. As a backup object detection system there will also be an ultrasonic sensor used for emergency object detection in case that the camera goes offline or misses something. As stated earlier the mechanical design of the rovers rocker-bogie suspension system was predesigned but I only plan on using the suspension and will be using a custom chassis and slightly different electronics. </w:t>
+        <w:t xml:space="preserve">powered using pulse width modulation on Left/Right commands. The DC motors will be powered ON/OFF/Forward/Backwards depending on commands from the </w:t>
+      </w:r>
+      <w:r>
+        <w:rPr>
+          <w:rFonts w:ascii="Times New Roman" w:eastAsia="Times New Roman" w:hAnsi="Times New Roman" w:cs="Times New Roman"/>
+          <w:sz w:val="24"/>
+          <w:szCs w:val="24"/>
+        </w:rPr>
+        <w:t xml:space="preserve">server </w:t>
+      </w:r>
+      <w:r>
+        <w:rPr>
+          <w:rFonts w:ascii="Times New Roman" w:eastAsia="Times New Roman" w:hAnsi="Times New Roman" w:cs="Times New Roman"/>
+          <w:strike/>
+          <w:color w:val="FF0000"/>
+          <w:sz w:val="24"/>
+          <w:szCs w:val="24"/>
+        </w:rPr>
+        <w:t>ESP32 Camera</w:t>
+      </w:r>
+      <w:r>
+        <w:rPr>
+          <w:rFonts w:ascii="Times New Roman" w:eastAsia="Times New Roman" w:hAnsi="Times New Roman" w:cs="Times New Roman"/>
+          <w:sz w:val="24"/>
+          <w:szCs w:val="24"/>
+        </w:rPr>
+        <w:t xml:space="preserve">. As a backup object detection system there will also be an ultrasonic sensor used for emergency object detection in case that the </w:t>
+      </w:r>
+      <w:r>
+        <w:rPr>
+          <w:rFonts w:ascii="Times New Roman" w:eastAsia="Times New Roman" w:hAnsi="Times New Roman" w:cs="Times New Roman"/>
+          <w:sz w:val="24"/>
+          <w:szCs w:val="24"/>
+        </w:rPr>
+        <w:t xml:space="preserve">User tries to drive the rover into something or there is a command bug. </w:t>
+      </w:r>
+      <w:r>
+        <w:rPr>
+          <w:rFonts w:ascii="Times New Roman" w:eastAsia="Times New Roman" w:hAnsi="Times New Roman" w:cs="Times New Roman"/>
+          <w:b/>
+          <w:bCs/>
+          <w:color w:val="4BACC6" w:themeColor="accent5"/>
+          <w:sz w:val="24"/>
+          <w:szCs w:val="24"/>
+        </w:rPr>
+        <w:t>(ADDED 3/15)</w:t>
+      </w:r>
+      <w:r>
+        <w:rPr>
+          <w:rFonts w:ascii="Times New Roman" w:eastAsia="Times New Roman" w:hAnsi="Times New Roman" w:cs="Times New Roman"/>
+          <w:sz w:val="24"/>
+          <w:szCs w:val="24"/>
+        </w:rPr>
+        <w:t xml:space="preserve"> As stated earlier the mechanical design of the rovers rocker-bogie suspension system was predesigned but I only plan on using the suspension and will be using a custom chassis and slightly different electronics. </w:t>
+      </w:r>
+      <w:r>
+        <w:rPr>
+          <w:rFonts w:ascii="Times New Roman" w:eastAsia="Times New Roman" w:hAnsi="Times New Roman" w:cs="Times New Roman"/>
+          <w:sz w:val="24"/>
+          <w:szCs w:val="24"/>
+        </w:rPr>
+        <w:t xml:space="preserve">I also will need to redesign the wheel drive system due to gear stripping and not working for long usage outdoors </w:t>
+      </w:r>
+      <w:r>
+        <w:rPr>
+          <w:rFonts w:ascii="Times New Roman" w:eastAsia="Times New Roman" w:hAnsi="Times New Roman" w:cs="Times New Roman"/>
+          <w:b/>
+          <w:bCs/>
+          <w:color w:val="4BACC6" w:themeColor="accent5"/>
+          <w:sz w:val="24"/>
+          <w:szCs w:val="24"/>
+        </w:rPr>
+        <w:t>(ADDED 3/15)</w:t>
+      </w:r>
+      <w:r>
+        <w:rPr>
+          <w:rFonts w:ascii="Times New Roman" w:eastAsia="Times New Roman" w:hAnsi="Times New Roman" w:cs="Times New Roman"/>
+          <w:sz w:val="24"/>
+          <w:szCs w:val="24"/>
+        </w:rPr>
+        <w:t>.</w:t>
       </w:r>
       <w:r>
         <w:rPr>
@@ -3676,17 +4609,13 @@
       </w:pPr>
       <w:r>
         <w:rPr>
-          <w:rFonts w:ascii="Times New Roman" w:eastAsia="Times New Roman" w:hAnsi="Times New Roman" w:cs="Times New Roman"/>
           <w:noProof/>
-          <w:sz w:val="24"/>
-          <w:szCs w:val="24"/>
-        </w:rPr>
-        <w:lastRenderedPageBreak/>
+        </w:rPr>
         <w:drawing>
-          <wp:inline distT="0" distB="0" distL="0" distR="0" wp14:anchorId="27C5C2D1" wp14:editId="2A20E198">
-            <wp:extent cx="5934075" cy="4010025"/>
-            <wp:effectExtent l="0" t="0" r="9525" b="9525"/>
-            <wp:docPr id="1194298554" name="Picture 2"/>
+          <wp:inline distT="0" distB="0" distL="0" distR="0" wp14:anchorId="228BCF56" wp14:editId="6CC5F52A">
+            <wp:extent cx="5943600" cy="4018915"/>
+            <wp:effectExtent l="0" t="0" r="0" b="635"/>
+            <wp:docPr id="1421133963" name="Picture 1" descr="A diagram of a system&#10;&#10;AI-generated content may be incorrect."/>
             <wp:cNvGraphicFramePr>
               <a:graphicFrameLocks xmlns:a="http://schemas.openxmlformats.org/drawingml/2006/main" noChangeAspect="1"/>
             </wp:cNvGraphicFramePr>
@@ -3694,10 +4623,8 @@
               <a:graphicData uri="http://schemas.openxmlformats.org/drawingml/2006/picture">
                 <pic:pic xmlns:pic="http://schemas.openxmlformats.org/drawingml/2006/picture">
                   <pic:nvPicPr>
-                    <pic:cNvPr id="0" name="Picture 3"/>
-                    <pic:cNvPicPr>
-                      <a:picLocks noChangeAspect="1" noChangeArrowheads="1"/>
-                    </pic:cNvPicPr>
+                    <pic:cNvPr id="1421133963" name="Picture 1" descr="A diagram of a system&#10;&#10;AI-generated content may be incorrect."/>
+                    <pic:cNvPicPr/>
                   </pic:nvPicPr>
                   <pic:blipFill>
                     <a:blip r:embed="rId6" cstate="print">
@@ -3707,23 +4634,18 @@
                         </a:ext>
                       </a:extLst>
                     </a:blip>
-                    <a:srcRect/>
                     <a:stretch>
                       <a:fillRect/>
                     </a:stretch>
                   </pic:blipFill>
-                  <pic:spPr bwMode="auto">
+                  <pic:spPr>
                     <a:xfrm>
                       <a:off x="0" y="0"/>
-                      <a:ext cx="5934075" cy="4010025"/>
+                      <a:ext cx="5943600" cy="4018915"/>
                     </a:xfrm>
                     <a:prstGeom prst="rect">
                       <a:avLst/>
                     </a:prstGeom>
-                    <a:noFill/>
-                    <a:ln>
-                      <a:noFill/>
-                    </a:ln>
                   </pic:spPr>
                 </pic:pic>
               </a:graphicData>
@@ -3748,6 +4670,30 @@
         </w:rPr>
         <w:t>Appendix B</w:t>
       </w:r>
+      <w:r>
+        <w:rPr>
+          <w:i/>
+          <w:iCs/>
+        </w:rPr>
+        <w:t xml:space="preserve"> </w:t>
+      </w:r>
+      <w:r>
+        <w:rPr>
+          <w:b/>
+          <w:bCs/>
+          <w:i/>
+          <w:iCs/>
+          <w:color w:val="4BACC6" w:themeColor="accent5"/>
+        </w:rPr>
+        <w:t>(UPDATED 3/15)</w:t>
+      </w:r>
+      <w:r>
+        <w:rPr>
+          <w:i/>
+          <w:iCs/>
+        </w:rPr>
+        <w:t xml:space="preserve"> </w:t>
+      </w:r>
     </w:p>
     <w:p>
       <w:pPr>
@@ -3762,6 +4708,7 @@
           <w:b/>
           <w:bCs/>
         </w:rPr>
+        <w:lastRenderedPageBreak/>
         <w:t>Electronics</w:t>
       </w:r>
     </w:p>
@@ -3793,15 +4740,7 @@
         <w:spacing w:before="120"/>
       </w:pPr>
       <w:r>
-        <w:t xml:space="preserve">The command queue server is </w:t>
-      </w:r>
-      <w:proofErr w:type="spellStart"/>
-      <w:r>
-        <w:t>Zimaboard</w:t>
-      </w:r>
-      <w:proofErr w:type="spellEnd"/>
-      <w:r>
-        <w:t xml:space="preserve"> NAS that hosts the server using a docker image. This allows the rover and camera to easily communicate through the NAS which was much more stable than the communications between the devices themselves. </w:t>
+        <w:t xml:space="preserve">The command queue server is Zimaboard NAS that hosts the server using a docker image. This allows the rover and camera to easily communicate through the NAS which was much more stable than the communications between the devices themselves. </w:t>
       </w:r>
       <w:r>
         <w:rPr>
@@ -3822,22 +4761,17 @@
           <w:iCs/>
         </w:rPr>
       </w:pPr>
-    </w:p>
-    <w:p>
-      <w:pPr>
-        <w:pStyle w:val="NoSpacing"/>
-        <w:jc w:val="center"/>
-      </w:pPr>
-      <w:r>
-        <w:rPr>
+      <w:r>
+        <w:rPr>
+          <w:i/>
+          <w:iCs/>
           <w:noProof/>
         </w:rPr>
-        <w:lastRenderedPageBreak/>
         <w:drawing>
-          <wp:inline distT="0" distB="0" distL="0" distR="0" wp14:anchorId="478792E9" wp14:editId="4DA5C8C5">
-            <wp:extent cx="5934075" cy="4617720"/>
-            <wp:effectExtent l="0" t="0" r="9525" b="0"/>
-            <wp:docPr id="901696774" name="Picture 1"/>
+          <wp:inline distT="0" distB="0" distL="0" distR="0" wp14:anchorId="5D646262" wp14:editId="627CE765">
+            <wp:extent cx="5943600" cy="4203065"/>
+            <wp:effectExtent l="0" t="0" r="0" b="6985"/>
+            <wp:docPr id="375618503" name="Picture 2" descr="A white board with many different colored lines and symbols"/>
             <wp:cNvGraphicFramePr>
               <a:graphicFrameLocks xmlns:a="http://schemas.openxmlformats.org/drawingml/2006/main" noChangeAspect="1"/>
             </wp:cNvGraphicFramePr>
@@ -3845,10 +4779,8 @@
               <a:graphicData uri="http://schemas.openxmlformats.org/drawingml/2006/picture">
                 <pic:pic xmlns:pic="http://schemas.openxmlformats.org/drawingml/2006/picture">
                   <pic:nvPicPr>
-                    <pic:cNvPr id="0" name="Picture 2"/>
-                    <pic:cNvPicPr>
-                      <a:picLocks noChangeAspect="1" noChangeArrowheads="1"/>
-                    </pic:cNvPicPr>
+                    <pic:cNvPr id="375618503" name="Picture 2" descr="A white board with many different colored lines and symbols"/>
+                    <pic:cNvPicPr/>
                   </pic:nvPicPr>
                   <pic:blipFill>
                     <a:blip r:embed="rId7" cstate="print">
@@ -3858,23 +4790,18 @@
                         </a:ext>
                       </a:extLst>
                     </a:blip>
-                    <a:srcRect/>
                     <a:stretch>
                       <a:fillRect/>
                     </a:stretch>
                   </pic:blipFill>
-                  <pic:spPr bwMode="auto">
+                  <pic:spPr>
                     <a:xfrm>
                       <a:off x="0" y="0"/>
-                      <a:ext cx="5934075" cy="4617720"/>
+                      <a:ext cx="5943600" cy="4203065"/>
                     </a:xfrm>
                     <a:prstGeom prst="rect">
                       <a:avLst/>
                     </a:prstGeom>
-                    <a:noFill/>
-                    <a:ln>
-                      <a:noFill/>
-                    </a:ln>
                   </pic:spPr>
                 </pic:pic>
               </a:graphicData>
@@ -3882,14 +4809,46 @@
           </wp:inline>
         </w:drawing>
       </w:r>
+    </w:p>
+    <w:p>
+      <w:pPr>
+        <w:pStyle w:val="NoSpacing"/>
+        <w:jc w:val="center"/>
+      </w:pPr>
       <w:r>
         <w:t xml:space="preserve">Appendix C </w:t>
       </w:r>
       <w:r>
         <w:rPr>
-          <w:color w:val="FF0000"/>
-        </w:rPr>
-        <w:t>(Added on 2/22/25)</w:t>
+          <w:b/>
+          <w:bCs/>
+          <w:color w:val="4BACC6" w:themeColor="accent5"/>
+        </w:rPr>
+        <w:t>(</w:t>
+      </w:r>
+      <w:r>
+        <w:rPr>
+          <w:b/>
+          <w:bCs/>
+          <w:color w:val="4BACC6" w:themeColor="accent5"/>
+        </w:rPr>
+        <w:t>ADDED</w:t>
+      </w:r>
+      <w:r>
+        <w:rPr>
+          <w:b/>
+          <w:bCs/>
+          <w:color w:val="4BACC6" w:themeColor="accent5"/>
+        </w:rPr>
+        <w:t xml:space="preserve"> 2/22/25)</w:t>
+      </w:r>
+      <w:r>
+        <w:rPr>
+          <w:b/>
+          <w:bCs/>
+          <w:color w:val="4BACC6" w:themeColor="accent5"/>
+        </w:rPr>
+        <w:t>(UPDATED 3/15)</w:t>
       </w:r>
     </w:p>
     <w:p>
@@ -3961,17 +4920,41 @@
         <w:rPr>
           <w:i/>
           <w:iCs/>
+          <w:strike/>
+          <w:color w:val="FF0000"/>
         </w:rPr>
         <w:t>Appendix D</w:t>
       </w:r>
       <w:r>
+        <w:rPr>
+          <w:strike/>
+          <w:color w:val="FF0000"/>
+        </w:rPr>
         <w:t xml:space="preserve"> </w:t>
       </w:r>
       <w:r>
         <w:rPr>
+          <w:strike/>
           <w:color w:val="FF0000"/>
         </w:rPr>
         <w:t>(Added on 2/26/25)</w:t>
+      </w:r>
+      <w:r>
+        <w:rPr>
+          <w:b/>
+          <w:bCs/>
+          <w:strike/>
+          <w:color w:val="FF0000"/>
+        </w:rPr>
+        <w:t>(</w:t>
+      </w:r>
+      <w:r>
+        <w:rPr>
+          <w:b/>
+          <w:bCs/>
+          <w:color w:val="FF0000"/>
+        </w:rPr>
+        <w:t>REMOVED 3/15)</w:t>
       </w:r>
     </w:p>
     <w:p>
@@ -4054,17 +5037,40 @@
         <w:spacing w:before="120"/>
         <w:rPr>
           <w:rFonts w:ascii="Times New Roman" w:eastAsia="Times New Roman" w:hAnsi="Times New Roman" w:cs="Times New Roman"/>
-          <w:sz w:val="24"/>
-          <w:szCs w:val="24"/>
-        </w:rPr>
-      </w:pPr>
-      <w:r>
-        <w:rPr>
-          <w:rFonts w:ascii="Times New Roman" w:eastAsia="Times New Roman" w:hAnsi="Times New Roman" w:cs="Times New Roman"/>
+          <w:strike/>
+          <w:color w:val="FF0000"/>
+          <w:sz w:val="24"/>
+          <w:szCs w:val="24"/>
+        </w:rPr>
+      </w:pPr>
+      <w:r>
+        <w:rPr>
+          <w:rFonts w:ascii="Times New Roman" w:eastAsia="Times New Roman" w:hAnsi="Times New Roman" w:cs="Times New Roman"/>
+          <w:strike/>
+          <w:color w:val="FF0000"/>
           <w:sz w:val="24"/>
           <w:szCs w:val="24"/>
         </w:rPr>
         <w:t>XIAO Camera Object Detection Code</w:t>
+      </w:r>
+      <w:r>
+        <w:rPr>
+          <w:rFonts w:ascii="Times New Roman" w:eastAsia="Times New Roman" w:hAnsi="Times New Roman" w:cs="Times New Roman"/>
+          <w:strike/>
+          <w:color w:val="FF0000"/>
+          <w:sz w:val="24"/>
+          <w:szCs w:val="24"/>
+        </w:rPr>
+        <w:t xml:space="preserve"> </w:t>
+      </w:r>
+      <w:r>
+        <w:rPr>
+          <w:rFonts w:ascii="Times New Roman" w:eastAsia="Times New Roman" w:hAnsi="Times New Roman" w:cs="Times New Roman"/>
+          <w:color w:val="FF0000"/>
+          <w:sz w:val="24"/>
+          <w:szCs w:val="24"/>
+        </w:rPr>
+        <w:t>(REMOVED 3/15 due to pivot)</w:t>
       </w:r>
     </w:p>
     <w:p>
@@ -4077,6 +5083,98 @@
         <w:spacing w:before="120"/>
         <w:rPr>
           <w:rFonts w:ascii="Times New Roman" w:eastAsia="Times New Roman" w:hAnsi="Times New Roman" w:cs="Times New Roman"/>
+          <w:strike/>
+          <w:color w:val="000000" w:themeColor="text1"/>
+          <w:sz w:val="24"/>
+          <w:szCs w:val="24"/>
+        </w:rPr>
+      </w:pPr>
+      <w:r>
+        <w:rPr>
+          <w:rFonts w:ascii="Times New Roman" w:eastAsia="Times New Roman" w:hAnsi="Times New Roman" w:cs="Times New Roman"/>
+          <w:color w:val="000000" w:themeColor="text1"/>
+          <w:sz w:val="24"/>
+          <w:szCs w:val="24"/>
+        </w:rPr>
+        <w:t>Command Server</w:t>
+      </w:r>
+      <w:r>
+        <w:rPr>
+          <w:rFonts w:ascii="Times New Roman" w:eastAsia="Times New Roman" w:hAnsi="Times New Roman" w:cs="Times New Roman"/>
+          <w:color w:val="000000" w:themeColor="text1"/>
+          <w:sz w:val="24"/>
+          <w:szCs w:val="24"/>
+        </w:rPr>
+        <w:t xml:space="preserve"> </w:t>
+      </w:r>
+      <w:r>
+        <w:rPr>
+          <w:rFonts w:ascii="Times New Roman" w:eastAsia="Times New Roman" w:hAnsi="Times New Roman" w:cs="Times New Roman"/>
+          <w:b/>
+          <w:bCs/>
+          <w:color w:val="4BACC6" w:themeColor="accent5"/>
+          <w:sz w:val="24"/>
+          <w:szCs w:val="24"/>
+        </w:rPr>
+        <w:t>(ADDED 3/15)</w:t>
+      </w:r>
+    </w:p>
+    <w:p>
+      <w:pPr>
+        <w:pStyle w:val="ListParagraph"/>
+        <w:numPr>
+          <w:ilvl w:val="0"/>
+          <w:numId w:val="19"/>
+        </w:numPr>
+        <w:spacing w:before="120"/>
+        <w:rPr>
+          <w:rFonts w:ascii="Times New Roman" w:eastAsia="Times New Roman" w:hAnsi="Times New Roman" w:cs="Times New Roman"/>
+          <w:strike/>
+          <w:color w:val="000000" w:themeColor="text1"/>
+          <w:sz w:val="24"/>
+          <w:szCs w:val="24"/>
+        </w:rPr>
+      </w:pPr>
+      <w:r>
+        <w:rPr>
+          <w:rFonts w:ascii="Times New Roman" w:eastAsia="Times New Roman" w:hAnsi="Times New Roman" w:cs="Times New Roman"/>
+          <w:color w:val="000000" w:themeColor="text1"/>
+          <w:sz w:val="24"/>
+          <w:szCs w:val="24"/>
+        </w:rPr>
+        <w:t>Controller APP</w:t>
+      </w:r>
+      <w:r>
+        <w:rPr>
+          <w:rFonts w:ascii="Times New Roman" w:eastAsia="Times New Roman" w:hAnsi="Times New Roman" w:cs="Times New Roman"/>
+          <w:color w:val="000000" w:themeColor="text1"/>
+          <w:sz w:val="24"/>
+          <w:szCs w:val="24"/>
+        </w:rPr>
+        <w:t xml:space="preserve"> </w:t>
+      </w:r>
+      <w:r>
+        <w:rPr>
+          <w:rFonts w:ascii="Times New Roman" w:eastAsia="Times New Roman" w:hAnsi="Times New Roman" w:cs="Times New Roman"/>
+          <w:b/>
+          <w:bCs/>
+          <w:color w:val="4BACC6" w:themeColor="accent5"/>
+          <w:sz w:val="24"/>
+          <w:szCs w:val="24"/>
+        </w:rPr>
+        <w:t>(ADDED 3/15)</w:t>
+      </w:r>
+    </w:p>
+    <w:p>
+      <w:pPr>
+        <w:pStyle w:val="ListParagraph"/>
+        <w:numPr>
+          <w:ilvl w:val="0"/>
+          <w:numId w:val="19"/>
+        </w:numPr>
+        <w:spacing w:before="120"/>
+        <w:rPr>
+          <w:rFonts w:ascii="Times New Roman" w:eastAsia="Times New Roman" w:hAnsi="Times New Roman" w:cs="Times New Roman"/>
           <w:sz w:val="24"/>
           <w:szCs w:val="24"/>
         </w:rPr>
@@ -4106,7 +5204,25 @@
           <w:sz w:val="24"/>
           <w:szCs w:val="24"/>
         </w:rPr>
-        <w:t xml:space="preserve">And have sub directories consisting of test programs and the overall final logic for the camera and rover. </w:t>
+        <w:t xml:space="preserve">And have sub directories consisting of test programs and the overall final logic for the </w:t>
+      </w:r>
+      <w:r>
+        <w:rPr>
+          <w:rFonts w:ascii="Times New Roman" w:eastAsia="Times New Roman" w:hAnsi="Times New Roman" w:cs="Times New Roman"/>
+          <w:strike/>
+          <w:color w:val="FF0000"/>
+          <w:sz w:val="24"/>
+          <w:szCs w:val="24"/>
+        </w:rPr>
+        <w:t xml:space="preserve">camera </w:t>
+      </w:r>
+      <w:r>
+        <w:rPr>
+          <w:rFonts w:ascii="Times New Roman" w:eastAsia="Times New Roman" w:hAnsi="Times New Roman" w:cs="Times New Roman"/>
+          <w:sz w:val="24"/>
+          <w:szCs w:val="24"/>
+        </w:rPr>
+        <w:t xml:space="preserve">and rover. </w:t>
       </w:r>
       <w:r>
         <w:rPr>
@@ -4157,7 +5273,6 @@
           <w:sz w:val="24"/>
           <w:szCs w:val="24"/>
         </w:rPr>
-        <w:lastRenderedPageBreak/>
         <w:t>Body</w:t>
       </w:r>
     </w:p>
@@ -4177,25 +5292,7 @@
           <w:sz w:val="24"/>
           <w:szCs w:val="24"/>
         </w:rPr>
-        <w:t xml:space="preserve">I have also made some design modifications to the original rover design I got from the </w:t>
-      </w:r>
-      <w:proofErr w:type="spellStart"/>
-      <w:r>
-        <w:rPr>
-          <w:rFonts w:ascii="Times New Roman" w:eastAsia="Times New Roman" w:hAnsi="Times New Roman" w:cs="Times New Roman"/>
-          <w:sz w:val="24"/>
-          <w:szCs w:val="24"/>
-        </w:rPr>
-        <w:t>instructables</w:t>
-      </w:r>
-      <w:proofErr w:type="spellEnd"/>
-      <w:r>
-        <w:rPr>
-          <w:rFonts w:ascii="Times New Roman" w:eastAsia="Times New Roman" w:hAnsi="Times New Roman" w:cs="Times New Roman"/>
-          <w:sz w:val="24"/>
-          <w:szCs w:val="24"/>
-        </w:rPr>
-        <w:t xml:space="preserve"> in the Appendix C. The frame initially did not work well with a soft rover body. I tested this with cardboard and found that the suspension bowed and would not allow the wheels to turn. </w:t>
+        <w:t xml:space="preserve">I have also made some design modifications to the original rover design I got from the instructables in the Appendix C. The frame initially did not work well with a soft rover body. I tested this with cardboard and found that the suspension bowed and would not allow the wheels to turn. </w:t>
       </w:r>
     </w:p>
     <w:p>
@@ -4203,6 +5300,7 @@
         <w:spacing w:before="120"/>
         <w:rPr>
           <w:rFonts w:ascii="Times New Roman" w:eastAsia="Times New Roman" w:hAnsi="Times New Roman" w:cs="Times New Roman"/>
+          <w:color w:val="FF0000"/>
           <w:sz w:val="24"/>
           <w:szCs w:val="24"/>
         </w:rPr>
@@ -4245,25 +5343,7 @@
           <w:sz w:val="24"/>
           <w:szCs w:val="24"/>
         </w:rPr>
-        <w:t xml:space="preserve"> to try and build a smaller frame that is more ergonomic and easier to replace, but that is a major stretch goal </w:t>
-      </w:r>
-      <w:proofErr w:type="spellStart"/>
-      <w:r>
-        <w:rPr>
-          <w:rFonts w:ascii="Times New Roman" w:eastAsia="Times New Roman" w:hAnsi="Times New Roman" w:cs="Times New Roman"/>
-          <w:sz w:val="24"/>
-          <w:szCs w:val="24"/>
-        </w:rPr>
-        <w:t>abit</w:t>
-      </w:r>
-      <w:proofErr w:type="spellEnd"/>
-      <w:r>
-        <w:rPr>
-          <w:rFonts w:ascii="Times New Roman" w:eastAsia="Times New Roman" w:hAnsi="Times New Roman" w:cs="Times New Roman"/>
-          <w:sz w:val="24"/>
-          <w:szCs w:val="24"/>
-        </w:rPr>
-        <w:t xml:space="preserve"> outside of the scope of the innovation on this project. If I get to this </w:t>
+        <w:t xml:space="preserve"> to try and build a smaller frame that is more ergonomic and easier to replace, but that is a major stretch goal abit outside of the scope of the innovation on this project. If I get to this </w:t>
       </w:r>
       <w:r>
         <w:rPr>
@@ -4279,17 +5359,61 @@
           <w:sz w:val="24"/>
           <w:szCs w:val="24"/>
         </w:rPr>
-        <w:t xml:space="preserve"> I plan on using some of the 3d printed NASA hexagon fabric to cover the chassis and allow it to have a soft body which is easy to replace while still being really strong. </w:t>
-      </w:r>
-      <w:r>
-        <w:rPr>
-          <w:rFonts w:ascii="Times New Roman" w:eastAsia="Times New Roman" w:hAnsi="Times New Roman" w:cs="Times New Roman"/>
-          <w:color w:val="FF0000"/>
-          <w:sz w:val="24"/>
-          <w:szCs w:val="24"/>
-        </w:rPr>
-        <w:t>(Added 2/26/2025)</w:t>
-      </w:r>
+        <w:t xml:space="preserve"> I plan on using some of the 3d printed NASA hexagon fabric to cover the chassis and allow it to have a soft body which is easy to replace while still being really strong</w:t>
+      </w:r>
+      <w:r>
+        <w:rPr>
+          <w:rFonts w:ascii="Times New Roman" w:eastAsia="Times New Roman" w:hAnsi="Times New Roman" w:cs="Times New Roman"/>
+          <w:b/>
+          <w:bCs/>
+          <w:sz w:val="24"/>
+          <w:szCs w:val="24"/>
+        </w:rPr>
+        <w:t>.</w:t>
+      </w:r>
+      <w:r>
+        <w:rPr>
+          <w:rFonts w:ascii="Times New Roman" w:eastAsia="Times New Roman" w:hAnsi="Times New Roman" w:cs="Times New Roman"/>
+          <w:b/>
+          <w:bCs/>
+          <w:color w:val="4BACC6" w:themeColor="accent5"/>
+          <w:sz w:val="24"/>
+          <w:szCs w:val="24"/>
+        </w:rPr>
+        <w:t xml:space="preserve"> (A</w:t>
+      </w:r>
+      <w:r>
+        <w:rPr>
+          <w:rFonts w:ascii="Times New Roman" w:eastAsia="Times New Roman" w:hAnsi="Times New Roman" w:cs="Times New Roman"/>
+          <w:b/>
+          <w:bCs/>
+          <w:color w:val="4BACC6" w:themeColor="accent5"/>
+          <w:sz w:val="24"/>
+          <w:szCs w:val="24"/>
+        </w:rPr>
+        <w:t>DDED</w:t>
+      </w:r>
+      <w:r>
+        <w:rPr>
+          <w:rFonts w:ascii="Times New Roman" w:eastAsia="Times New Roman" w:hAnsi="Times New Roman" w:cs="Times New Roman"/>
+          <w:b/>
+          <w:bCs/>
+          <w:color w:val="4BACC6" w:themeColor="accent5"/>
+          <w:sz w:val="24"/>
+          <w:szCs w:val="24"/>
+        </w:rPr>
+        <w:t xml:space="preserve"> 2/26/2025)</w:t>
+      </w:r>
+    </w:p>
+    <w:p>
+      <w:pPr>
+        <w:spacing w:before="120"/>
+        <w:rPr>
+          <w:rFonts w:ascii="Times New Roman" w:eastAsia="Times New Roman" w:hAnsi="Times New Roman" w:cs="Times New Roman"/>
+          <w:sz w:val="24"/>
+          <w:szCs w:val="24"/>
+        </w:rPr>
+      </w:pPr>
       <w:r>
         <w:rPr>
           <w:rFonts w:ascii="Times New Roman" w:eastAsia="Times New Roman" w:hAnsi="Times New Roman" w:cs="Times New Roman"/>
@@ -4351,22 +5475,52 @@
       <w:pPr>
         <w:pStyle w:val="NoSpacing"/>
         <w:jc w:val="center"/>
+        <w:rPr>
+          <w:b/>
+          <w:bCs/>
+          <w:color w:val="4BACC6" w:themeColor="accent5"/>
+        </w:rPr>
       </w:pPr>
       <w:r>
         <w:rPr>
           <w:i/>
           <w:iCs/>
         </w:rPr>
-        <w:t>Appendix E</w:t>
+        <w:t>Appendix</w:t>
+      </w:r>
+      <w:r>
+        <w:rPr>
+          <w:i/>
+          <w:iCs/>
+        </w:rPr>
+        <w:t xml:space="preserve"> D</w:t>
       </w:r>
       <w:r>
         <w:t xml:space="preserve"> </w:t>
       </w:r>
       <w:r>
         <w:rPr>
-          <w:color w:val="FF0000"/>
-        </w:rPr>
-        <w:t>(Added on 2/26/2025)</w:t>
+          <w:b/>
+          <w:bCs/>
+          <w:color w:val="4BACC6" w:themeColor="accent5"/>
+        </w:rPr>
+        <w:t>(</w:t>
+      </w:r>
+      <w:r>
+        <w:rPr>
+          <w:b/>
+          <w:bCs/>
+          <w:color w:val="4BACC6" w:themeColor="accent5"/>
+        </w:rPr>
+        <w:t xml:space="preserve">ADDED </w:t>
+      </w:r>
+      <w:r>
+        <w:rPr>
+          <w:b/>
+          <w:bCs/>
+          <w:color w:val="4BACC6" w:themeColor="accent5"/>
+        </w:rPr>
+        <w:t>2/26/2025)</w:t>
       </w:r>
     </w:p>
     <w:p>
@@ -4443,30 +5597,341 @@
         <w:pStyle w:val="NoSpacing"/>
         <w:jc w:val="center"/>
         <w:rPr>
+          <w:b/>
+          <w:bCs/>
+          <w:color w:val="4BACC6" w:themeColor="accent5"/>
+        </w:rPr>
+      </w:pPr>
+      <w:r>
+        <w:rPr>
           <w:i/>
           <w:iCs/>
         </w:rPr>
-      </w:pPr>
+        <w:t xml:space="preserve">Appendix </w:t>
+      </w:r>
       <w:r>
         <w:rPr>
           <w:i/>
           <w:iCs/>
         </w:rPr>
-        <w:t xml:space="preserve">Appendix F </w:t>
+        <w:t>E</w:t>
       </w:r>
       <w:r>
         <w:rPr>
           <w:i/>
           <w:iCs/>
-          <w:color w:val="FF0000"/>
-        </w:rPr>
-        <w:t>(Added on 2/26/2025)</w:t>
+        </w:rPr>
+        <w:t xml:space="preserve"> </w:t>
+      </w:r>
+      <w:r>
+        <w:rPr>
+          <w:b/>
+          <w:bCs/>
+          <w:color w:val="4BACC6" w:themeColor="accent5"/>
+        </w:rPr>
+        <w:t>(</w:t>
+      </w:r>
+      <w:r>
+        <w:rPr>
+          <w:b/>
+          <w:bCs/>
+          <w:color w:val="4BACC6" w:themeColor="accent5"/>
+        </w:rPr>
+        <w:t xml:space="preserve">ADDED </w:t>
+      </w:r>
+      <w:r>
+        <w:rPr>
+          <w:b/>
+          <w:bCs/>
+          <w:color w:val="4BACC6" w:themeColor="accent5"/>
+        </w:rPr>
+        <w:t>2/26/2025)</w:t>
       </w:r>
     </w:p>
     <w:p>
       <w:pPr>
         <w:pStyle w:val="NoSpacing"/>
-      </w:pPr>
+        <w:jc w:val="center"/>
+        <w:rPr>
+          <w:b/>
+          <w:bCs/>
+          <w:color w:val="4BACC6" w:themeColor="accent5"/>
+        </w:rPr>
+      </w:pPr>
+    </w:p>
+    <w:p>
+      <w:pPr>
+        <w:pStyle w:val="NoSpacing"/>
+        <w:jc w:val="center"/>
+        <w:rPr>
+          <w:b/>
+          <w:bCs/>
+          <w:color w:val="4BACC6" w:themeColor="accent5"/>
+        </w:rPr>
+      </w:pPr>
+      <w:r>
+        <w:rPr>
+          <w:b/>
+          <w:bCs/>
+          <w:noProof/>
+          <w:color w:val="4BACC6" w:themeColor="accent5"/>
+        </w:rPr>
+        <w:lastRenderedPageBreak/>
+        <w:drawing>
+          <wp:inline distT="0" distB="0" distL="0" distR="0" wp14:anchorId="67D263A2" wp14:editId="700A84C6">
+            <wp:extent cx="5082540" cy="4168140"/>
+            <wp:effectExtent l="0" t="0" r="3810" b="3810"/>
+            <wp:docPr id="806889348" name="Picture 3" descr="A black and silver object with a square object&#10;&#10;AI-generated content may be incorrect."/>
+            <wp:cNvGraphicFramePr>
+              <a:graphicFrameLocks xmlns:a="http://schemas.openxmlformats.org/drawingml/2006/main" noChangeAspect="1"/>
+            </wp:cNvGraphicFramePr>
+            <a:graphic xmlns:a="http://schemas.openxmlformats.org/drawingml/2006/main">
+              <a:graphicData uri="http://schemas.openxmlformats.org/drawingml/2006/picture">
+                <pic:pic xmlns:pic="http://schemas.openxmlformats.org/drawingml/2006/picture">
+                  <pic:nvPicPr>
+                    <pic:cNvPr id="806889348" name="Picture 3" descr="A black and silver object with a square object&#10;&#10;AI-generated content may be incorrect."/>
+                    <pic:cNvPicPr>
+                      <a:picLocks noChangeAspect="1" noChangeArrowheads="1"/>
+                    </pic:cNvPicPr>
+                  </pic:nvPicPr>
+                  <pic:blipFill>
+                    <a:blip r:embed="rId12">
+                      <a:extLst>
+                        <a:ext uri="{28A0092B-C50C-407E-A947-70E740481C1C}">
+                          <a14:useLocalDpi xmlns:a14="http://schemas.microsoft.com/office/drawing/2010/main" val="0"/>
+                        </a:ext>
+                      </a:extLst>
+                    </a:blip>
+                    <a:srcRect/>
+                    <a:stretch>
+                      <a:fillRect/>
+                    </a:stretch>
+                  </pic:blipFill>
+                  <pic:spPr bwMode="auto">
+                    <a:xfrm>
+                      <a:off x="0" y="0"/>
+                      <a:ext cx="5082540" cy="4168140"/>
+                    </a:xfrm>
+                    <a:prstGeom prst="rect">
+                      <a:avLst/>
+                    </a:prstGeom>
+                    <a:noFill/>
+                    <a:ln>
+                      <a:noFill/>
+                    </a:ln>
+                  </pic:spPr>
+                </pic:pic>
+              </a:graphicData>
+            </a:graphic>
+          </wp:inline>
+        </w:drawing>
+      </w:r>
+    </w:p>
+    <w:p>
+      <w:pPr>
+        <w:pStyle w:val="NoSpacing"/>
+        <w:jc w:val="center"/>
+        <w:rPr>
+          <w:b/>
+          <w:bCs/>
+          <w:i/>
+          <w:iCs/>
+          <w:color w:val="4BACC6" w:themeColor="accent5"/>
+        </w:rPr>
+      </w:pPr>
+      <w:r>
+        <w:rPr>
+          <w:i/>
+          <w:iCs/>
+        </w:rPr>
+        <w:t>Appendix</w:t>
+      </w:r>
+      <w:r>
+        <w:rPr>
+          <w:i/>
+          <w:iCs/>
+        </w:rPr>
+        <w:t xml:space="preserve"> F </w:t>
+      </w:r>
+      <w:r>
+        <w:rPr>
+          <w:b/>
+          <w:bCs/>
+          <w:i/>
+          <w:iCs/>
+          <w:color w:val="4BACC6" w:themeColor="accent5"/>
+        </w:rPr>
+        <w:t>(ADDED 3/16/2025)</w:t>
+      </w:r>
+    </w:p>
+    <w:p>
+      <w:pPr>
+        <w:pStyle w:val="NoSpacing"/>
+        <w:jc w:val="center"/>
+        <w:rPr>
+          <w:i/>
+          <w:iCs/>
+        </w:rPr>
+      </w:pPr>
+    </w:p>
+    <w:p>
+      <w:pPr>
+        <w:pStyle w:val="NoSpacing"/>
+        <w:jc w:val="center"/>
+        <w:rPr>
+          <w:b/>
+          <w:bCs/>
+          <w:color w:val="4BACC6" w:themeColor="accent5"/>
+        </w:rPr>
+      </w:pPr>
+      <w:r>
+        <w:rPr>
+          <w:b/>
+          <w:bCs/>
+          <w:noProof/>
+          <w:color w:val="4BACC6" w:themeColor="accent5"/>
+        </w:rPr>
+        <w:drawing>
+          <wp:inline distT="0" distB="0" distL="0" distR="0" wp14:anchorId="4EBF4765" wp14:editId="08A53C11">
+            <wp:extent cx="5943600" cy="2606040"/>
+            <wp:effectExtent l="0" t="0" r="0" b="3810"/>
+            <wp:docPr id="57262966" name="Picture 4"/>
+            <wp:cNvGraphicFramePr>
+              <a:graphicFrameLocks xmlns:a="http://schemas.openxmlformats.org/drawingml/2006/main" noChangeAspect="1"/>
+            </wp:cNvGraphicFramePr>
+            <a:graphic xmlns:a="http://schemas.openxmlformats.org/drawingml/2006/main">
+              <a:graphicData uri="http://schemas.openxmlformats.org/drawingml/2006/picture">
+                <pic:pic xmlns:pic="http://schemas.openxmlformats.org/drawingml/2006/picture">
+                  <pic:nvPicPr>
+                    <pic:cNvPr id="0" name="Picture 3"/>
+                    <pic:cNvPicPr>
+                      <a:picLocks noChangeAspect="1" noChangeArrowheads="1"/>
+                    </pic:cNvPicPr>
+                  </pic:nvPicPr>
+                  <pic:blipFill>
+                    <a:blip r:embed="rId13">
+                      <a:extLst>
+                        <a:ext uri="{28A0092B-C50C-407E-A947-70E740481C1C}">
+                          <a14:useLocalDpi xmlns:a14="http://schemas.microsoft.com/office/drawing/2010/main" val="0"/>
+                        </a:ext>
+                      </a:extLst>
+                    </a:blip>
+                    <a:srcRect/>
+                    <a:stretch>
+                      <a:fillRect/>
+                    </a:stretch>
+                  </pic:blipFill>
+                  <pic:spPr bwMode="auto">
+                    <a:xfrm>
+                      <a:off x="0" y="0"/>
+                      <a:ext cx="5943600" cy="2606040"/>
+                    </a:xfrm>
+                    <a:prstGeom prst="rect">
+                      <a:avLst/>
+                    </a:prstGeom>
+                    <a:noFill/>
+                    <a:ln>
+                      <a:noFill/>
+                    </a:ln>
+                  </pic:spPr>
+                </pic:pic>
+              </a:graphicData>
+            </a:graphic>
+          </wp:inline>
+        </w:drawing>
+      </w:r>
+    </w:p>
+    <w:p>
+      <w:pPr>
+        <w:pStyle w:val="NoSpacing"/>
+        <w:jc w:val="center"/>
+        <w:rPr>
+          <w:b/>
+          <w:bCs/>
+          <w:i/>
+          <w:iCs/>
+          <w:color w:val="4BACC6" w:themeColor="accent5"/>
+        </w:rPr>
+      </w:pPr>
+      <w:r>
+        <w:rPr>
+          <w:i/>
+          <w:iCs/>
+        </w:rPr>
+        <w:t>Appendix</w:t>
+      </w:r>
+      <w:r>
+        <w:rPr>
+          <w:i/>
+          <w:iCs/>
+        </w:rPr>
+        <w:t xml:space="preserve"> </w:t>
+      </w:r>
+      <w:r>
+        <w:rPr>
+          <w:i/>
+          <w:iCs/>
+        </w:rPr>
+        <w:t>G</w:t>
+      </w:r>
+      <w:r>
+        <w:rPr>
+          <w:i/>
+          <w:iCs/>
+        </w:rPr>
+        <w:t xml:space="preserve"> </w:t>
+      </w:r>
+      <w:r>
+        <w:rPr>
+          <w:b/>
+          <w:bCs/>
+          <w:i/>
+          <w:iCs/>
+          <w:color w:val="4BACC6" w:themeColor="accent5"/>
+        </w:rPr>
+        <w:t>(ADDED 3/16/2025)</w:t>
+      </w:r>
+    </w:p>
+    <w:p>
+      <w:pPr>
+        <w:pStyle w:val="NoSpacing"/>
+        <w:jc w:val="center"/>
+        <w:rPr>
+          <w:b/>
+          <w:bCs/>
+          <w:color w:val="4BACC6" w:themeColor="accent5"/>
+        </w:rPr>
+      </w:pPr>
+    </w:p>
+    <w:p>
+      <w:pPr>
+        <w:pStyle w:val="NoSpacing"/>
+      </w:pPr>
+    </w:p>
+    <w:p>
+      <w:pPr>
+        <w:pStyle w:val="NoSpacing"/>
+      </w:pPr>
+      <w:r>
+        <w:t xml:space="preserve">On top of the body </w:t>
+      </w:r>
+      <w:r>
+        <w:t>redesign,</w:t>
+      </w:r>
+      <w:r>
+        <w:t xml:space="preserve"> I found that the wheel drive system which consists of 2 gears strips rather easily so I had to redesign the wheel system. I plan on adding more info here as I get that done, and am thinking of looking into a planetary gearbox system instead. </w:t>
+      </w:r>
+      <w:r>
+        <w:rPr>
+          <w:b/>
+          <w:bCs/>
+          <w:color w:val="4BACC6" w:themeColor="accent5"/>
+        </w:rPr>
+        <w:t>(ADDED 3/15)</w:t>
+      </w:r>
+      <w:r>
+        <w:t>.</w:t>
+      </w:r>
     </w:p>
     <w:p>
       <w:pPr>
@@ -4485,6 +5950,7 @@
           <w:sz w:val="36"/>
           <w:szCs w:val="36"/>
         </w:rPr>
+        <w:lastRenderedPageBreak/>
         <w:t>Evaluation Plan</w:t>
       </w:r>
     </w:p>
@@ -4503,7 +5969,23 @@
           <w:sz w:val="24"/>
           <w:szCs w:val="24"/>
         </w:rPr>
-        <w:t xml:space="preserve">This project will go through testing and evaluation across many different levels. Each system will be broken up into modular parts and tested independently (unit tests) and in junction with other systems (integration tests). Each section of the evaluation criteria represents one system and will be tested as such. </w:t>
+        <w:t xml:space="preserve">This project will go through testing and evaluation across many different levels. Each system will be </w:t>
+      </w:r>
+      <w:r>
+        <w:rPr>
+          <w:rFonts w:ascii="Times New Roman" w:eastAsia="Times New Roman" w:hAnsi="Times New Roman" w:cs="Times New Roman"/>
+          <w:sz w:val="24"/>
+          <w:szCs w:val="24"/>
+        </w:rPr>
+        <w:t>broken</w:t>
+      </w:r>
+      <w:r>
+        <w:rPr>
+          <w:rFonts w:ascii="Times New Roman" w:eastAsia="Times New Roman" w:hAnsi="Times New Roman" w:cs="Times New Roman"/>
+          <w:sz w:val="24"/>
+          <w:szCs w:val="24"/>
+        </w:rPr>
+        <w:t xml:space="preserve"> into modular parts and tested independently (unit tests) and in junction with other systems (integration tests). Each section of the evaluation criteria represents one system and will be tested as such. </w:t>
       </w:r>
       <w:r>
         <w:rPr>
@@ -5058,61 +6540,146 @@
       <w:r>
         <w:rPr>
           <w:rFonts w:ascii="Times New Roman" w:eastAsia="Times New Roman" w:hAnsi="Times New Roman" w:cs="Times New Roman"/>
+          <w:strike/>
+          <w:color w:val="FF0000"/>
           <w:sz w:val="24"/>
           <w:szCs w:val="24"/>
         </w:rPr>
         <w:t>Appendix D: LLM Object Detection Block diagram– LLMOBJBd.png</w:t>
       </w:r>
-    </w:p>
-    <w:p>
-      <w:pPr>
-        <w:rPr>
-          <w:rFonts w:ascii="Times New Roman" w:eastAsia="Times New Roman" w:hAnsi="Times New Roman" w:cs="Times New Roman"/>
-          <w:sz w:val="24"/>
-          <w:szCs w:val="24"/>
-        </w:rPr>
-      </w:pPr>
-      <w:r>
-        <w:rPr>
-          <w:rFonts w:ascii="Times New Roman" w:eastAsia="Times New Roman" w:hAnsi="Times New Roman" w:cs="Times New Roman"/>
-          <w:sz w:val="24"/>
-          <w:szCs w:val="24"/>
-        </w:rPr>
-        <w:t>Appendix E: Rover Body Support CAD model – RoverBodySupportCAD.png</w:t>
-      </w:r>
-    </w:p>
-    <w:p>
-      <w:pPr>
-        <w:rPr>
-          <w:rFonts w:ascii="Times New Roman" w:eastAsia="Times New Roman" w:hAnsi="Times New Roman" w:cs="Times New Roman"/>
-          <w:sz w:val="24"/>
-          <w:szCs w:val="24"/>
-        </w:rPr>
-      </w:pPr>
-      <w:r>
-        <w:rPr>
-          <w:rFonts w:ascii="Times New Roman" w:eastAsia="Times New Roman" w:hAnsi="Times New Roman" w:cs="Times New Roman"/>
-          <w:sz w:val="24"/>
-          <w:szCs w:val="24"/>
-        </w:rPr>
-        <w:t>Appendix F: RoverBodyV3 CAD model – RoverBodyV3CAD.png</w:t>
-      </w:r>
-    </w:p>
-    <w:p>
-      <w:pPr>
-        <w:rPr>
-          <w:rFonts w:ascii="Times New Roman" w:eastAsia="Times New Roman" w:hAnsi="Times New Roman" w:cs="Times New Roman"/>
-          <w:sz w:val="24"/>
-          <w:szCs w:val="24"/>
-        </w:rPr>
-      </w:pPr>
+      <w:r>
+        <w:rPr>
+          <w:rFonts w:ascii="Times New Roman" w:eastAsia="Times New Roman" w:hAnsi="Times New Roman" w:cs="Times New Roman"/>
+          <w:color w:val="FF0000"/>
+          <w:sz w:val="24"/>
+          <w:szCs w:val="24"/>
+        </w:rPr>
+        <w:t xml:space="preserve"> (REMOVED 3/15 due to pivot)</w:t>
+      </w:r>
+    </w:p>
+    <w:p>
+      <w:pPr>
+        <w:rPr>
+          <w:rFonts w:ascii="Times New Roman" w:eastAsia="Times New Roman" w:hAnsi="Times New Roman" w:cs="Times New Roman"/>
+          <w:sz w:val="24"/>
+          <w:szCs w:val="24"/>
+        </w:rPr>
+      </w:pPr>
+      <w:r>
+        <w:rPr>
+          <w:rFonts w:ascii="Times New Roman" w:eastAsia="Times New Roman" w:hAnsi="Times New Roman" w:cs="Times New Roman"/>
+          <w:sz w:val="24"/>
+          <w:szCs w:val="24"/>
+        </w:rPr>
+        <w:t xml:space="preserve">Appendix </w:t>
+      </w:r>
+      <w:r>
+        <w:rPr>
+          <w:rFonts w:ascii="Times New Roman" w:eastAsia="Times New Roman" w:hAnsi="Times New Roman" w:cs="Times New Roman"/>
+          <w:sz w:val="24"/>
+          <w:szCs w:val="24"/>
+        </w:rPr>
+        <w:t>D</w:t>
+      </w:r>
+      <w:r>
+        <w:rPr>
+          <w:rFonts w:ascii="Times New Roman" w:eastAsia="Times New Roman" w:hAnsi="Times New Roman" w:cs="Times New Roman"/>
+          <w:sz w:val="24"/>
+          <w:szCs w:val="24"/>
+        </w:rPr>
+        <w:t>: Rover Body Support CAD model – RoverBodySupportCAD.png</w:t>
+      </w:r>
+    </w:p>
+    <w:p>
+      <w:pPr>
+        <w:rPr>
+          <w:rFonts w:ascii="Times New Roman" w:eastAsia="Times New Roman" w:hAnsi="Times New Roman" w:cs="Times New Roman"/>
+          <w:sz w:val="24"/>
+          <w:szCs w:val="24"/>
+        </w:rPr>
+      </w:pPr>
+      <w:r>
+        <w:rPr>
+          <w:rFonts w:ascii="Times New Roman" w:eastAsia="Times New Roman" w:hAnsi="Times New Roman" w:cs="Times New Roman"/>
+          <w:sz w:val="24"/>
+          <w:szCs w:val="24"/>
+        </w:rPr>
+        <w:lastRenderedPageBreak/>
+        <w:t xml:space="preserve">Appendix </w:t>
+      </w:r>
+      <w:r>
+        <w:rPr>
+          <w:rFonts w:ascii="Times New Roman" w:eastAsia="Times New Roman" w:hAnsi="Times New Roman" w:cs="Times New Roman"/>
+          <w:sz w:val="24"/>
+          <w:szCs w:val="24"/>
+        </w:rPr>
+        <w:t>E</w:t>
+      </w:r>
+      <w:r>
+        <w:rPr>
+          <w:rFonts w:ascii="Times New Roman" w:eastAsia="Times New Roman" w:hAnsi="Times New Roman" w:cs="Times New Roman"/>
+          <w:sz w:val="24"/>
+          <w:szCs w:val="24"/>
+        </w:rPr>
+        <w:t>: RoverBodyV3 CAD model – RoverBodyV3CAD.png</w:t>
+      </w:r>
+    </w:p>
+    <w:p>
+      <w:pPr>
+        <w:rPr>
+          <w:rFonts w:ascii="Times New Roman" w:eastAsia="Times New Roman" w:hAnsi="Times New Roman" w:cs="Times New Roman"/>
+          <w:sz w:val="24"/>
+          <w:szCs w:val="24"/>
+        </w:rPr>
+      </w:pPr>
+      <w:r>
+        <w:rPr>
+          <w:rFonts w:ascii="Times New Roman" w:eastAsia="Times New Roman" w:hAnsi="Times New Roman" w:cs="Times New Roman"/>
+          <w:sz w:val="24"/>
+          <w:szCs w:val="24"/>
+        </w:rPr>
+        <w:t xml:space="preserve">Appendix F: </w:t>
+      </w:r>
+      <w:r>
+        <w:rPr>
+          <w:rFonts w:ascii="Times New Roman" w:eastAsia="Times New Roman" w:hAnsi="Times New Roman" w:cs="Times New Roman"/>
+          <w:sz w:val="24"/>
+          <w:szCs w:val="24"/>
+        </w:rPr>
+        <w:t>Hopper Trailer V1 CAD model – TrailerModelV1.png</w:t>
+      </w:r>
+    </w:p>
+    <w:p>
+      <w:pPr>
+        <w:rPr>
+          <w:rFonts w:ascii="Times New Roman" w:eastAsia="Times New Roman" w:hAnsi="Times New Roman" w:cs="Times New Roman"/>
+          <w:sz w:val="24"/>
+          <w:szCs w:val="24"/>
+        </w:rPr>
+      </w:pPr>
+      <w:r>
+        <w:rPr>
+          <w:rFonts w:ascii="Times New Roman" w:eastAsia="Times New Roman" w:hAnsi="Times New Roman" w:cs="Times New Roman"/>
+          <w:sz w:val="24"/>
+          <w:szCs w:val="24"/>
+        </w:rPr>
+        <w:t>Appendix G:</w:t>
+      </w:r>
+      <w:r>
+        <w:rPr>
+          <w:rFonts w:ascii="Times New Roman" w:eastAsia="Times New Roman" w:hAnsi="Times New Roman" w:cs="Times New Roman"/>
+          <w:sz w:val="24"/>
+          <w:szCs w:val="24"/>
+        </w:rPr>
+        <w:t xml:space="preserve"> Hopper Trailer Final CAD model – HopperTrailerSide.png</w:t>
+      </w:r>
     </w:p>
     <w:p>
       <w:pPr>
         <w:pStyle w:val="Heading2"/>
       </w:pPr>
-      <w:bookmarkStart w:id="5" w:name="_tlai8eqlrjxf" w:colFirst="0" w:colLast="0"/>
-      <w:bookmarkEnd w:id="5"/>
+      <w:bookmarkStart w:id="6" w:name="_tlai8eqlrjxf" w:colFirst="0" w:colLast="0"/>
+      <w:bookmarkEnd w:id="6"/>
       <w:r>
         <w:t>Appendix C: References</w:t>
       </w:r>
@@ -5152,7 +6719,7 @@
         </w:rPr>
         <w:t xml:space="preserve">. Charles Dowding. Retrieved February 18, 2025, from </w:t>
       </w:r>
-      <w:hyperlink r:id="rId12" w:tgtFrame="_new" w:history="1">
+      <w:hyperlink r:id="rId14" w:tgtFrame="_new" w:history="1">
         <w:r>
           <w:rPr>
             <w:rStyle w:val="Hyperlink"/>
@@ -5173,43 +6740,15 @@
           <w:szCs w:val="24"/>
         </w:rPr>
       </w:pPr>
-      <w:proofErr w:type="spellStart"/>
       <w:r>
         <w:rPr>
           <w:rFonts w:ascii="Times New Roman" w:hAnsi="Times New Roman" w:cs="Times New Roman"/>
           <w:sz w:val="24"/>
           <w:szCs w:val="24"/>
         </w:rPr>
-        <w:t>FarmBot</w:t>
-      </w:r>
-      <w:proofErr w:type="spellEnd"/>
-      <w:r>
-        <w:rPr>
-          <w:rFonts w:ascii="Times New Roman" w:hAnsi="Times New Roman" w:cs="Times New Roman"/>
-          <w:sz w:val="24"/>
-          <w:szCs w:val="24"/>
-        </w:rPr>
-        <w:t xml:space="preserve">. (n.d.). </w:t>
-      </w:r>
-      <w:proofErr w:type="spellStart"/>
-      <w:r>
-        <w:rPr>
-          <w:rFonts w:ascii="Times New Roman" w:hAnsi="Times New Roman" w:cs="Times New Roman"/>
-          <w:sz w:val="24"/>
-          <w:szCs w:val="24"/>
-        </w:rPr>
-        <w:t>FarmBot</w:t>
-      </w:r>
-      <w:proofErr w:type="spellEnd"/>
-      <w:r>
-        <w:rPr>
-          <w:rFonts w:ascii="Times New Roman" w:hAnsi="Times New Roman" w:cs="Times New Roman"/>
-          <w:sz w:val="24"/>
-          <w:szCs w:val="24"/>
-        </w:rPr>
-        <w:t xml:space="preserve">: Open-source CNC farming. Retrieved February 18, 2025, from </w:t>
-      </w:r>
-      <w:hyperlink r:id="rId13" w:history="1">
+        <w:t xml:space="preserve">FarmBot. (n.d.). FarmBot: Open-source CNC farming. Retrieved February 18, 2025, from </w:t>
+      </w:r>
+      <w:hyperlink r:id="rId15" w:history="1">
         <w:r>
           <w:rPr>
             <w:rStyle w:val="Hyperlink"/>
@@ -5225,23 +6764,13 @@
       <w:pPr>
         <w:ind w:left="720" w:hanging="720"/>
       </w:pPr>
-      <w:proofErr w:type="spellStart"/>
       <w:r>
         <w:rPr>
           <w:rFonts w:ascii="Times New Roman" w:hAnsi="Times New Roman" w:cs="Times New Roman"/>
           <w:sz w:val="24"/>
           <w:szCs w:val="24"/>
         </w:rPr>
-        <w:t>Instructables</w:t>
-      </w:r>
-      <w:proofErr w:type="spellEnd"/>
-      <w:r>
-        <w:rPr>
-          <w:rFonts w:ascii="Times New Roman" w:hAnsi="Times New Roman" w:cs="Times New Roman"/>
-          <w:sz w:val="24"/>
-          <w:szCs w:val="24"/>
-        </w:rPr>
-        <w:t xml:space="preserve">. (n.d.). </w:t>
+        <w:t xml:space="preserve">Instructables. (n.d.). </w:t>
       </w:r>
       <w:r>
         <w:rPr>
@@ -5259,27 +6788,9 @@
           <w:sz w:val="24"/>
           <w:szCs w:val="24"/>
         </w:rPr>
-        <w:t xml:space="preserve">. </w:t>
-      </w:r>
-      <w:proofErr w:type="spellStart"/>
-      <w:r>
-        <w:rPr>
-          <w:rFonts w:ascii="Times New Roman" w:hAnsi="Times New Roman" w:cs="Times New Roman"/>
-          <w:sz w:val="24"/>
-          <w:szCs w:val="24"/>
-        </w:rPr>
-        <w:t>Instructables</w:t>
-      </w:r>
-      <w:proofErr w:type="spellEnd"/>
-      <w:r>
-        <w:rPr>
-          <w:rFonts w:ascii="Times New Roman" w:hAnsi="Times New Roman" w:cs="Times New Roman"/>
-          <w:sz w:val="24"/>
-          <w:szCs w:val="24"/>
-        </w:rPr>
-        <w:t xml:space="preserve">. Retrieved [date], from </w:t>
-      </w:r>
-      <w:hyperlink r:id="rId14" w:tgtFrame="_new" w:history="1">
+        <w:t xml:space="preserve">. Instructables. Retrieved [date], from </w:t>
+      </w:r>
+      <w:hyperlink r:id="rId16" w:tgtFrame="_new" w:history="1">
         <w:r>
           <w:rPr>
             <w:rStyle w:val="Hyperlink"/>
@@ -5306,27 +6817,9 @@
           <w:sz w:val="24"/>
           <w:szCs w:val="24"/>
         </w:rPr>
-        <w:t xml:space="preserve">Printables. (n.d.). XIAO Sense Case - </w:t>
-      </w:r>
-      <w:proofErr w:type="spellStart"/>
-      <w:r>
-        <w:rPr>
-          <w:rFonts w:ascii="Times New Roman" w:hAnsi="Times New Roman" w:cs="Times New Roman"/>
-          <w:sz w:val="24"/>
-          <w:szCs w:val="24"/>
-        </w:rPr>
-        <w:t>Seeed</w:t>
-      </w:r>
-      <w:proofErr w:type="spellEnd"/>
-      <w:r>
-        <w:rPr>
-          <w:rFonts w:ascii="Times New Roman" w:hAnsi="Times New Roman" w:cs="Times New Roman"/>
-          <w:sz w:val="24"/>
-          <w:szCs w:val="24"/>
-        </w:rPr>
-        <w:t xml:space="preserve"> Studio XIAO ESP32S3 Sense Case. Retrieved March 4, 2025, from </w:t>
-      </w:r>
-      <w:hyperlink r:id="rId15" w:history="1">
+        <w:t xml:space="preserve">Printables. (n.d.). XIAO Sense Case - Seeed Studio XIAO ESP32S3 Sense Case. Retrieved March 4, 2025, from </w:t>
+      </w:r>
+      <w:hyperlink r:id="rId17" w:history="1">
         <w:r>
           <w:rPr>
             <w:rStyle w:val="Hyperlink"/>
@@ -5361,10 +6854,9 @@
           <w:sz w:val="24"/>
           <w:szCs w:val="24"/>
         </w:rPr>
-        <w:lastRenderedPageBreak/>
         <w:t xml:space="preserve">Raven Industries. (n.d.). Case IH Trident 5550 applicator with Raven autonomy. Retrieved February 18, 2025, from </w:t>
       </w:r>
-      <w:hyperlink r:id="rId16" w:history="1">
+      <w:hyperlink r:id="rId18" w:history="1">
         <w:r>
           <w:rPr>
             <w:rStyle w:val="Hyperlink"/>
@@ -5393,7 +6885,7 @@
         </w:rPr>
         <w:t xml:space="preserve">Shekhar, C., &amp; Singh, S. (2017). Design of rocker-bogie mechanism. International Journal of Innovative Science and Research Technology. Retrieved from </w:t>
       </w:r>
-      <w:hyperlink r:id="rId17" w:history="1">
+      <w:hyperlink r:id="rId19" w:history="1">
         <w:r>
           <w:rPr>
             <w:rStyle w:val="Hyperlink"/>
@@ -5414,23 +6906,13 @@
           <w:szCs w:val="24"/>
         </w:rPr>
       </w:pPr>
-      <w:proofErr w:type="spellStart"/>
       <w:r>
         <w:rPr>
           <w:rFonts w:ascii="Times New Roman" w:hAnsi="Times New Roman" w:cs="Times New Roman"/>
           <w:sz w:val="24"/>
           <w:szCs w:val="24"/>
         </w:rPr>
-        <w:t>techiesms</w:t>
-      </w:r>
-      <w:proofErr w:type="spellEnd"/>
-      <w:r>
-        <w:rPr>
-          <w:rFonts w:ascii="Times New Roman" w:hAnsi="Times New Roman" w:cs="Times New Roman"/>
-          <w:sz w:val="24"/>
-          <w:szCs w:val="24"/>
-        </w:rPr>
-        <w:t>. (2025, January 20). AI vision project using ESP32Cam &amp; GPT-4o [Video]. YouTube. https://youtu.be/gZp9B_IiKCo</w:t>
+        <w:t>techiesms. (2025, January 20). AI vision project using ESP32Cam &amp; GPT-4o [Video]. YouTube. https://youtu.be/gZp9B_IiKCo</w:t>
       </w:r>
     </w:p>
     <w:sectPr>
@@ -7878,6 +9360,7 @@
   <w:style w:type="character" w:default="1" w:styleId="DefaultParagraphFont">
     <w:name w:val="Default Paragraph Font"/>
     <w:uiPriority w:val="1"/>
+    <w:semiHidden/>
     <w:unhideWhenUsed/>
   </w:style>
   <w:style w:type="table" w:default="1" w:styleId="TableNormal">

--- a/Docs/Rocha Innovation Brief.docx
+++ b/Docs/Rocha Innovation Brief.docx
@@ -17,6 +17,9 @@
         <w:t xml:space="preserve">  </w:t>
       </w:r>
       <w:r>
+        <w:rPr>
+          <w:rFonts w:ascii="Times New Roman" w:hAnsi="Times New Roman" w:cs="Times New Roman"/>
+        </w:rPr>
         <w:t xml:space="preserve">      </w:t>
       </w:r>
     </w:p>
@@ -31,6 +34,7 @@
           <w:szCs w:val="48"/>
         </w:rPr>
       </w:pPr>
+      <w:proofErr w:type="spellStart"/>
       <w:r>
         <w:rPr>
           <w:rFonts w:ascii="Times New Roman" w:eastAsia="Times New Roman" w:hAnsi="Times New Roman" w:cs="Times New Roman"/>
@@ -40,6 +44,7 @@
         </w:rPr>
         <w:t>SoilSpirit</w:t>
       </w:r>
+      <w:proofErr w:type="spellEnd"/>
     </w:p>
     <w:p>
       <w:pPr>
@@ -75,6 +80,9 @@
     <w:p>
       <w:pPr>
         <w:jc w:val="center"/>
+        <w:rPr>
+          <w:rFonts w:ascii="Times New Roman" w:hAnsi="Times New Roman" w:cs="Times New Roman"/>
+        </w:rPr>
       </w:pPr>
       <w:r>
         <w:rPr>
@@ -102,7 +110,7 @@
                     </pic:cNvPicPr>
                   </pic:nvPicPr>
                   <pic:blipFill>
-                    <a:blip r:embed="rId5" cstate="print">
+                    <a:blip r:embed="rId6" cstate="print">
                       <a:extLst>
                         <a:ext uri="{28A0092B-C50C-407E-A947-70E740481C1C}">
                           <a14:useLocalDpi xmlns:a14="http://schemas.microsoft.com/office/drawing/2010/main" val="0"/>
@@ -148,6 +156,7 @@
       </w:pPr>
       <w:r>
         <w:rPr>
+          <w:rFonts w:ascii="Times New Roman" w:hAnsi="Times New Roman" w:cs="Times New Roman"/>
           <w:i/>
           <w:iCs/>
         </w:rPr>
@@ -264,7 +273,7 @@
           <w:sz w:val="28"/>
           <w:szCs w:val="28"/>
         </w:rPr>
-        <w:t>3</w:t>
+        <w:t>5</w:t>
       </w:r>
       <w:r>
         <w:rPr>
@@ -282,7 +291,7 @@
           <w:sz w:val="28"/>
           <w:szCs w:val="28"/>
         </w:rPr>
-        <w:t>15</w:t>
+        <w:t>1</w:t>
       </w:r>
       <w:r>
         <w:rPr>
@@ -291,19 +300,31 @@
           <w:sz w:val="28"/>
           <w:szCs w:val="28"/>
         </w:rPr>
-        <w:t>/2025</w:t>
-      </w:r>
-    </w:p>
-    <w:p>
-      <w:pPr>
+        <w:t>7</w:t>
+      </w:r>
+      <w:r>
         <w:rPr>
           <w:rFonts w:ascii="Times New Roman" w:eastAsia="Times New Roman" w:hAnsi="Times New Roman" w:cs="Times New Roman"/>
           <w:b/>
           <w:sz w:val="28"/>
           <w:szCs w:val="28"/>
         </w:rPr>
-      </w:pPr>
-      <w:r>
+        <w:t>/2025</w:t>
+      </w:r>
+    </w:p>
+    <w:p>
+      <w:pPr>
+        <w:rPr>
+          <w:rFonts w:ascii="Times New Roman" w:eastAsia="Times New Roman" w:hAnsi="Times New Roman" w:cs="Times New Roman"/>
+          <w:b/>
+          <w:sz w:val="28"/>
+          <w:szCs w:val="28"/>
+        </w:rPr>
+      </w:pPr>
+      <w:r>
+        <w:rPr>
+          <w:rFonts w:ascii="Times New Roman" w:hAnsi="Times New Roman" w:cs="Times New Roman"/>
+        </w:rPr>
         <w:br w:type="page"/>
       </w:r>
     </w:p>
@@ -336,6 +357,9 @@
         </w:rPr>
       </w:pPr>
       <w:r>
+        <w:rPr>
+          <w:rFonts w:ascii="Times New Roman" w:hAnsi="Times New Roman" w:cs="Times New Roman"/>
+        </w:rPr>
         <w:pict w14:anchorId="7453E51D">
           <v:rect id="_x0000_i1025" style="width:0;height:1.5pt" o:hralign="center" o:hrstd="t" o:hr="t" fillcolor="#a0a0a0" stroked="f"/>
         </w:pict>
@@ -345,10 +369,16 @@
       <w:pPr>
         <w:pStyle w:val="Heading2"/>
         <w:spacing w:before="60" w:after="60"/>
+        <w:rPr>
+          <w:rFonts w:ascii="Times New Roman" w:hAnsi="Times New Roman" w:cs="Times New Roman"/>
+        </w:rPr>
       </w:pPr>
       <w:bookmarkStart w:id="1" w:name="_odebh5hn1avy" w:colFirst="0" w:colLast="0"/>
       <w:bookmarkEnd w:id="1"/>
       <w:r>
+        <w:rPr>
+          <w:rFonts w:ascii="Times New Roman" w:hAnsi="Times New Roman" w:cs="Times New Roman"/>
+        </w:rPr>
         <w:t>Technical Field</w:t>
       </w:r>
     </w:p>
@@ -375,17 +405,39 @@
           <w:sz w:val="24"/>
           <w:szCs w:val="24"/>
         </w:rPr>
-        <w:t>robotics, embedded systems, autonomous systems, agriculture, and computer vision.</w:t>
+        <w:t xml:space="preserve">robotics, embedded systems, autonomous systems, </w:t>
+      </w:r>
+      <w:r>
+        <w:rPr>
+          <w:rFonts w:ascii="Times New Roman" w:eastAsia="Times New Roman" w:hAnsi="Times New Roman" w:cs="Times New Roman"/>
+          <w:sz w:val="24"/>
+          <w:szCs w:val="24"/>
+        </w:rPr>
+        <w:t xml:space="preserve">and </w:t>
+      </w:r>
+      <w:r>
+        <w:rPr>
+          <w:rFonts w:ascii="Times New Roman" w:eastAsia="Times New Roman" w:hAnsi="Times New Roman" w:cs="Times New Roman"/>
+          <w:sz w:val="24"/>
+          <w:szCs w:val="24"/>
+        </w:rPr>
+        <w:t>agriculture.</w:t>
       </w:r>
     </w:p>
     <w:p>
       <w:pPr>
         <w:pStyle w:val="Heading2"/>
         <w:spacing w:before="60" w:after="60"/>
+        <w:rPr>
+          <w:rFonts w:ascii="Times New Roman" w:hAnsi="Times New Roman" w:cs="Times New Roman"/>
+        </w:rPr>
       </w:pPr>
       <w:bookmarkStart w:id="2" w:name="_9tkz0kg61k12" w:colFirst="0" w:colLast="0"/>
       <w:bookmarkEnd w:id="2"/>
       <w:r>
+        <w:rPr>
+          <w:rFonts w:ascii="Times New Roman" w:hAnsi="Times New Roman" w:cs="Times New Roman"/>
+        </w:rPr>
         <w:t>Background Information</w:t>
       </w:r>
     </w:p>
@@ -444,15 +496,123 @@
           <w:sz w:val="24"/>
           <w:szCs w:val="24"/>
         </w:rPr>
-        <w:t>put into this layer of material. It leads to healthy plants and soil, reduces weeds, and allows for better water conditions for the plants (Dowding, 2024). SoilSpirit plans to reduce the physical strain on small farms and gardeners through the automation of compost and seed spreading. While also having a small enough footprint that it does not compact the soil or cause unwanted tilling/digging of the compost. It takes inspiration from simple autonomous vehicles for obstacle avoidance and the Mars rovers (Spirit, Curiosity, Perseverance) for its rocker-bogie suspension system.</w:t>
-      </w:r>
+        <w:t xml:space="preserve">put into this layer of material. It leads to healthy plants and soil, reduces weeds, and allows for better water conditions for the plants (Dowding, 2024). </w:t>
+      </w:r>
+      <w:proofErr w:type="spellStart"/>
+      <w:r>
+        <w:rPr>
+          <w:rFonts w:ascii="Times New Roman" w:eastAsia="Times New Roman" w:hAnsi="Times New Roman" w:cs="Times New Roman"/>
+          <w:sz w:val="24"/>
+          <w:szCs w:val="24"/>
+        </w:rPr>
+        <w:t>SoilSpirit</w:t>
+      </w:r>
+      <w:proofErr w:type="spellEnd"/>
+      <w:r>
+        <w:rPr>
+          <w:rFonts w:ascii="Times New Roman" w:eastAsia="Times New Roman" w:hAnsi="Times New Roman" w:cs="Times New Roman"/>
+          <w:sz w:val="24"/>
+          <w:szCs w:val="24"/>
+        </w:rPr>
+        <w:t xml:space="preserve"> plans to reduce the physical strain on small farms and gardeners through the automation of compost and seed spreading. While also having a small enough footprint that it does not compact the soil or cause unwanted tilling/digging of the compost. It takes inspiration from simple autonomous vehicles for obstacle avoidance</w:t>
+      </w:r>
+      <w:r>
+        <w:rPr>
+          <w:rFonts w:ascii="Times New Roman" w:eastAsia="Times New Roman" w:hAnsi="Times New Roman" w:cs="Times New Roman"/>
+          <w:sz w:val="24"/>
+          <w:szCs w:val="24"/>
+        </w:rPr>
+        <w:t xml:space="preserve">, </w:t>
+      </w:r>
+      <w:r>
+        <w:rPr>
+          <w:rFonts w:ascii="Times New Roman" w:eastAsia="Times New Roman" w:hAnsi="Times New Roman" w:cs="Times New Roman"/>
+          <w:sz w:val="24"/>
+          <w:szCs w:val="24"/>
+        </w:rPr>
+        <w:t>Mars rovers (Spirit, Curiosity, Perseverance) for its rocker</w:t>
+      </w:r>
+      <w:r>
+        <w:rPr>
+          <w:rFonts w:ascii="Times New Roman" w:eastAsia="Times New Roman" w:hAnsi="Times New Roman" w:cs="Times New Roman"/>
+          <w:sz w:val="24"/>
+          <w:szCs w:val="24"/>
+        </w:rPr>
+        <w:t xml:space="preserve"> no </w:t>
+      </w:r>
+      <w:r>
+        <w:rPr>
+          <w:rFonts w:ascii="Times New Roman" w:eastAsia="Times New Roman" w:hAnsi="Times New Roman" w:cs="Times New Roman"/>
+          <w:sz w:val="24"/>
+          <w:szCs w:val="24"/>
+        </w:rPr>
+        <w:t>bogie suspension system</w:t>
+      </w:r>
+      <w:r>
+        <w:rPr>
+          <w:rFonts w:ascii="Times New Roman" w:eastAsia="Times New Roman" w:hAnsi="Times New Roman" w:cs="Times New Roman"/>
+          <w:sz w:val="24"/>
+          <w:szCs w:val="24"/>
+        </w:rPr>
+        <w:t>, and a new cycloidal gear system for maximizing the pulling power of the rover at a small scale</w:t>
+      </w:r>
+      <w:r>
+        <w:rPr>
+          <w:rFonts w:ascii="Times New Roman" w:eastAsia="Times New Roman" w:hAnsi="Times New Roman" w:cs="Times New Roman"/>
+          <w:sz w:val="24"/>
+          <w:szCs w:val="24"/>
+        </w:rPr>
+        <w:t xml:space="preserve"> </w:t>
+      </w:r>
+      <w:bookmarkStart w:id="3" w:name="_Hlk198244653"/>
+      <w:r>
+        <w:rPr>
+          <w:rFonts w:ascii="Times New Roman" w:eastAsia="Times New Roman" w:hAnsi="Times New Roman" w:cs="Times New Roman"/>
+          <w:sz w:val="24"/>
+          <w:szCs w:val="24"/>
+        </w:rPr>
+        <w:t>(</w:t>
+      </w:r>
+      <w:proofErr w:type="spellStart"/>
+      <w:r>
+        <w:rPr>
+          <w:rFonts w:ascii="Times New Roman" w:hAnsi="Times New Roman" w:cs="Times New Roman"/>
+          <w:sz w:val="24"/>
+          <w:szCs w:val="24"/>
+        </w:rPr>
+        <w:t>RoTechnic</w:t>
+      </w:r>
+      <w:proofErr w:type="spellEnd"/>
+      <w:r>
+        <w:rPr>
+          <w:rFonts w:ascii="Times New Roman" w:hAnsi="Times New Roman" w:cs="Times New Roman"/>
+          <w:sz w:val="24"/>
+          <w:szCs w:val="24"/>
+        </w:rPr>
+        <w:t>, 2022</w:t>
+      </w:r>
+      <w:r>
+        <w:rPr>
+          <w:rFonts w:ascii="Times New Roman" w:eastAsia="Times New Roman" w:hAnsi="Times New Roman" w:cs="Times New Roman"/>
+          <w:sz w:val="24"/>
+          <w:szCs w:val="24"/>
+        </w:rPr>
+        <w:t>).</w:t>
+      </w:r>
+      <w:bookmarkEnd w:id="3"/>
     </w:p>
     <w:p>
       <w:pPr>
         <w:pStyle w:val="Heading2"/>
         <w:spacing w:before="60" w:after="60"/>
-      </w:pPr>
-      <w:r>
+        <w:rPr>
+          <w:rFonts w:ascii="Times New Roman" w:hAnsi="Times New Roman" w:cs="Times New Roman"/>
+        </w:rPr>
+      </w:pPr>
+      <w:r>
+        <w:rPr>
+          <w:rFonts w:ascii="Times New Roman" w:hAnsi="Times New Roman" w:cs="Times New Roman"/>
+        </w:rPr>
         <w:t>Prior Art (legal term)</w:t>
       </w:r>
     </w:p>
@@ -470,7 +630,33 @@
           <w:sz w:val="24"/>
           <w:szCs w:val="24"/>
         </w:rPr>
-        <w:t xml:space="preserve">The design of the product was heavily influenced by the Mars rovers and the 3d models of the initial prototype come from the Instructables tutorial in </w:t>
+        <w:t xml:space="preserve">The design of the product was heavily influenced by the Mars rovers and the Instructables tutorial in </w:t>
+      </w:r>
+      <w:proofErr w:type="spellStart"/>
+      <w:r>
+        <w:rPr>
+          <w:rFonts w:ascii="Times New Roman" w:hAnsi="Times New Roman" w:cs="Times New Roman"/>
+          <w:sz w:val="24"/>
+          <w:szCs w:val="24"/>
+        </w:rPr>
+        <w:t>Appendix</w:t>
+      </w:r>
+      <w:r>
+        <w:rPr>
+          <w:rFonts w:ascii="Times New Roman" w:hAnsi="Times New Roman" w:cs="Times New Roman"/>
+          <w:sz w:val="24"/>
+          <w:szCs w:val="24"/>
+        </w:rPr>
+        <w:t>C</w:t>
+      </w:r>
+      <w:proofErr w:type="spellEnd"/>
+      <w:r>
+        <w:rPr>
+          <w:rFonts w:ascii="Times New Roman" w:hAnsi="Times New Roman" w:cs="Times New Roman"/>
+          <w:sz w:val="24"/>
+          <w:szCs w:val="24"/>
+        </w:rPr>
+        <w:t>.</w:t>
       </w:r>
       <w:r>
         <w:rPr>
@@ -480,34 +666,6 @@
           <w:sz w:val="24"/>
           <w:szCs w:val="24"/>
         </w:rPr>
-        <w:t>Appendix</w:t>
-      </w:r>
-      <w:r>
-        <w:rPr>
-          <w:rFonts w:ascii="Times New Roman" w:hAnsi="Times New Roman" w:cs="Times New Roman"/>
-          <w:b/>
-          <w:bCs/>
-          <w:sz w:val="24"/>
-          <w:szCs w:val="24"/>
-        </w:rPr>
-        <w:t>C</w:t>
-      </w:r>
-      <w:r>
-        <w:rPr>
-          <w:rFonts w:ascii="Times New Roman" w:hAnsi="Times New Roman" w:cs="Times New Roman"/>
-          <w:sz w:val="24"/>
-          <w:szCs w:val="24"/>
-        </w:rPr>
-        <w:t>.</w:t>
-      </w:r>
-      <w:r>
-        <w:rPr>
-          <w:rFonts w:ascii="Times New Roman" w:hAnsi="Times New Roman" w:cs="Times New Roman"/>
-          <w:b/>
-          <w:bCs/>
-          <w:sz w:val="24"/>
-          <w:szCs w:val="24"/>
-        </w:rPr>
         <w:t xml:space="preserve"> </w:t>
       </w:r>
       <w:r>
@@ -516,6 +674,14 @@
           <w:sz w:val="24"/>
           <w:szCs w:val="24"/>
         </w:rPr>
+        <w:t xml:space="preserve">This was much truer of the initial prototype, for the final system I completely rebuilt it from scratch and now only the trailer uses parts from this resource. </w:t>
+      </w:r>
+      <w:r>
+        <w:rPr>
+          <w:rFonts w:ascii="Times New Roman" w:hAnsi="Times New Roman" w:cs="Times New Roman"/>
+          <w:sz w:val="24"/>
+          <w:szCs w:val="24"/>
+        </w:rPr>
         <w:t xml:space="preserve">The suspension system of this rover comes from a </w:t>
       </w:r>
       <w:r>
@@ -524,19 +690,161 @@
           <w:sz w:val="24"/>
           <w:szCs w:val="24"/>
         </w:rPr>
-        <w:t xml:space="preserve">direct iteration of the Rocker Bogie Mechanism popularized by the Mars rovers Curiosity and Perseverance. As for similar products, the closest to my idea is an autonomous spreader built by Raven Industries. It is an industrial vehicle that is autonomous. It is great for automation for large scale farms but would not benefit gardeners, homesteaders, and small-scale farms wanting to use no dig gardening. Another similar product that is of the same form factor/user is FarmBot. A CNC based garden bed that automates the process of growing food entirely. This company will be a direct competitor with the main difference being our modes of distribution. Their machine is directly attached to a garden bed whereas mine can drive around and be used for different types of gardens, farms, and homesteads. </w:t>
+        <w:t xml:space="preserve">simplification </w:t>
+      </w:r>
+      <w:r>
+        <w:rPr>
+          <w:rFonts w:ascii="Times New Roman" w:hAnsi="Times New Roman" w:cs="Times New Roman"/>
+          <w:sz w:val="24"/>
+          <w:szCs w:val="24"/>
+        </w:rPr>
+        <w:t xml:space="preserve">of the Rocker Bogie Mechanism popularized by the Mars rovers Curiosity and Perseverance. </w:t>
+      </w:r>
+      <w:r>
+        <w:rPr>
+          <w:rFonts w:ascii="Times New Roman" w:hAnsi="Times New Roman" w:cs="Times New Roman"/>
+          <w:sz w:val="24"/>
+          <w:szCs w:val="24"/>
+        </w:rPr>
+        <w:t xml:space="preserve">It removes the bogie arm and just uses rockers on either side of the rover’s body. Finally, a </w:t>
+      </w:r>
+      <w:proofErr w:type="spellStart"/>
+      <w:r>
+        <w:rPr>
+          <w:rFonts w:ascii="Times New Roman" w:hAnsi="Times New Roman" w:cs="Times New Roman"/>
+          <w:sz w:val="24"/>
+          <w:szCs w:val="24"/>
+        </w:rPr>
+        <w:t>youtube</w:t>
+      </w:r>
+      <w:proofErr w:type="spellEnd"/>
+      <w:r>
+        <w:rPr>
+          <w:rFonts w:ascii="Times New Roman" w:hAnsi="Times New Roman" w:cs="Times New Roman"/>
+          <w:sz w:val="24"/>
+          <w:szCs w:val="24"/>
+        </w:rPr>
+        <w:t xml:space="preserve"> video, that walked through a single tooth cycloidal gear system was used to start the build of the final drive system</w:t>
+      </w:r>
+      <w:r>
+        <w:rPr>
+          <w:rFonts w:ascii="Times New Roman" w:hAnsi="Times New Roman" w:cs="Times New Roman"/>
+          <w:sz w:val="24"/>
+          <w:szCs w:val="24"/>
+        </w:rPr>
+        <w:t xml:space="preserve"> (</w:t>
+      </w:r>
+      <w:proofErr w:type="spellStart"/>
+      <w:r>
+        <w:rPr>
+          <w:rFonts w:ascii="Times New Roman" w:hAnsi="Times New Roman" w:cs="Times New Roman"/>
+          <w:sz w:val="24"/>
+          <w:szCs w:val="24"/>
+        </w:rPr>
+        <w:t>RoTechnic</w:t>
+      </w:r>
+      <w:proofErr w:type="spellEnd"/>
+      <w:r>
+        <w:rPr>
+          <w:rFonts w:ascii="Times New Roman" w:hAnsi="Times New Roman" w:cs="Times New Roman"/>
+          <w:sz w:val="24"/>
+          <w:szCs w:val="24"/>
+        </w:rPr>
+        <w:t>, 2022).</w:t>
+      </w:r>
+      <w:r>
+        <w:rPr>
+          <w:rFonts w:ascii="Times New Roman" w:hAnsi="Times New Roman" w:cs="Times New Roman"/>
+          <w:sz w:val="24"/>
+          <w:szCs w:val="24"/>
+        </w:rPr>
+        <w:t xml:space="preserve"> I took this and </w:t>
+      </w:r>
+      <w:r>
+        <w:rPr>
+          <w:rFonts w:ascii="Times New Roman" w:hAnsi="Times New Roman" w:cs="Times New Roman"/>
+          <w:sz w:val="24"/>
+          <w:szCs w:val="24"/>
+        </w:rPr>
+        <w:t>created a drive system around it to work with</w:t>
+      </w:r>
+      <w:r>
+        <w:rPr>
+          <w:rFonts w:ascii="Times New Roman" w:hAnsi="Times New Roman" w:cs="Times New Roman"/>
+          <w:sz w:val="24"/>
+          <w:szCs w:val="24"/>
+        </w:rPr>
+        <w:t xml:space="preserve"> wheels found at this resource (</w:t>
+      </w:r>
+      <w:proofErr w:type="spellStart"/>
+      <w:r>
+        <w:rPr>
+          <w:rFonts w:ascii="Times New Roman" w:hAnsi="Times New Roman" w:cs="Times New Roman"/>
+          <w:sz w:val="24"/>
+          <w:szCs w:val="24"/>
+        </w:rPr>
+        <w:t>AurthurGuy</w:t>
+      </w:r>
+      <w:proofErr w:type="spellEnd"/>
+      <w:r>
+        <w:rPr>
+          <w:rFonts w:ascii="Times New Roman" w:hAnsi="Times New Roman" w:cs="Times New Roman"/>
+          <w:sz w:val="24"/>
+          <w:szCs w:val="24"/>
+        </w:rPr>
+        <w:t>, 2018</w:t>
+      </w:r>
+      <w:r>
+        <w:rPr>
+          <w:rFonts w:ascii="Times New Roman" w:hAnsi="Times New Roman" w:cs="Times New Roman"/>
+          <w:sz w:val="24"/>
+          <w:szCs w:val="24"/>
+        </w:rPr>
+        <w:t xml:space="preserve">). </w:t>
+      </w:r>
+      <w:r>
+        <w:rPr>
+          <w:rFonts w:ascii="Times New Roman" w:hAnsi="Times New Roman" w:cs="Times New Roman"/>
+          <w:sz w:val="24"/>
+          <w:szCs w:val="24"/>
+        </w:rPr>
+        <w:t xml:space="preserve">As for similar products, the closest to my idea is an autonomous spreader built by Raven Industries. It is an industrial vehicle that is autonomous. It is great for automation for large scale farms but would not benefit gardeners, homesteaders, and small-scale farms wanting to use no dig gardening. Another similar product that is of the same form factor/user is </w:t>
+      </w:r>
+      <w:proofErr w:type="spellStart"/>
+      <w:r>
+        <w:rPr>
+          <w:rFonts w:ascii="Times New Roman" w:hAnsi="Times New Roman" w:cs="Times New Roman"/>
+          <w:sz w:val="24"/>
+          <w:szCs w:val="24"/>
+        </w:rPr>
+        <w:t>FarmBot</w:t>
+      </w:r>
+      <w:proofErr w:type="spellEnd"/>
+      <w:r>
+        <w:rPr>
+          <w:rFonts w:ascii="Times New Roman" w:hAnsi="Times New Roman" w:cs="Times New Roman"/>
+          <w:sz w:val="24"/>
+          <w:szCs w:val="24"/>
+        </w:rPr>
+        <w:t xml:space="preserve">. A CNC based garden bed that automates the process of growing food entirely. This company will be a direct competitor with the main difference being our modes of distribution. Their machine is directly attached to a garden bed whereas mine can drive around and be used for different types of gardens, farms, and homesteads. </w:t>
       </w:r>
     </w:p>
     <w:p>
       <w:pPr>
         <w:pStyle w:val="Heading2"/>
         <w:spacing w:before="60" w:after="60"/>
-      </w:pPr>
-      <w:bookmarkStart w:id="3" w:name="_5doonvg6yq9q" w:colFirst="0" w:colLast="0"/>
-      <w:bookmarkStart w:id="4" w:name="_f74af7ukg7lw" w:colFirst="0" w:colLast="0"/>
-      <w:bookmarkEnd w:id="3"/>
+        <w:rPr>
+          <w:rFonts w:ascii="Times New Roman" w:hAnsi="Times New Roman" w:cs="Times New Roman"/>
+        </w:rPr>
+      </w:pPr>
+      <w:bookmarkStart w:id="4" w:name="_5doonvg6yq9q" w:colFirst="0" w:colLast="0"/>
+      <w:bookmarkStart w:id="5" w:name="_f74af7ukg7lw" w:colFirst="0" w:colLast="0"/>
       <w:bookmarkEnd w:id="4"/>
-      <w:r>
+      <w:bookmarkEnd w:id="5"/>
+      <w:r>
+        <w:rPr>
+          <w:rFonts w:ascii="Times New Roman" w:hAnsi="Times New Roman" w:cs="Times New Roman"/>
+        </w:rPr>
         <w:t>Project Description</w:t>
       </w:r>
     </w:p>
@@ -579,23 +887,23 @@
           <w:sz w:val="24"/>
           <w:szCs w:val="24"/>
         </w:rPr>
-        <w:t>autonomous rover capable of spreading fertilizer and seeds over a garden</w:t>
-      </w:r>
-      <w:r>
-        <w:rPr>
-          <w:rFonts w:ascii="Times New Roman" w:eastAsia="Times New Roman" w:hAnsi="Times New Roman" w:cs="Times New Roman"/>
-          <w:sz w:val="24"/>
-          <w:szCs w:val="24"/>
-        </w:rPr>
-        <w:t xml:space="preserve"> while avoiding obstacles</w:t>
-      </w:r>
-      <w:r>
-        <w:rPr>
-          <w:rFonts w:ascii="Times New Roman" w:eastAsia="Times New Roman" w:hAnsi="Times New Roman" w:cs="Times New Roman"/>
-          <w:sz w:val="24"/>
-          <w:szCs w:val="24"/>
-        </w:rPr>
-        <w:t>. It should be able to:</w:t>
+        <w:t xml:space="preserve">autonomous rover capable of spreading fertilizer and seeds over a garden while </w:t>
+      </w:r>
+      <w:r>
+        <w:rPr>
+          <w:rFonts w:ascii="Times New Roman" w:eastAsia="Times New Roman" w:hAnsi="Times New Roman" w:cs="Times New Roman"/>
+          <w:sz w:val="24"/>
+          <w:szCs w:val="24"/>
+        </w:rPr>
+        <w:t xml:space="preserve">partially </w:t>
+      </w:r>
+      <w:r>
+        <w:rPr>
+          <w:rFonts w:ascii="Times New Roman" w:eastAsia="Times New Roman" w:hAnsi="Times New Roman" w:cs="Times New Roman"/>
+          <w:sz w:val="24"/>
+          <w:szCs w:val="24"/>
+        </w:rPr>
+        <w:t>avoiding obstacles. It should be able to:</w:t>
       </w:r>
     </w:p>
     <w:p>
@@ -618,15 +926,7 @@
           <w:sz w:val="24"/>
           <w:szCs w:val="24"/>
         </w:rPr>
-        <w:t>D</w:t>
-      </w:r>
-      <w:r>
-        <w:rPr>
-          <w:rFonts w:ascii="Times New Roman" w:eastAsia="Times New Roman" w:hAnsi="Times New Roman" w:cs="Times New Roman"/>
-          <w:sz w:val="24"/>
-          <w:szCs w:val="24"/>
-        </w:rPr>
-        <w:t>rive on uneven surfaces</w:t>
+        <w:t>Drive on uneven surfaces</w:t>
       </w:r>
     </w:p>
     <w:p>
@@ -649,15 +949,8 @@
           <w:sz w:val="24"/>
           <w:szCs w:val="24"/>
         </w:rPr>
-        <w:t>P</w:t>
-      </w:r>
-      <w:r>
-        <w:rPr>
-          <w:rFonts w:ascii="Times New Roman" w:eastAsia="Times New Roman" w:hAnsi="Times New Roman" w:cs="Times New Roman"/>
-          <w:sz w:val="24"/>
-          <w:szCs w:val="24"/>
-        </w:rPr>
-        <w:t>ull ~1lb of fertilizer</w:t>
+        <w:lastRenderedPageBreak/>
+        <w:t>Pull ~1lb of fertilizer</w:t>
       </w:r>
     </w:p>
     <w:p>
@@ -670,49 +963,17 @@
         <w:spacing w:before="60" w:after="60"/>
         <w:rPr>
           <w:rFonts w:ascii="Times New Roman" w:eastAsia="Times New Roman" w:hAnsi="Times New Roman" w:cs="Times New Roman"/>
-          <w:strike/>
-          <w:color w:val="FF0000"/>
-          <w:sz w:val="24"/>
-          <w:szCs w:val="24"/>
-        </w:rPr>
-      </w:pPr>
-      <w:r>
-        <w:rPr>
-          <w:rFonts w:ascii="Times New Roman" w:eastAsia="Times New Roman" w:hAnsi="Times New Roman" w:cs="Times New Roman"/>
-          <w:strike/>
-          <w:color w:val="FF0000"/>
-          <w:sz w:val="24"/>
-          <w:szCs w:val="24"/>
-        </w:rPr>
-        <w:t>Operate on 6</w:t>
-      </w:r>
-      <w:r>
-        <w:rPr>
-          <w:rFonts w:ascii="Times New Roman" w:eastAsia="Times New Roman" w:hAnsi="Times New Roman" w:cs="Times New Roman"/>
-          <w:strike/>
-          <w:color w:val="FF0000"/>
-          <w:sz w:val="24"/>
-          <w:szCs w:val="24"/>
-        </w:rPr>
-        <w:t>V</w:t>
-      </w:r>
-      <w:r>
-        <w:rPr>
-          <w:rFonts w:ascii="Times New Roman" w:eastAsia="Times New Roman" w:hAnsi="Times New Roman" w:cs="Times New Roman"/>
-          <w:color w:val="FF0000"/>
-          <w:sz w:val="24"/>
-          <w:szCs w:val="24"/>
-        </w:rPr>
-        <w:t xml:space="preserve"> Changed</w:t>
-      </w:r>
-      <w:r>
-        <w:rPr>
-          <w:rFonts w:ascii="Times New Roman" w:eastAsia="Times New Roman" w:hAnsi="Times New Roman" w:cs="Times New Roman"/>
-          <w:color w:val="FF0000"/>
-          <w:sz w:val="24"/>
-          <w:szCs w:val="24"/>
-        </w:rPr>
-        <w:t xml:space="preserve"> 2/26/2025</w:t>
+          <w:sz w:val="24"/>
+          <w:szCs w:val="24"/>
+        </w:rPr>
+      </w:pPr>
+      <w:r>
+        <w:rPr>
+          <w:rFonts w:ascii="Times New Roman" w:eastAsia="Times New Roman" w:hAnsi="Times New Roman" w:cs="Times New Roman"/>
+          <w:sz w:val="24"/>
+          <w:szCs w:val="24"/>
+        </w:rPr>
+        <w:t>Evenly spread materials</w:t>
       </w:r>
     </w:p>
     <w:p>
@@ -725,17 +986,44 @@
         <w:spacing w:before="60" w:after="60"/>
         <w:rPr>
           <w:rFonts w:ascii="Times New Roman" w:eastAsia="Times New Roman" w:hAnsi="Times New Roman" w:cs="Times New Roman"/>
-          <w:sz w:val="24"/>
-          <w:szCs w:val="24"/>
-        </w:rPr>
-      </w:pPr>
-      <w:r>
-        <w:rPr>
-          <w:rFonts w:ascii="Times New Roman" w:hAnsi="Times New Roman" w:cs="Times New Roman"/>
-          <w:sz w:val="24"/>
-          <w:szCs w:val="24"/>
-        </w:rPr>
-        <w:t>Operate on 12 V</w:t>
+          <w:b/>
+          <w:bCs/>
+          <w:color w:val="4BACC6" w:themeColor="accent5"/>
+          <w:sz w:val="24"/>
+          <w:szCs w:val="24"/>
+        </w:rPr>
+      </w:pPr>
+      <w:r>
+        <w:rPr>
+          <w:rFonts w:ascii="Times New Roman" w:eastAsia="Times New Roman" w:hAnsi="Times New Roman" w:cs="Times New Roman"/>
+          <w:sz w:val="24"/>
+          <w:szCs w:val="24"/>
+        </w:rPr>
+        <w:t xml:space="preserve">Autonomously </w:t>
+      </w:r>
+      <w:r>
+        <w:rPr>
+          <w:rFonts w:ascii="Times New Roman" w:eastAsia="Times New Roman" w:hAnsi="Times New Roman" w:cs="Times New Roman"/>
+          <w:sz w:val="24"/>
+          <w:szCs w:val="24"/>
+        </w:rPr>
+        <w:t xml:space="preserve">stop rover when detecting obstacles using </w:t>
+      </w:r>
+      <w:r>
+        <w:rPr>
+          <w:rFonts w:ascii="Times New Roman" w:eastAsia="Times New Roman" w:hAnsi="Times New Roman" w:cs="Times New Roman"/>
+          <w:sz w:val="24"/>
+          <w:szCs w:val="24"/>
+        </w:rPr>
+        <w:t>ultrasonic sensor</w:t>
+      </w:r>
+      <w:r>
+        <w:rPr>
+          <w:rFonts w:ascii="Times New Roman" w:eastAsia="Times New Roman" w:hAnsi="Times New Roman" w:cs="Times New Roman"/>
+          <w:sz w:val="24"/>
+          <w:szCs w:val="24"/>
+        </w:rPr>
+        <w:t xml:space="preserve"> </w:t>
       </w:r>
     </w:p>
     <w:p>
@@ -758,23 +1046,7 @@
           <w:sz w:val="24"/>
           <w:szCs w:val="24"/>
         </w:rPr>
-        <w:t>Evenly</w:t>
-      </w:r>
-      <w:r>
-        <w:rPr>
-          <w:rFonts w:ascii="Times New Roman" w:eastAsia="Times New Roman" w:hAnsi="Times New Roman" w:cs="Times New Roman"/>
-          <w:sz w:val="24"/>
-          <w:szCs w:val="24"/>
-        </w:rPr>
-        <w:t xml:space="preserve"> spread </w:t>
-      </w:r>
-      <w:r>
-        <w:rPr>
-          <w:rFonts w:ascii="Times New Roman" w:eastAsia="Times New Roman" w:hAnsi="Times New Roman" w:cs="Times New Roman"/>
-          <w:sz w:val="24"/>
-          <w:szCs w:val="24"/>
-        </w:rPr>
-        <w:t>materials</w:t>
+        <w:t>Try to maneuver around obstacles using TOF sensor</w:t>
       </w:r>
     </w:p>
     <w:p>
@@ -787,124 +1059,6 @@
         <w:spacing w:before="60" w:after="60"/>
         <w:rPr>
           <w:rFonts w:ascii="Times New Roman" w:eastAsia="Times New Roman" w:hAnsi="Times New Roman" w:cs="Times New Roman"/>
-          <w:b/>
-          <w:bCs/>
-          <w:color w:val="4BACC6" w:themeColor="accent5"/>
-          <w:sz w:val="24"/>
-          <w:szCs w:val="24"/>
-        </w:rPr>
-      </w:pPr>
-      <w:r>
-        <w:rPr>
-          <w:rFonts w:ascii="Times New Roman" w:eastAsia="Times New Roman" w:hAnsi="Times New Roman" w:cs="Times New Roman"/>
-          <w:sz w:val="24"/>
-          <w:szCs w:val="24"/>
-        </w:rPr>
-        <w:lastRenderedPageBreak/>
-        <w:t xml:space="preserve">Autonomously </w:t>
-      </w:r>
-      <w:r>
-        <w:rPr>
-          <w:rFonts w:ascii="Times New Roman" w:eastAsia="Times New Roman" w:hAnsi="Times New Roman" w:cs="Times New Roman"/>
-          <w:sz w:val="24"/>
-          <w:szCs w:val="24"/>
-        </w:rPr>
-        <w:t xml:space="preserve">stop rover when detecting obstacles using </w:t>
-      </w:r>
-      <w:r>
-        <w:rPr>
-          <w:rFonts w:ascii="Times New Roman" w:eastAsia="Times New Roman" w:hAnsi="Times New Roman" w:cs="Times New Roman"/>
-          <w:sz w:val="24"/>
-          <w:szCs w:val="24"/>
-        </w:rPr>
-        <w:t>ultrasonic sensor</w:t>
-      </w:r>
-      <w:r>
-        <w:rPr>
-          <w:rFonts w:ascii="Times New Roman" w:eastAsia="Times New Roman" w:hAnsi="Times New Roman" w:cs="Times New Roman"/>
-          <w:sz w:val="24"/>
-          <w:szCs w:val="24"/>
-        </w:rPr>
-        <w:t xml:space="preserve"> </w:t>
-      </w:r>
-      <w:r>
-        <w:rPr>
-          <w:rFonts w:ascii="Times New Roman" w:eastAsia="Times New Roman" w:hAnsi="Times New Roman" w:cs="Times New Roman"/>
-          <w:b/>
-          <w:bCs/>
-          <w:color w:val="4BACC6" w:themeColor="accent5"/>
-          <w:sz w:val="24"/>
-          <w:szCs w:val="24"/>
-        </w:rPr>
-        <w:t>Changed 3/15/2025</w:t>
-      </w:r>
-    </w:p>
-    <w:p>
-      <w:pPr>
-        <w:pStyle w:val="ListParagraph"/>
-        <w:numPr>
-          <w:ilvl w:val="0"/>
-          <w:numId w:val="17"/>
-        </w:numPr>
-        <w:spacing w:before="60" w:after="60"/>
-        <w:rPr>
-          <w:rFonts w:ascii="Times New Roman" w:eastAsia="Times New Roman" w:hAnsi="Times New Roman" w:cs="Times New Roman"/>
-          <w:sz w:val="24"/>
-          <w:szCs w:val="24"/>
-        </w:rPr>
-      </w:pPr>
-      <w:r>
-        <w:rPr>
-          <w:rFonts w:ascii="Times New Roman" w:eastAsia="Times New Roman" w:hAnsi="Times New Roman" w:cs="Times New Roman"/>
-          <w:sz w:val="24"/>
-          <w:szCs w:val="24"/>
-        </w:rPr>
-        <w:t xml:space="preserve">Try to maneuver around obstacles using TOF sensor </w:t>
-      </w:r>
-      <w:r>
-        <w:rPr>
-          <w:rFonts w:ascii="Times New Roman" w:eastAsia="Times New Roman" w:hAnsi="Times New Roman" w:cs="Times New Roman"/>
-          <w:b/>
-          <w:bCs/>
-          <w:color w:val="4BACC6" w:themeColor="accent5"/>
-          <w:sz w:val="24"/>
-          <w:szCs w:val="24"/>
-        </w:rPr>
-        <w:t>ADDED</w:t>
-      </w:r>
-      <w:r>
-        <w:rPr>
-          <w:rFonts w:ascii="Times New Roman" w:eastAsia="Times New Roman" w:hAnsi="Times New Roman" w:cs="Times New Roman"/>
-          <w:b/>
-          <w:bCs/>
-          <w:color w:val="4BACC6" w:themeColor="accent5"/>
-          <w:sz w:val="24"/>
-          <w:szCs w:val="24"/>
-        </w:rPr>
-        <w:t xml:space="preserve"> </w:t>
-      </w:r>
-      <w:r>
-        <w:rPr>
-          <w:rFonts w:ascii="Times New Roman" w:eastAsia="Times New Roman" w:hAnsi="Times New Roman" w:cs="Times New Roman"/>
-          <w:b/>
-          <w:bCs/>
-          <w:color w:val="4BACC6" w:themeColor="accent5"/>
-          <w:sz w:val="24"/>
-          <w:szCs w:val="24"/>
-        </w:rPr>
-        <w:t>3/15/2025</w:t>
-      </w:r>
-    </w:p>
-    <w:p>
-      <w:pPr>
-        <w:pStyle w:val="ListParagraph"/>
-        <w:numPr>
-          <w:ilvl w:val="0"/>
-          <w:numId w:val="17"/>
-        </w:numPr>
-        <w:spacing w:before="60" w:after="60"/>
-        <w:rPr>
-          <w:rFonts w:ascii="Times New Roman" w:eastAsia="Times New Roman" w:hAnsi="Times New Roman" w:cs="Times New Roman"/>
           <w:sz w:val="24"/>
           <w:szCs w:val="24"/>
         </w:rPr>
@@ -971,18 +1125,25 @@
           <w:rFonts w:ascii="Times New Roman" w:eastAsia="Times New Roman" w:hAnsi="Times New Roman" w:cs="Times New Roman"/>
           <w:b/>
           <w:bCs/>
-          <w:color w:val="4BACC6" w:themeColor="accent5"/>
-          <w:sz w:val="24"/>
-          <w:szCs w:val="24"/>
-        </w:rPr>
-      </w:pPr>
-      <w:r>
-        <w:rPr>
-          <w:rFonts w:ascii="Times New Roman" w:eastAsia="Times New Roman" w:hAnsi="Times New Roman" w:cs="Times New Roman"/>
-          <w:sz w:val="24"/>
-          <w:szCs w:val="24"/>
-        </w:rPr>
-        <w:t>3</w:t>
+          <w:sz w:val="24"/>
+          <w:szCs w:val="24"/>
+        </w:rPr>
+      </w:pPr>
+      <w:r>
+        <w:rPr>
+          <w:rFonts w:ascii="Times New Roman" w:eastAsia="Times New Roman" w:hAnsi="Times New Roman" w:cs="Times New Roman"/>
+          <w:sz w:val="24"/>
+          <w:szCs w:val="24"/>
+        </w:rPr>
+        <w:t>2</w:t>
+      </w:r>
+      <w:r>
+        <w:rPr>
+          <w:rFonts w:ascii="Times New Roman" w:eastAsia="Times New Roman" w:hAnsi="Times New Roman" w:cs="Times New Roman"/>
+          <w:sz w:val="24"/>
+          <w:szCs w:val="24"/>
+        </w:rPr>
+        <w:t xml:space="preserve"> L298N motor driver</w:t>
       </w:r>
       <w:r>
         <w:rPr>
@@ -991,33 +1152,6 @@
           <w:szCs w:val="24"/>
         </w:rPr>
         <w:t xml:space="preserve"> </w:t>
-      </w:r>
-      <w:r>
-        <w:rPr>
-          <w:rFonts w:ascii="Times New Roman" w:eastAsia="Times New Roman" w:hAnsi="Times New Roman" w:cs="Times New Roman"/>
-          <w:sz w:val="24"/>
-          <w:szCs w:val="24"/>
-        </w:rPr>
-        <w:t>L298N motor driver</w:t>
-      </w:r>
-      <w:r>
-        <w:rPr>
-          <w:rFonts w:ascii="Times New Roman" w:eastAsia="Times New Roman" w:hAnsi="Times New Roman" w:cs="Times New Roman"/>
-          <w:sz w:val="24"/>
-          <w:szCs w:val="24"/>
-        </w:rPr>
-        <w:t xml:space="preserve"> </w:t>
-      </w:r>
-      <w:r>
-        <w:rPr>
-          <w:rFonts w:ascii="Times New Roman" w:eastAsia="Times New Roman" w:hAnsi="Times New Roman" w:cs="Times New Roman"/>
-          <w:b/>
-          <w:bCs/>
-          <w:color w:val="4BACC6" w:themeColor="accent5"/>
-          <w:sz w:val="24"/>
-          <w:szCs w:val="24"/>
-        </w:rPr>
-        <w:t>Changed to 3 L298N(using 2 added complications to the circuit and power management)</w:t>
       </w:r>
     </w:p>
     <w:p>
@@ -1040,18 +1174,15 @@
           <w:sz w:val="24"/>
           <w:szCs w:val="24"/>
         </w:rPr>
-        <w:t xml:space="preserve">4 SG90 Servo Motors </w:t>
-      </w:r>
-      <w:r>
-        <w:rPr>
-          <w:rFonts w:ascii="Times New Roman" w:eastAsia="Times New Roman" w:hAnsi="Times New Roman" w:cs="Times New Roman"/>
-          <w:b/>
-          <w:bCs/>
-          <w:color w:val="4BACC6" w:themeColor="accent5"/>
-          <w:sz w:val="24"/>
-          <w:szCs w:val="24"/>
-        </w:rPr>
-        <w:t>Might be moving to 2 servos but depending on final wheel design</w:t>
+        <w:t>4</w:t>
+      </w:r>
+      <w:r>
+        <w:rPr>
+          <w:rFonts w:ascii="Times New Roman" w:eastAsia="Times New Roman" w:hAnsi="Times New Roman" w:cs="Times New Roman"/>
+          <w:sz w:val="24"/>
+          <w:szCs w:val="24"/>
+        </w:rPr>
+        <w:t xml:space="preserve"> DC Motors</w:t>
       </w:r>
     </w:p>
     <w:p>
@@ -1064,17 +1195,34 @@
         <w:spacing w:before="60" w:after="60"/>
         <w:rPr>
           <w:rFonts w:ascii="Times New Roman" w:eastAsia="Times New Roman" w:hAnsi="Times New Roman" w:cs="Times New Roman"/>
-          <w:sz w:val="24"/>
-          <w:szCs w:val="24"/>
-        </w:rPr>
-      </w:pPr>
-      <w:r>
-        <w:rPr>
-          <w:rFonts w:ascii="Times New Roman" w:eastAsia="Times New Roman" w:hAnsi="Times New Roman" w:cs="Times New Roman"/>
-          <w:sz w:val="24"/>
-          <w:szCs w:val="24"/>
-        </w:rPr>
-        <w:t>6 DC Motors</w:t>
+          <w:strike/>
+          <w:sz w:val="24"/>
+          <w:szCs w:val="24"/>
+        </w:rPr>
+      </w:pPr>
+      <w:r>
+        <w:rPr>
+          <w:rFonts w:ascii="Times New Roman" w:eastAsia="Times New Roman" w:hAnsi="Times New Roman" w:cs="Times New Roman"/>
+          <w:sz w:val="24"/>
+          <w:szCs w:val="24"/>
+        </w:rPr>
+        <w:t>ESP32 ESP</w:t>
+      </w:r>
+      <w:r>
+        <w:rPr>
+          <w:rFonts w:ascii="Times New Roman" w:eastAsia="Times New Roman" w:hAnsi="Times New Roman" w:cs="Times New Roman"/>
+          <w:sz w:val="24"/>
+          <w:szCs w:val="24"/>
+        </w:rPr>
+        <w:t>-</w:t>
+      </w:r>
+      <w:r>
+        <w:rPr>
+          <w:rFonts w:ascii="Times New Roman" w:eastAsia="Times New Roman" w:hAnsi="Times New Roman" w:cs="Times New Roman"/>
+          <w:sz w:val="24"/>
+          <w:szCs w:val="24"/>
+        </w:rPr>
+        <w:t xml:space="preserve">S Dev Kit </w:t>
       </w:r>
     </w:p>
     <w:p>
@@ -1087,69 +1235,25 @@
         <w:spacing w:before="60" w:after="60"/>
         <w:rPr>
           <w:rFonts w:ascii="Times New Roman" w:eastAsia="Times New Roman" w:hAnsi="Times New Roman" w:cs="Times New Roman"/>
-          <w:b/>
-          <w:bCs/>
-          <w:color w:val="4BACC6" w:themeColor="accent5"/>
-          <w:sz w:val="24"/>
-          <w:szCs w:val="24"/>
-        </w:rPr>
-      </w:pPr>
-      <w:r>
-        <w:rPr>
-          <w:rFonts w:ascii="Times New Roman" w:eastAsia="Times New Roman" w:hAnsi="Times New Roman" w:cs="Times New Roman"/>
-          <w:sz w:val="24"/>
-          <w:szCs w:val="24"/>
-        </w:rPr>
-        <w:t>ESP32 ESP</w:t>
-      </w:r>
-      <w:r>
-        <w:rPr>
-          <w:rFonts w:ascii="Times New Roman" w:eastAsia="Times New Roman" w:hAnsi="Times New Roman" w:cs="Times New Roman"/>
-          <w:sz w:val="24"/>
-          <w:szCs w:val="24"/>
-        </w:rPr>
-        <w:t>-</w:t>
-      </w:r>
-      <w:r>
-        <w:rPr>
-          <w:rFonts w:ascii="Times New Roman" w:eastAsia="Times New Roman" w:hAnsi="Times New Roman" w:cs="Times New Roman"/>
-          <w:sz w:val="24"/>
-          <w:szCs w:val="24"/>
-        </w:rPr>
-        <w:t xml:space="preserve">S Dev Kit </w:t>
-      </w:r>
-      <w:r>
-        <w:rPr>
-          <w:rFonts w:ascii="Times New Roman" w:eastAsia="Times New Roman" w:hAnsi="Times New Roman" w:cs="Times New Roman"/>
-          <w:b/>
-          <w:bCs/>
-          <w:color w:val="4BACC6" w:themeColor="accent5"/>
-          <w:sz w:val="24"/>
-          <w:szCs w:val="24"/>
-        </w:rPr>
-        <w:t xml:space="preserve">Changed from </w:t>
-      </w:r>
-      <w:r>
-        <w:rPr>
-          <w:rFonts w:ascii="Times New Roman" w:eastAsia="Times New Roman" w:hAnsi="Times New Roman" w:cs="Times New Roman"/>
-          <w:b/>
-          <w:bCs/>
-          <w:color w:val="4BACC6" w:themeColor="accent5"/>
-          <w:sz w:val="24"/>
-          <w:szCs w:val="24"/>
-        </w:rPr>
-        <w:t>Teensy4.1 Microcontroller</w:t>
-      </w:r>
-      <w:r>
-        <w:rPr>
-          <w:rFonts w:ascii="Times New Roman" w:eastAsia="Times New Roman" w:hAnsi="Times New Roman" w:cs="Times New Roman"/>
-          <w:b/>
-          <w:bCs/>
-          <w:color w:val="4BACC6" w:themeColor="accent5"/>
-          <w:sz w:val="24"/>
-          <w:szCs w:val="24"/>
-        </w:rPr>
-        <w:t xml:space="preserve"> on 2/22/25</w:t>
+          <w:sz w:val="24"/>
+          <w:szCs w:val="24"/>
+        </w:rPr>
+      </w:pPr>
+      <w:r>
+        <w:rPr>
+          <w:rFonts w:ascii="Times New Roman" w:eastAsia="Times New Roman" w:hAnsi="Times New Roman" w:cs="Times New Roman"/>
+          <w:sz w:val="24"/>
+          <w:szCs w:val="24"/>
+        </w:rPr>
+        <w:t xml:space="preserve">3 </w:t>
+      </w:r>
+      <w:r>
+        <w:rPr>
+          <w:rFonts w:ascii="Times New Roman" w:eastAsia="Times New Roman" w:hAnsi="Times New Roman" w:cs="Times New Roman"/>
+          <w:sz w:val="24"/>
+          <w:szCs w:val="24"/>
+        </w:rPr>
+        <w:t>3.7V Lip rechargeable battery</w:t>
       </w:r>
     </w:p>
     <w:p>
@@ -1162,30 +1266,17 @@
         <w:spacing w:before="60" w:after="60"/>
         <w:rPr>
           <w:rFonts w:ascii="Times New Roman" w:eastAsia="Times New Roman" w:hAnsi="Times New Roman" w:cs="Times New Roman"/>
-          <w:strike/>
-          <w:color w:val="FF0000"/>
-          <w:sz w:val="24"/>
-          <w:szCs w:val="24"/>
-        </w:rPr>
-      </w:pPr>
-      <w:r>
-        <w:rPr>
-          <w:rFonts w:ascii="Times New Roman" w:eastAsia="Times New Roman" w:hAnsi="Times New Roman" w:cs="Times New Roman"/>
-          <w:strike/>
-          <w:color w:val="FF0000"/>
-          <w:sz w:val="24"/>
-          <w:szCs w:val="24"/>
-        </w:rPr>
-        <w:t>ESP32 XAIO S3 camera</w:t>
-      </w:r>
-      <w:r>
-        <w:rPr>
-          <w:rFonts w:ascii="Times New Roman" w:eastAsia="Times New Roman" w:hAnsi="Times New Roman" w:cs="Times New Roman"/>
-          <w:color w:val="FF0000"/>
-          <w:sz w:val="24"/>
-          <w:szCs w:val="24"/>
-        </w:rPr>
-        <w:t xml:space="preserve"> Removed due to pivot on 3/15/2025</w:t>
+          <w:sz w:val="24"/>
+          <w:szCs w:val="24"/>
+        </w:rPr>
+      </w:pPr>
+      <w:r>
+        <w:rPr>
+          <w:rFonts w:ascii="Times New Roman" w:eastAsia="Times New Roman" w:hAnsi="Times New Roman" w:cs="Times New Roman"/>
+          <w:sz w:val="24"/>
+          <w:szCs w:val="24"/>
+        </w:rPr>
+        <w:t>Power bus with fuses</w:t>
       </w:r>
     </w:p>
     <w:p>
@@ -1208,7 +1299,17 @@
           <w:sz w:val="24"/>
           <w:szCs w:val="24"/>
         </w:rPr>
-        <w:t>3.7V Lip rechargeable battery</w:t>
+        <w:t>VL53L5CX TOF sensor</w:t>
+      </w:r>
+      <w:r>
+        <w:rPr>
+          <w:rFonts w:ascii="Times New Roman" w:eastAsia="Times New Roman" w:hAnsi="Times New Roman" w:cs="Times New Roman"/>
+          <w:b/>
+          <w:bCs/>
+          <w:sz w:val="24"/>
+          <w:szCs w:val="24"/>
+        </w:rPr>
+        <w:t xml:space="preserve"> </w:t>
       </w:r>
     </w:p>
     <w:p>
@@ -1231,38 +1332,11 @@
           <w:sz w:val="24"/>
           <w:szCs w:val="24"/>
         </w:rPr>
-        <w:t xml:space="preserve">Power bus with fuses </w:t>
-      </w:r>
-      <w:r>
-        <w:rPr>
-          <w:rFonts w:ascii="Times New Roman" w:eastAsia="Times New Roman" w:hAnsi="Times New Roman" w:cs="Times New Roman"/>
-          <w:b/>
-          <w:bCs/>
-          <w:color w:val="4BACC6" w:themeColor="accent5"/>
-          <w:sz w:val="24"/>
-          <w:szCs w:val="24"/>
-        </w:rPr>
-        <w:t>ADDED</w:t>
-      </w:r>
-      <w:r>
-        <w:rPr>
-          <w:rFonts w:ascii="Times New Roman" w:eastAsia="Times New Roman" w:hAnsi="Times New Roman" w:cs="Times New Roman"/>
-          <w:b/>
-          <w:bCs/>
-          <w:color w:val="4BACC6" w:themeColor="accent5"/>
-          <w:sz w:val="24"/>
-          <w:szCs w:val="24"/>
-        </w:rPr>
-        <w:t xml:space="preserve"> 3/15/2025</w:t>
-      </w:r>
-    </w:p>
-    <w:p>
-      <w:pPr>
-        <w:pStyle w:val="ListParagraph"/>
-        <w:numPr>
-          <w:ilvl w:val="0"/>
-          <w:numId w:val="2"/>
-        </w:numPr>
+        <w:t>Hopper trailer with spring-based trap door to spread fertilizer/seeds</w:t>
+      </w:r>
+    </w:p>
+    <w:p>
+      <w:pPr>
         <w:spacing w:before="60" w:after="60"/>
         <w:rPr>
           <w:rFonts w:ascii="Times New Roman" w:eastAsia="Times New Roman" w:hAnsi="Times New Roman" w:cs="Times New Roman"/>
@@ -1276,179 +1350,6 @@
           <w:sz w:val="24"/>
           <w:szCs w:val="24"/>
         </w:rPr>
-        <w:t>VL53L5CX TOF sensor</w:t>
-      </w:r>
-      <w:r>
-        <w:rPr>
-          <w:rFonts w:ascii="Times New Roman" w:eastAsia="Times New Roman" w:hAnsi="Times New Roman" w:cs="Times New Roman"/>
-          <w:b/>
-          <w:bCs/>
-          <w:color w:val="4BACC6" w:themeColor="accent5"/>
-          <w:sz w:val="24"/>
-          <w:szCs w:val="24"/>
-        </w:rPr>
-        <w:t xml:space="preserve"> </w:t>
-      </w:r>
-      <w:r>
-        <w:rPr>
-          <w:rFonts w:ascii="Times New Roman" w:eastAsia="Times New Roman" w:hAnsi="Times New Roman" w:cs="Times New Roman"/>
-          <w:b/>
-          <w:bCs/>
-          <w:color w:val="4BACC6" w:themeColor="accent5"/>
-          <w:sz w:val="24"/>
-          <w:szCs w:val="24"/>
-        </w:rPr>
-        <w:t xml:space="preserve">ADDED </w:t>
-      </w:r>
-      <w:r>
-        <w:rPr>
-          <w:rFonts w:ascii="Times New Roman" w:eastAsia="Times New Roman" w:hAnsi="Times New Roman" w:cs="Times New Roman"/>
-          <w:b/>
-          <w:bCs/>
-          <w:color w:val="4BACC6" w:themeColor="accent5"/>
-          <w:sz w:val="24"/>
-          <w:szCs w:val="24"/>
-        </w:rPr>
-        <w:t>3/15/2025</w:t>
-      </w:r>
-    </w:p>
-    <w:p>
-      <w:pPr>
-        <w:pStyle w:val="ListParagraph"/>
-        <w:numPr>
-          <w:ilvl w:val="0"/>
-          <w:numId w:val="2"/>
-        </w:numPr>
-        <w:spacing w:before="60" w:after="60"/>
-        <w:rPr>
-          <w:rFonts w:ascii="Times New Roman" w:eastAsia="Times New Roman" w:hAnsi="Times New Roman" w:cs="Times New Roman"/>
-          <w:sz w:val="24"/>
-          <w:szCs w:val="24"/>
-        </w:rPr>
-      </w:pPr>
-      <w:r>
-        <w:rPr>
-          <w:rFonts w:ascii="Times New Roman" w:eastAsia="Times New Roman" w:hAnsi="Times New Roman" w:cs="Times New Roman"/>
-          <w:sz w:val="24"/>
-          <w:szCs w:val="24"/>
-        </w:rPr>
-        <w:t xml:space="preserve">Ultrasonic sensor </w:t>
-      </w:r>
-      <w:r>
-        <w:rPr>
-          <w:rFonts w:ascii="Times New Roman" w:eastAsia="Times New Roman" w:hAnsi="Times New Roman" w:cs="Times New Roman"/>
-          <w:b/>
-          <w:bCs/>
-          <w:color w:val="4BACC6" w:themeColor="accent5"/>
-          <w:sz w:val="24"/>
-          <w:szCs w:val="24"/>
-        </w:rPr>
-        <w:t>ADDED</w:t>
-      </w:r>
-      <w:r>
-        <w:rPr>
-          <w:rFonts w:ascii="Times New Roman" w:eastAsia="Times New Roman" w:hAnsi="Times New Roman" w:cs="Times New Roman"/>
-          <w:b/>
-          <w:bCs/>
-          <w:color w:val="4BACC6" w:themeColor="accent5"/>
-          <w:sz w:val="24"/>
-          <w:szCs w:val="24"/>
-        </w:rPr>
-        <w:t xml:space="preserve"> 3/10/2025</w:t>
-      </w:r>
-    </w:p>
-    <w:p>
-      <w:pPr>
-        <w:pStyle w:val="ListParagraph"/>
-        <w:numPr>
-          <w:ilvl w:val="0"/>
-          <w:numId w:val="2"/>
-        </w:numPr>
-        <w:spacing w:before="60" w:after="60"/>
-        <w:rPr>
-          <w:rFonts w:ascii="Times New Roman" w:eastAsia="Times New Roman" w:hAnsi="Times New Roman" w:cs="Times New Roman"/>
-          <w:strike/>
-          <w:color w:val="FF0000"/>
-          <w:sz w:val="24"/>
-          <w:szCs w:val="24"/>
-        </w:rPr>
-      </w:pPr>
-      <w:r>
-        <w:rPr>
-          <w:rFonts w:ascii="Times New Roman" w:eastAsia="Times New Roman" w:hAnsi="Times New Roman" w:cs="Times New Roman"/>
-          <w:strike/>
-          <w:color w:val="FF0000"/>
-          <w:sz w:val="24"/>
-          <w:szCs w:val="24"/>
-        </w:rPr>
-        <w:t>Object detection model</w:t>
-      </w:r>
-    </w:p>
-    <w:p>
-      <w:pPr>
-        <w:pStyle w:val="ListParagraph"/>
-        <w:numPr>
-          <w:ilvl w:val="0"/>
-          <w:numId w:val="2"/>
-        </w:numPr>
-        <w:spacing w:before="60" w:after="60"/>
-        <w:rPr>
-          <w:rFonts w:ascii="Times New Roman" w:eastAsia="Times New Roman" w:hAnsi="Times New Roman" w:cs="Times New Roman"/>
-          <w:strike/>
-          <w:color w:val="FF0000"/>
-          <w:sz w:val="24"/>
-          <w:szCs w:val="24"/>
-        </w:rPr>
-      </w:pPr>
-      <w:r>
-        <w:rPr>
-          <w:rFonts w:ascii="Times New Roman" w:eastAsia="Times New Roman" w:hAnsi="Times New Roman" w:cs="Times New Roman"/>
-          <w:strike/>
-          <w:color w:val="FF0000"/>
-          <w:sz w:val="24"/>
-          <w:szCs w:val="24"/>
-        </w:rPr>
-        <w:t>LLM for object detection</w:t>
-      </w:r>
-    </w:p>
-    <w:p>
-      <w:pPr>
-        <w:pStyle w:val="ListParagraph"/>
-        <w:numPr>
-          <w:ilvl w:val="0"/>
-          <w:numId w:val="2"/>
-        </w:numPr>
-        <w:spacing w:before="60" w:after="60"/>
-        <w:rPr>
-          <w:rFonts w:ascii="Times New Roman" w:eastAsia="Times New Roman" w:hAnsi="Times New Roman" w:cs="Times New Roman"/>
-          <w:sz w:val="24"/>
-          <w:szCs w:val="24"/>
-        </w:rPr>
-      </w:pPr>
-      <w:r>
-        <w:rPr>
-          <w:rFonts w:ascii="Times New Roman" w:eastAsia="Times New Roman" w:hAnsi="Times New Roman" w:cs="Times New Roman"/>
-          <w:sz w:val="24"/>
-          <w:szCs w:val="24"/>
-        </w:rPr>
-        <w:t>Hopper trailer with spring-based trap door to spread fertilizer/seeds</w:t>
-      </w:r>
-    </w:p>
-    <w:p>
-      <w:pPr>
-        <w:spacing w:before="60" w:after="60"/>
-        <w:rPr>
-          <w:rFonts w:ascii="Times New Roman" w:eastAsia="Times New Roman" w:hAnsi="Times New Roman" w:cs="Times New Roman"/>
-          <w:sz w:val="24"/>
-          <w:szCs w:val="24"/>
-        </w:rPr>
-      </w:pPr>
-      <w:r>
-        <w:rPr>
-          <w:rFonts w:ascii="Times New Roman" w:eastAsia="Times New Roman" w:hAnsi="Times New Roman" w:cs="Times New Roman"/>
-          <w:sz w:val="24"/>
-          <w:szCs w:val="24"/>
-        </w:rPr>
         <w:t xml:space="preserve">To demonstrate the system’s capabilities, I plan on </w:t>
       </w:r>
       <w:r>
@@ -1457,7 +1358,7 @@
           <w:sz w:val="24"/>
           <w:szCs w:val="24"/>
         </w:rPr>
-        <w:t>first running this on a mock test area in my garage that will consist of fake grass and various obstacles. Then I want to move on and try it with freshly cut grass in my backyard and get it to spread fertilizer until I have issued a stop command.</w:t>
+        <w:t>first running this on a mock test area in my garage. Then I want to move on and try it with freshly cut grass in my backyard and get it to spread fertilizer until I have issued a stop command.</w:t>
       </w:r>
     </w:p>
     <w:p>
@@ -1474,21 +1375,26 @@
       <w:pPr>
         <w:pStyle w:val="Heading2"/>
         <w:spacing w:before="60" w:after="60"/>
-      </w:pPr>
-      <w:bookmarkStart w:id="5" w:name="_fs7vbfhjkf4y" w:colFirst="0" w:colLast="0"/>
-      <w:bookmarkEnd w:id="5"/>
-      <w:r>
+        <w:rPr>
+          <w:rFonts w:ascii="Times New Roman" w:hAnsi="Times New Roman" w:cs="Times New Roman"/>
+        </w:rPr>
+      </w:pPr>
+      <w:bookmarkStart w:id="6" w:name="_fs7vbfhjkf4y" w:colFirst="0" w:colLast="0"/>
+      <w:bookmarkEnd w:id="6"/>
+      <w:r>
+        <w:rPr>
+          <w:rFonts w:ascii="Times New Roman" w:hAnsi="Times New Roman" w:cs="Times New Roman"/>
+        </w:rPr>
         <w:t>Innovation Claim</w:t>
       </w:r>
     </w:p>
     <w:p>
       <w:pPr>
         <w:rPr>
-          <w:rFonts w:ascii="Times New Roman" w:eastAsia="Times New Roman" w:hAnsi="Times New Roman" w:cs="Times New Roman"/>
-          <w:sz w:val="24"/>
-          <w:szCs w:val="24"/>
-        </w:rPr>
-      </w:pPr>
+          <w:rFonts w:ascii="Times New Roman" w:hAnsi="Times New Roman" w:cs="Times New Roman"/>
+        </w:rPr>
+      </w:pPr>
+      <w:proofErr w:type="spellStart"/>
       <w:r>
         <w:rPr>
           <w:rFonts w:ascii="Times New Roman" w:eastAsia="Times New Roman" w:hAnsi="Times New Roman" w:cs="Times New Roman"/>
@@ -1503,54 +1409,233 @@
           <w:sz w:val="24"/>
           <w:szCs w:val="24"/>
         </w:rPr>
-        <w:t>oilSpirit will be the first adaptation of Mars rover rocker-bogie suspension for agriculture and will make automation accessible to more people. On top of that it promotes a sustainable agricultural practice in making non-dig farming easier.</w:t>
-      </w:r>
-      <w:r>
-        <w:rPr>
-          <w:rFonts w:ascii="Times New Roman" w:eastAsia="Times New Roman" w:hAnsi="Times New Roman" w:cs="Times New Roman"/>
-          <w:sz w:val="24"/>
-          <w:szCs w:val="24"/>
-        </w:rPr>
-        <w:t xml:space="preserve"> </w:t>
-      </w:r>
-      <w:r>
-        <w:rPr>
-          <w:rFonts w:ascii="Times New Roman" w:eastAsia="Times New Roman" w:hAnsi="Times New Roman" w:cs="Times New Roman"/>
-          <w:strike/>
-          <w:color w:val="FF0000"/>
-          <w:sz w:val="24"/>
-          <w:szCs w:val="24"/>
-        </w:rPr>
-        <w:t>Lastly,</w:t>
-      </w:r>
-      <w:r>
-        <w:rPr>
-          <w:rFonts w:ascii="Times New Roman" w:eastAsia="Times New Roman" w:hAnsi="Times New Roman" w:cs="Times New Roman"/>
-          <w:color w:val="FF0000"/>
-          <w:sz w:val="24"/>
-          <w:szCs w:val="24"/>
-        </w:rPr>
-        <w:t xml:space="preserve"> </w:t>
-      </w:r>
-      <w:r>
-        <w:rPr>
-          <w:rFonts w:ascii="Times New Roman" w:eastAsia="Times New Roman" w:hAnsi="Times New Roman" w:cs="Times New Roman"/>
-          <w:strike/>
-          <w:color w:val="FF0000"/>
-          <w:sz w:val="24"/>
-          <w:szCs w:val="24"/>
-        </w:rPr>
-        <w:t>computer vision in a non-experimental realm will lead to this device being more robust and intelligent than most small-scale autonomous systems.</w:t>
-      </w:r>
-      <w:r>
-        <w:rPr>
-          <w:rFonts w:ascii="Times New Roman" w:eastAsia="Times New Roman" w:hAnsi="Times New Roman" w:cs="Times New Roman"/>
-          <w:color w:val="FF0000"/>
-          <w:sz w:val="24"/>
-          <w:szCs w:val="24"/>
-        </w:rPr>
-        <w:t xml:space="preserve"> Removed 3/15/2025 due to pivot away for computer vision</w:t>
-      </w:r>
+        <w:t>oilSpirit</w:t>
+      </w:r>
+      <w:proofErr w:type="spellEnd"/>
+      <w:r>
+        <w:rPr>
+          <w:rFonts w:ascii="Times New Roman" w:eastAsia="Times New Roman" w:hAnsi="Times New Roman" w:cs="Times New Roman"/>
+          <w:sz w:val="24"/>
+          <w:szCs w:val="24"/>
+        </w:rPr>
+        <w:t xml:space="preserve"> will be the first adaptation of Mars rover rocker-bogie suspension for agriculture and will make automation accessible to more people. On top of that it promotes a sustainable agricultural practice in making non-dig farming easier.</w:t>
+      </w:r>
+      <w:r>
+        <w:rPr>
+          <w:rFonts w:ascii="Times New Roman" w:eastAsia="Times New Roman" w:hAnsi="Times New Roman" w:cs="Times New Roman"/>
+          <w:sz w:val="24"/>
+          <w:szCs w:val="24"/>
+        </w:rPr>
+        <w:t xml:space="preserve"> Lastly, it will provide users with a</w:t>
+      </w:r>
+    </w:p>
+    <w:p>
+      <w:pPr>
+        <w:pStyle w:val="Heading2"/>
+        <w:rPr>
+          <w:rFonts w:ascii="Times New Roman" w:hAnsi="Times New Roman" w:cs="Times New Roman"/>
+        </w:rPr>
+      </w:pPr>
+      <w:r>
+        <w:rPr>
+          <w:rFonts w:ascii="Times New Roman" w:hAnsi="Times New Roman" w:cs="Times New Roman"/>
+        </w:rPr>
+        <w:t>Usage Scenario</w:t>
+      </w:r>
+    </w:p>
+    <w:p>
+      <w:pPr>
+        <w:rPr>
+          <w:rFonts w:ascii="Times New Roman" w:eastAsia="Times New Roman" w:hAnsi="Times New Roman" w:cs="Times New Roman"/>
+          <w:sz w:val="24"/>
+          <w:szCs w:val="24"/>
+        </w:rPr>
+      </w:pPr>
+      <w:r>
+        <w:rPr>
+          <w:rFonts w:ascii="Times New Roman" w:eastAsia="Times New Roman" w:hAnsi="Times New Roman" w:cs="Times New Roman"/>
+          <w:sz w:val="24"/>
+          <w:szCs w:val="24"/>
+        </w:rPr>
+        <w:t xml:space="preserve">The </w:t>
+      </w:r>
+      <w:r>
+        <w:rPr>
+          <w:rFonts w:ascii="Times New Roman" w:eastAsia="Times New Roman" w:hAnsi="Times New Roman" w:cs="Times New Roman"/>
+          <w:sz w:val="24"/>
+          <w:szCs w:val="24"/>
+        </w:rPr>
+        <w:t xml:space="preserve">primary </w:t>
+      </w:r>
+      <w:r>
+        <w:rPr>
+          <w:rFonts w:ascii="Times New Roman" w:eastAsia="Times New Roman" w:hAnsi="Times New Roman" w:cs="Times New Roman"/>
+          <w:sz w:val="24"/>
+          <w:szCs w:val="24"/>
+        </w:rPr>
+        <w:t xml:space="preserve">demographic of this product </w:t>
+      </w:r>
+      <w:r>
+        <w:rPr>
+          <w:rFonts w:ascii="Times New Roman" w:eastAsia="Times New Roman" w:hAnsi="Times New Roman" w:cs="Times New Roman"/>
+          <w:sz w:val="24"/>
+          <w:szCs w:val="24"/>
+        </w:rPr>
+        <w:t xml:space="preserve">encompasses </w:t>
+      </w:r>
+      <w:r>
+        <w:rPr>
+          <w:rFonts w:ascii="Times New Roman" w:eastAsia="Times New Roman" w:hAnsi="Times New Roman" w:cs="Times New Roman"/>
+          <w:sz w:val="24"/>
+          <w:szCs w:val="24"/>
+        </w:rPr>
+        <w:t xml:space="preserve">gardeners, homesteaders, and small farm owners who are interested in </w:t>
+      </w:r>
+      <w:proofErr w:type="gramStart"/>
+      <w:r>
+        <w:rPr>
+          <w:rFonts w:ascii="Times New Roman" w:eastAsia="Times New Roman" w:hAnsi="Times New Roman" w:cs="Times New Roman"/>
+          <w:sz w:val="24"/>
+          <w:szCs w:val="24"/>
+        </w:rPr>
+        <w:t>no</w:t>
+      </w:r>
+      <w:proofErr w:type="gramEnd"/>
+      <w:r>
+        <w:rPr>
+          <w:rFonts w:ascii="Times New Roman" w:eastAsia="Times New Roman" w:hAnsi="Times New Roman" w:cs="Times New Roman"/>
+          <w:sz w:val="24"/>
+          <w:szCs w:val="24"/>
+        </w:rPr>
+        <w:t xml:space="preserve">-dig farming or already practice it. However, this system could easily be extended including </w:t>
+      </w:r>
+      <w:r>
+        <w:rPr>
+          <w:rFonts w:ascii="Times New Roman" w:eastAsia="Times New Roman" w:hAnsi="Times New Roman" w:cs="Times New Roman"/>
+          <w:sz w:val="24"/>
+          <w:szCs w:val="24"/>
+        </w:rPr>
+        <w:t>applications across industry</w:t>
+      </w:r>
+      <w:r>
+        <w:rPr>
+          <w:rFonts w:ascii="Times New Roman" w:eastAsia="Times New Roman" w:hAnsi="Times New Roman" w:cs="Times New Roman"/>
+          <w:sz w:val="24"/>
+          <w:szCs w:val="24"/>
+        </w:rPr>
+        <w:t xml:space="preserve">. </w:t>
+      </w:r>
+      <w:r>
+        <w:rPr>
+          <w:rFonts w:ascii="Times New Roman" w:eastAsia="Times New Roman" w:hAnsi="Times New Roman" w:cs="Times New Roman"/>
+          <w:sz w:val="24"/>
+          <w:szCs w:val="24"/>
+        </w:rPr>
+        <w:t>I</w:t>
+      </w:r>
+      <w:r>
+        <w:rPr>
+          <w:rFonts w:ascii="Times New Roman" w:eastAsia="Times New Roman" w:hAnsi="Times New Roman" w:cs="Times New Roman"/>
+          <w:sz w:val="24"/>
+          <w:szCs w:val="24"/>
+        </w:rPr>
+        <w:t>n aerospace</w:t>
+      </w:r>
+      <w:r>
+        <w:rPr>
+          <w:rFonts w:ascii="Times New Roman" w:eastAsia="Times New Roman" w:hAnsi="Times New Roman" w:cs="Times New Roman"/>
+          <w:sz w:val="24"/>
+          <w:szCs w:val="24"/>
+        </w:rPr>
+        <w:t xml:space="preserve">, </w:t>
+      </w:r>
+      <w:r>
+        <w:rPr>
+          <w:rFonts w:ascii="Times New Roman" w:eastAsia="Times New Roman" w:hAnsi="Times New Roman" w:cs="Times New Roman"/>
+          <w:sz w:val="24"/>
+          <w:szCs w:val="24"/>
+        </w:rPr>
+        <w:t xml:space="preserve">this may very well become integrated with future iterations of rovers and space vehicles. Technology inspired by </w:t>
+      </w:r>
+      <w:proofErr w:type="spellStart"/>
+      <w:r>
+        <w:rPr>
+          <w:rFonts w:ascii="Times New Roman" w:eastAsia="Times New Roman" w:hAnsi="Times New Roman" w:cs="Times New Roman"/>
+          <w:sz w:val="24"/>
+          <w:szCs w:val="24"/>
+        </w:rPr>
+        <w:t>SoilSpirit</w:t>
+      </w:r>
+      <w:proofErr w:type="spellEnd"/>
+      <w:r>
+        <w:rPr>
+          <w:rFonts w:ascii="Times New Roman" w:eastAsia="Times New Roman" w:hAnsi="Times New Roman" w:cs="Times New Roman"/>
+          <w:sz w:val="24"/>
+          <w:szCs w:val="24"/>
+        </w:rPr>
+        <w:t xml:space="preserve"> could possibly be used for farming on other planets, or as small-scale versions of the Mars rovers that are more accessible for smaller companies. </w:t>
+      </w:r>
+      <w:proofErr w:type="spellStart"/>
+      <w:proofErr w:type="gramStart"/>
+      <w:r>
+        <w:rPr>
+          <w:rFonts w:ascii="Times New Roman" w:eastAsia="Times New Roman" w:hAnsi="Times New Roman" w:cs="Times New Roman"/>
+          <w:sz w:val="24"/>
+          <w:szCs w:val="24"/>
+        </w:rPr>
+        <w:t>SoilSpirit</w:t>
+      </w:r>
+      <w:proofErr w:type="spellEnd"/>
+      <w:proofErr w:type="gramEnd"/>
+      <w:r>
+        <w:rPr>
+          <w:rFonts w:ascii="Times New Roman" w:eastAsia="Times New Roman" w:hAnsi="Times New Roman" w:cs="Times New Roman"/>
+          <w:sz w:val="24"/>
+          <w:szCs w:val="24"/>
+        </w:rPr>
+        <w:t xml:space="preserve"> could also extend into disaster recovery and reconnaissance. A scaled-up version of this rover could be used for search and rescue, area mapping, and debris clearing.</w:t>
+      </w:r>
+      <w:r>
+        <w:rPr>
+          <w:rFonts w:ascii="Times New Roman" w:eastAsia="Times New Roman" w:hAnsi="Times New Roman" w:cs="Times New Roman"/>
+          <w:sz w:val="24"/>
+          <w:szCs w:val="24"/>
+        </w:rPr>
+        <w:t xml:space="preserve"> Additionally, th</w:t>
+      </w:r>
+      <w:r>
+        <w:rPr>
+          <w:rFonts w:ascii="Times New Roman" w:eastAsia="Times New Roman" w:hAnsi="Times New Roman" w:cs="Times New Roman"/>
+          <w:sz w:val="24"/>
+          <w:szCs w:val="24"/>
+        </w:rPr>
+        <w:t xml:space="preserve">is project would be valued </w:t>
+      </w:r>
+      <w:r>
+        <w:rPr>
+          <w:rFonts w:ascii="Times New Roman" w:eastAsia="Times New Roman" w:hAnsi="Times New Roman" w:cs="Times New Roman"/>
+          <w:sz w:val="24"/>
+          <w:szCs w:val="24"/>
+        </w:rPr>
+        <w:t xml:space="preserve">by </w:t>
+      </w:r>
+      <w:r>
+        <w:rPr>
+          <w:rFonts w:ascii="Times New Roman" w:eastAsia="Times New Roman" w:hAnsi="Times New Roman" w:cs="Times New Roman"/>
+          <w:sz w:val="24"/>
+          <w:szCs w:val="24"/>
+        </w:rPr>
+        <w:t xml:space="preserve">the education and start-up industry due to it being a starting point for various projects. </w:t>
+      </w:r>
+    </w:p>
+    <w:p>
+      <w:pPr>
+        <w:rPr>
+          <w:rFonts w:ascii="Times New Roman" w:eastAsia="Times New Roman" w:hAnsi="Times New Roman" w:cs="Times New Roman"/>
+          <w:sz w:val="24"/>
+          <w:szCs w:val="24"/>
+        </w:rPr>
+      </w:pPr>
     </w:p>
     <w:p>
       <w:pPr>
@@ -1562,182 +1647,19 @@
           <w:szCs w:val="36"/>
         </w:rPr>
       </w:pPr>
-      <w:r>
-        <w:rPr>
-          <w:rFonts w:ascii="Times New Roman" w:eastAsia="Times New Roman" w:hAnsi="Times New Roman" w:cs="Times New Roman"/>
-          <w:b/>
-          <w:sz w:val="36"/>
-          <w:szCs w:val="36"/>
-        </w:rPr>
-        <w:t>Usage Scenario</w:t>
-      </w:r>
-    </w:p>
-    <w:p>
-      <w:pPr>
-        <w:rPr>
-          <w:rFonts w:ascii="Times New Roman" w:eastAsia="Times New Roman" w:hAnsi="Times New Roman" w:cs="Times New Roman"/>
-          <w:sz w:val="24"/>
-          <w:szCs w:val="24"/>
-        </w:rPr>
-      </w:pPr>
-      <w:r>
-        <w:rPr>
-          <w:rFonts w:ascii="Times New Roman" w:eastAsia="Times New Roman" w:hAnsi="Times New Roman" w:cs="Times New Roman"/>
-          <w:sz w:val="24"/>
-          <w:szCs w:val="24"/>
-        </w:rPr>
-        <w:t xml:space="preserve">The </w:t>
-      </w:r>
-      <w:r>
-        <w:rPr>
-          <w:rFonts w:ascii="Times New Roman" w:eastAsia="Times New Roman" w:hAnsi="Times New Roman" w:cs="Times New Roman"/>
-          <w:sz w:val="24"/>
-          <w:szCs w:val="24"/>
-        </w:rPr>
-        <w:t xml:space="preserve">primary </w:t>
-      </w:r>
-      <w:r>
-        <w:rPr>
-          <w:rFonts w:ascii="Times New Roman" w:eastAsia="Times New Roman" w:hAnsi="Times New Roman" w:cs="Times New Roman"/>
-          <w:sz w:val="24"/>
-          <w:szCs w:val="24"/>
-        </w:rPr>
-        <w:t xml:space="preserve">demographic of this product </w:t>
-      </w:r>
-      <w:r>
-        <w:rPr>
-          <w:rFonts w:ascii="Times New Roman" w:eastAsia="Times New Roman" w:hAnsi="Times New Roman" w:cs="Times New Roman"/>
-          <w:sz w:val="24"/>
-          <w:szCs w:val="24"/>
-        </w:rPr>
-        <w:t xml:space="preserve">encompasses </w:t>
-      </w:r>
-      <w:r>
-        <w:rPr>
-          <w:rFonts w:ascii="Times New Roman" w:eastAsia="Times New Roman" w:hAnsi="Times New Roman" w:cs="Times New Roman"/>
-          <w:sz w:val="24"/>
-          <w:szCs w:val="24"/>
-        </w:rPr>
-        <w:t xml:space="preserve">gardeners, homesteaders, and small farm owners who are interested in no-dig farming or already practice it. However, this system could easily be extended including </w:t>
-      </w:r>
-      <w:r>
-        <w:rPr>
-          <w:rFonts w:ascii="Times New Roman" w:eastAsia="Times New Roman" w:hAnsi="Times New Roman" w:cs="Times New Roman"/>
-          <w:sz w:val="24"/>
-          <w:szCs w:val="24"/>
-        </w:rPr>
-        <w:t>applications across industry</w:t>
-      </w:r>
-      <w:r>
-        <w:rPr>
-          <w:rFonts w:ascii="Times New Roman" w:eastAsia="Times New Roman" w:hAnsi="Times New Roman" w:cs="Times New Roman"/>
-          <w:sz w:val="24"/>
-          <w:szCs w:val="24"/>
-        </w:rPr>
-        <w:t xml:space="preserve">. </w:t>
-      </w:r>
-      <w:r>
-        <w:rPr>
-          <w:rFonts w:ascii="Times New Roman" w:eastAsia="Times New Roman" w:hAnsi="Times New Roman" w:cs="Times New Roman"/>
-          <w:sz w:val="24"/>
-          <w:szCs w:val="24"/>
-        </w:rPr>
-        <w:t>I</w:t>
-      </w:r>
-      <w:r>
-        <w:rPr>
-          <w:rFonts w:ascii="Times New Roman" w:eastAsia="Times New Roman" w:hAnsi="Times New Roman" w:cs="Times New Roman"/>
-          <w:sz w:val="24"/>
-          <w:szCs w:val="24"/>
-        </w:rPr>
-        <w:t>n aerospace</w:t>
-      </w:r>
-      <w:r>
-        <w:rPr>
-          <w:rFonts w:ascii="Times New Roman" w:eastAsia="Times New Roman" w:hAnsi="Times New Roman" w:cs="Times New Roman"/>
-          <w:sz w:val="24"/>
-          <w:szCs w:val="24"/>
-        </w:rPr>
-        <w:t xml:space="preserve">, </w:t>
-      </w:r>
-      <w:r>
-        <w:rPr>
-          <w:rFonts w:ascii="Times New Roman" w:eastAsia="Times New Roman" w:hAnsi="Times New Roman" w:cs="Times New Roman"/>
-          <w:sz w:val="24"/>
-          <w:szCs w:val="24"/>
-        </w:rPr>
-        <w:t>this may very well become integrated with future iterations of rovers and space vehicles. Technology inspired by SoilSpirit could possibly be used for farming on other planets, if we ever get there, or as small-</w:t>
-      </w:r>
-      <w:r>
-        <w:rPr>
-          <w:rFonts w:ascii="Times New Roman" w:eastAsia="Times New Roman" w:hAnsi="Times New Roman" w:cs="Times New Roman"/>
-          <w:sz w:val="24"/>
-          <w:szCs w:val="24"/>
+    </w:p>
+    <w:p>
+      <w:pPr>
+        <w:pStyle w:val="Heading2"/>
+        <w:rPr>
+          <w:rFonts w:ascii="Times New Roman" w:hAnsi="Times New Roman" w:cs="Times New Roman"/>
+        </w:rPr>
+      </w:pPr>
+      <w:r>
+        <w:rPr>
+          <w:rFonts w:ascii="Times New Roman" w:hAnsi="Times New Roman" w:cs="Times New Roman"/>
         </w:rPr>
         <w:lastRenderedPageBreak/>
-        <w:t>scale versions of the Mars rovers that are more accessible for smaller companies. SoilSpirit could also extend into disaster recovery and reconnaissance. A scaled-up version of this rover could be used for search and rescue, area mapping, and debris clearing.</w:t>
-      </w:r>
-      <w:r>
-        <w:rPr>
-          <w:rFonts w:ascii="Times New Roman" w:eastAsia="Times New Roman" w:hAnsi="Times New Roman" w:cs="Times New Roman"/>
-          <w:sz w:val="24"/>
-          <w:szCs w:val="24"/>
-        </w:rPr>
-        <w:t xml:space="preserve"> Additionally, th</w:t>
-      </w:r>
-      <w:r>
-        <w:rPr>
-          <w:rFonts w:ascii="Times New Roman" w:eastAsia="Times New Roman" w:hAnsi="Times New Roman" w:cs="Times New Roman"/>
-          <w:sz w:val="24"/>
-          <w:szCs w:val="24"/>
-        </w:rPr>
-        <w:t xml:space="preserve">is project would be valued </w:t>
-      </w:r>
-      <w:r>
-        <w:rPr>
-          <w:rFonts w:ascii="Times New Roman" w:eastAsia="Times New Roman" w:hAnsi="Times New Roman" w:cs="Times New Roman"/>
-          <w:sz w:val="24"/>
-          <w:szCs w:val="24"/>
-        </w:rPr>
-        <w:t xml:space="preserve">by </w:t>
-      </w:r>
-      <w:r>
-        <w:rPr>
-          <w:rFonts w:ascii="Times New Roman" w:eastAsia="Times New Roman" w:hAnsi="Times New Roman" w:cs="Times New Roman"/>
-          <w:sz w:val="24"/>
-          <w:szCs w:val="24"/>
-        </w:rPr>
-        <w:t xml:space="preserve">the education and start-up industry due to it being a starting point for various projects. </w:t>
-      </w:r>
-    </w:p>
-    <w:p>
-      <w:pPr>
-        <w:spacing w:before="120" w:after="120"/>
-        <w:rPr>
-          <w:rFonts w:ascii="Times New Roman" w:eastAsia="Times New Roman" w:hAnsi="Times New Roman" w:cs="Times New Roman"/>
-          <w:b/>
-          <w:sz w:val="36"/>
-          <w:szCs w:val="36"/>
-        </w:rPr>
-      </w:pPr>
-    </w:p>
-    <w:p>
-      <w:pPr>
-        <w:spacing w:before="120" w:after="120"/>
-        <w:rPr>
-          <w:rFonts w:ascii="Times New Roman" w:eastAsia="Times New Roman" w:hAnsi="Times New Roman" w:cs="Times New Roman"/>
-          <w:b/>
-          <w:sz w:val="36"/>
-          <w:szCs w:val="36"/>
-        </w:rPr>
-      </w:pPr>
-      <w:r>
-        <w:rPr>
-          <w:rFonts w:ascii="Times New Roman" w:eastAsia="Times New Roman" w:hAnsi="Times New Roman" w:cs="Times New Roman"/>
-          <w:b/>
-          <w:sz w:val="36"/>
-          <w:szCs w:val="36"/>
-        </w:rPr>
         <w:t>Evaluation Criteria</w:t>
       </w:r>
     </w:p>
@@ -1804,23 +1726,6 @@
         </w:rPr>
         <w:t>Can the rover smoothly drive without user intervention?</w:t>
       </w:r>
-      <w:r>
-        <w:rPr>
-          <w:rFonts w:ascii="Times New Roman" w:eastAsia="Times New Roman" w:hAnsi="Times New Roman" w:cs="Times New Roman"/>
-          <w:sz w:val="24"/>
-          <w:szCs w:val="24"/>
-        </w:rPr>
-        <w:t xml:space="preserve"> </w:t>
-      </w:r>
-      <w:r>
-        <w:rPr>
-          <w:rFonts w:ascii="Times New Roman" w:eastAsia="Times New Roman" w:hAnsi="Times New Roman" w:cs="Times New Roman"/>
-          <w:color w:val="FF0000"/>
-          <w:sz w:val="24"/>
-          <w:szCs w:val="24"/>
-        </w:rPr>
-        <w:t>(DONE 2/26)</w:t>
-      </w:r>
     </w:p>
     <w:p>
       <w:pPr>
@@ -1844,23 +1749,6 @@
         </w:rPr>
         <w:t>Can the rover move at least 2MPH while not hauling the hopper?</w:t>
       </w:r>
-      <w:r>
-        <w:rPr>
-          <w:rFonts w:ascii="Times New Roman" w:eastAsia="Times New Roman" w:hAnsi="Times New Roman" w:cs="Times New Roman"/>
-          <w:sz w:val="24"/>
-          <w:szCs w:val="24"/>
-        </w:rPr>
-        <w:t xml:space="preserve"> </w:t>
-      </w:r>
-      <w:r>
-        <w:rPr>
-          <w:rFonts w:ascii="Times New Roman" w:eastAsia="Times New Roman" w:hAnsi="Times New Roman" w:cs="Times New Roman"/>
-          <w:color w:val="FF0000"/>
-          <w:sz w:val="24"/>
-          <w:szCs w:val="24"/>
-        </w:rPr>
-        <w:t>(DONE 2/26)</w:t>
-      </w:r>
     </w:p>
     <w:p>
       <w:pPr>
@@ -1884,23 +1772,6 @@
         </w:rPr>
         <w:t>Does the hopper start/stop spreading based on movement of the rover?</w:t>
       </w:r>
-      <w:r>
-        <w:rPr>
-          <w:rFonts w:ascii="Times New Roman" w:eastAsia="Times New Roman" w:hAnsi="Times New Roman" w:cs="Times New Roman"/>
-          <w:sz w:val="24"/>
-          <w:szCs w:val="24"/>
-        </w:rPr>
-        <w:t xml:space="preserve"> </w:t>
-      </w:r>
-      <w:r>
-        <w:rPr>
-          <w:rFonts w:ascii="Times New Roman" w:eastAsia="Times New Roman" w:hAnsi="Times New Roman" w:cs="Times New Roman"/>
-          <w:color w:val="FF0000"/>
-          <w:sz w:val="24"/>
-          <w:szCs w:val="24"/>
-        </w:rPr>
-        <w:t>(DONE 3/15)</w:t>
-      </w:r>
     </w:p>
     <w:p>
       <w:pPr>
@@ -1924,31 +1795,6 @@
         </w:rPr>
         <w:t>Does the rover successfully detect obstacles and either avoid or stop before hitting them?</w:t>
       </w:r>
-      <w:r>
-        <w:rPr>
-          <w:rFonts w:ascii="Times New Roman" w:eastAsia="Times New Roman" w:hAnsi="Times New Roman" w:cs="Times New Roman"/>
-          <w:sz w:val="24"/>
-          <w:szCs w:val="24"/>
-        </w:rPr>
-        <w:t xml:space="preserve"> </w:t>
-      </w:r>
-      <w:r>
-        <w:rPr>
-          <w:rFonts w:ascii="Times New Roman" w:eastAsia="Times New Roman" w:hAnsi="Times New Roman" w:cs="Times New Roman"/>
-          <w:color w:val="FF0000"/>
-          <w:sz w:val="24"/>
-          <w:szCs w:val="24"/>
-        </w:rPr>
-        <w:t>(Stopping finished 3/15 avoidance dependent on TOF sensor integration)</w:t>
-      </w:r>
-      <w:r>
-        <w:rPr>
-          <w:rFonts w:ascii="Times New Roman" w:eastAsia="Times New Roman" w:hAnsi="Times New Roman" w:cs="Times New Roman"/>
-          <w:sz w:val="24"/>
-          <w:szCs w:val="24"/>
-        </w:rPr>
-        <w:t xml:space="preserve"> </w:t>
-      </w:r>
     </w:p>
     <w:p>
       <w:pPr>
@@ -1970,33 +1816,23 @@
           <w:sz w:val="24"/>
           <w:szCs w:val="24"/>
         </w:rPr>
-        <w:t>Can the rover drive on uneven surfaces?</w:t>
-      </w:r>
-      <w:r>
-        <w:rPr>
-          <w:rFonts w:ascii="Times New Roman" w:eastAsia="Times New Roman" w:hAnsi="Times New Roman" w:cs="Times New Roman"/>
-          <w:sz w:val="24"/>
-          <w:szCs w:val="24"/>
-        </w:rPr>
-        <w:t xml:space="preserve"> </w:t>
-      </w:r>
-      <w:r>
-        <w:rPr>
-          <w:rFonts w:ascii="Times New Roman" w:eastAsia="Times New Roman" w:hAnsi="Times New Roman" w:cs="Times New Roman"/>
-          <w:color w:val="FF0000"/>
-          <w:sz w:val="24"/>
-          <w:szCs w:val="24"/>
-        </w:rPr>
-        <w:t>(</w:t>
-      </w:r>
-      <w:r>
-        <w:rPr>
-          <w:rFonts w:ascii="Times New Roman" w:eastAsia="Times New Roman" w:hAnsi="Times New Roman" w:cs="Times New Roman"/>
-          <w:color w:val="FF0000"/>
-          <w:sz w:val="24"/>
-          <w:szCs w:val="24"/>
-        </w:rPr>
-        <w:t>DONE 3/3)</w:t>
+        <w:t xml:space="preserve">Can the rover drive on </w:t>
+      </w:r>
+      <w:r>
+        <w:rPr>
+          <w:rFonts w:ascii="Times New Roman" w:eastAsia="Times New Roman" w:hAnsi="Times New Roman" w:cs="Times New Roman"/>
+          <w:sz w:val="24"/>
+          <w:szCs w:val="24"/>
+        </w:rPr>
+        <w:t xml:space="preserve">slightly </w:t>
+      </w:r>
+      <w:r>
+        <w:rPr>
+          <w:rFonts w:ascii="Times New Roman" w:eastAsia="Times New Roman" w:hAnsi="Times New Roman" w:cs="Times New Roman"/>
+          <w:sz w:val="24"/>
+          <w:szCs w:val="24"/>
+        </w:rPr>
+        <w:t>uneven surfaces?</w:t>
       </w:r>
     </w:p>
     <w:p>
@@ -2052,23 +1888,6 @@
         </w:rPr>
         <w:t>Can the motors drive the rover forward and backwards?</w:t>
       </w:r>
-      <w:r>
-        <w:rPr>
-          <w:rFonts w:ascii="Times New Roman" w:eastAsia="Times New Roman" w:hAnsi="Times New Roman" w:cs="Times New Roman"/>
-          <w:sz w:val="24"/>
-          <w:szCs w:val="24"/>
-        </w:rPr>
-        <w:t xml:space="preserve"> </w:t>
-      </w:r>
-      <w:r>
-        <w:rPr>
-          <w:rFonts w:ascii="Times New Roman" w:eastAsia="Times New Roman" w:hAnsi="Times New Roman" w:cs="Times New Roman"/>
-          <w:color w:val="FF0000"/>
-          <w:sz w:val="24"/>
-          <w:szCs w:val="24"/>
-        </w:rPr>
-        <w:t>(DONE 2/28)</w:t>
-      </w:r>
     </w:p>
     <w:p>
       <w:pPr>
@@ -2090,24 +1909,32 @@
           <w:sz w:val="24"/>
           <w:szCs w:val="24"/>
         </w:rPr>
-        <w:t>Can the servos cause the rover to turn left/right?</w:t>
-      </w:r>
-      <w:r>
-        <w:rPr>
-          <w:rFonts w:ascii="Times New Roman" w:eastAsia="Times New Roman" w:hAnsi="Times New Roman" w:cs="Times New Roman"/>
+        <w:t xml:space="preserve">Can the </w:t>
+      </w:r>
+      <w:r>
+        <w:rPr>
+          <w:rFonts w:ascii="Times New Roman" w:eastAsia="Times New Roman" w:hAnsi="Times New Roman" w:cs="Times New Roman"/>
+          <w:sz w:val="24"/>
+          <w:szCs w:val="24"/>
+        </w:rPr>
+        <w:t>motors</w:t>
+      </w:r>
+      <w:r>
+        <w:rPr>
+          <w:rFonts w:ascii="Times New Roman" w:eastAsia="Times New Roman" w:hAnsi="Times New Roman" w:cs="Times New Roman"/>
+          <w:sz w:val="24"/>
+          <w:szCs w:val="24"/>
+        </w:rPr>
+        <w:t xml:space="preserve"> cause the rover to turn left/right?</w:t>
+      </w:r>
+      <w:r>
+        <w:rPr>
+          <w:rFonts w:ascii="Times New Roman" w:eastAsia="Times New Roman" w:hAnsi="Times New Roman" w:cs="Times New Roman"/>
+          <w:color w:val="FF0000"/>
           <w:sz w:val="24"/>
           <w:szCs w:val="24"/>
         </w:rPr>
         <w:t xml:space="preserve"> </w:t>
-      </w:r>
-      <w:r>
-        <w:rPr>
-          <w:rFonts w:ascii="Times New Roman" w:eastAsia="Times New Roman" w:hAnsi="Times New Roman" w:cs="Times New Roman"/>
-          <w:color w:val="FF0000"/>
-          <w:sz w:val="24"/>
-          <w:szCs w:val="24"/>
-        </w:rPr>
-        <w:t>(DONE 2/26)</w:t>
       </w:r>
     </w:p>
     <w:p>
@@ -2130,24 +1957,24 @@
           <w:sz w:val="24"/>
           <w:szCs w:val="24"/>
         </w:rPr>
-        <w:t>Is there enough charge to run the motors and the servos to allow for spreading to finish?</w:t>
-      </w:r>
-      <w:r>
-        <w:rPr>
-          <w:rFonts w:ascii="Times New Roman" w:eastAsia="Times New Roman" w:hAnsi="Times New Roman" w:cs="Times New Roman"/>
+        <w:t>Is there enough charge to run the motors to allow for spreading to finish</w:t>
+      </w:r>
+      <w:r>
+        <w:rPr>
+          <w:rFonts w:ascii="Times New Roman" w:eastAsia="Times New Roman" w:hAnsi="Times New Roman" w:cs="Times New Roman"/>
+          <w:sz w:val="24"/>
+          <w:szCs w:val="24"/>
+        </w:rPr>
+        <w:t>?</w:t>
+      </w:r>
+      <w:r>
+        <w:rPr>
+          <w:rFonts w:ascii="Times New Roman" w:eastAsia="Times New Roman" w:hAnsi="Times New Roman" w:cs="Times New Roman"/>
+          <w:color w:val="FF0000"/>
           <w:sz w:val="24"/>
           <w:szCs w:val="24"/>
         </w:rPr>
         <w:t xml:space="preserve"> </w:t>
-      </w:r>
-      <w:r>
-        <w:rPr>
-          <w:rFonts w:ascii="Times New Roman" w:eastAsia="Times New Roman" w:hAnsi="Times New Roman" w:cs="Times New Roman"/>
-          <w:color w:val="FF0000"/>
-          <w:sz w:val="24"/>
-          <w:szCs w:val="24"/>
-        </w:rPr>
-        <w:t>(DONE 3/10)</w:t>
       </w:r>
     </w:p>
     <w:p>
@@ -2191,31 +2018,52 @@
         <w:spacing w:before="120" w:after="120"/>
         <w:rPr>
           <w:rFonts w:ascii="Times New Roman" w:eastAsia="Times New Roman" w:hAnsi="Times New Roman" w:cs="Times New Roman"/>
-          <w:strike/>
+          <w:sz w:val="24"/>
+          <w:szCs w:val="24"/>
+        </w:rPr>
+      </w:pPr>
+      <w:proofErr w:type="gramStart"/>
+      <w:r>
+        <w:rPr>
+          <w:rFonts w:ascii="Times New Roman" w:eastAsia="Times New Roman" w:hAnsi="Times New Roman" w:cs="Times New Roman"/>
+          <w:sz w:val="24"/>
+          <w:szCs w:val="24"/>
+        </w:rPr>
+        <w:t>Do</w:t>
+      </w:r>
+      <w:proofErr w:type="gramEnd"/>
+      <w:r>
+        <w:rPr>
+          <w:rFonts w:ascii="Times New Roman" w:eastAsia="Times New Roman" w:hAnsi="Times New Roman" w:cs="Times New Roman"/>
+          <w:sz w:val="24"/>
+          <w:szCs w:val="24"/>
+        </w:rPr>
+        <w:t xml:space="preserve"> the emergency stop </w:t>
+      </w:r>
+      <w:r>
+        <w:rPr>
+          <w:rFonts w:ascii="Times New Roman" w:eastAsia="Times New Roman" w:hAnsi="Times New Roman" w:cs="Times New Roman"/>
+          <w:sz w:val="24"/>
+          <w:szCs w:val="24"/>
+        </w:rPr>
+        <w:t>TOF detect obstacles</w:t>
+      </w:r>
+      <w:r>
+        <w:rPr>
+          <w:rFonts w:ascii="Times New Roman" w:eastAsia="Times New Roman" w:hAnsi="Times New Roman" w:cs="Times New Roman"/>
+          <w:sz w:val="24"/>
+          <w:szCs w:val="24"/>
+        </w:rPr>
+        <w:t>?</w:t>
+      </w:r>
+      <w:r>
+        <w:rPr>
+          <w:rFonts w:ascii="Times New Roman" w:eastAsia="Times New Roman" w:hAnsi="Times New Roman" w:cs="Times New Roman"/>
           <w:color w:val="FF0000"/>
           <w:sz w:val="24"/>
           <w:szCs w:val="24"/>
         </w:rPr>
-      </w:pPr>
-      <w:r>
-        <w:rPr>
-          <w:rFonts w:ascii="Times New Roman" w:eastAsia="Times New Roman" w:hAnsi="Times New Roman" w:cs="Times New Roman"/>
-          <w:strike/>
-          <w:color w:val="FF0000"/>
-          <w:sz w:val="24"/>
-          <w:szCs w:val="24"/>
-        </w:rPr>
-        <w:t>Does the camera and model detect objects in front of the rover?</w:t>
-      </w:r>
-      <w:r>
-        <w:rPr>
-          <w:rFonts w:ascii="Times New Roman" w:eastAsia="Times New Roman" w:hAnsi="Times New Roman" w:cs="Times New Roman"/>
-          <w:strike/>
-          <w:color w:val="FF0000"/>
-          <w:sz w:val="24"/>
-          <w:szCs w:val="24"/>
-        </w:rPr>
-        <w:t xml:space="preserve"> (DONE 2/25)</w:t>
+        <w:t xml:space="preserve"> </w:t>
       </w:r>
     </w:p>
     <w:p>
@@ -2228,40 +2076,26 @@
         <w:spacing w:before="120" w:after="120"/>
         <w:rPr>
           <w:rFonts w:ascii="Times New Roman" w:eastAsia="Times New Roman" w:hAnsi="Times New Roman" w:cs="Times New Roman"/>
-          <w:strike/>
+          <w:sz w:val="24"/>
+          <w:szCs w:val="24"/>
+        </w:rPr>
+      </w:pPr>
+      <w:r>
+        <w:rPr>
+          <w:rFonts w:ascii="Times New Roman" w:eastAsia="Times New Roman" w:hAnsi="Times New Roman" w:cs="Times New Roman"/>
+          <w:sz w:val="24"/>
+          <w:szCs w:val="24"/>
+        </w:rPr>
+        <w:t>Does a detection lead to the rover stopping?</w:t>
+      </w:r>
+      <w:r>
+        <w:rPr>
+          <w:rFonts w:ascii="Times New Roman" w:eastAsia="Times New Roman" w:hAnsi="Times New Roman" w:cs="Times New Roman"/>
           <w:color w:val="FF0000"/>
           <w:sz w:val="24"/>
           <w:szCs w:val="24"/>
         </w:rPr>
-      </w:pPr>
-      <w:r>
-        <w:rPr>
-          <w:rFonts w:ascii="Times New Roman" w:eastAsia="Times New Roman" w:hAnsi="Times New Roman" w:cs="Times New Roman"/>
-          <w:strike/>
-          <w:color w:val="FF0000"/>
-          <w:sz w:val="24"/>
-          <w:szCs w:val="24"/>
-        </w:rPr>
-        <w:t>Does the camera and model detect objects to the left/right peripherals of the rover?</w:t>
-      </w:r>
-      <w:r>
-        <w:rPr>
-          <w:rFonts w:ascii="Times New Roman" w:eastAsia="Times New Roman" w:hAnsi="Times New Roman" w:cs="Times New Roman"/>
-          <w:strike/>
-          <w:color w:val="FF0000"/>
-          <w:sz w:val="24"/>
-          <w:szCs w:val="24"/>
-        </w:rPr>
-        <w:t xml:space="preserve"> (DONE 2/25)</w:t>
-      </w:r>
-      <w:r>
-        <w:rPr>
-          <w:rFonts w:ascii="Times New Roman" w:eastAsia="Times New Roman" w:hAnsi="Times New Roman" w:cs="Times New Roman"/>
-          <w:color w:val="FF0000"/>
-          <w:sz w:val="24"/>
-          <w:szCs w:val="24"/>
-        </w:rPr>
-        <w:t xml:space="preserve"> Removed due to pivot on 3/15/2025</w:t>
+        <w:t xml:space="preserve"> </w:t>
       </w:r>
     </w:p>
     <w:p>
@@ -2274,34 +2108,37 @@
         <w:spacing w:before="120" w:after="120"/>
         <w:rPr>
           <w:rFonts w:ascii="Times New Roman" w:eastAsia="Times New Roman" w:hAnsi="Times New Roman" w:cs="Times New Roman"/>
-          <w:sz w:val="24"/>
-          <w:szCs w:val="24"/>
-        </w:rPr>
-      </w:pPr>
-      <w:r>
-        <w:rPr>
-          <w:rFonts w:ascii="Times New Roman" w:eastAsia="Times New Roman" w:hAnsi="Times New Roman" w:cs="Times New Roman"/>
-          <w:sz w:val="24"/>
-          <w:szCs w:val="24"/>
-        </w:rPr>
-        <w:t>Do the emergency stop ultrasonic sensors detect obstacles?</w:t>
-      </w:r>
-      <w:r>
-        <w:rPr>
-          <w:rFonts w:ascii="Times New Roman" w:eastAsia="Times New Roman" w:hAnsi="Times New Roman" w:cs="Times New Roman"/>
+          <w:color w:val="000000" w:themeColor="text1"/>
+          <w:sz w:val="24"/>
+          <w:szCs w:val="24"/>
+        </w:rPr>
+      </w:pPr>
+      <w:r>
+        <w:rPr>
+          <w:rFonts w:ascii="Times New Roman" w:eastAsia="Times New Roman" w:hAnsi="Times New Roman" w:cs="Times New Roman"/>
+          <w:color w:val="000000" w:themeColor="text1"/>
+          <w:sz w:val="24"/>
+          <w:szCs w:val="24"/>
+        </w:rPr>
+        <w:t>Does TOF sensor detect objects in different regions</w:t>
+      </w:r>
+      <w:r>
+        <w:rPr>
+          <w:rFonts w:ascii="Times New Roman" w:eastAsia="Times New Roman" w:hAnsi="Times New Roman" w:cs="Times New Roman"/>
+          <w:color w:val="000000" w:themeColor="text1"/>
+          <w:sz w:val="24"/>
+          <w:szCs w:val="24"/>
+        </w:rPr>
+        <w:t>?</w:t>
+      </w:r>
+      <w:r>
+        <w:rPr>
+          <w:rFonts w:ascii="Times New Roman" w:eastAsia="Times New Roman" w:hAnsi="Times New Roman" w:cs="Times New Roman"/>
+          <w:color w:val="FF0000"/>
           <w:sz w:val="24"/>
           <w:szCs w:val="24"/>
         </w:rPr>
         <w:t xml:space="preserve"> </w:t>
-      </w:r>
-      <w:r>
-        <w:rPr>
-          <w:rFonts w:ascii="Times New Roman" w:eastAsia="Times New Roman" w:hAnsi="Times New Roman" w:cs="Times New Roman"/>
-          <w:color w:val="FF0000"/>
-          <w:sz w:val="24"/>
-          <w:szCs w:val="24"/>
-        </w:rPr>
-        <w:t>(DONE 3/14)</w:t>
       </w:r>
     </w:p>
     <w:p>
@@ -2314,303 +2151,55 @@
         <w:spacing w:before="120" w:after="120"/>
         <w:rPr>
           <w:rFonts w:ascii="Times New Roman" w:eastAsia="Times New Roman" w:hAnsi="Times New Roman" w:cs="Times New Roman"/>
-          <w:sz w:val="24"/>
-          <w:szCs w:val="24"/>
-        </w:rPr>
-      </w:pPr>
-      <w:r>
-        <w:rPr>
-          <w:rFonts w:ascii="Times New Roman" w:eastAsia="Times New Roman" w:hAnsi="Times New Roman" w:cs="Times New Roman"/>
-          <w:sz w:val="24"/>
-          <w:szCs w:val="24"/>
-        </w:rPr>
-        <w:t>Does a detection lead to the rover stopping?</w:t>
-      </w:r>
-      <w:r>
-        <w:rPr>
-          <w:rFonts w:ascii="Times New Roman" w:eastAsia="Times New Roman" w:hAnsi="Times New Roman" w:cs="Times New Roman"/>
-          <w:sz w:val="24"/>
-          <w:szCs w:val="24"/>
-        </w:rPr>
-        <w:t xml:space="preserve"> </w:t>
-      </w:r>
-      <w:r>
-        <w:rPr>
-          <w:rFonts w:ascii="Times New Roman" w:eastAsia="Times New Roman" w:hAnsi="Times New Roman" w:cs="Times New Roman"/>
-          <w:color w:val="FF0000"/>
-          <w:sz w:val="24"/>
-          <w:szCs w:val="24"/>
-        </w:rPr>
-        <w:t>(DONE 2/28)</w:t>
-      </w:r>
-    </w:p>
-    <w:p>
-      <w:pPr>
-        <w:pStyle w:val="ListParagraph"/>
-        <w:numPr>
-          <w:ilvl w:val="1"/>
-          <w:numId w:val="4"/>
-        </w:numPr>
+          <w:color w:val="000000" w:themeColor="text1"/>
+          <w:sz w:val="24"/>
+          <w:szCs w:val="24"/>
+        </w:rPr>
+      </w:pPr>
+      <w:r>
+        <w:rPr>
+          <w:rFonts w:ascii="Times New Roman" w:eastAsia="Times New Roman" w:hAnsi="Times New Roman" w:cs="Times New Roman"/>
+          <w:color w:val="000000" w:themeColor="text1"/>
+          <w:sz w:val="24"/>
+          <w:szCs w:val="24"/>
+        </w:rPr>
+        <w:t>Can the rover go around the object?</w:t>
+      </w:r>
+    </w:p>
+    <w:p>
+      <w:pPr>
         <w:spacing w:before="120" w:after="120"/>
         <w:rPr>
           <w:rFonts w:ascii="Times New Roman" w:eastAsia="Times New Roman" w:hAnsi="Times New Roman" w:cs="Times New Roman"/>
-          <w:color w:val="000000" w:themeColor="text1"/>
-          <w:sz w:val="24"/>
-          <w:szCs w:val="24"/>
-        </w:rPr>
-      </w:pPr>
-      <w:r>
-        <w:rPr>
-          <w:rFonts w:ascii="Times New Roman" w:eastAsia="Times New Roman" w:hAnsi="Times New Roman" w:cs="Times New Roman"/>
-          <w:color w:val="000000" w:themeColor="text1"/>
-          <w:sz w:val="24"/>
-          <w:szCs w:val="24"/>
-        </w:rPr>
-        <w:t>Does TOF sensor detect objects in different regions</w:t>
-      </w:r>
-      <w:r>
-        <w:rPr>
-          <w:rFonts w:ascii="Times New Roman" w:eastAsia="Times New Roman" w:hAnsi="Times New Roman" w:cs="Times New Roman"/>
-          <w:color w:val="000000" w:themeColor="text1"/>
-          <w:sz w:val="24"/>
-          <w:szCs w:val="24"/>
-        </w:rPr>
-        <w:t xml:space="preserve"> </w:t>
-      </w:r>
-      <w:r>
-        <w:rPr>
-          <w:rFonts w:ascii="Times New Roman" w:eastAsia="Times New Roman" w:hAnsi="Times New Roman" w:cs="Times New Roman"/>
-          <w:color w:val="FF0000"/>
-          <w:sz w:val="24"/>
-          <w:szCs w:val="24"/>
-        </w:rPr>
-        <w:t>(Added 3/15)</w:t>
-      </w:r>
-    </w:p>
-    <w:p>
-      <w:pPr>
-        <w:pStyle w:val="ListParagraph"/>
-        <w:numPr>
-          <w:ilvl w:val="1"/>
-          <w:numId w:val="4"/>
-        </w:numPr>
-        <w:spacing w:before="120" w:after="120"/>
-        <w:rPr>
-          <w:rFonts w:ascii="Times New Roman" w:eastAsia="Times New Roman" w:hAnsi="Times New Roman" w:cs="Times New Roman"/>
-          <w:color w:val="000000" w:themeColor="text1"/>
-          <w:sz w:val="24"/>
-          <w:szCs w:val="24"/>
-        </w:rPr>
-      </w:pPr>
-      <w:r>
-        <w:rPr>
-          <w:rFonts w:ascii="Times New Roman" w:eastAsia="Times New Roman" w:hAnsi="Times New Roman" w:cs="Times New Roman"/>
-          <w:color w:val="000000" w:themeColor="text1"/>
-          <w:sz w:val="24"/>
-          <w:szCs w:val="24"/>
-        </w:rPr>
-        <w:t>Can the rover go around the object?</w:t>
-      </w:r>
-    </w:p>
-    <w:p>
-      <w:pPr>
-        <w:pStyle w:val="ListParagraph"/>
-        <w:numPr>
-          <w:ilvl w:val="0"/>
-          <w:numId w:val="4"/>
-        </w:numPr>
-        <w:spacing w:before="120" w:after="120"/>
-        <w:rPr>
-          <w:rFonts w:ascii="Times New Roman" w:eastAsia="Times New Roman" w:hAnsi="Times New Roman" w:cs="Times New Roman"/>
-          <w:strike/>
-          <w:color w:val="FF0000"/>
-          <w:sz w:val="24"/>
-          <w:szCs w:val="24"/>
-        </w:rPr>
-      </w:pPr>
-      <w:r>
-        <w:rPr>
-          <w:rFonts w:ascii="Times New Roman" w:eastAsia="Times New Roman" w:hAnsi="Times New Roman" w:cs="Times New Roman"/>
-          <w:strike/>
-          <w:color w:val="FF0000"/>
-          <w:sz w:val="24"/>
-          <w:szCs w:val="24"/>
-        </w:rPr>
-        <w:t>Documentation:</w:t>
-      </w:r>
-    </w:p>
-    <w:p>
-      <w:pPr>
-        <w:pStyle w:val="ListParagraph"/>
-        <w:numPr>
-          <w:ilvl w:val="1"/>
-          <w:numId w:val="4"/>
-        </w:numPr>
-        <w:spacing w:before="120" w:after="120"/>
-        <w:rPr>
-          <w:rFonts w:ascii="Times New Roman" w:eastAsia="Times New Roman" w:hAnsi="Times New Roman" w:cs="Times New Roman"/>
-          <w:strike/>
-          <w:color w:val="FF0000"/>
-          <w:sz w:val="24"/>
-          <w:szCs w:val="24"/>
-        </w:rPr>
-      </w:pPr>
-      <w:r>
-        <w:rPr>
-          <w:rFonts w:ascii="Times New Roman" w:eastAsia="Times New Roman" w:hAnsi="Times New Roman" w:cs="Times New Roman"/>
-          <w:strike/>
-          <w:color w:val="FF0000"/>
-          <w:sz w:val="24"/>
-          <w:szCs w:val="24"/>
-        </w:rPr>
-        <w:t>Is the system and setup documented for ease of use and quickly getting started?</w:t>
-      </w:r>
-    </w:p>
-    <w:p>
-      <w:pPr>
-        <w:pStyle w:val="ListParagraph"/>
-        <w:numPr>
-          <w:ilvl w:val="1"/>
-          <w:numId w:val="4"/>
-        </w:numPr>
-        <w:spacing w:before="120" w:after="120"/>
-        <w:rPr>
-          <w:rFonts w:ascii="Times New Roman" w:eastAsia="Times New Roman" w:hAnsi="Times New Roman" w:cs="Times New Roman"/>
-          <w:strike/>
-          <w:color w:val="FF0000"/>
-          <w:sz w:val="24"/>
-          <w:szCs w:val="24"/>
-        </w:rPr>
-      </w:pPr>
-      <w:r>
-        <w:rPr>
-          <w:rFonts w:ascii="Times New Roman" w:eastAsia="Times New Roman" w:hAnsi="Times New Roman" w:cs="Times New Roman"/>
-          <w:strike/>
-          <w:color w:val="FF0000"/>
-          <w:sz w:val="24"/>
-          <w:szCs w:val="24"/>
-        </w:rPr>
-        <w:t>Are limitations correctly represented by the documents?</w:t>
-      </w:r>
-    </w:p>
-    <w:p>
-      <w:pPr>
-        <w:pStyle w:val="ListParagraph"/>
-        <w:numPr>
-          <w:ilvl w:val="1"/>
-          <w:numId w:val="4"/>
-        </w:numPr>
-        <w:spacing w:before="120" w:after="120"/>
-        <w:rPr>
-          <w:rFonts w:ascii="Times New Roman" w:eastAsia="Times New Roman" w:hAnsi="Times New Roman" w:cs="Times New Roman"/>
-          <w:strike/>
-          <w:color w:val="FF0000"/>
-          <w:sz w:val="24"/>
-          <w:szCs w:val="24"/>
-        </w:rPr>
-      </w:pPr>
-      <w:r>
-        <w:rPr>
-          <w:rFonts w:ascii="Times New Roman" w:eastAsia="Times New Roman" w:hAnsi="Times New Roman" w:cs="Times New Roman"/>
-          <w:strike/>
-          <w:color w:val="FF0000"/>
-          <w:sz w:val="24"/>
-          <w:szCs w:val="24"/>
-        </w:rPr>
-        <w:t>Is there a troubleshooting guide?</w:t>
-      </w:r>
-      <w:r>
-        <w:rPr>
-          <w:rFonts w:ascii="Times New Roman" w:eastAsia="Times New Roman" w:hAnsi="Times New Roman" w:cs="Times New Roman"/>
-          <w:color w:val="FF0000"/>
-          <w:sz w:val="24"/>
-          <w:szCs w:val="24"/>
-        </w:rPr>
-        <w:t xml:space="preserve"> (Removed 3/15 due to not being necessary for innovation)</w:t>
-      </w:r>
-    </w:p>
-    <w:p>
-      <w:pPr>
-        <w:spacing w:before="120" w:after="120"/>
-        <w:rPr>
-          <w:rFonts w:ascii="Times New Roman" w:eastAsia="Times New Roman" w:hAnsi="Times New Roman" w:cs="Times New Roman"/>
-          <w:sz w:val="24"/>
-          <w:szCs w:val="24"/>
-        </w:rPr>
-      </w:pPr>
-    </w:p>
-    <w:p>
-      <w:pPr>
-        <w:spacing w:before="120" w:after="120"/>
-        <w:rPr>
-          <w:rFonts w:ascii="Times New Roman" w:eastAsia="Times New Roman" w:hAnsi="Times New Roman" w:cs="Times New Roman"/>
-          <w:sz w:val="24"/>
-          <w:szCs w:val="24"/>
-        </w:rPr>
-      </w:pPr>
-    </w:p>
-    <w:p>
-      <w:pPr>
-        <w:spacing w:before="120" w:after="120"/>
-        <w:rPr>
-          <w:rFonts w:ascii="Times New Roman" w:eastAsia="Times New Roman" w:hAnsi="Times New Roman" w:cs="Times New Roman"/>
-          <w:sz w:val="24"/>
-          <w:szCs w:val="24"/>
-        </w:rPr>
-      </w:pPr>
-    </w:p>
-    <w:p>
-      <w:pPr>
-        <w:spacing w:before="120" w:after="120"/>
-        <w:rPr>
-          <w:rFonts w:ascii="Times New Roman" w:eastAsia="Times New Roman" w:hAnsi="Times New Roman" w:cs="Times New Roman"/>
-          <w:sz w:val="24"/>
-          <w:szCs w:val="24"/>
-        </w:rPr>
-      </w:pPr>
-    </w:p>
-    <w:p>
-      <w:pPr>
-        <w:spacing w:before="120" w:after="120"/>
-        <w:rPr>
-          <w:rFonts w:ascii="Times New Roman" w:eastAsia="Times New Roman" w:hAnsi="Times New Roman" w:cs="Times New Roman"/>
-          <w:b/>
-          <w:sz w:val="36"/>
-          <w:szCs w:val="36"/>
-        </w:rPr>
-      </w:pPr>
-      <w:r>
-        <w:rPr>
-          <w:rFonts w:ascii="Times New Roman" w:eastAsia="Times New Roman" w:hAnsi="Times New Roman" w:cs="Times New Roman"/>
-          <w:b/>
-          <w:sz w:val="36"/>
-          <w:szCs w:val="36"/>
+          <w:sz w:val="24"/>
+          <w:szCs w:val="24"/>
+        </w:rPr>
+      </w:pPr>
+    </w:p>
+    <w:p>
+      <w:pPr>
+        <w:pStyle w:val="Heading2"/>
+        <w:rPr>
+          <w:rFonts w:ascii="Times New Roman" w:hAnsi="Times New Roman" w:cs="Times New Roman"/>
+        </w:rPr>
+      </w:pPr>
+      <w:r>
+        <w:rPr>
+          <w:rFonts w:ascii="Times New Roman" w:hAnsi="Times New Roman" w:cs="Times New Roman"/>
         </w:rPr>
         <w:t>Objectives and Tasks Associated with the Project</w:t>
       </w:r>
     </w:p>
     <w:p>
       <w:pPr>
-        <w:spacing w:before="120" w:after="120"/>
-        <w:rPr>
-          <w:rFonts w:ascii="Times New Roman" w:eastAsia="Times New Roman" w:hAnsi="Times New Roman" w:cs="Times New Roman"/>
-          <w:b/>
-          <w:bCs/>
-          <w:i/>
-          <w:iCs/>
-          <w:sz w:val="24"/>
-          <w:szCs w:val="24"/>
-        </w:rPr>
-      </w:pPr>
-      <w:r>
-        <w:rPr>
-          <w:rFonts w:ascii="Times New Roman" w:eastAsia="Times New Roman" w:hAnsi="Times New Roman" w:cs="Times New Roman"/>
-          <w:b/>
-          <w:bCs/>
-          <w:i/>
-          <w:iCs/>
-          <w:sz w:val="24"/>
-          <w:szCs w:val="24"/>
+        <w:pStyle w:val="Heading4"/>
+        <w:rPr>
+          <w:rFonts w:ascii="Times New Roman" w:hAnsi="Times New Roman" w:cs="Times New Roman"/>
+        </w:rPr>
+      </w:pPr>
+      <w:r>
+        <w:rPr>
+          <w:rFonts w:ascii="Times New Roman" w:hAnsi="Times New Roman" w:cs="Times New Roman"/>
         </w:rPr>
         <w:t>High-level Objectives</w:t>
       </w:r>
@@ -2666,26 +2255,33 @@
           <w:sz w:val="24"/>
           <w:szCs w:val="24"/>
         </w:rPr>
-        <w:t>Create 2 rocker-bogie suspension systems</w:t>
-      </w:r>
-      <w:r>
-        <w:rPr>
-          <w:rFonts w:ascii="Times New Roman" w:eastAsia="Times New Roman" w:hAnsi="Times New Roman" w:cs="Times New Roman"/>
-          <w:sz w:val="24"/>
-          <w:szCs w:val="24"/>
-        </w:rPr>
-        <w:t xml:space="preserve"> </w:t>
+        <w:t>Create 2 rocker</w:t>
+      </w:r>
+      <w:r>
+        <w:rPr>
+          <w:rFonts w:ascii="Times New Roman" w:eastAsia="Times New Roman" w:hAnsi="Times New Roman" w:cs="Times New Roman"/>
+          <w:sz w:val="24"/>
+          <w:szCs w:val="24"/>
+        </w:rPr>
+        <w:t xml:space="preserve"> no </w:t>
+      </w:r>
+      <w:r>
+        <w:rPr>
+          <w:rFonts w:ascii="Times New Roman" w:eastAsia="Times New Roman" w:hAnsi="Times New Roman" w:cs="Times New Roman"/>
+          <w:sz w:val="24"/>
+          <w:szCs w:val="24"/>
+        </w:rPr>
+        <w:t>bogie suspension systems</w:t>
       </w:r>
       <w:r>
         <w:rPr>
           <w:rFonts w:ascii="Times New Roman" w:eastAsia="Times New Roman" w:hAnsi="Times New Roman" w:cs="Times New Roman"/>
           <w:b/>
           <w:bCs/>
-          <w:color w:val="00B050"/>
-          <w:sz w:val="24"/>
-          <w:szCs w:val="24"/>
-        </w:rPr>
-        <w:t>(DONE 2/22)</w:t>
+          <w:sz w:val="24"/>
+          <w:szCs w:val="24"/>
+        </w:rPr>
+        <w:t xml:space="preserve"> </w:t>
       </w:r>
     </w:p>
     <w:p>
@@ -2713,21 +2309,12 @@
       <w:r>
         <w:rPr>
           <w:rFonts w:ascii="Times New Roman" w:eastAsia="Times New Roman" w:hAnsi="Times New Roman" w:cs="Times New Roman"/>
-          <w:sz w:val="24"/>
-          <w:szCs w:val="24"/>
-        </w:rPr>
-        <w:t xml:space="preserve"> </w:t>
-      </w:r>
-      <w:r>
-        <w:rPr>
-          <w:rFonts w:ascii="Times New Roman" w:eastAsia="Times New Roman" w:hAnsi="Times New Roman" w:cs="Times New Roman"/>
           <w:b/>
           <w:bCs/>
-          <w:color w:val="00B050"/>
-          <w:sz w:val="24"/>
-          <w:szCs w:val="24"/>
-        </w:rPr>
-        <w:t>(DONE 2/24)</w:t>
+          <w:sz w:val="24"/>
+          <w:szCs w:val="24"/>
+        </w:rPr>
+        <w:t xml:space="preserve"> </w:t>
       </w:r>
     </w:p>
     <w:p>
@@ -2742,7 +2329,6 @@
           <w:rFonts w:ascii="Times New Roman" w:eastAsia="Times New Roman" w:hAnsi="Times New Roman" w:cs="Times New Roman"/>
           <w:b/>
           <w:bCs/>
-          <w:color w:val="00B050"/>
           <w:sz w:val="24"/>
           <w:szCs w:val="24"/>
         </w:rPr>
@@ -2754,25 +2340,16 @@
           <w:szCs w:val="24"/>
         </w:rPr>
         <w:t>Test DC motors, servos, and full suspensions systems individually then as a system</w:t>
-      </w:r>
-      <w:r>
-        <w:rPr>
-          <w:rFonts w:ascii="Times New Roman" w:eastAsia="Times New Roman" w:hAnsi="Times New Roman" w:cs="Times New Roman"/>
-          <w:sz w:val="24"/>
-          <w:szCs w:val="24"/>
-        </w:rPr>
-        <w:t xml:space="preserve"> </w:t>
       </w:r>
       <w:r>
         <w:rPr>
           <w:rFonts w:ascii="Times New Roman" w:eastAsia="Times New Roman" w:hAnsi="Times New Roman" w:cs="Times New Roman"/>
           <w:b/>
           <w:bCs/>
-          <w:color w:val="00B050"/>
-          <w:sz w:val="24"/>
-          <w:szCs w:val="24"/>
-        </w:rPr>
-        <w:t>(DONE 2/22-2/24)</w:t>
+          <w:sz w:val="24"/>
+          <w:szCs w:val="24"/>
+        </w:rPr>
+        <w:t xml:space="preserve"> </w:t>
       </w:r>
     </w:p>
     <w:p>
@@ -2795,41 +2372,11 @@
           <w:sz w:val="24"/>
           <w:szCs w:val="24"/>
         </w:rPr>
-        <w:t xml:space="preserve">Setup interface to drive motors based on shared commands </w:t>
-      </w:r>
-      <w:r>
-        <w:rPr>
-          <w:rFonts w:ascii="Times New Roman" w:eastAsia="Times New Roman" w:hAnsi="Times New Roman" w:cs="Times New Roman"/>
-          <w:strike/>
-          <w:color w:val="FF0000"/>
-          <w:sz w:val="24"/>
-          <w:szCs w:val="24"/>
-        </w:rPr>
-        <w:t>from ESP32 S3 Camera</w:t>
-      </w:r>
-      <w:r>
-        <w:rPr>
-          <w:rFonts w:ascii="Times New Roman" w:eastAsia="Times New Roman" w:hAnsi="Times New Roman" w:cs="Times New Roman"/>
-          <w:sz w:val="24"/>
-          <w:szCs w:val="24"/>
-        </w:rPr>
-        <w:t xml:space="preserve"> </w:t>
-      </w:r>
-      <w:r>
-        <w:rPr>
-          <w:rFonts w:ascii="Times New Roman" w:eastAsia="Times New Roman" w:hAnsi="Times New Roman" w:cs="Times New Roman"/>
-          <w:b/>
-          <w:bCs/>
-          <w:color w:val="00B050"/>
-          <w:sz w:val="24"/>
-          <w:szCs w:val="24"/>
-        </w:rPr>
-        <w:t>(DONE 2/28)</w:t>
-      </w:r>
-      <w:r>
-        <w:rPr>
-          <w:rFonts w:ascii="Times New Roman" w:eastAsia="Times New Roman" w:hAnsi="Times New Roman" w:cs="Times New Roman"/>
-          <w:color w:val="00B050"/>
+        <w:t>Setup interface to drive motors based on shared commands</w:t>
+      </w:r>
+      <w:r>
+        <w:rPr>
+          <w:rFonts w:ascii="Times New Roman" w:eastAsia="Times New Roman" w:hAnsi="Times New Roman" w:cs="Times New Roman"/>
           <w:sz w:val="24"/>
           <w:szCs w:val="24"/>
         </w:rPr>
@@ -2856,7 +2403,7 @@
           <w:sz w:val="24"/>
           <w:szCs w:val="24"/>
         </w:rPr>
-        <w:t>Obstacle detection model created and integrated with ESP32 S3 Camera</w:t>
+        <w:t>Obstacle detection</w:t>
       </w:r>
     </w:p>
     <w:p>
@@ -2869,31 +2416,27 @@
         <w:spacing w:before="120" w:after="120"/>
         <w:rPr>
           <w:rFonts w:ascii="Times New Roman" w:eastAsia="Times New Roman" w:hAnsi="Times New Roman" w:cs="Times New Roman"/>
-          <w:strike/>
-          <w:color w:val="FF0000"/>
-          <w:sz w:val="24"/>
-          <w:szCs w:val="24"/>
-        </w:rPr>
-      </w:pPr>
-      <w:r>
-        <w:rPr>
-          <w:rFonts w:ascii="Times New Roman" w:eastAsia="Times New Roman" w:hAnsi="Times New Roman" w:cs="Times New Roman"/>
-          <w:strike/>
-          <w:color w:val="FF0000"/>
-          <w:sz w:val="24"/>
-          <w:szCs w:val="24"/>
-        </w:rPr>
-        <w:t>Develop object detection with ESP32 S3 Camera</w:t>
-      </w:r>
-      <w:r>
-        <w:rPr>
-          <w:rFonts w:ascii="Times New Roman" w:eastAsia="Times New Roman" w:hAnsi="Times New Roman" w:cs="Times New Roman"/>
-          <w:strike/>
-          <w:color w:val="FF0000"/>
-          <w:sz w:val="24"/>
-          <w:szCs w:val="24"/>
-        </w:rPr>
-        <w:t xml:space="preserve"> (DONE 2/22-2/26)</w:t>
+          <w:b/>
+          <w:bCs/>
+          <w:sz w:val="24"/>
+          <w:szCs w:val="24"/>
+        </w:rPr>
+      </w:pPr>
+      <w:r>
+        <w:rPr>
+          <w:rFonts w:ascii="Times New Roman" w:eastAsia="Times New Roman" w:hAnsi="Times New Roman" w:cs="Times New Roman"/>
+          <w:sz w:val="24"/>
+          <w:szCs w:val="24"/>
+        </w:rPr>
+        <w:t>Test TOF and determine correct ranges and grid</w:t>
+      </w:r>
+      <w:r>
+        <w:rPr>
+          <w:rFonts w:ascii="Times New Roman" w:eastAsia="Times New Roman" w:hAnsi="Times New Roman" w:cs="Times New Roman"/>
+          <w:sz w:val="24"/>
+          <w:szCs w:val="24"/>
+        </w:rPr>
+        <w:t xml:space="preserve"> </w:t>
       </w:r>
     </w:p>
     <w:p>
@@ -2906,141 +2449,27 @@
         <w:spacing w:before="120" w:after="120"/>
         <w:rPr>
           <w:rFonts w:ascii="Times New Roman" w:eastAsia="Times New Roman" w:hAnsi="Times New Roman" w:cs="Times New Roman"/>
-          <w:strike/>
-          <w:color w:val="FF0000"/>
-          <w:sz w:val="24"/>
-          <w:szCs w:val="24"/>
-        </w:rPr>
-      </w:pPr>
-      <w:r>
-        <w:rPr>
-          <w:rFonts w:ascii="Times New Roman" w:eastAsia="Times New Roman" w:hAnsi="Times New Roman" w:cs="Times New Roman"/>
-          <w:strike/>
-          <w:color w:val="FF0000"/>
-          <w:sz w:val="24"/>
-          <w:szCs w:val="24"/>
-        </w:rPr>
-        <w:t xml:space="preserve">Send detection results from </w:t>
-      </w:r>
-      <w:r>
-        <w:rPr>
-          <w:rFonts w:ascii="Times New Roman" w:eastAsia="Times New Roman" w:hAnsi="Times New Roman" w:cs="Times New Roman"/>
-          <w:strike/>
-          <w:color w:val="FF0000"/>
-          <w:sz w:val="24"/>
-          <w:szCs w:val="24"/>
-        </w:rPr>
-        <w:t xml:space="preserve">XIAOS3 Cam </w:t>
-      </w:r>
-      <w:r>
-        <w:rPr>
-          <w:rFonts w:ascii="Times New Roman" w:eastAsia="Times New Roman" w:hAnsi="Times New Roman" w:cs="Times New Roman"/>
-          <w:strike/>
-          <w:color w:val="FF0000"/>
-          <w:sz w:val="24"/>
-          <w:szCs w:val="24"/>
-        </w:rPr>
-        <w:t xml:space="preserve">to </w:t>
-      </w:r>
-      <w:r>
-        <w:rPr>
-          <w:rFonts w:ascii="Times New Roman" w:eastAsia="Times New Roman" w:hAnsi="Times New Roman" w:cs="Times New Roman"/>
-          <w:strike/>
-          <w:color w:val="FF0000"/>
-          <w:sz w:val="24"/>
-          <w:szCs w:val="24"/>
-        </w:rPr>
-        <w:t>ESP32 ESP</w:t>
-      </w:r>
-      <w:r>
-        <w:rPr>
-          <w:rFonts w:ascii="Times New Roman" w:eastAsia="Times New Roman" w:hAnsi="Times New Roman" w:cs="Times New Roman"/>
-          <w:strike/>
-          <w:color w:val="FF0000"/>
-          <w:sz w:val="24"/>
-          <w:szCs w:val="24"/>
-        </w:rPr>
-        <w:t>-</w:t>
-      </w:r>
-      <w:r>
-        <w:rPr>
-          <w:rFonts w:ascii="Times New Roman" w:eastAsia="Times New Roman" w:hAnsi="Times New Roman" w:cs="Times New Roman"/>
-          <w:strike/>
-          <w:color w:val="FF0000"/>
-          <w:sz w:val="24"/>
-          <w:szCs w:val="24"/>
-        </w:rPr>
-        <w:t>S</w:t>
-      </w:r>
-      <w:r>
-        <w:rPr>
-          <w:rFonts w:ascii="Times New Roman" w:eastAsia="Times New Roman" w:hAnsi="Times New Roman" w:cs="Times New Roman"/>
-          <w:strike/>
-          <w:color w:val="FF0000"/>
-          <w:sz w:val="24"/>
-          <w:szCs w:val="24"/>
-        </w:rPr>
-        <w:t xml:space="preserve"> microcontroller</w:t>
-      </w:r>
-      <w:r>
-        <w:rPr>
-          <w:rFonts w:ascii="Times New Roman" w:eastAsia="Times New Roman" w:hAnsi="Times New Roman" w:cs="Times New Roman"/>
-          <w:strike/>
-          <w:color w:val="FF0000"/>
-          <w:sz w:val="24"/>
-          <w:szCs w:val="24"/>
-        </w:rPr>
-        <w:t xml:space="preserve"> over https</w:t>
-      </w:r>
-      <w:r>
-        <w:rPr>
-          <w:rFonts w:ascii="Times New Roman" w:eastAsia="Times New Roman" w:hAnsi="Times New Roman" w:cs="Times New Roman"/>
-          <w:strike/>
-          <w:color w:val="FF0000"/>
-          <w:sz w:val="24"/>
-          <w:szCs w:val="24"/>
-        </w:rPr>
-        <w:tab/>
-      </w:r>
-      <w:r>
-        <w:rPr>
-          <w:rFonts w:ascii="Times New Roman" w:eastAsia="Times New Roman" w:hAnsi="Times New Roman" w:cs="Times New Roman"/>
-          <w:strike/>
-          <w:color w:val="FF0000"/>
-          <w:sz w:val="24"/>
-          <w:szCs w:val="24"/>
-        </w:rPr>
-        <w:t>Changed from Teensy4.1 Microcontroller on 2/22/25</w:t>
-      </w:r>
-      <w:r>
-        <w:rPr>
-          <w:rFonts w:ascii="Times New Roman" w:eastAsia="Times New Roman" w:hAnsi="Times New Roman" w:cs="Times New Roman"/>
-          <w:strike/>
-          <w:color w:val="FF0000"/>
-          <w:sz w:val="24"/>
-          <w:szCs w:val="24"/>
-        </w:rPr>
-        <w:t>, Changed from USART to wireless due to camera already calling LLM API(2/26/25)</w:t>
-      </w:r>
-      <w:r>
-        <w:rPr>
-          <w:rFonts w:ascii="Times New Roman" w:eastAsia="Times New Roman" w:hAnsi="Times New Roman" w:cs="Times New Roman"/>
-          <w:color w:val="FF0000"/>
-          <w:sz w:val="24"/>
-          <w:szCs w:val="24"/>
-        </w:rPr>
-        <w:t xml:space="preserve"> </w:t>
+          <w:sz w:val="24"/>
+          <w:szCs w:val="24"/>
+        </w:rPr>
+      </w:pPr>
+      <w:r>
+        <w:rPr>
+          <w:rFonts w:ascii="Times New Roman" w:eastAsia="Times New Roman" w:hAnsi="Times New Roman" w:cs="Times New Roman"/>
+          <w:sz w:val="24"/>
+          <w:szCs w:val="24"/>
+        </w:rPr>
+        <w:t>Test detection of different objects, conditions, and distances</w:t>
       </w:r>
       <w:r>
         <w:rPr>
           <w:rFonts w:ascii="Times New Roman" w:eastAsia="Times New Roman" w:hAnsi="Times New Roman" w:cs="Times New Roman"/>
           <w:b/>
           <w:bCs/>
-          <w:color w:val="FF0000"/>
-          <w:sz w:val="24"/>
-          <w:szCs w:val="24"/>
-        </w:rPr>
-        <w:t>Removed 3/15 due to pivot</w:t>
+          <w:sz w:val="24"/>
+          <w:szCs w:val="24"/>
+        </w:rPr>
+        <w:t xml:space="preserve"> </w:t>
       </w:r>
     </w:p>
     <w:p>
@@ -3053,31 +2482,48 @@
         <w:spacing w:before="120" w:after="120"/>
         <w:rPr>
           <w:rFonts w:ascii="Times New Roman" w:eastAsia="Times New Roman" w:hAnsi="Times New Roman" w:cs="Times New Roman"/>
-          <w:b/>
-          <w:bCs/>
-          <w:color w:val="00B050"/>
-          <w:sz w:val="24"/>
-          <w:szCs w:val="24"/>
-        </w:rPr>
-      </w:pPr>
-      <w:r>
-        <w:rPr>
-          <w:rFonts w:ascii="Times New Roman" w:eastAsia="Times New Roman" w:hAnsi="Times New Roman" w:cs="Times New Roman"/>
-          <w:sz w:val="24"/>
-          <w:szCs w:val="24"/>
-        </w:rPr>
-        <w:t xml:space="preserve">Test Ultrasonic sensor object detection and determine correct ranges </w:t>
-      </w:r>
-      <w:r>
-        <w:rPr>
-          <w:rFonts w:ascii="Times New Roman" w:eastAsia="Times New Roman" w:hAnsi="Times New Roman" w:cs="Times New Roman"/>
-          <w:b/>
-          <w:bCs/>
-          <w:color w:val="00B050"/>
-          <w:sz w:val="24"/>
-          <w:szCs w:val="24"/>
-        </w:rPr>
-        <w:t>(DONE 3/10)</w:t>
+          <w:sz w:val="24"/>
+          <w:szCs w:val="24"/>
+        </w:rPr>
+      </w:pPr>
+      <w:r>
+        <w:rPr>
+          <w:rFonts w:ascii="Times New Roman" w:eastAsia="Times New Roman" w:hAnsi="Times New Roman" w:cs="Times New Roman"/>
+          <w:sz w:val="24"/>
+          <w:szCs w:val="24"/>
+        </w:rPr>
+        <w:t xml:space="preserve">Test TOF object region detection </w:t>
+      </w:r>
+      <w:r>
+        <w:rPr>
+          <w:rFonts w:ascii="Times New Roman" w:eastAsia="Times New Roman" w:hAnsi="Times New Roman" w:cs="Times New Roman"/>
+          <w:sz w:val="24"/>
+          <w:szCs w:val="24"/>
+        </w:rPr>
+        <w:t>and partial obstacle avoidance</w:t>
+      </w:r>
+    </w:p>
+    <w:p>
+      <w:pPr>
+        <w:pStyle w:val="ListParagraph"/>
+        <w:numPr>
+          <w:ilvl w:val="0"/>
+          <w:numId w:val="5"/>
+        </w:numPr>
+        <w:spacing w:before="120" w:after="120"/>
+        <w:rPr>
+          <w:rFonts w:ascii="Times New Roman" w:eastAsia="Times New Roman" w:hAnsi="Times New Roman" w:cs="Times New Roman"/>
+          <w:sz w:val="24"/>
+          <w:szCs w:val="24"/>
+        </w:rPr>
+      </w:pPr>
+      <w:r>
+        <w:rPr>
+          <w:rFonts w:ascii="Times New Roman" w:eastAsia="Times New Roman" w:hAnsi="Times New Roman" w:cs="Times New Roman"/>
+          <w:sz w:val="24"/>
+          <w:szCs w:val="24"/>
+        </w:rPr>
+        <w:t>Rover control and drive system</w:t>
       </w:r>
     </w:p>
     <w:p>
@@ -3100,48 +2546,48 @@
           <w:sz w:val="24"/>
           <w:szCs w:val="24"/>
         </w:rPr>
-        <w:t xml:space="preserve">Test detection of different objects, conditions, and distances </w:t>
-      </w:r>
-      <w:r>
-        <w:rPr>
-          <w:rFonts w:ascii="Times New Roman" w:eastAsia="Times New Roman" w:hAnsi="Times New Roman" w:cs="Times New Roman"/>
-          <w:sz w:val="24"/>
-          <w:szCs w:val="24"/>
-        </w:rPr>
-        <w:t xml:space="preserve"> </w:t>
-      </w:r>
-      <w:r>
-        <w:rPr>
-          <w:rFonts w:ascii="Times New Roman" w:eastAsia="Times New Roman" w:hAnsi="Times New Roman" w:cs="Times New Roman"/>
-          <w:b/>
-          <w:bCs/>
-          <w:color w:val="00B050"/>
-          <w:sz w:val="24"/>
-          <w:szCs w:val="24"/>
-        </w:rPr>
-        <w:t xml:space="preserve">(DONE </w:t>
-      </w:r>
-      <w:r>
-        <w:rPr>
-          <w:rFonts w:ascii="Times New Roman" w:eastAsia="Times New Roman" w:hAnsi="Times New Roman" w:cs="Times New Roman"/>
-          <w:b/>
-          <w:bCs/>
-          <w:color w:val="00B050"/>
-          <w:sz w:val="24"/>
-          <w:szCs w:val="24"/>
-        </w:rPr>
-        <w:t>3/10</w:t>
-      </w:r>
-      <w:r>
-        <w:rPr>
-          <w:rFonts w:ascii="Times New Roman" w:eastAsia="Times New Roman" w:hAnsi="Times New Roman" w:cs="Times New Roman"/>
-          <w:b/>
-          <w:bCs/>
-          <w:color w:val="00B050"/>
-          <w:sz w:val="24"/>
-          <w:szCs w:val="24"/>
-        </w:rPr>
-        <w:t>)</w:t>
+        <w:t xml:space="preserve">Integrate object detection into motor control system </w:t>
+      </w:r>
+    </w:p>
+    <w:p>
+      <w:pPr>
+        <w:pStyle w:val="ListParagraph"/>
+        <w:numPr>
+          <w:ilvl w:val="2"/>
+          <w:numId w:val="5"/>
+        </w:numPr>
+        <w:spacing w:before="120" w:after="120"/>
+        <w:rPr>
+          <w:rFonts w:ascii="Times New Roman" w:eastAsia="Times New Roman" w:hAnsi="Times New Roman" w:cs="Times New Roman"/>
+          <w:sz w:val="24"/>
+          <w:szCs w:val="24"/>
+        </w:rPr>
+      </w:pPr>
+      <w:r>
+        <w:rPr>
+          <w:rFonts w:ascii="Times New Roman" w:eastAsia="Times New Roman" w:hAnsi="Times New Roman" w:cs="Times New Roman"/>
+          <w:sz w:val="24"/>
+          <w:szCs w:val="24"/>
+        </w:rPr>
+        <w:t>ON/</w:t>
+      </w:r>
+      <w:proofErr w:type="gramStart"/>
+      <w:r>
+        <w:rPr>
+          <w:rFonts w:ascii="Times New Roman" w:eastAsia="Times New Roman" w:hAnsi="Times New Roman" w:cs="Times New Roman"/>
+          <w:sz w:val="24"/>
+          <w:szCs w:val="24"/>
+        </w:rPr>
+        <w:t>OFF/start</w:t>
+      </w:r>
+      <w:proofErr w:type="gramEnd"/>
+      <w:r>
+        <w:rPr>
+          <w:rFonts w:ascii="Times New Roman" w:eastAsia="Times New Roman" w:hAnsi="Times New Roman" w:cs="Times New Roman"/>
+          <w:sz w:val="24"/>
+          <w:szCs w:val="24"/>
+        </w:rPr>
+        <w:t>/stop/left/right commands from motor control system interface</w:t>
       </w:r>
     </w:p>
     <w:p>
@@ -3164,26 +2610,66 @@
           <w:sz w:val="24"/>
           <w:szCs w:val="24"/>
         </w:rPr>
-        <w:t xml:space="preserve">Test TOF object region detection and </w:t>
-      </w:r>
-      <w:r>
-        <w:rPr>
-          <w:rFonts w:ascii="Times New Roman" w:eastAsia="Times New Roman" w:hAnsi="Times New Roman" w:cs="Times New Roman"/>
-          <w:sz w:val="24"/>
-          <w:szCs w:val="24"/>
-        </w:rPr>
-        <w:t xml:space="preserve">obstacle cache </w:t>
+        <w:lastRenderedPageBreak/>
+        <w:t xml:space="preserve">Setup start/stop/left/right/backwards commands user can send to rover from command system </w:t>
+      </w:r>
+    </w:p>
+    <w:p>
+      <w:pPr>
+        <w:pStyle w:val="ListParagraph"/>
+        <w:numPr>
+          <w:ilvl w:val="1"/>
+          <w:numId w:val="5"/>
+        </w:numPr>
+        <w:spacing w:before="120" w:after="120"/>
+        <w:rPr>
+          <w:rFonts w:ascii="Times New Roman" w:eastAsia="Times New Roman" w:hAnsi="Times New Roman" w:cs="Times New Roman"/>
+          <w:sz w:val="24"/>
+          <w:szCs w:val="24"/>
+        </w:rPr>
+      </w:pPr>
+      <w:r>
+        <w:rPr>
+          <w:rFonts w:ascii="Times New Roman" w:eastAsia="Times New Roman" w:hAnsi="Times New Roman" w:cs="Times New Roman"/>
+          <w:sz w:val="24"/>
+          <w:szCs w:val="24"/>
+        </w:rPr>
+        <w:t xml:space="preserve">Setup </w:t>
+      </w:r>
+      <w:r>
+        <w:rPr>
+          <w:rFonts w:ascii="Times New Roman" w:eastAsia="Times New Roman" w:hAnsi="Times New Roman" w:cs="Times New Roman"/>
+          <w:sz w:val="24"/>
+          <w:szCs w:val="24"/>
+        </w:rPr>
+        <w:t>TOF sensor</w:t>
+      </w:r>
+      <w:r>
+        <w:rPr>
+          <w:rFonts w:ascii="Times New Roman" w:eastAsia="Times New Roman" w:hAnsi="Times New Roman" w:cs="Times New Roman"/>
+          <w:sz w:val="24"/>
+          <w:szCs w:val="24"/>
+        </w:rPr>
+        <w:t xml:space="preserve"> as an emergency stop</w:t>
+      </w:r>
+      <w:r>
+        <w:rPr>
+          <w:rFonts w:ascii="Times New Roman" w:eastAsia="Times New Roman" w:hAnsi="Times New Roman" w:cs="Times New Roman"/>
+          <w:sz w:val="24"/>
+          <w:szCs w:val="24"/>
+        </w:rPr>
+        <w:t xml:space="preserve"> and autonomous left/right turning </w:t>
       </w:r>
       <w:r>
         <w:rPr>
           <w:rFonts w:ascii="Times New Roman" w:eastAsia="Times New Roman" w:hAnsi="Times New Roman" w:cs="Times New Roman"/>
           <w:b/>
           <w:bCs/>
-          <w:color w:val="4BACC6" w:themeColor="accent5"/>
-          <w:sz w:val="24"/>
-          <w:szCs w:val="24"/>
-        </w:rPr>
-        <w:t>Added 3/15</w:t>
+          <w:color w:val="00B050"/>
+          <w:sz w:val="24"/>
+          <w:szCs w:val="24"/>
+        </w:rPr>
+        <w:t xml:space="preserve"> </w:t>
       </w:r>
     </w:p>
     <w:p>
@@ -3206,7 +2692,7 @@
           <w:sz w:val="24"/>
           <w:szCs w:val="24"/>
         </w:rPr>
-        <w:t>Rover control and drive system</w:t>
+        <w:t>Spread of material</w:t>
       </w:r>
     </w:p>
     <w:p>
@@ -3229,41 +2715,7 @@
           <w:sz w:val="24"/>
           <w:szCs w:val="24"/>
         </w:rPr>
-        <w:t xml:space="preserve">Integrate object detection into motor control system </w:t>
-      </w:r>
-    </w:p>
-    <w:p>
-      <w:pPr>
-        <w:pStyle w:val="ListParagraph"/>
-        <w:numPr>
-          <w:ilvl w:val="2"/>
-          <w:numId w:val="5"/>
-        </w:numPr>
-        <w:spacing w:before="120" w:after="120"/>
-        <w:rPr>
-          <w:rFonts w:ascii="Times New Roman" w:eastAsia="Times New Roman" w:hAnsi="Times New Roman" w:cs="Times New Roman"/>
-          <w:sz w:val="24"/>
-          <w:szCs w:val="24"/>
-        </w:rPr>
-      </w:pPr>
-      <w:r>
-        <w:rPr>
-          <w:rFonts w:ascii="Times New Roman" w:eastAsia="Times New Roman" w:hAnsi="Times New Roman" w:cs="Times New Roman"/>
-          <w:sz w:val="24"/>
-          <w:szCs w:val="24"/>
-        </w:rPr>
-        <w:t>ON/OFF/start/stop/left/right commands from motor control system interface</w:t>
-      </w:r>
-      <w:r>
-        <w:rPr>
-          <w:rFonts w:ascii="Times New Roman" w:eastAsia="Times New Roman" w:hAnsi="Times New Roman" w:cs="Times New Roman"/>
-          <w:b/>
-          <w:bCs/>
-          <w:color w:val="00B050"/>
-          <w:sz w:val="24"/>
-          <w:szCs w:val="24"/>
-        </w:rPr>
-        <w:t>(DONE 2/28)</w:t>
+        <w:t>3D Model Hopper Trailer</w:t>
       </w:r>
     </w:p>
     <w:p>
@@ -3286,35 +2738,7 @@
           <w:sz w:val="24"/>
           <w:szCs w:val="24"/>
         </w:rPr>
-        <w:t>Setup start/stop/left/right/backwards commands user can send to rover from command system</w:t>
-      </w:r>
-      <w:r>
-        <w:rPr>
-          <w:rFonts w:ascii="Times New Roman" w:eastAsia="Times New Roman" w:hAnsi="Times New Roman" w:cs="Times New Roman"/>
-          <w:sz w:val="24"/>
-          <w:szCs w:val="24"/>
-        </w:rPr>
-        <w:t xml:space="preserve"> </w:t>
-      </w:r>
-      <w:r>
-        <w:rPr>
-          <w:rFonts w:ascii="Times New Roman" w:eastAsia="Times New Roman" w:hAnsi="Times New Roman" w:cs="Times New Roman"/>
-          <w:b/>
-          <w:bCs/>
-          <w:color w:val="00B050"/>
-          <w:sz w:val="24"/>
-          <w:szCs w:val="24"/>
-        </w:rPr>
-        <w:t>(DONE 3/10)</w:t>
-      </w:r>
-      <w:r>
-        <w:rPr>
-          <w:rFonts w:ascii="Times New Roman" w:eastAsia="Times New Roman" w:hAnsi="Times New Roman" w:cs="Times New Roman"/>
-          <w:color w:val="00B050"/>
-          <w:sz w:val="24"/>
-          <w:szCs w:val="24"/>
-        </w:rPr>
-        <w:t xml:space="preserve"> </w:t>
+        <w:t>Slice and print hopper trailer parts</w:t>
       </w:r>
     </w:p>
     <w:p>
@@ -3327,40 +2751,17 @@
         <w:spacing w:before="120" w:after="120"/>
         <w:rPr>
           <w:rFonts w:ascii="Times New Roman" w:eastAsia="Times New Roman" w:hAnsi="Times New Roman" w:cs="Times New Roman"/>
-          <w:strike/>
-          <w:color w:val="FF0000"/>
-          <w:sz w:val="24"/>
-          <w:szCs w:val="24"/>
-        </w:rPr>
-      </w:pPr>
-      <w:r>
-        <w:rPr>
-          <w:rFonts w:ascii="Times New Roman" w:eastAsia="Times New Roman" w:hAnsi="Times New Roman" w:cs="Times New Roman"/>
-          <w:strike/>
-          <w:color w:val="FF0000"/>
-          <w:sz w:val="24"/>
-          <w:szCs w:val="24"/>
-        </w:rPr>
-        <w:t>Setup start/stop commands from ESP32 camera that a user can send to start autonomous control</w:t>
-      </w:r>
-      <w:r>
-        <w:rPr>
-          <w:rFonts w:ascii="Times New Roman" w:eastAsia="Times New Roman" w:hAnsi="Times New Roman" w:cs="Times New Roman"/>
-          <w:strike/>
-          <w:color w:val="FF0000"/>
-          <w:sz w:val="24"/>
-          <w:szCs w:val="24"/>
-        </w:rPr>
-        <w:t>(DONE 2/28)</w:t>
-      </w:r>
-      <w:r>
-        <w:rPr>
-          <w:rFonts w:ascii="Times New Roman" w:eastAsia="Times New Roman" w:hAnsi="Times New Roman" w:cs="Times New Roman"/>
-          <w:color w:val="FF0000"/>
-          <w:sz w:val="24"/>
-          <w:szCs w:val="24"/>
-        </w:rPr>
-        <w:t xml:space="preserve"> Removed 3/15 due to pivot</w:t>
+          <w:sz w:val="24"/>
+          <w:szCs w:val="24"/>
+        </w:rPr>
+      </w:pPr>
+      <w:r>
+        <w:rPr>
+          <w:rFonts w:ascii="Times New Roman" w:eastAsia="Times New Roman" w:hAnsi="Times New Roman" w:cs="Times New Roman"/>
+          <w:sz w:val="24"/>
+          <w:szCs w:val="24"/>
+        </w:rPr>
+        <w:t>Setup trap door for material spreading</w:t>
       </w:r>
     </w:p>
     <w:p>
@@ -3383,26 +2784,53 @@
           <w:sz w:val="24"/>
           <w:szCs w:val="24"/>
         </w:rPr>
-        <w:t>Setup ultrasonic sensors as an emergency stop</w:t>
-      </w:r>
-      <w:r>
-        <w:rPr>
-          <w:rFonts w:ascii="Times New Roman" w:eastAsia="Times New Roman" w:hAnsi="Times New Roman" w:cs="Times New Roman"/>
-          <w:sz w:val="24"/>
-          <w:szCs w:val="24"/>
-        </w:rPr>
-        <w:t xml:space="preserve"> </w:t>
-      </w:r>
-      <w:r>
-        <w:rPr>
-          <w:rFonts w:ascii="Times New Roman" w:eastAsia="Times New Roman" w:hAnsi="Times New Roman" w:cs="Times New Roman"/>
-          <w:b/>
-          <w:bCs/>
-          <w:color w:val="00B050"/>
-          <w:sz w:val="24"/>
-          <w:szCs w:val="24"/>
-        </w:rPr>
-        <w:t>(DONE 3/10)</w:t>
+        <w:t>Connect to rover</w:t>
+      </w:r>
+    </w:p>
+    <w:p>
+      <w:pPr>
+        <w:pStyle w:val="ListParagraph"/>
+        <w:numPr>
+          <w:ilvl w:val="1"/>
+          <w:numId w:val="5"/>
+        </w:numPr>
+        <w:spacing w:before="120" w:after="120"/>
+        <w:rPr>
+          <w:rFonts w:ascii="Times New Roman" w:eastAsia="Times New Roman" w:hAnsi="Times New Roman" w:cs="Times New Roman"/>
+          <w:sz w:val="24"/>
+          <w:szCs w:val="24"/>
+        </w:rPr>
+      </w:pPr>
+      <w:r>
+        <w:rPr>
+          <w:rFonts w:ascii="Times New Roman" w:eastAsia="Times New Roman" w:hAnsi="Times New Roman" w:cs="Times New Roman"/>
+          <w:sz w:val="24"/>
+          <w:szCs w:val="24"/>
+        </w:rPr>
+        <w:t>Iterate on design to allow for open/close that works consistently with rover pull action</w:t>
+      </w:r>
+    </w:p>
+    <w:p>
+      <w:pPr>
+        <w:pStyle w:val="ListParagraph"/>
+        <w:numPr>
+          <w:ilvl w:val="1"/>
+          <w:numId w:val="5"/>
+        </w:numPr>
+        <w:spacing w:before="120" w:after="120"/>
+        <w:rPr>
+          <w:rFonts w:ascii="Times New Roman" w:eastAsia="Times New Roman" w:hAnsi="Times New Roman" w:cs="Times New Roman"/>
+          <w:sz w:val="24"/>
+          <w:szCs w:val="24"/>
+        </w:rPr>
+      </w:pPr>
+      <w:r>
+        <w:rPr>
+          <w:rFonts w:ascii="Times New Roman" w:eastAsia="Times New Roman" w:hAnsi="Times New Roman" w:cs="Times New Roman"/>
+          <w:sz w:val="24"/>
+          <w:szCs w:val="24"/>
+        </w:rPr>
+        <w:t>Figure out stopping mechanism to provide friction to trailer so that trap door is opened.</w:t>
       </w:r>
     </w:p>
     <w:p>
@@ -3425,8 +2853,18 @@
           <w:sz w:val="24"/>
           <w:szCs w:val="24"/>
         </w:rPr>
-        <w:t>Sensor fusion</w:t>
-      </w:r>
+        <w:t xml:space="preserve">Final </w:t>
+      </w:r>
+      <w:proofErr w:type="gramStart"/>
+      <w:r>
+        <w:rPr>
+          <w:rFonts w:ascii="Times New Roman" w:eastAsia="Times New Roman" w:hAnsi="Times New Roman" w:cs="Times New Roman"/>
+          <w:sz w:val="24"/>
+          <w:szCs w:val="24"/>
+        </w:rPr>
+        <w:t>rover design</w:t>
+      </w:r>
+      <w:proofErr w:type="gramEnd"/>
     </w:p>
     <w:p>
       <w:pPr>
@@ -3448,48 +2886,131 @@
           <w:sz w:val="24"/>
           <w:szCs w:val="24"/>
         </w:rPr>
-        <w:t xml:space="preserve">Create sensor fusion between </w:t>
-      </w:r>
-      <w:r>
-        <w:rPr>
-          <w:rFonts w:ascii="Times New Roman" w:eastAsia="Times New Roman" w:hAnsi="Times New Roman" w:cs="Times New Roman"/>
-          <w:strike/>
-          <w:sz w:val="24"/>
-          <w:szCs w:val="24"/>
-        </w:rPr>
-        <w:t>ESP32 S3 Camera</w:t>
-      </w:r>
-      <w:r>
-        <w:rPr>
-          <w:rFonts w:ascii="Times New Roman" w:eastAsia="Times New Roman" w:hAnsi="Times New Roman" w:cs="Times New Roman"/>
-          <w:sz w:val="24"/>
-          <w:szCs w:val="24"/>
-        </w:rPr>
-        <w:t xml:space="preserve"> </w:t>
-      </w:r>
-      <w:r>
-        <w:rPr>
-          <w:rFonts w:ascii="Times New Roman" w:eastAsia="Times New Roman" w:hAnsi="Times New Roman" w:cs="Times New Roman"/>
-          <w:sz w:val="24"/>
-          <w:szCs w:val="24"/>
-        </w:rPr>
-        <w:t xml:space="preserve">TOF </w:t>
-      </w:r>
-      <w:r>
-        <w:rPr>
-          <w:rFonts w:ascii="Times New Roman" w:eastAsia="Times New Roman" w:hAnsi="Times New Roman" w:cs="Times New Roman"/>
-          <w:sz w:val="24"/>
-          <w:szCs w:val="24"/>
-        </w:rPr>
-        <w:t>output and ultrasonic sensors.</w:t>
-      </w:r>
-      <w:r>
-        <w:rPr>
-          <w:rFonts w:ascii="Times New Roman" w:eastAsia="Times New Roman" w:hAnsi="Times New Roman" w:cs="Times New Roman"/>
-          <w:sz w:val="24"/>
-          <w:szCs w:val="24"/>
-        </w:rPr>
-        <w:t xml:space="preserve"> </w:t>
+        <w:t>Design modular rover chassis that fits all electronics and keeps them safe from the outside.</w:t>
+      </w:r>
+    </w:p>
+    <w:p>
+      <w:pPr>
+        <w:pStyle w:val="ListParagraph"/>
+        <w:numPr>
+          <w:ilvl w:val="1"/>
+          <w:numId w:val="5"/>
+        </w:numPr>
+        <w:spacing w:before="120" w:after="120"/>
+        <w:rPr>
+          <w:rFonts w:ascii="Times New Roman" w:eastAsia="Times New Roman" w:hAnsi="Times New Roman" w:cs="Times New Roman"/>
+          <w:sz w:val="24"/>
+          <w:szCs w:val="24"/>
+        </w:rPr>
+      </w:pPr>
+      <w:r>
+        <w:rPr>
+          <w:rFonts w:ascii="Times New Roman" w:eastAsia="Times New Roman" w:hAnsi="Times New Roman" w:cs="Times New Roman"/>
+          <w:sz w:val="24"/>
+          <w:szCs w:val="24"/>
+        </w:rPr>
+        <w:t xml:space="preserve">Design </w:t>
+      </w:r>
+      <w:r>
+        <w:rPr>
+          <w:rFonts w:ascii="Times New Roman" w:eastAsia="Times New Roman" w:hAnsi="Times New Roman" w:cs="Times New Roman"/>
+          <w:sz w:val="24"/>
+          <w:szCs w:val="24"/>
+        </w:rPr>
+        <w:t>cycloidal</w:t>
+      </w:r>
+      <w:r>
+        <w:rPr>
+          <w:rFonts w:ascii="Times New Roman" w:eastAsia="Times New Roman" w:hAnsi="Times New Roman" w:cs="Times New Roman"/>
+          <w:sz w:val="24"/>
+          <w:szCs w:val="24"/>
+        </w:rPr>
+        <w:t xml:space="preserve"> gear system to turn the wheels from DC motor output </w:t>
+      </w:r>
+    </w:p>
+    <w:p>
+      <w:pPr>
+        <w:pStyle w:val="ListParagraph"/>
+        <w:numPr>
+          <w:ilvl w:val="1"/>
+          <w:numId w:val="5"/>
+        </w:numPr>
+        <w:spacing w:before="120" w:after="120"/>
+        <w:rPr>
+          <w:rFonts w:ascii="Times New Roman" w:eastAsia="Times New Roman" w:hAnsi="Times New Roman" w:cs="Times New Roman"/>
+          <w:sz w:val="24"/>
+          <w:szCs w:val="24"/>
+        </w:rPr>
+      </w:pPr>
+      <w:r>
+        <w:rPr>
+          <w:rFonts w:ascii="Times New Roman" w:eastAsia="Times New Roman" w:hAnsi="Times New Roman" w:cs="Times New Roman"/>
+          <w:sz w:val="24"/>
+          <w:szCs w:val="24"/>
+        </w:rPr>
+        <w:t>Design custom simplification for rocker-</w:t>
+      </w:r>
+      <w:r>
+        <w:rPr>
+          <w:rFonts w:ascii="Times New Roman" w:eastAsia="Times New Roman" w:hAnsi="Times New Roman" w:cs="Times New Roman"/>
+          <w:sz w:val="24"/>
+          <w:szCs w:val="24"/>
+        </w:rPr>
+        <w:t>bogie (</w:t>
+      </w:r>
+      <w:r>
+        <w:rPr>
+          <w:rFonts w:ascii="Times New Roman" w:eastAsia="Times New Roman" w:hAnsi="Times New Roman" w:cs="Times New Roman"/>
+          <w:sz w:val="24"/>
+          <w:szCs w:val="24"/>
+        </w:rPr>
+        <w:t>rocker no bogie)</w:t>
+      </w:r>
+    </w:p>
+    <w:p>
+      <w:pPr>
+        <w:pStyle w:val="ListParagraph"/>
+        <w:numPr>
+          <w:ilvl w:val="1"/>
+          <w:numId w:val="5"/>
+        </w:numPr>
+        <w:spacing w:before="120" w:after="120"/>
+        <w:rPr>
+          <w:rFonts w:ascii="Times New Roman" w:eastAsia="Times New Roman" w:hAnsi="Times New Roman" w:cs="Times New Roman"/>
+          <w:sz w:val="24"/>
+          <w:szCs w:val="24"/>
+        </w:rPr>
+      </w:pPr>
+      <w:r>
+        <w:rPr>
+          <w:rFonts w:ascii="Times New Roman" w:eastAsia="Times New Roman" w:hAnsi="Times New Roman" w:cs="Times New Roman"/>
+          <w:sz w:val="24"/>
+          <w:szCs w:val="24"/>
+        </w:rPr>
+        <w:t>Integrate springs and hitch into rover slide system</w:t>
+      </w:r>
+    </w:p>
+    <w:p>
+      <w:pPr>
+        <w:pStyle w:val="ListParagraph"/>
+        <w:numPr>
+          <w:ilvl w:val="1"/>
+          <w:numId w:val="5"/>
+        </w:numPr>
+        <w:spacing w:before="120" w:after="120"/>
+        <w:rPr>
+          <w:rFonts w:ascii="Times New Roman" w:eastAsia="Times New Roman" w:hAnsi="Times New Roman" w:cs="Times New Roman"/>
+          <w:sz w:val="24"/>
+          <w:szCs w:val="24"/>
+        </w:rPr>
+      </w:pPr>
+      <w:r>
+        <w:rPr>
+          <w:rFonts w:ascii="Times New Roman" w:eastAsia="Times New Roman" w:hAnsi="Times New Roman" w:cs="Times New Roman"/>
+          <w:sz w:val="24"/>
+          <w:szCs w:val="24"/>
+        </w:rPr>
+        <w:t>Integrate TOF sensor into obstacle detection for rover</w:t>
       </w:r>
     </w:p>
     <w:p>
@@ -3512,16 +3033,11 @@
           <w:sz w:val="24"/>
           <w:szCs w:val="24"/>
         </w:rPr>
-        <w:t>Spread of material</w:t>
-      </w:r>
-    </w:p>
-    <w:p>
-      <w:pPr>
-        <w:pStyle w:val="ListParagraph"/>
-        <w:numPr>
-          <w:ilvl w:val="1"/>
-          <w:numId w:val="5"/>
-        </w:numPr>
+        <w:t>Test full system integration</w:t>
+      </w:r>
+    </w:p>
+    <w:p>
+      <w:pPr>
         <w:spacing w:before="120" w:after="120"/>
         <w:rPr>
           <w:rFonts w:ascii="Times New Roman" w:eastAsia="Times New Roman" w:hAnsi="Times New Roman" w:cs="Times New Roman"/>
@@ -3529,13 +3045,205 @@
           <w:szCs w:val="24"/>
         </w:rPr>
       </w:pPr>
-      <w:r>
-        <w:rPr>
-          <w:rFonts w:ascii="Times New Roman" w:eastAsia="Times New Roman" w:hAnsi="Times New Roman" w:cs="Times New Roman"/>
-          <w:sz w:val="24"/>
-          <w:szCs w:val="24"/>
-        </w:rPr>
-        <w:t>3D Model Hopper Trailer</w:t>
+    </w:p>
+    <w:p>
+      <w:pPr>
+        <w:pStyle w:val="Heading4"/>
+        <w:rPr>
+          <w:rFonts w:ascii="Times New Roman" w:hAnsi="Times New Roman" w:cs="Times New Roman"/>
+        </w:rPr>
+      </w:pPr>
+      <w:r>
+        <w:rPr>
+          <w:rFonts w:ascii="Times New Roman" w:hAnsi="Times New Roman" w:cs="Times New Roman"/>
+        </w:rPr>
+        <w:t>Detailed Task Breakdown</w:t>
+      </w:r>
+    </w:p>
+    <w:p>
+      <w:pPr>
+        <w:spacing w:before="120" w:after="120"/>
+        <w:rPr>
+          <w:rFonts w:ascii="Times New Roman" w:eastAsia="Times New Roman" w:hAnsi="Times New Roman" w:cs="Times New Roman"/>
+          <w:sz w:val="24"/>
+          <w:szCs w:val="24"/>
+        </w:rPr>
+      </w:pPr>
+      <w:r>
+        <w:rPr>
+          <w:rFonts w:ascii="Times New Roman" w:eastAsia="Times New Roman" w:hAnsi="Times New Roman" w:cs="Times New Roman"/>
+          <w:sz w:val="24"/>
+          <w:szCs w:val="24"/>
+        </w:rPr>
+        <w:t xml:space="preserve">To start I plan on building out the motor control and object detection in tandem while I am waiting for a few final parts for the drive system. I plan on building up the object detection </w:t>
+      </w:r>
+      <w:r>
+        <w:rPr>
+          <w:rFonts w:ascii="Times New Roman" w:eastAsia="Times New Roman" w:hAnsi="Times New Roman" w:cs="Times New Roman"/>
+          <w:sz w:val="24"/>
+          <w:szCs w:val="24"/>
+        </w:rPr>
+        <w:t xml:space="preserve">using an Ultrasonic sensor as the base which will be used to detect if the rover needs to stop and then a TOF sensor to determine </w:t>
+      </w:r>
+      <w:r>
+        <w:rPr>
+          <w:rFonts w:ascii="Times New Roman" w:eastAsia="Times New Roman" w:hAnsi="Times New Roman" w:cs="Times New Roman"/>
+          <w:sz w:val="24"/>
+          <w:szCs w:val="24"/>
+        </w:rPr>
+        <w:t>whether</w:t>
+      </w:r>
+      <w:r>
+        <w:rPr>
+          <w:rFonts w:ascii="Times New Roman" w:eastAsia="Times New Roman" w:hAnsi="Times New Roman" w:cs="Times New Roman"/>
+          <w:sz w:val="24"/>
+          <w:szCs w:val="24"/>
+        </w:rPr>
+        <w:t xml:space="preserve"> the rover can try to navigate around the obstacle. </w:t>
+      </w:r>
+      <w:r>
+        <w:rPr>
+          <w:rFonts w:ascii="Times New Roman" w:eastAsia="Times New Roman" w:hAnsi="Times New Roman" w:cs="Times New Roman"/>
+          <w:sz w:val="24"/>
+          <w:szCs w:val="24"/>
+        </w:rPr>
+        <w:t xml:space="preserve">I want to first test these systems by themselves and integrate them together with the </w:t>
+      </w:r>
+      <w:r>
+        <w:rPr>
+          <w:rFonts w:ascii="Times New Roman" w:eastAsia="Times New Roman" w:hAnsi="Times New Roman" w:cs="Times New Roman"/>
+          <w:sz w:val="24"/>
+          <w:szCs w:val="24"/>
+        </w:rPr>
+        <w:t>ESP32 ESP</w:t>
+      </w:r>
+      <w:r>
+        <w:rPr>
+          <w:rFonts w:ascii="Times New Roman" w:eastAsia="Times New Roman" w:hAnsi="Times New Roman" w:cs="Times New Roman"/>
+          <w:sz w:val="24"/>
+          <w:szCs w:val="24"/>
+        </w:rPr>
+        <w:t>-S</w:t>
+      </w:r>
+      <w:r>
+        <w:rPr>
+          <w:rFonts w:ascii="Times New Roman" w:eastAsia="Times New Roman" w:hAnsi="Times New Roman" w:cs="Times New Roman"/>
+          <w:sz w:val="24"/>
+          <w:szCs w:val="24"/>
+        </w:rPr>
+        <w:t xml:space="preserve">. Once I have this to a working state, I plan on moving to communication between the boards using </w:t>
+      </w:r>
+      <w:r>
+        <w:rPr>
+          <w:rFonts w:ascii="Times New Roman" w:eastAsia="Times New Roman" w:hAnsi="Times New Roman" w:cs="Times New Roman"/>
+          <w:sz w:val="24"/>
+          <w:szCs w:val="24"/>
+        </w:rPr>
+        <w:t xml:space="preserve">HTTPS </w:t>
+      </w:r>
+      <w:r>
+        <w:rPr>
+          <w:rFonts w:ascii="Times New Roman" w:eastAsia="Times New Roman" w:hAnsi="Times New Roman" w:cs="Times New Roman"/>
+          <w:sz w:val="24"/>
+          <w:szCs w:val="24"/>
+        </w:rPr>
+        <w:t xml:space="preserve">while modeling the hopper trailer. I am going to build a basic communication interface that consists of basic commands dependent on object detection results and </w:t>
+      </w:r>
+      <w:r>
+        <w:rPr>
+          <w:rFonts w:ascii="Times New Roman" w:eastAsia="Times New Roman" w:hAnsi="Times New Roman" w:cs="Times New Roman"/>
+          <w:sz w:val="24"/>
+          <w:szCs w:val="24"/>
+        </w:rPr>
+        <w:t>user commands from command app</w:t>
+      </w:r>
+      <w:r>
+        <w:rPr>
+          <w:rFonts w:ascii="Times New Roman" w:eastAsia="Times New Roman" w:hAnsi="Times New Roman" w:cs="Times New Roman"/>
+          <w:sz w:val="24"/>
+          <w:szCs w:val="24"/>
+        </w:rPr>
+        <w:t>. I will do various system tests and integration tests to ensure everything is working individually and together. Afterwards, I plan on finishing up the design/</w:t>
+      </w:r>
+      <w:r>
+        <w:rPr>
+          <w:rFonts w:ascii="Times New Roman" w:eastAsia="Times New Roman" w:hAnsi="Times New Roman" w:cs="Times New Roman"/>
+          <w:sz w:val="24"/>
+          <w:szCs w:val="24"/>
+        </w:rPr>
+        <w:t>building</w:t>
+      </w:r>
+      <w:r>
+        <w:rPr>
+          <w:rFonts w:ascii="Times New Roman" w:eastAsia="Times New Roman" w:hAnsi="Times New Roman" w:cs="Times New Roman"/>
+          <w:sz w:val="24"/>
+          <w:szCs w:val="24"/>
+        </w:rPr>
+        <w:t xml:space="preserve"> of </w:t>
+      </w:r>
+      <w:r>
+        <w:rPr>
+          <w:rFonts w:ascii="Times New Roman" w:eastAsia="Times New Roman" w:hAnsi="Times New Roman" w:cs="Times New Roman"/>
+          <w:sz w:val="24"/>
+          <w:szCs w:val="24"/>
+        </w:rPr>
+        <w:t>the</w:t>
+      </w:r>
+      <w:r>
+        <w:rPr>
+          <w:rFonts w:ascii="Times New Roman" w:eastAsia="Times New Roman" w:hAnsi="Times New Roman" w:cs="Times New Roman"/>
+          <w:sz w:val="24"/>
+          <w:szCs w:val="24"/>
+        </w:rPr>
+        <w:t xml:space="preserve"> chassis</w:t>
+      </w:r>
+      <w:r>
+        <w:rPr>
+          <w:rFonts w:ascii="Times New Roman" w:eastAsia="Times New Roman" w:hAnsi="Times New Roman" w:cs="Times New Roman"/>
+          <w:sz w:val="24"/>
+          <w:szCs w:val="24"/>
+        </w:rPr>
+        <w:t xml:space="preserve"> and a better drive system for the wheels</w:t>
+      </w:r>
+      <w:r>
+        <w:rPr>
+          <w:rFonts w:ascii="Times New Roman" w:eastAsia="Times New Roman" w:hAnsi="Times New Roman" w:cs="Times New Roman"/>
+          <w:sz w:val="24"/>
+          <w:szCs w:val="24"/>
+        </w:rPr>
+        <w:t xml:space="preserve">. </w:t>
+      </w:r>
+      <w:r>
+        <w:rPr>
+          <w:rFonts w:ascii="Times New Roman" w:eastAsia="Times New Roman" w:hAnsi="Times New Roman" w:cs="Times New Roman"/>
+          <w:sz w:val="24"/>
+          <w:szCs w:val="24"/>
+        </w:rPr>
+        <w:t xml:space="preserve">For the drive system I plan on customizing a single tooth cycloidal gear box to be used with much larger wheels on the rover. </w:t>
+      </w:r>
+      <w:r>
+        <w:rPr>
+          <w:rFonts w:ascii="Times New Roman" w:eastAsia="Times New Roman" w:hAnsi="Times New Roman" w:cs="Times New Roman"/>
+          <w:sz w:val="24"/>
+          <w:szCs w:val="24"/>
+        </w:rPr>
+        <w:t xml:space="preserve">Once I finish these parts I will test out the rover on its own and attach </w:t>
+      </w:r>
+      <w:r>
+        <w:rPr>
+          <w:rFonts w:ascii="Times New Roman" w:eastAsia="Times New Roman" w:hAnsi="Times New Roman" w:cs="Times New Roman"/>
+          <w:sz w:val="24"/>
+          <w:szCs w:val="24"/>
+        </w:rPr>
+        <w:t xml:space="preserve">a </w:t>
+      </w:r>
+      <w:r>
+        <w:rPr>
+          <w:rFonts w:ascii="Times New Roman" w:eastAsia="Times New Roman" w:hAnsi="Times New Roman" w:cs="Times New Roman"/>
+          <w:sz w:val="24"/>
+          <w:szCs w:val="24"/>
+        </w:rPr>
+        <w:t>tow hitch</w:t>
       </w:r>
       <w:r>
         <w:rPr>
@@ -3548,22 +3256,14 @@
       <w:r>
         <w:rPr>
           <w:rFonts w:ascii="Times New Roman" w:eastAsia="Times New Roman" w:hAnsi="Times New Roman" w:cs="Times New Roman"/>
-          <w:b/>
-          <w:bCs/>
-          <w:color w:val="00B050"/>
-          <w:sz w:val="24"/>
-          <w:szCs w:val="24"/>
-        </w:rPr>
-        <w:t>(DONE 2/28)</w:t>
-      </w:r>
-    </w:p>
-    <w:p>
-      <w:pPr>
-        <w:pStyle w:val="ListParagraph"/>
-        <w:numPr>
-          <w:ilvl w:val="1"/>
-          <w:numId w:val="5"/>
-        </w:numPr>
+          <w:sz w:val="24"/>
+          <w:szCs w:val="24"/>
+        </w:rPr>
+        <w:t xml:space="preserve">to connect to the hopper trailer. Then finally finish building the hopper and test out full system integration. </w:t>
+      </w:r>
+    </w:p>
+    <w:p>
+      <w:pPr>
         <w:spacing w:before="120" w:after="120"/>
         <w:rPr>
           <w:rFonts w:ascii="Times New Roman" w:eastAsia="Times New Roman" w:hAnsi="Times New Roman" w:cs="Times New Roman"/>
@@ -3571,41 +3271,9 @@
           <w:szCs w:val="24"/>
         </w:rPr>
       </w:pPr>
-      <w:r>
-        <w:rPr>
-          <w:rFonts w:ascii="Times New Roman" w:eastAsia="Times New Roman" w:hAnsi="Times New Roman" w:cs="Times New Roman"/>
-          <w:sz w:val="24"/>
-          <w:szCs w:val="24"/>
-        </w:rPr>
-        <w:t>Slice and print hopper trailer parts</w:t>
-      </w:r>
-      <w:r>
-        <w:rPr>
-          <w:rFonts w:ascii="Times New Roman" w:eastAsia="Times New Roman" w:hAnsi="Times New Roman" w:cs="Times New Roman"/>
-          <w:sz w:val="24"/>
-          <w:szCs w:val="24"/>
-        </w:rPr>
-        <w:t xml:space="preserve"> </w:t>
-      </w:r>
-      <w:r>
-        <w:rPr>
-          <w:rFonts w:ascii="Times New Roman" w:eastAsia="Times New Roman" w:hAnsi="Times New Roman" w:cs="Times New Roman"/>
-          <w:b/>
-          <w:bCs/>
-          <w:color w:val="00B050"/>
-          <w:sz w:val="24"/>
-          <w:szCs w:val="24"/>
-        </w:rPr>
-        <w:t>(DONE 2/28)</w:t>
-      </w:r>
-    </w:p>
-    <w:p>
-      <w:pPr>
-        <w:pStyle w:val="ListParagraph"/>
-        <w:numPr>
-          <w:ilvl w:val="1"/>
-          <w:numId w:val="5"/>
-        </w:numPr>
+    </w:p>
+    <w:p>
+      <w:pPr>
         <w:spacing w:before="120" w:after="120"/>
         <w:rPr>
           <w:rFonts w:ascii="Times New Roman" w:eastAsia="Times New Roman" w:hAnsi="Times New Roman" w:cs="Times New Roman"/>
@@ -3613,41 +3281,9 @@
           <w:szCs w:val="24"/>
         </w:rPr>
       </w:pPr>
-      <w:r>
-        <w:rPr>
-          <w:rFonts w:ascii="Times New Roman" w:eastAsia="Times New Roman" w:hAnsi="Times New Roman" w:cs="Times New Roman"/>
-          <w:sz w:val="24"/>
-          <w:szCs w:val="24"/>
-        </w:rPr>
-        <w:t>Setup trap door for material spreading</w:t>
-      </w:r>
-      <w:r>
-        <w:rPr>
-          <w:rFonts w:ascii="Times New Roman" w:eastAsia="Times New Roman" w:hAnsi="Times New Roman" w:cs="Times New Roman"/>
-          <w:sz w:val="24"/>
-          <w:szCs w:val="24"/>
-        </w:rPr>
-        <w:t xml:space="preserve"> </w:t>
-      </w:r>
-      <w:r>
-        <w:rPr>
-          <w:rFonts w:ascii="Times New Roman" w:eastAsia="Times New Roman" w:hAnsi="Times New Roman" w:cs="Times New Roman"/>
-          <w:b/>
-          <w:bCs/>
-          <w:color w:val="00B050"/>
-          <w:sz w:val="24"/>
-          <w:szCs w:val="24"/>
-        </w:rPr>
-        <w:t>(DONE 3/3)</w:t>
-      </w:r>
-    </w:p>
-    <w:p>
-      <w:pPr>
-        <w:pStyle w:val="ListParagraph"/>
-        <w:numPr>
-          <w:ilvl w:val="1"/>
-          <w:numId w:val="5"/>
-        </w:numPr>
+    </w:p>
+    <w:p>
+      <w:pPr>
         <w:spacing w:before="120" w:after="120"/>
         <w:rPr>
           <w:rFonts w:ascii="Times New Roman" w:eastAsia="Times New Roman" w:hAnsi="Times New Roman" w:cs="Times New Roman"/>
@@ -3655,967 +3291,53 @@
           <w:szCs w:val="24"/>
         </w:rPr>
       </w:pPr>
-      <w:r>
-        <w:rPr>
-          <w:rFonts w:ascii="Times New Roman" w:eastAsia="Times New Roman" w:hAnsi="Times New Roman" w:cs="Times New Roman"/>
-          <w:sz w:val="24"/>
-          <w:szCs w:val="24"/>
-        </w:rPr>
-        <w:t xml:space="preserve">Connect to </w:t>
-      </w:r>
-      <w:r>
-        <w:rPr>
-          <w:rFonts w:ascii="Times New Roman" w:eastAsia="Times New Roman" w:hAnsi="Times New Roman" w:cs="Times New Roman"/>
-          <w:b/>
-          <w:bCs/>
-          <w:color w:val="00B050"/>
-          <w:sz w:val="24"/>
-          <w:szCs w:val="24"/>
-        </w:rPr>
-        <w:t>rover</w:t>
-      </w:r>
-      <w:r>
-        <w:rPr>
-          <w:rFonts w:ascii="Times New Roman" w:eastAsia="Times New Roman" w:hAnsi="Times New Roman" w:cs="Times New Roman"/>
-          <w:b/>
-          <w:bCs/>
-          <w:color w:val="00B050"/>
-          <w:sz w:val="24"/>
-          <w:szCs w:val="24"/>
-        </w:rPr>
-        <w:t xml:space="preserve"> (DONE 3/3)</w:t>
-      </w:r>
-    </w:p>
-    <w:p>
-      <w:pPr>
-        <w:pStyle w:val="ListParagraph"/>
-        <w:numPr>
-          <w:ilvl w:val="0"/>
-          <w:numId w:val="5"/>
-        </w:numPr>
-        <w:spacing w:before="120" w:after="120"/>
-        <w:rPr>
-          <w:rFonts w:ascii="Times New Roman" w:eastAsia="Times New Roman" w:hAnsi="Times New Roman" w:cs="Times New Roman"/>
-          <w:sz w:val="24"/>
-          <w:szCs w:val="24"/>
-        </w:rPr>
-      </w:pPr>
-      <w:r>
-        <w:rPr>
-          <w:rFonts w:ascii="Times New Roman" w:eastAsia="Times New Roman" w:hAnsi="Times New Roman" w:cs="Times New Roman"/>
-          <w:sz w:val="24"/>
-          <w:szCs w:val="24"/>
-        </w:rPr>
-        <w:t>Final rover design</w:t>
-      </w:r>
-      <w:r>
-        <w:rPr>
-          <w:rFonts w:ascii="Times New Roman" w:eastAsia="Times New Roman" w:hAnsi="Times New Roman" w:cs="Times New Roman"/>
-          <w:color w:val="FF0000"/>
-          <w:sz w:val="24"/>
-          <w:szCs w:val="24"/>
-        </w:rPr>
-        <w:t xml:space="preserve"> </w:t>
-      </w:r>
-      <w:r>
-        <w:rPr>
-          <w:rFonts w:ascii="Times New Roman" w:eastAsia="Times New Roman" w:hAnsi="Times New Roman" w:cs="Times New Roman"/>
-          <w:b/>
-          <w:bCs/>
-          <w:color w:val="4BACC6" w:themeColor="accent5"/>
-          <w:sz w:val="24"/>
-          <w:szCs w:val="24"/>
-        </w:rPr>
-        <w:t>(ADDED 3/15 to account for final items before SIP309)</w:t>
-      </w:r>
-    </w:p>
-    <w:p>
-      <w:pPr>
-        <w:pStyle w:val="ListParagraph"/>
-        <w:numPr>
-          <w:ilvl w:val="1"/>
-          <w:numId w:val="5"/>
-        </w:numPr>
-        <w:spacing w:before="120" w:after="120"/>
-        <w:rPr>
-          <w:rFonts w:ascii="Times New Roman" w:eastAsia="Times New Roman" w:hAnsi="Times New Roman" w:cs="Times New Roman"/>
-          <w:sz w:val="24"/>
-          <w:szCs w:val="24"/>
-        </w:rPr>
-      </w:pPr>
-      <w:r>
-        <w:rPr>
-          <w:rFonts w:ascii="Times New Roman" w:eastAsia="Times New Roman" w:hAnsi="Times New Roman" w:cs="Times New Roman"/>
-          <w:sz w:val="24"/>
-          <w:szCs w:val="24"/>
-        </w:rPr>
-        <w:lastRenderedPageBreak/>
-        <w:t>Design modular rover chassis that fits all electronics and keeps them safe from the outside.</w:t>
-      </w:r>
-    </w:p>
-    <w:p>
-      <w:pPr>
-        <w:pStyle w:val="ListParagraph"/>
-        <w:numPr>
-          <w:ilvl w:val="1"/>
-          <w:numId w:val="5"/>
-        </w:numPr>
-        <w:spacing w:before="120" w:after="120"/>
-        <w:rPr>
-          <w:rFonts w:ascii="Times New Roman" w:eastAsia="Times New Roman" w:hAnsi="Times New Roman" w:cs="Times New Roman"/>
-          <w:sz w:val="24"/>
-          <w:szCs w:val="24"/>
-        </w:rPr>
-      </w:pPr>
-      <w:r>
-        <w:rPr>
-          <w:rFonts w:ascii="Times New Roman" w:eastAsia="Times New Roman" w:hAnsi="Times New Roman" w:cs="Times New Roman"/>
-          <w:sz w:val="24"/>
-          <w:szCs w:val="24"/>
-        </w:rPr>
-        <w:t xml:space="preserve">Design planetary gear system to turn the wheels from DC motor output </w:t>
-      </w:r>
-    </w:p>
-    <w:p>
-      <w:pPr>
-        <w:pStyle w:val="ListParagraph"/>
-        <w:spacing w:before="120" w:after="120"/>
-        <w:ind w:left="1440"/>
-        <w:rPr>
-          <w:rFonts w:ascii="Times New Roman" w:eastAsia="Times New Roman" w:hAnsi="Times New Roman" w:cs="Times New Roman"/>
-          <w:b/>
-          <w:bCs/>
-          <w:color w:val="4BACC6" w:themeColor="accent5"/>
-          <w:sz w:val="24"/>
-          <w:szCs w:val="24"/>
-        </w:rPr>
-      </w:pPr>
-      <w:r>
-        <w:rPr>
-          <w:rFonts w:ascii="Times New Roman" w:eastAsia="Times New Roman" w:hAnsi="Times New Roman" w:cs="Times New Roman"/>
-          <w:b/>
-          <w:bCs/>
-          <w:color w:val="4BACC6" w:themeColor="accent5"/>
-          <w:sz w:val="24"/>
-          <w:szCs w:val="24"/>
-        </w:rPr>
-        <w:t>(ADDED due to issues with wheel design I got from the instructables website, gears are stripping and the system as a whole is too fragile for extended usage)</w:t>
-      </w:r>
-    </w:p>
-    <w:p>
-      <w:pPr>
-        <w:pStyle w:val="ListParagraph"/>
-        <w:numPr>
-          <w:ilvl w:val="1"/>
-          <w:numId w:val="5"/>
-        </w:numPr>
-        <w:spacing w:before="120" w:after="120"/>
-        <w:rPr>
-          <w:rFonts w:ascii="Times New Roman" w:eastAsia="Times New Roman" w:hAnsi="Times New Roman" w:cs="Times New Roman"/>
-          <w:sz w:val="24"/>
-          <w:szCs w:val="24"/>
-        </w:rPr>
-      </w:pPr>
-      <w:r>
-        <w:rPr>
-          <w:rFonts w:ascii="Times New Roman" w:eastAsia="Times New Roman" w:hAnsi="Times New Roman" w:cs="Times New Roman"/>
-          <w:sz w:val="24"/>
-          <w:szCs w:val="24"/>
-        </w:rPr>
-        <w:t>Integrate TOF sensor into obstacle detection for rover</w:t>
-      </w:r>
-    </w:p>
-    <w:p>
-      <w:pPr>
-        <w:pStyle w:val="ListParagraph"/>
-        <w:numPr>
-          <w:ilvl w:val="0"/>
-          <w:numId w:val="5"/>
-        </w:numPr>
-        <w:spacing w:before="120" w:after="120"/>
-        <w:rPr>
-          <w:rFonts w:ascii="Times New Roman" w:eastAsia="Times New Roman" w:hAnsi="Times New Roman" w:cs="Times New Roman"/>
-          <w:sz w:val="24"/>
-          <w:szCs w:val="24"/>
-        </w:rPr>
-      </w:pPr>
-      <w:r>
-        <w:rPr>
-          <w:rFonts w:ascii="Times New Roman" w:eastAsia="Times New Roman" w:hAnsi="Times New Roman" w:cs="Times New Roman"/>
-          <w:sz w:val="24"/>
-          <w:szCs w:val="24"/>
-        </w:rPr>
-        <w:t>Test full system integration</w:t>
-      </w:r>
-    </w:p>
-    <w:p>
-      <w:pPr>
-        <w:spacing w:before="120" w:after="120"/>
-        <w:rPr>
-          <w:rFonts w:ascii="Times New Roman" w:eastAsia="Times New Roman" w:hAnsi="Times New Roman" w:cs="Times New Roman"/>
-          <w:sz w:val="24"/>
-          <w:szCs w:val="24"/>
-        </w:rPr>
-      </w:pPr>
-    </w:p>
-    <w:p>
-      <w:pPr>
-        <w:spacing w:before="120" w:after="120"/>
-        <w:rPr>
-          <w:rFonts w:ascii="Times New Roman" w:eastAsia="Times New Roman" w:hAnsi="Times New Roman" w:cs="Times New Roman"/>
-          <w:b/>
-          <w:bCs/>
-          <w:i/>
-          <w:iCs/>
-          <w:sz w:val="24"/>
-          <w:szCs w:val="24"/>
-        </w:rPr>
-      </w:pPr>
-      <w:r>
-        <w:rPr>
-          <w:rFonts w:ascii="Times New Roman" w:eastAsia="Times New Roman" w:hAnsi="Times New Roman" w:cs="Times New Roman"/>
-          <w:b/>
-          <w:bCs/>
-          <w:i/>
-          <w:iCs/>
-          <w:sz w:val="24"/>
-          <w:szCs w:val="24"/>
-        </w:rPr>
-        <w:t>Detailed Task Breakdown</w:t>
-      </w:r>
-    </w:p>
-    <w:p>
-      <w:pPr>
-        <w:spacing w:before="120" w:after="120"/>
-        <w:rPr>
-          <w:rFonts w:ascii="Times New Roman" w:eastAsia="Times New Roman" w:hAnsi="Times New Roman" w:cs="Times New Roman"/>
-          <w:sz w:val="24"/>
-          <w:szCs w:val="24"/>
-        </w:rPr>
-      </w:pPr>
-      <w:r>
-        <w:rPr>
-          <w:rFonts w:ascii="Times New Roman" w:eastAsia="Times New Roman" w:hAnsi="Times New Roman" w:cs="Times New Roman"/>
-          <w:sz w:val="24"/>
-          <w:szCs w:val="24"/>
-        </w:rPr>
-        <w:t xml:space="preserve">To start I plan on building out the motor control and object detection in tandem while I am waiting for a few final parts for the drive system. I plan on building up the object detection </w:t>
-      </w:r>
-      <w:r>
-        <w:rPr>
-          <w:rFonts w:ascii="Times New Roman" w:eastAsia="Times New Roman" w:hAnsi="Times New Roman" w:cs="Times New Roman"/>
-          <w:sz w:val="24"/>
-          <w:szCs w:val="24"/>
-        </w:rPr>
-        <w:t xml:space="preserve">using an Ultrasonic sensor as the base which will be used to detect if the rover needs to stop and then a TOF sensor to determine whether or not the rover can try to navigate around the obstacle. </w:t>
-      </w:r>
-      <w:r>
-        <w:rPr>
-          <w:rFonts w:ascii="Times New Roman" w:eastAsia="Times New Roman" w:hAnsi="Times New Roman" w:cs="Times New Roman"/>
-          <w:strike/>
-          <w:color w:val="FF0000"/>
-          <w:sz w:val="24"/>
-          <w:szCs w:val="24"/>
-        </w:rPr>
-        <w:t>of the XIAOS3 Cam by connecting it to an LLM and feeding the image captured to the LLM by sending the base64 encoded version to an API. I plan on starting with Claude, and then moving over to a local open-source LLM I want to setup on my local router network, if time permits.</w:t>
-      </w:r>
-      <w:r>
-        <w:rPr>
-          <w:rFonts w:ascii="Times New Roman" w:eastAsia="Times New Roman" w:hAnsi="Times New Roman" w:cs="Times New Roman"/>
-          <w:color w:val="FF0000"/>
-          <w:sz w:val="24"/>
-          <w:szCs w:val="24"/>
-        </w:rPr>
-        <w:t xml:space="preserve"> </w:t>
-      </w:r>
-      <w:r>
-        <w:rPr>
-          <w:rFonts w:ascii="Times New Roman" w:eastAsia="Times New Roman" w:hAnsi="Times New Roman" w:cs="Times New Roman"/>
-          <w:b/>
-          <w:bCs/>
-          <w:color w:val="FF0000"/>
-          <w:sz w:val="24"/>
-          <w:szCs w:val="24"/>
-        </w:rPr>
-        <w:t>(REMOVED 3/15 due to pivot)</w:t>
-      </w:r>
-      <w:r>
-        <w:rPr>
-          <w:rFonts w:ascii="Times New Roman" w:eastAsia="Times New Roman" w:hAnsi="Times New Roman" w:cs="Times New Roman"/>
-          <w:strike/>
-          <w:color w:val="FF0000"/>
-          <w:sz w:val="24"/>
-          <w:szCs w:val="24"/>
-        </w:rPr>
-        <w:t xml:space="preserve"> </w:t>
-      </w:r>
-      <w:r>
-        <w:rPr>
-          <w:rFonts w:ascii="Times New Roman" w:eastAsia="Times New Roman" w:hAnsi="Times New Roman" w:cs="Times New Roman"/>
-          <w:strike/>
-          <w:color w:val="FF0000"/>
-          <w:sz w:val="24"/>
-          <w:szCs w:val="24"/>
-        </w:rPr>
-        <w:t xml:space="preserve">ESP32 cam </w:t>
-      </w:r>
-      <w:r>
-        <w:rPr>
-          <w:rFonts w:ascii="Times New Roman" w:eastAsia="Times New Roman" w:hAnsi="Times New Roman" w:cs="Times New Roman"/>
-          <w:strike/>
-          <w:color w:val="FF0000"/>
-          <w:sz w:val="24"/>
-          <w:szCs w:val="24"/>
-        </w:rPr>
-        <w:t>using the FOMO(Faster Objects, More Objects) Object detection from Edge Impulse. If I run into issue with the AI model or run into walls with performance I will revert to classic computer vision algorithms and do some feature extractions for less precise but still working object detection.</w:t>
-      </w:r>
-      <w:r>
-        <w:rPr>
-          <w:rFonts w:ascii="Times New Roman" w:eastAsia="Times New Roman" w:hAnsi="Times New Roman" w:cs="Times New Roman"/>
-          <w:sz w:val="24"/>
-          <w:szCs w:val="24"/>
-        </w:rPr>
-        <w:t xml:space="preserve"> </w:t>
-      </w:r>
-      <w:r>
-        <w:rPr>
-          <w:rFonts w:ascii="Times New Roman" w:eastAsia="Times New Roman" w:hAnsi="Times New Roman" w:cs="Times New Roman"/>
-          <w:b/>
-          <w:bCs/>
-          <w:color w:val="4BACC6" w:themeColor="accent5"/>
-          <w:sz w:val="24"/>
-          <w:szCs w:val="24"/>
-        </w:rPr>
-        <w:t>(Changed 2/26/2025)</w:t>
-      </w:r>
-      <w:r>
-        <w:rPr>
-          <w:rFonts w:ascii="Times New Roman" w:eastAsia="Times New Roman" w:hAnsi="Times New Roman" w:cs="Times New Roman"/>
-          <w:color w:val="4BACC6" w:themeColor="accent5"/>
-          <w:sz w:val="24"/>
-          <w:szCs w:val="24"/>
-        </w:rPr>
-        <w:t xml:space="preserve"> </w:t>
-      </w:r>
-      <w:r>
-        <w:rPr>
-          <w:rFonts w:ascii="Times New Roman" w:eastAsia="Times New Roman" w:hAnsi="Times New Roman" w:cs="Times New Roman"/>
-          <w:sz w:val="24"/>
-          <w:szCs w:val="24"/>
-        </w:rPr>
-        <w:t xml:space="preserve">I want to first test these systems by themselves and integrate them together with the </w:t>
-      </w:r>
-      <w:r>
-        <w:rPr>
-          <w:rFonts w:ascii="Times New Roman" w:eastAsia="Times New Roman" w:hAnsi="Times New Roman" w:cs="Times New Roman"/>
-          <w:sz w:val="24"/>
-          <w:szCs w:val="24"/>
-        </w:rPr>
-        <w:t>ESP32 ESP</w:t>
-      </w:r>
-      <w:r>
-        <w:rPr>
-          <w:rFonts w:ascii="Times New Roman" w:eastAsia="Times New Roman" w:hAnsi="Times New Roman" w:cs="Times New Roman"/>
-          <w:sz w:val="24"/>
-          <w:szCs w:val="24"/>
-        </w:rPr>
-        <w:t>-S</w:t>
-      </w:r>
-      <w:r>
-        <w:rPr>
-          <w:rFonts w:ascii="Times New Roman" w:eastAsia="Times New Roman" w:hAnsi="Times New Roman" w:cs="Times New Roman"/>
-          <w:b/>
-          <w:bCs/>
-          <w:color w:val="4BACC6" w:themeColor="accent5"/>
-          <w:sz w:val="24"/>
-          <w:szCs w:val="24"/>
-        </w:rPr>
-        <w:t>(Changed from Teensy4.1 Microcontroller on 2/22/25)</w:t>
-      </w:r>
-      <w:r>
-        <w:rPr>
-          <w:rFonts w:ascii="Times New Roman" w:eastAsia="Times New Roman" w:hAnsi="Times New Roman" w:cs="Times New Roman"/>
-          <w:sz w:val="24"/>
-          <w:szCs w:val="24"/>
-        </w:rPr>
-        <w:t xml:space="preserve">. Once I have this to a working state, I plan on moving to communication between the boards using </w:t>
-      </w:r>
-      <w:r>
-        <w:rPr>
-          <w:rFonts w:ascii="Times New Roman" w:eastAsia="Times New Roman" w:hAnsi="Times New Roman" w:cs="Times New Roman"/>
-          <w:strike/>
-          <w:color w:val="FF0000"/>
-          <w:sz w:val="24"/>
-          <w:szCs w:val="24"/>
-        </w:rPr>
-        <w:t>USART</w:t>
-      </w:r>
-      <w:r>
-        <w:rPr>
-          <w:rFonts w:ascii="Times New Roman" w:eastAsia="Times New Roman" w:hAnsi="Times New Roman" w:cs="Times New Roman"/>
-          <w:sz w:val="24"/>
-          <w:szCs w:val="24"/>
-        </w:rPr>
-        <w:t xml:space="preserve"> </w:t>
-      </w:r>
-      <w:r>
-        <w:rPr>
-          <w:rFonts w:ascii="Times New Roman" w:eastAsia="Times New Roman" w:hAnsi="Times New Roman" w:cs="Times New Roman"/>
-          <w:sz w:val="24"/>
-          <w:szCs w:val="24"/>
-        </w:rPr>
-        <w:t xml:space="preserve">HTTPS </w:t>
-      </w:r>
-      <w:r>
-        <w:rPr>
-          <w:rFonts w:ascii="Times New Roman" w:eastAsia="Times New Roman" w:hAnsi="Times New Roman" w:cs="Times New Roman"/>
-          <w:sz w:val="24"/>
-          <w:szCs w:val="24"/>
-        </w:rPr>
-        <w:t xml:space="preserve">while modeling the hopper trailer. I am going to build a basic communication interface that consists of basic commands dependent on object detection results and </w:t>
-      </w:r>
-      <w:r>
-        <w:rPr>
-          <w:rFonts w:ascii="Times New Roman" w:eastAsia="Times New Roman" w:hAnsi="Times New Roman" w:cs="Times New Roman"/>
-          <w:sz w:val="24"/>
-          <w:szCs w:val="24"/>
-        </w:rPr>
-        <w:t xml:space="preserve">user commands from command app </w:t>
-      </w:r>
-      <w:r>
-        <w:rPr>
-          <w:rFonts w:ascii="Times New Roman" w:eastAsia="Times New Roman" w:hAnsi="Times New Roman" w:cs="Times New Roman"/>
-          <w:strike/>
-          <w:color w:val="FF0000"/>
-          <w:sz w:val="24"/>
-          <w:szCs w:val="24"/>
-        </w:rPr>
-        <w:t>where they are in the image</w:t>
-      </w:r>
-      <w:r>
-        <w:rPr>
-          <w:rFonts w:ascii="Times New Roman" w:eastAsia="Times New Roman" w:hAnsi="Times New Roman" w:cs="Times New Roman"/>
-          <w:sz w:val="24"/>
-          <w:szCs w:val="24"/>
-        </w:rPr>
-        <w:t xml:space="preserve"> </w:t>
-      </w:r>
-      <w:r>
-        <w:rPr>
-          <w:rFonts w:ascii="Times New Roman" w:eastAsia="Times New Roman" w:hAnsi="Times New Roman" w:cs="Times New Roman"/>
-          <w:b/>
-          <w:bCs/>
-          <w:color w:val="4BACC6" w:themeColor="accent5"/>
-          <w:sz w:val="24"/>
-          <w:szCs w:val="24"/>
-        </w:rPr>
-        <w:t>(Changed 3/15)</w:t>
-      </w:r>
-      <w:r>
-        <w:rPr>
-          <w:rFonts w:ascii="Times New Roman" w:eastAsia="Times New Roman" w:hAnsi="Times New Roman" w:cs="Times New Roman"/>
-          <w:sz w:val="24"/>
-          <w:szCs w:val="24"/>
-        </w:rPr>
-        <w:t>. I will do various system tests and integration tests to ensure everything is working individually and together. Afterwards, I plan on finishing up the design/build of the rover chassis</w:t>
-      </w:r>
-      <w:r>
-        <w:rPr>
-          <w:rFonts w:ascii="Times New Roman" w:eastAsia="Times New Roman" w:hAnsi="Times New Roman" w:cs="Times New Roman"/>
-          <w:sz w:val="24"/>
-          <w:szCs w:val="24"/>
-        </w:rPr>
-        <w:t xml:space="preserve"> and a better drive system for the wheels</w:t>
-      </w:r>
-      <w:r>
-        <w:rPr>
-          <w:rFonts w:ascii="Times New Roman" w:eastAsia="Times New Roman" w:hAnsi="Times New Roman" w:cs="Times New Roman"/>
-          <w:sz w:val="24"/>
-          <w:szCs w:val="24"/>
-        </w:rPr>
-        <w:t xml:space="preserve">. Once I finish these parts I will test out the rover on its own and attach the 3 tow hitches to connect to the hopper trailer. Then finally finish building the hopper and test out full system integration. </w:t>
-      </w:r>
-    </w:p>
-    <w:p>
-      <w:pPr>
-        <w:spacing w:before="120" w:after="120"/>
-        <w:rPr>
-          <w:rFonts w:ascii="Times New Roman" w:eastAsia="Times New Roman" w:hAnsi="Times New Roman" w:cs="Times New Roman"/>
-          <w:sz w:val="24"/>
-          <w:szCs w:val="24"/>
-        </w:rPr>
-      </w:pPr>
-    </w:p>
-    <w:p>
-      <w:pPr>
-        <w:spacing w:before="120" w:after="120"/>
-        <w:rPr>
-          <w:rFonts w:ascii="Times New Roman" w:eastAsia="Times New Roman" w:hAnsi="Times New Roman" w:cs="Times New Roman"/>
-          <w:b/>
-          <w:sz w:val="36"/>
-          <w:szCs w:val="36"/>
-        </w:rPr>
-      </w:pPr>
-      <w:r>
-        <w:rPr>
-          <w:rFonts w:ascii="Times New Roman" w:eastAsia="Times New Roman" w:hAnsi="Times New Roman" w:cs="Times New Roman"/>
-          <w:b/>
-          <w:sz w:val="36"/>
-          <w:szCs w:val="36"/>
+    </w:p>
+    <w:p>
+      <w:pPr>
+        <w:pStyle w:val="Heading2"/>
+        <w:rPr>
+          <w:rFonts w:ascii="Times New Roman" w:hAnsi="Times New Roman" w:cs="Times New Roman"/>
+        </w:rPr>
+      </w:pPr>
+      <w:r>
+        <w:rPr>
+          <w:rFonts w:ascii="Times New Roman" w:hAnsi="Times New Roman" w:cs="Times New Roman"/>
         </w:rPr>
         <w:t xml:space="preserve">Description of Design Prototype </w:t>
       </w:r>
     </w:p>
     <w:p>
       <w:pPr>
-        <w:spacing w:before="120"/>
-        <w:rPr>
-          <w:rFonts w:ascii="Times New Roman" w:eastAsia="Times New Roman" w:hAnsi="Times New Roman" w:cs="Times New Roman"/>
-          <w:b/>
-          <w:bCs/>
-          <w:sz w:val="24"/>
-          <w:szCs w:val="24"/>
-        </w:rPr>
-      </w:pPr>
-      <w:r>
-        <w:rPr>
-          <w:rFonts w:ascii="Times New Roman" w:eastAsia="Times New Roman" w:hAnsi="Times New Roman" w:cs="Times New Roman"/>
-          <w:b/>
-          <w:bCs/>
-          <w:sz w:val="24"/>
-          <w:szCs w:val="24"/>
+        <w:pStyle w:val="Heading4"/>
+        <w:rPr>
+          <w:rFonts w:ascii="Times New Roman" w:hAnsi="Times New Roman" w:cs="Times New Roman"/>
+        </w:rPr>
+      </w:pPr>
+      <w:r>
+        <w:rPr>
+          <w:rFonts w:ascii="Times New Roman" w:hAnsi="Times New Roman" w:cs="Times New Roman"/>
         </w:rPr>
         <w:t>Overview</w:t>
-      </w:r>
-    </w:p>
-    <w:p>
-      <w:pPr>
-        <w:spacing w:before="120"/>
-        <w:rPr>
-          <w:rFonts w:ascii="Times New Roman" w:eastAsia="Times New Roman" w:hAnsi="Times New Roman" w:cs="Times New Roman"/>
-          <w:sz w:val="24"/>
-          <w:szCs w:val="24"/>
-        </w:rPr>
-      </w:pPr>
-      <w:r>
-        <w:rPr>
-          <w:rFonts w:ascii="Times New Roman" w:eastAsia="Times New Roman" w:hAnsi="Times New Roman" w:cs="Times New Roman"/>
-          <w:sz w:val="24"/>
-          <w:szCs w:val="24"/>
-        </w:rPr>
-        <w:t>The main device</w:t>
-      </w:r>
-      <w:r>
-        <w:rPr>
-          <w:rFonts w:ascii="Times New Roman" w:eastAsia="Times New Roman" w:hAnsi="Times New Roman" w:cs="Times New Roman"/>
-          <w:sz w:val="24"/>
-          <w:szCs w:val="24"/>
-        </w:rPr>
-        <w:t>s</w:t>
-      </w:r>
-      <w:r>
-        <w:rPr>
-          <w:rFonts w:ascii="Times New Roman" w:eastAsia="Times New Roman" w:hAnsi="Times New Roman" w:cs="Times New Roman"/>
-          <w:sz w:val="24"/>
-          <w:szCs w:val="24"/>
-        </w:rPr>
-        <w:t xml:space="preserve"> of this project will consist of </w:t>
-      </w:r>
-      <w:r>
-        <w:rPr>
-          <w:rFonts w:ascii="Times New Roman" w:eastAsia="Times New Roman" w:hAnsi="Times New Roman" w:cs="Times New Roman"/>
-          <w:sz w:val="24"/>
-          <w:szCs w:val="24"/>
-        </w:rPr>
-        <w:t xml:space="preserve">the </w:t>
-      </w:r>
-      <w:r>
-        <w:rPr>
-          <w:rFonts w:ascii="Times New Roman" w:eastAsia="Times New Roman" w:hAnsi="Times New Roman" w:cs="Times New Roman"/>
-          <w:sz w:val="24"/>
-          <w:szCs w:val="24"/>
-        </w:rPr>
-        <w:t>ESP32 ESP</w:t>
-      </w:r>
-      <w:r>
-        <w:rPr>
-          <w:rFonts w:ascii="Times New Roman" w:eastAsia="Times New Roman" w:hAnsi="Times New Roman" w:cs="Times New Roman"/>
-          <w:sz w:val="24"/>
-          <w:szCs w:val="24"/>
-        </w:rPr>
-        <w:t>-</w:t>
-      </w:r>
-      <w:r>
-        <w:rPr>
-          <w:rFonts w:ascii="Times New Roman" w:eastAsia="Times New Roman" w:hAnsi="Times New Roman" w:cs="Times New Roman"/>
-          <w:sz w:val="24"/>
-          <w:szCs w:val="24"/>
-        </w:rPr>
-        <w:t xml:space="preserve">S </w:t>
-      </w:r>
-      <w:r>
-        <w:rPr>
-          <w:rFonts w:ascii="Times New Roman" w:eastAsia="Times New Roman" w:hAnsi="Times New Roman" w:cs="Times New Roman"/>
-          <w:color w:val="FF0000"/>
-          <w:sz w:val="24"/>
-          <w:szCs w:val="24"/>
-        </w:rPr>
-        <w:t>(</w:t>
-      </w:r>
-      <w:r>
-        <w:rPr>
-          <w:rFonts w:ascii="Times New Roman" w:eastAsia="Times New Roman" w:hAnsi="Times New Roman" w:cs="Times New Roman"/>
-          <w:color w:val="FF0000"/>
-          <w:sz w:val="24"/>
-          <w:szCs w:val="24"/>
-        </w:rPr>
-        <w:t xml:space="preserve">Changed from </w:t>
-      </w:r>
-      <w:r>
-        <w:rPr>
-          <w:rFonts w:ascii="Times New Roman" w:eastAsia="Times New Roman" w:hAnsi="Times New Roman" w:cs="Times New Roman"/>
-          <w:color w:val="FF0000"/>
-          <w:sz w:val="24"/>
-          <w:szCs w:val="24"/>
-        </w:rPr>
-        <w:t>Teensy4.1 Microcontroller</w:t>
-      </w:r>
-      <w:r>
-        <w:rPr>
-          <w:rFonts w:ascii="Times New Roman" w:eastAsia="Times New Roman" w:hAnsi="Times New Roman" w:cs="Times New Roman"/>
-          <w:color w:val="FF0000"/>
-          <w:sz w:val="24"/>
-          <w:szCs w:val="24"/>
-        </w:rPr>
-        <w:t xml:space="preserve"> on 2/22/25) </w:t>
-      </w:r>
-      <w:r>
-        <w:rPr>
-          <w:rFonts w:ascii="Times New Roman" w:eastAsia="Times New Roman" w:hAnsi="Times New Roman" w:cs="Times New Roman"/>
-          <w:sz w:val="24"/>
-          <w:szCs w:val="24"/>
-        </w:rPr>
-        <w:t xml:space="preserve">microcontroller </w:t>
-      </w:r>
-      <w:r>
-        <w:rPr>
-          <w:rFonts w:ascii="Times New Roman" w:eastAsia="Times New Roman" w:hAnsi="Times New Roman" w:cs="Times New Roman"/>
-          <w:strike/>
-          <w:color w:val="FF0000"/>
-          <w:sz w:val="24"/>
-          <w:szCs w:val="24"/>
-        </w:rPr>
-        <w:t>connected through USART</w:t>
-      </w:r>
-      <w:r>
-        <w:rPr>
-          <w:rFonts w:ascii="Times New Roman" w:eastAsia="Times New Roman" w:hAnsi="Times New Roman" w:cs="Times New Roman"/>
-          <w:color w:val="FF0000"/>
-          <w:sz w:val="24"/>
-          <w:szCs w:val="24"/>
-        </w:rPr>
-        <w:t>(Changed on 2/26/2025)</w:t>
-      </w:r>
-      <w:r>
-        <w:rPr>
-          <w:rFonts w:ascii="Times New Roman" w:eastAsia="Times New Roman" w:hAnsi="Times New Roman" w:cs="Times New Roman"/>
-          <w:color w:val="FF0000"/>
-          <w:sz w:val="24"/>
-          <w:szCs w:val="24"/>
-        </w:rPr>
-        <w:t xml:space="preserve"> </w:t>
-      </w:r>
-      <w:r>
-        <w:rPr>
-          <w:rFonts w:ascii="Times New Roman" w:eastAsia="Times New Roman" w:hAnsi="Times New Roman" w:cs="Times New Roman"/>
-          <w:sz w:val="24"/>
-          <w:szCs w:val="24"/>
-        </w:rPr>
-        <w:t xml:space="preserve">which will pull commands from </w:t>
-      </w:r>
-      <w:r>
-        <w:rPr>
-          <w:rFonts w:ascii="Times New Roman" w:eastAsia="Times New Roman" w:hAnsi="Times New Roman" w:cs="Times New Roman"/>
-          <w:sz w:val="24"/>
-          <w:szCs w:val="24"/>
-        </w:rPr>
-        <w:t xml:space="preserve">a command server that sits on a ZimaBoard NAS which will </w:t>
-      </w:r>
-      <w:r>
-        <w:rPr>
-          <w:rFonts w:ascii="Times New Roman" w:eastAsia="Times New Roman" w:hAnsi="Times New Roman" w:cs="Times New Roman"/>
-          <w:sz w:val="24"/>
-          <w:szCs w:val="24"/>
-        </w:rPr>
-        <w:lastRenderedPageBreak/>
-        <w:t>store commands users provide such as start, stop, and directional commands to the rover. These commands will come from an app I plan on developing which for now will just be an inline HTML application so that I can easily test it out on my phone.</w:t>
-      </w:r>
-      <w:r>
-        <w:rPr>
-          <w:rFonts w:ascii="Times New Roman" w:eastAsia="Times New Roman" w:hAnsi="Times New Roman" w:cs="Times New Roman"/>
-          <w:b/>
-          <w:bCs/>
-          <w:color w:val="4BACC6" w:themeColor="accent5"/>
-          <w:sz w:val="24"/>
-          <w:szCs w:val="24"/>
-        </w:rPr>
-        <w:t xml:space="preserve">(ADDED 3/15) </w:t>
-      </w:r>
-      <w:r>
-        <w:rPr>
-          <w:rFonts w:ascii="Times New Roman" w:eastAsia="Times New Roman" w:hAnsi="Times New Roman" w:cs="Times New Roman"/>
-          <w:sz w:val="24"/>
-          <w:szCs w:val="24"/>
-        </w:rPr>
-        <w:t>t</w:t>
-      </w:r>
-      <w:r>
-        <w:rPr>
-          <w:rFonts w:ascii="Times New Roman" w:eastAsia="Times New Roman" w:hAnsi="Times New Roman" w:cs="Times New Roman"/>
-          <w:strike/>
-          <w:color w:val="FF0000"/>
-          <w:sz w:val="24"/>
-          <w:szCs w:val="24"/>
-        </w:rPr>
-        <w:t xml:space="preserve">he </w:t>
-      </w:r>
-      <w:r>
-        <w:rPr>
-          <w:rFonts w:ascii="Times New Roman" w:eastAsia="Times New Roman" w:hAnsi="Times New Roman" w:cs="Times New Roman"/>
-          <w:strike/>
-          <w:color w:val="FF0000"/>
-          <w:sz w:val="24"/>
-          <w:szCs w:val="24"/>
-        </w:rPr>
-        <w:t>ESP32 S3 Camera module</w:t>
-      </w:r>
-      <w:r>
-        <w:rPr>
-          <w:rFonts w:ascii="Times New Roman" w:eastAsia="Times New Roman" w:hAnsi="Times New Roman" w:cs="Times New Roman"/>
-          <w:strike/>
-          <w:color w:val="FF0000"/>
-          <w:sz w:val="24"/>
-          <w:szCs w:val="24"/>
-        </w:rPr>
-        <w:t xml:space="preserve"> based on image detection from an LLM</w:t>
-      </w:r>
-      <w:r>
-        <w:rPr>
-          <w:rFonts w:ascii="Times New Roman" w:eastAsia="Times New Roman" w:hAnsi="Times New Roman" w:cs="Times New Roman"/>
-          <w:color w:val="FF0000"/>
-          <w:sz w:val="24"/>
-          <w:szCs w:val="24"/>
-        </w:rPr>
-        <w:t>(REMOVED 3/15)</w:t>
-      </w:r>
-      <w:r>
-        <w:rPr>
-          <w:rFonts w:ascii="Times New Roman" w:eastAsia="Times New Roman" w:hAnsi="Times New Roman" w:cs="Times New Roman"/>
-          <w:sz w:val="24"/>
-          <w:szCs w:val="24"/>
-        </w:rPr>
-        <w:t xml:space="preserve">. </w:t>
-      </w:r>
-      <w:r>
-        <w:rPr>
-          <w:rFonts w:ascii="Times New Roman" w:eastAsia="Times New Roman" w:hAnsi="Times New Roman" w:cs="Times New Roman"/>
-          <w:sz w:val="24"/>
-          <w:szCs w:val="24"/>
-        </w:rPr>
-        <w:t xml:space="preserve">The </w:t>
-      </w:r>
-      <w:r>
-        <w:rPr>
-          <w:rFonts w:ascii="Times New Roman" w:eastAsia="Times New Roman" w:hAnsi="Times New Roman" w:cs="Times New Roman"/>
-          <w:sz w:val="24"/>
-          <w:szCs w:val="24"/>
-        </w:rPr>
-        <w:t>ESP32 ESP</w:t>
-      </w:r>
-      <w:r>
-        <w:rPr>
-          <w:rFonts w:ascii="Times New Roman" w:eastAsia="Times New Roman" w:hAnsi="Times New Roman" w:cs="Times New Roman"/>
-          <w:sz w:val="24"/>
-          <w:szCs w:val="24"/>
-        </w:rPr>
-        <w:t>-</w:t>
-      </w:r>
-      <w:r>
-        <w:rPr>
-          <w:rFonts w:ascii="Times New Roman" w:eastAsia="Times New Roman" w:hAnsi="Times New Roman" w:cs="Times New Roman"/>
-          <w:sz w:val="24"/>
-          <w:szCs w:val="24"/>
-        </w:rPr>
-        <w:t>S</w:t>
-      </w:r>
-      <w:r>
-        <w:rPr>
-          <w:rFonts w:ascii="Times New Roman" w:eastAsia="Times New Roman" w:hAnsi="Times New Roman" w:cs="Times New Roman"/>
-          <w:sz w:val="24"/>
-          <w:szCs w:val="24"/>
-        </w:rPr>
-        <w:t xml:space="preserve"> microcontroller will use </w:t>
-      </w:r>
-      <w:r>
-        <w:rPr>
-          <w:rFonts w:ascii="Times New Roman" w:eastAsia="Times New Roman" w:hAnsi="Times New Roman" w:cs="Times New Roman"/>
-          <w:sz w:val="24"/>
-          <w:szCs w:val="24"/>
-        </w:rPr>
-        <w:t>3</w:t>
-      </w:r>
-      <w:r>
-        <w:rPr>
-          <w:rFonts w:ascii="Times New Roman" w:eastAsia="Times New Roman" w:hAnsi="Times New Roman" w:cs="Times New Roman"/>
-          <w:sz w:val="24"/>
-          <w:szCs w:val="24"/>
-        </w:rPr>
-        <w:t xml:space="preserve"> </w:t>
-      </w:r>
-      <w:r>
-        <w:rPr>
-          <w:rFonts w:ascii="Times New Roman" w:eastAsia="Times New Roman" w:hAnsi="Times New Roman" w:cs="Times New Roman"/>
-          <w:sz w:val="24"/>
-          <w:szCs w:val="24"/>
-        </w:rPr>
-        <w:t>L298N</w:t>
-      </w:r>
-      <w:r>
-        <w:rPr>
-          <w:rFonts w:ascii="Times New Roman" w:eastAsia="Times New Roman" w:hAnsi="Times New Roman" w:cs="Times New Roman"/>
-          <w:sz w:val="24"/>
-          <w:szCs w:val="24"/>
-        </w:rPr>
-        <w:t xml:space="preserve"> Motor Drivers to power the DC motors that will drive the wheels. For turning 4 servo motors are mounted on the front and back wheels which will be connected to the </w:t>
-      </w:r>
-      <w:r>
-        <w:rPr>
-          <w:rFonts w:ascii="Times New Roman" w:eastAsia="Times New Roman" w:hAnsi="Times New Roman" w:cs="Times New Roman"/>
-          <w:sz w:val="24"/>
-          <w:szCs w:val="24"/>
-        </w:rPr>
-        <w:t xml:space="preserve">ESP32 Dev Board </w:t>
-      </w:r>
-      <w:r>
-        <w:rPr>
-          <w:rFonts w:ascii="Times New Roman" w:eastAsia="Times New Roman" w:hAnsi="Times New Roman" w:cs="Times New Roman"/>
-          <w:sz w:val="24"/>
-          <w:szCs w:val="24"/>
-        </w:rPr>
-        <w:t xml:space="preserve">powered using pulse width modulation on Left/Right commands. The DC motors will be powered ON/OFF/Forward/Backwards depending on commands from the </w:t>
-      </w:r>
-      <w:r>
-        <w:rPr>
-          <w:rFonts w:ascii="Times New Roman" w:eastAsia="Times New Roman" w:hAnsi="Times New Roman" w:cs="Times New Roman"/>
-          <w:sz w:val="24"/>
-          <w:szCs w:val="24"/>
-        </w:rPr>
-        <w:t xml:space="preserve">server </w:t>
-      </w:r>
-      <w:r>
-        <w:rPr>
-          <w:rFonts w:ascii="Times New Roman" w:eastAsia="Times New Roman" w:hAnsi="Times New Roman" w:cs="Times New Roman"/>
-          <w:strike/>
-          <w:color w:val="FF0000"/>
-          <w:sz w:val="24"/>
-          <w:szCs w:val="24"/>
-        </w:rPr>
-        <w:t>ESP32 Camera</w:t>
-      </w:r>
-      <w:r>
-        <w:rPr>
-          <w:rFonts w:ascii="Times New Roman" w:eastAsia="Times New Roman" w:hAnsi="Times New Roman" w:cs="Times New Roman"/>
-          <w:sz w:val="24"/>
-          <w:szCs w:val="24"/>
-        </w:rPr>
-        <w:t xml:space="preserve">. As a backup object detection system there will also be an ultrasonic sensor used for emergency object detection in case that the </w:t>
-      </w:r>
-      <w:r>
-        <w:rPr>
-          <w:rFonts w:ascii="Times New Roman" w:eastAsia="Times New Roman" w:hAnsi="Times New Roman" w:cs="Times New Roman"/>
-          <w:sz w:val="24"/>
-          <w:szCs w:val="24"/>
-        </w:rPr>
-        <w:t xml:space="preserve">User tries to drive the rover into something or there is a command bug. </w:t>
-      </w:r>
-      <w:r>
-        <w:rPr>
-          <w:rFonts w:ascii="Times New Roman" w:eastAsia="Times New Roman" w:hAnsi="Times New Roman" w:cs="Times New Roman"/>
-          <w:b/>
-          <w:bCs/>
-          <w:color w:val="4BACC6" w:themeColor="accent5"/>
-          <w:sz w:val="24"/>
-          <w:szCs w:val="24"/>
-        </w:rPr>
-        <w:t>(ADDED 3/15)</w:t>
-      </w:r>
-      <w:r>
-        <w:rPr>
-          <w:rFonts w:ascii="Times New Roman" w:eastAsia="Times New Roman" w:hAnsi="Times New Roman" w:cs="Times New Roman"/>
-          <w:sz w:val="24"/>
-          <w:szCs w:val="24"/>
-        </w:rPr>
-        <w:t xml:space="preserve"> As stated earlier the mechanical design of the rovers rocker-bogie suspension system was predesigned but I only plan on using the suspension and will be using a custom chassis and slightly different electronics. </w:t>
-      </w:r>
-      <w:r>
-        <w:rPr>
-          <w:rFonts w:ascii="Times New Roman" w:eastAsia="Times New Roman" w:hAnsi="Times New Roman" w:cs="Times New Roman"/>
-          <w:sz w:val="24"/>
-          <w:szCs w:val="24"/>
-        </w:rPr>
-        <w:t xml:space="preserve">I also will need to redesign the wheel drive system due to gear stripping and not working for long usage outdoors </w:t>
-      </w:r>
-      <w:r>
-        <w:rPr>
-          <w:rFonts w:ascii="Times New Roman" w:eastAsia="Times New Roman" w:hAnsi="Times New Roman" w:cs="Times New Roman"/>
-          <w:b/>
-          <w:bCs/>
-          <w:color w:val="4BACC6" w:themeColor="accent5"/>
-          <w:sz w:val="24"/>
-          <w:szCs w:val="24"/>
-        </w:rPr>
-        <w:t>(ADDED 3/15)</w:t>
-      </w:r>
-      <w:r>
-        <w:rPr>
-          <w:rFonts w:ascii="Times New Roman" w:eastAsia="Times New Roman" w:hAnsi="Times New Roman" w:cs="Times New Roman"/>
-          <w:sz w:val="24"/>
-          <w:szCs w:val="24"/>
-        </w:rPr>
-        <w:t>.</w:t>
-      </w:r>
-      <w:r>
-        <w:rPr>
-          <w:rFonts w:ascii="Times New Roman" w:eastAsia="Times New Roman" w:hAnsi="Times New Roman" w:cs="Times New Roman"/>
-          <w:sz w:val="24"/>
-          <w:szCs w:val="24"/>
-        </w:rPr>
-        <w:br/>
-        <w:t>As for the Hopper trailer, this will be 3D printed and contain no electronics. It will consist of a hopper module that feeds the fertilizer/seed to a trap door which is opened/closed based on a spring which will be connected to the rover so that upon it moving the trap door will open/close.</w:t>
-      </w:r>
-      <w:r>
-        <w:rPr>
-          <w:rFonts w:ascii="Times New Roman" w:eastAsia="Times New Roman" w:hAnsi="Times New Roman" w:cs="Times New Roman"/>
-          <w:sz w:val="24"/>
-          <w:szCs w:val="24"/>
-        </w:rPr>
-        <w:t xml:space="preserve"> </w:t>
       </w:r>
     </w:p>
     <w:p>
       <w:pPr>
         <w:spacing w:before="120"/>
         <w:jc w:val="center"/>
-      </w:pPr>
-      <w:r>
-        <w:rPr>
+        <w:rPr>
+          <w:rFonts w:ascii="Times New Roman" w:hAnsi="Times New Roman" w:cs="Times New Roman"/>
+        </w:rPr>
+      </w:pPr>
+      <w:r>
+        <w:rPr>
+          <w:rFonts w:ascii="Times New Roman" w:hAnsi="Times New Roman" w:cs="Times New Roman"/>
           <w:noProof/>
         </w:rPr>
         <w:drawing>
-          <wp:inline distT="0" distB="0" distL="0" distR="0" wp14:anchorId="228BCF56" wp14:editId="6CC5F52A">
-            <wp:extent cx="5943600" cy="4018915"/>
-            <wp:effectExtent l="0" t="0" r="0" b="635"/>
-            <wp:docPr id="1421133963" name="Picture 1" descr="A diagram of a system&#10;&#10;AI-generated content may be incorrect."/>
+          <wp:inline distT="0" distB="0" distL="0" distR="0" wp14:anchorId="1BCCA656" wp14:editId="62393186">
+            <wp:extent cx="5928360" cy="4008120"/>
+            <wp:effectExtent l="0" t="0" r="0" b="0"/>
+            <wp:docPr id="2054599569" name="Picture 1"/>
             <wp:cNvGraphicFramePr>
               <a:graphicFrameLocks xmlns:a="http://schemas.openxmlformats.org/drawingml/2006/main" noChangeAspect="1"/>
             </wp:cNvGraphicFramePr>
@@ -4623,29 +3345,36 @@
               <a:graphicData uri="http://schemas.openxmlformats.org/drawingml/2006/picture">
                 <pic:pic xmlns:pic="http://schemas.openxmlformats.org/drawingml/2006/picture">
                   <pic:nvPicPr>
-                    <pic:cNvPr id="1421133963" name="Picture 1" descr="A diagram of a system&#10;&#10;AI-generated content may be incorrect."/>
-                    <pic:cNvPicPr/>
+                    <pic:cNvPr id="0" name="Picture 2"/>
+                    <pic:cNvPicPr>
+                      <a:picLocks noChangeAspect="1" noChangeArrowheads="1"/>
+                    </pic:cNvPicPr>
                   </pic:nvPicPr>
                   <pic:blipFill>
-                    <a:blip r:embed="rId6" cstate="print">
+                    <a:blip r:embed="rId7" cstate="print">
                       <a:extLst>
                         <a:ext uri="{28A0092B-C50C-407E-A947-70E740481C1C}">
                           <a14:useLocalDpi xmlns:a14="http://schemas.microsoft.com/office/drawing/2010/main" val="0"/>
                         </a:ext>
                       </a:extLst>
                     </a:blip>
+                    <a:srcRect/>
                     <a:stretch>
                       <a:fillRect/>
                     </a:stretch>
                   </pic:blipFill>
-                  <pic:spPr>
+                  <pic:spPr bwMode="auto">
                     <a:xfrm>
                       <a:off x="0" y="0"/>
-                      <a:ext cx="5943600" cy="4018915"/>
+                      <a:ext cx="5928360" cy="4008120"/>
                     </a:xfrm>
                     <a:prstGeom prst="rect">
                       <a:avLst/>
                     </a:prstGeom>
+                    <a:noFill/>
+                    <a:ln>
+                      <a:noFill/>
+                    </a:ln>
                   </pic:spPr>
                 </pic:pic>
               </a:graphicData>
@@ -4659,110 +3388,190 @@
         <w:spacing w:before="120"/>
         <w:jc w:val="center"/>
         <w:rPr>
+          <w:rFonts w:ascii="Times New Roman" w:hAnsi="Times New Roman" w:cs="Times New Roman"/>
           <w:i/>
           <w:iCs/>
         </w:rPr>
       </w:pPr>
       <w:r>
         <w:rPr>
+          <w:rFonts w:ascii="Times New Roman" w:hAnsi="Times New Roman" w:cs="Times New Roman"/>
           <w:i/>
           <w:iCs/>
         </w:rPr>
         <w:t>Appendix B</w:t>
       </w:r>
-      <w:r>
-        <w:rPr>
+    </w:p>
+    <w:p>
+      <w:pPr>
+        <w:pStyle w:val="Heading4"/>
+        <w:rPr>
+          <w:rFonts w:ascii="Times New Roman" w:hAnsi="Times New Roman" w:cs="Times New Roman"/>
+        </w:rPr>
+      </w:pPr>
+      <w:r>
+        <w:rPr>
+          <w:rFonts w:ascii="Times New Roman" w:hAnsi="Times New Roman" w:cs="Times New Roman"/>
+        </w:rPr>
+        <w:t>Electronics</w:t>
+      </w:r>
+    </w:p>
+    <w:p>
+      <w:pPr>
+        <w:spacing w:before="120"/>
+        <w:rPr>
+          <w:rFonts w:ascii="Times New Roman" w:hAnsi="Times New Roman" w:cs="Times New Roman"/>
+          <w:sz w:val="24"/>
+          <w:szCs w:val="24"/>
+        </w:rPr>
+      </w:pPr>
+      <w:r>
+        <w:rPr>
+          <w:rFonts w:ascii="Times New Roman" w:hAnsi="Times New Roman" w:cs="Times New Roman"/>
+          <w:sz w:val="24"/>
+          <w:szCs w:val="24"/>
+        </w:rPr>
+        <w:t xml:space="preserve">I started the circuit design with the schematic below. However, I soon found that the 6V supply was not enough to get my rover moving on carpet let alone grass. I did </w:t>
+      </w:r>
+      <w:r>
+        <w:rPr>
+          <w:rFonts w:ascii="Times New Roman" w:hAnsi="Times New Roman" w:cs="Times New Roman"/>
+          <w:sz w:val="24"/>
+          <w:szCs w:val="24"/>
+        </w:rPr>
+        <w:t>not, however,</w:t>
+      </w:r>
+      <w:r>
+        <w:rPr>
+          <w:rFonts w:ascii="Times New Roman" w:hAnsi="Times New Roman" w:cs="Times New Roman"/>
+          <w:sz w:val="24"/>
+          <w:szCs w:val="24"/>
+        </w:rPr>
+        <w:t xml:space="preserve"> have a 12V supply initially so I powered my initial prototype by wiring 2 6V packs in series and using a 9V battery to power the servos/microcontroller. </w:t>
+      </w:r>
+      <w:r>
+        <w:rPr>
+          <w:rFonts w:ascii="Times New Roman" w:hAnsi="Times New Roman" w:cs="Times New Roman"/>
+          <w:sz w:val="24"/>
+          <w:szCs w:val="24"/>
+        </w:rPr>
+        <w:t xml:space="preserve">I ended up scrapping 2 of the motors and the servos due to the circuit being overly complex and the added weight causing issues with pulling the hopper consistently. With my new gear </w:t>
+      </w:r>
+      <w:r>
+        <w:rPr>
+          <w:rFonts w:ascii="Times New Roman" w:hAnsi="Times New Roman" w:cs="Times New Roman"/>
+          <w:sz w:val="24"/>
+          <w:szCs w:val="24"/>
+        </w:rPr>
+        <w:t>system,</w:t>
+      </w:r>
+      <w:r>
+        <w:rPr>
+          <w:rFonts w:ascii="Times New Roman" w:hAnsi="Times New Roman" w:cs="Times New Roman"/>
+          <w:sz w:val="24"/>
+          <w:szCs w:val="24"/>
+        </w:rPr>
+        <w:t xml:space="preserve"> I was able to use 4 motors to easily pull the trailer. I also used a power distribution board to help with overheating and stop any fires due to power direction switching </w:t>
+      </w:r>
+      <w:r>
+        <w:rPr>
+          <w:rFonts w:ascii="Times New Roman" w:hAnsi="Times New Roman" w:cs="Times New Roman"/>
+          <w:sz w:val="24"/>
+          <w:szCs w:val="24"/>
+        </w:rPr>
+        <w:t>because of</w:t>
+      </w:r>
+      <w:r>
+        <w:rPr>
+          <w:rFonts w:ascii="Times New Roman" w:hAnsi="Times New Roman" w:cs="Times New Roman"/>
+          <w:sz w:val="24"/>
+          <w:szCs w:val="24"/>
+        </w:rPr>
+        <w:t xml:space="preserve"> the motor </w:t>
+      </w:r>
+      <w:r>
+        <w:rPr>
+          <w:rFonts w:ascii="Times New Roman" w:hAnsi="Times New Roman" w:cs="Times New Roman"/>
+          <w:sz w:val="24"/>
+          <w:szCs w:val="24"/>
+        </w:rPr>
+        <w:t>driver’s</w:t>
+      </w:r>
+      <w:r>
+        <w:rPr>
+          <w:rFonts w:ascii="Times New Roman" w:hAnsi="Times New Roman" w:cs="Times New Roman"/>
+          <w:sz w:val="24"/>
+          <w:szCs w:val="24"/>
+        </w:rPr>
+        <w:t xml:space="preserve"> H-Bridge. The last schematic is the final one for </w:t>
+      </w:r>
+      <w:r>
+        <w:rPr>
+          <w:rFonts w:ascii="Times New Roman" w:hAnsi="Times New Roman" w:cs="Times New Roman"/>
+          <w:sz w:val="24"/>
+          <w:szCs w:val="24"/>
+        </w:rPr>
+        <w:t>electronics</w:t>
+      </w:r>
+      <w:r>
+        <w:rPr>
+          <w:rFonts w:ascii="Times New Roman" w:hAnsi="Times New Roman" w:cs="Times New Roman"/>
+          <w:sz w:val="24"/>
+          <w:szCs w:val="24"/>
+        </w:rPr>
+        <w:t>.</w:t>
+      </w:r>
+    </w:p>
+    <w:p>
+      <w:pPr>
+        <w:spacing w:before="120"/>
+        <w:rPr>
+          <w:rFonts w:ascii="Times New Roman" w:hAnsi="Times New Roman" w:cs="Times New Roman"/>
+          <w:sz w:val="24"/>
+          <w:szCs w:val="24"/>
+        </w:rPr>
+      </w:pPr>
+      <w:r>
+        <w:rPr>
+          <w:rFonts w:ascii="Times New Roman" w:hAnsi="Times New Roman" w:cs="Times New Roman"/>
+          <w:sz w:val="24"/>
+          <w:szCs w:val="24"/>
+        </w:rPr>
+        <w:lastRenderedPageBreak/>
+        <w:t xml:space="preserve">The command queue server is </w:t>
+      </w:r>
+      <w:proofErr w:type="spellStart"/>
+      <w:r>
+        <w:rPr>
+          <w:rFonts w:ascii="Times New Roman" w:hAnsi="Times New Roman" w:cs="Times New Roman"/>
+          <w:sz w:val="24"/>
+          <w:szCs w:val="24"/>
+        </w:rPr>
+        <w:t>Zimaboard</w:t>
+      </w:r>
+      <w:proofErr w:type="spellEnd"/>
+      <w:r>
+        <w:rPr>
+          <w:rFonts w:ascii="Times New Roman" w:hAnsi="Times New Roman" w:cs="Times New Roman"/>
+          <w:sz w:val="24"/>
+          <w:szCs w:val="24"/>
+        </w:rPr>
+        <w:t xml:space="preserve"> NAS that hosts the server using a docker image. This allows the rover and camera to easily communicate through the NAS which was much more stable than the communications between the devices themselves.</w:t>
+      </w:r>
+    </w:p>
+    <w:p>
+      <w:pPr>
+        <w:spacing w:before="120"/>
+        <w:jc w:val="center"/>
+        <w:rPr>
+          <w:rFonts w:ascii="Times New Roman" w:hAnsi="Times New Roman" w:cs="Times New Roman"/>
           <w:i/>
           <w:iCs/>
         </w:rPr>
-        <w:t xml:space="preserve"> </w:t>
-      </w:r>
-      <w:r>
-        <w:rPr>
-          <w:b/>
-          <w:bCs/>
-          <w:i/>
-          <w:iCs/>
-          <w:color w:val="4BACC6" w:themeColor="accent5"/>
-        </w:rPr>
-        <w:t>(UPDATED 3/15)</w:t>
-      </w:r>
-      <w:r>
-        <w:rPr>
-          <w:i/>
-          <w:iCs/>
-        </w:rPr>
-        <w:t xml:space="preserve"> </w:t>
-      </w:r>
-    </w:p>
-    <w:p>
-      <w:pPr>
-        <w:spacing w:before="120"/>
-        <w:rPr>
-          <w:b/>
-          <w:bCs/>
-        </w:rPr>
-      </w:pPr>
-      <w:r>
-        <w:rPr>
-          <w:b/>
-          <w:bCs/>
-        </w:rPr>
-        <w:lastRenderedPageBreak/>
-        <w:t>Electronics</w:t>
-      </w:r>
-    </w:p>
-    <w:p>
-      <w:pPr>
-        <w:spacing w:before="120"/>
-      </w:pPr>
-      <w:r>
-        <w:t xml:space="preserve">I started the circuit design with the schematic below. However, I soon found that the 6V supply was not enough to get my rover moving on carpet let alone grass. I did </w:t>
-      </w:r>
-      <w:r>
-        <w:t>not, however,</w:t>
-      </w:r>
-      <w:r>
-        <w:t xml:space="preserve"> have a 12V supply initially so I powered my initial prototype by wiring 2 6V packs in series and using a 9V battery to power the servos/microcontroller. As for the XIAO Camera I have a </w:t>
-      </w:r>
-      <w:r>
-        <w:t xml:space="preserve">small rechargeable LiPo battery that I plan on plugging into some leads I soldered to the XIAO Camera. </w:t>
-      </w:r>
-      <w:r>
-        <w:rPr>
-          <w:color w:val="FF0000"/>
-        </w:rPr>
-        <w:t>(Added 3/3/2025)</w:t>
-      </w:r>
-    </w:p>
-    <w:p>
-      <w:pPr>
-        <w:spacing w:before="120"/>
-      </w:pPr>
-      <w:r>
-        <w:t xml:space="preserve">The command queue server is Zimaboard NAS that hosts the server using a docker image. This allows the rover and camera to easily communicate through the NAS which was much more stable than the communications between the devices themselves. </w:t>
-      </w:r>
-      <w:r>
-        <w:rPr>
-          <w:color w:val="FF0000"/>
-        </w:rPr>
-        <w:t>(Added 3/3/2025)</w:t>
-      </w:r>
-      <w:r>
-        <w:t xml:space="preserve"> </w:t>
-      </w:r>
-    </w:p>
-    <w:p>
-      <w:pPr>
-        <w:spacing w:before="120"/>
-        <w:jc w:val="center"/>
-        <w:rPr>
-          <w:i/>
-          <w:iCs/>
-        </w:rPr>
-      </w:pPr>
-      <w:r>
-        <w:rPr>
+      </w:pPr>
+      <w:r>
+        <w:rPr>
+          <w:rFonts w:ascii="Times New Roman" w:hAnsi="Times New Roman" w:cs="Times New Roman"/>
           <w:i/>
           <w:iCs/>
           <w:noProof/>
@@ -4783,7 +3592,7 @@
                     <pic:cNvPicPr/>
                   </pic:nvPicPr>
                   <pic:blipFill>
-                    <a:blip r:embed="rId7" cstate="print">
+                    <a:blip r:embed="rId8" cstate="print">
                       <a:extLst>
                         <a:ext uri="{28A0092B-C50C-407E-A947-70E740481C1C}">
                           <a14:useLocalDpi xmlns:a14="http://schemas.microsoft.com/office/drawing/2010/main" val="0"/>
@@ -4814,58 +3623,49 @@
       <w:pPr>
         <w:pStyle w:val="NoSpacing"/>
         <w:jc w:val="center"/>
-      </w:pPr>
-      <w:r>
-        <w:t xml:space="preserve">Appendix C </w:t>
-      </w:r>
-      <w:r>
-        <w:rPr>
-          <w:b/>
-          <w:bCs/>
-          <w:color w:val="4BACC6" w:themeColor="accent5"/>
-        </w:rPr>
-        <w:t>(</w:t>
-      </w:r>
-      <w:r>
-        <w:rPr>
-          <w:b/>
-          <w:bCs/>
-          <w:color w:val="4BACC6" w:themeColor="accent5"/>
-        </w:rPr>
-        <w:t>ADDED</w:t>
-      </w:r>
-      <w:r>
-        <w:rPr>
-          <w:b/>
-          <w:bCs/>
-          <w:color w:val="4BACC6" w:themeColor="accent5"/>
-        </w:rPr>
-        <w:t xml:space="preserve"> 2/22/25)</w:t>
-      </w:r>
-      <w:r>
-        <w:rPr>
-          <w:b/>
-          <w:bCs/>
-          <w:color w:val="4BACC6" w:themeColor="accent5"/>
-        </w:rPr>
-        <w:t>(UPDATED 3/15)</w:t>
+        <w:rPr>
+          <w:rFonts w:ascii="Times New Roman" w:hAnsi="Times New Roman" w:cs="Times New Roman"/>
+        </w:rPr>
+      </w:pPr>
+      <w:r>
+        <w:rPr>
+          <w:rFonts w:ascii="Times New Roman" w:hAnsi="Times New Roman" w:cs="Times New Roman"/>
+        </w:rPr>
+        <w:t>Appendix C</w:t>
       </w:r>
     </w:p>
     <w:p>
       <w:pPr>
         <w:pStyle w:val="NoSpacing"/>
         <w:jc w:val="center"/>
-      </w:pPr>
-      <w:r>
-        <w:rPr>
+        <w:rPr>
+          <w:rFonts w:ascii="Times New Roman" w:hAnsi="Times New Roman" w:cs="Times New Roman"/>
+        </w:rPr>
+      </w:pPr>
+    </w:p>
+    <w:p>
+      <w:pPr>
+        <w:spacing w:before="120"/>
+        <w:jc w:val="center"/>
+        <w:rPr>
+          <w:rFonts w:ascii="Times New Roman" w:hAnsi="Times New Roman" w:cs="Times New Roman"/>
+          <w:i/>
+          <w:iCs/>
+        </w:rPr>
+      </w:pPr>
+      <w:r>
+        <w:rPr>
+          <w:rFonts w:ascii="Times New Roman" w:hAnsi="Times New Roman" w:cs="Times New Roman"/>
+          <w:i/>
+          <w:iCs/>
           <w:noProof/>
         </w:rPr>
         <w:lastRenderedPageBreak/>
         <w:drawing>
-          <wp:inline distT="0" distB="0" distL="0" distR="0" wp14:anchorId="1B6E7AB3" wp14:editId="34DA77B4">
-            <wp:extent cx="4838700" cy="5143500"/>
+          <wp:inline distT="0" distB="0" distL="0" distR="0" wp14:anchorId="48357F23" wp14:editId="7512F466">
+            <wp:extent cx="5932170" cy="4196715"/>
             <wp:effectExtent l="0" t="0" r="0" b="0"/>
-            <wp:docPr id="278630573" name="Picture 1"/>
+            <wp:docPr id="834493021" name="Picture 2"/>
             <wp:cNvGraphicFramePr>
               <a:graphicFrameLocks xmlns:a="http://schemas.openxmlformats.org/drawingml/2006/main" noChangeAspect="1"/>
             </wp:cNvGraphicFramePr>
@@ -4873,13 +3673,13 @@
               <a:graphicData uri="http://schemas.openxmlformats.org/drawingml/2006/picture">
                 <pic:pic xmlns:pic="http://schemas.openxmlformats.org/drawingml/2006/picture">
                   <pic:nvPicPr>
-                    <pic:cNvPr id="0" name="Picture 2"/>
+                    <pic:cNvPr id="0" name="Picture 3"/>
                     <pic:cNvPicPr>
                       <a:picLocks noChangeAspect="1" noChangeArrowheads="1"/>
                     </pic:cNvPicPr>
                   </pic:nvPicPr>
                   <pic:blipFill>
-                    <a:blip r:embed="rId8">
+                    <a:blip r:embed="rId9" cstate="print">
                       <a:extLst>
                         <a:ext uri="{28A0092B-C50C-407E-A947-70E740481C1C}">
                           <a14:useLocalDpi xmlns:a14="http://schemas.microsoft.com/office/drawing/2010/main" val="0"/>
@@ -4894,7 +3694,7 @@
                   <pic:spPr bwMode="auto">
                     <a:xfrm>
                       <a:off x="0" y="0"/>
-                      <a:ext cx="4838700" cy="5143500"/>
+                      <a:ext cx="5932170" cy="4196715"/>
                     </a:xfrm>
                     <a:prstGeom prst="rect">
                       <a:avLst/>
@@ -4915,499 +3715,179 @@
       <w:pPr>
         <w:pStyle w:val="NoSpacing"/>
         <w:jc w:val="center"/>
-      </w:pPr>
-      <w:r>
-        <w:rPr>
-          <w:i/>
-          <w:iCs/>
-          <w:strike/>
-          <w:color w:val="FF0000"/>
+        <w:rPr>
+          <w:rFonts w:ascii="Times New Roman" w:hAnsi="Times New Roman" w:cs="Times New Roman"/>
+        </w:rPr>
+      </w:pPr>
+      <w:r>
+        <w:rPr>
+          <w:rFonts w:ascii="Times New Roman" w:hAnsi="Times New Roman" w:cs="Times New Roman"/>
         </w:rPr>
         <w:t>Appendix D</w:t>
       </w:r>
-      <w:r>
-        <w:rPr>
-          <w:strike/>
-          <w:color w:val="FF0000"/>
-        </w:rPr>
-        <w:t xml:space="preserve"> </w:t>
-      </w:r>
-      <w:r>
-        <w:rPr>
-          <w:strike/>
-          <w:color w:val="FF0000"/>
-        </w:rPr>
-        <w:t>(Added on 2/26/25)</w:t>
-      </w:r>
-      <w:r>
-        <w:rPr>
+    </w:p>
+    <w:p>
+      <w:pPr>
+        <w:pStyle w:val="Heading4"/>
+        <w:rPr>
+          <w:rFonts w:ascii="Times New Roman" w:hAnsi="Times New Roman" w:cs="Times New Roman"/>
+        </w:rPr>
+      </w:pPr>
+      <w:r>
+        <w:rPr>
+          <w:rFonts w:ascii="Times New Roman" w:hAnsi="Times New Roman" w:cs="Times New Roman"/>
+        </w:rPr>
+        <w:t>Software</w:t>
+      </w:r>
+    </w:p>
+    <w:p>
+      <w:pPr>
+        <w:spacing w:before="120"/>
+        <w:rPr>
+          <w:rFonts w:ascii="Times New Roman" w:eastAsia="Times New Roman" w:hAnsi="Times New Roman" w:cs="Times New Roman"/>
+          <w:sz w:val="24"/>
+          <w:szCs w:val="24"/>
+        </w:rPr>
+      </w:pPr>
+      <w:r>
+        <w:rPr>
+          <w:rFonts w:ascii="Times New Roman" w:eastAsia="Times New Roman" w:hAnsi="Times New Roman" w:cs="Times New Roman"/>
           <w:b/>
           <w:bCs/>
-          <w:strike/>
-          <w:color w:val="FF0000"/>
-        </w:rPr>
-        <w:t>(</w:t>
-      </w:r>
-      <w:r>
-        <w:rPr>
-          <w:b/>
-          <w:bCs/>
-          <w:color w:val="FF0000"/>
-        </w:rPr>
-        <w:t>REMOVED 3/15)</w:t>
+          <w:sz w:val="24"/>
+          <w:szCs w:val="24"/>
+        </w:rPr>
+        <w:tab/>
+      </w:r>
+      <w:r>
+        <w:rPr>
+          <w:rFonts w:ascii="Times New Roman" w:eastAsia="Times New Roman" w:hAnsi="Times New Roman" w:cs="Times New Roman"/>
+          <w:sz w:val="24"/>
+          <w:szCs w:val="24"/>
+        </w:rPr>
+        <w:t xml:space="preserve">The software of this rover all stems from 3 main programs and their supporting libraries and architecture. To start with what users will </w:t>
+      </w:r>
+      <w:r>
+        <w:rPr>
+          <w:rFonts w:ascii="Times New Roman" w:eastAsia="Times New Roman" w:hAnsi="Times New Roman" w:cs="Times New Roman"/>
+          <w:sz w:val="24"/>
+          <w:szCs w:val="24"/>
+        </w:rPr>
+        <w:t>see,</w:t>
+      </w:r>
+      <w:r>
+        <w:rPr>
+          <w:rFonts w:ascii="Times New Roman" w:eastAsia="Times New Roman" w:hAnsi="Times New Roman" w:cs="Times New Roman"/>
+          <w:sz w:val="24"/>
+          <w:szCs w:val="24"/>
+        </w:rPr>
+        <w:t xml:space="preserve"> an inline html JavaScript command panel sends communicates with a </w:t>
+      </w:r>
+      <w:r>
+        <w:rPr>
+          <w:rFonts w:ascii="Times New Roman" w:eastAsia="Times New Roman" w:hAnsi="Times New Roman" w:cs="Times New Roman"/>
+          <w:sz w:val="24"/>
+          <w:szCs w:val="24"/>
+        </w:rPr>
+        <w:t>command’s</w:t>
+      </w:r>
+      <w:r>
+        <w:rPr>
+          <w:rFonts w:ascii="Times New Roman" w:eastAsia="Times New Roman" w:hAnsi="Times New Roman" w:cs="Times New Roman"/>
+          <w:sz w:val="24"/>
+          <w:szCs w:val="24"/>
+        </w:rPr>
+        <w:t xml:space="preserve"> server using GET/POST requests to send commands and check the status of the server. The command server runs </w:t>
+      </w:r>
+      <w:r>
+        <w:rPr>
+          <w:rFonts w:ascii="Times New Roman" w:eastAsia="Times New Roman" w:hAnsi="Times New Roman" w:cs="Times New Roman"/>
+          <w:sz w:val="24"/>
+          <w:szCs w:val="24"/>
+        </w:rPr>
+        <w:t>a</w:t>
+      </w:r>
+      <w:r>
+        <w:rPr>
+          <w:rFonts w:ascii="Times New Roman" w:eastAsia="Times New Roman" w:hAnsi="Times New Roman" w:cs="Times New Roman"/>
+          <w:sz w:val="24"/>
+          <w:szCs w:val="24"/>
+        </w:rPr>
+        <w:t xml:space="preserve"> </w:t>
+      </w:r>
+      <w:proofErr w:type="spellStart"/>
+      <w:r>
+        <w:rPr>
+          <w:rFonts w:ascii="Times New Roman" w:eastAsia="Times New Roman" w:hAnsi="Times New Roman" w:cs="Times New Roman"/>
+          <w:sz w:val="24"/>
+          <w:szCs w:val="24"/>
+        </w:rPr>
+        <w:t>NodeJs</w:t>
+      </w:r>
+      <w:proofErr w:type="spellEnd"/>
+      <w:r>
+        <w:rPr>
+          <w:rFonts w:ascii="Times New Roman" w:eastAsia="Times New Roman" w:hAnsi="Times New Roman" w:cs="Times New Roman"/>
+          <w:sz w:val="24"/>
+          <w:szCs w:val="24"/>
+        </w:rPr>
+        <w:t xml:space="preserve"> express server on a simple docker container to keep track of a command queue, rover connection, and controller connection. It also logs server statuses and commands a daily log file. The commands sit in the command queue until the rover pulls from it or the queue times out. Then the brain of the rover, the ESP32 microcontroller periodically pulls commands from the server in a real-time manner. If it receives a start command from the </w:t>
+      </w:r>
+      <w:r>
+        <w:rPr>
+          <w:rFonts w:ascii="Times New Roman" w:eastAsia="Times New Roman" w:hAnsi="Times New Roman" w:cs="Times New Roman"/>
+          <w:sz w:val="24"/>
+          <w:szCs w:val="24"/>
+        </w:rPr>
+        <w:t>server,</w:t>
+      </w:r>
+      <w:r>
+        <w:rPr>
+          <w:rFonts w:ascii="Times New Roman" w:eastAsia="Times New Roman" w:hAnsi="Times New Roman" w:cs="Times New Roman"/>
+          <w:sz w:val="24"/>
+          <w:szCs w:val="24"/>
+        </w:rPr>
+        <w:t xml:space="preserve"> the rover begins to autonomously navigate. While autonomously navigating the rover relies on logic to read data from the onboard </w:t>
+      </w:r>
+      <w:proofErr w:type="spellStart"/>
+      <w:r>
+        <w:rPr>
+          <w:rFonts w:ascii="Times New Roman" w:eastAsia="Times New Roman" w:hAnsi="Times New Roman" w:cs="Times New Roman"/>
+          <w:sz w:val="24"/>
+          <w:szCs w:val="24"/>
+        </w:rPr>
+        <w:t>ToF</w:t>
+      </w:r>
+      <w:proofErr w:type="spellEnd"/>
+      <w:r>
+        <w:rPr>
+          <w:rFonts w:ascii="Times New Roman" w:eastAsia="Times New Roman" w:hAnsi="Times New Roman" w:cs="Times New Roman"/>
+          <w:sz w:val="24"/>
+          <w:szCs w:val="24"/>
+        </w:rPr>
+        <w:t xml:space="preserve"> sensor, it then splits this data up into left, right, and center regions. If a detected obstacle is on the left or right the rover tries to go around it. If a detected obstacle is in the center region the rover stops. At anytime if a user takes manual control or issues a full stop command the autonomous behavior is overridden. The logic to control the motors is </w:t>
+      </w:r>
+      <w:r>
+        <w:rPr>
+          <w:rFonts w:ascii="Times New Roman" w:eastAsia="Times New Roman" w:hAnsi="Times New Roman" w:cs="Times New Roman"/>
+          <w:sz w:val="24"/>
+          <w:szCs w:val="24"/>
+        </w:rPr>
+        <w:t>simple</w:t>
+      </w:r>
+      <w:r>
+        <w:rPr>
+          <w:rFonts w:ascii="Times New Roman" w:eastAsia="Times New Roman" w:hAnsi="Times New Roman" w:cs="Times New Roman"/>
+          <w:sz w:val="24"/>
+          <w:szCs w:val="24"/>
+        </w:rPr>
+        <w:t xml:space="preserve"> using PWM and the 4 IN pins on the motor drivers to turn each motor forward or backwards. This allows for the movements forward, backwards, spin left, and spin right. </w:t>
       </w:r>
     </w:p>
     <w:p>
       <w:pPr>
         <w:spacing w:before="120"/>
-        <w:rPr>
-          <w:i/>
-          <w:iCs/>
-          <w:color w:val="FF0000"/>
-        </w:rPr>
-      </w:pPr>
-    </w:p>
-    <w:p>
-      <w:pPr>
-        <w:spacing w:before="120"/>
-        <w:rPr>
-          <w:rFonts w:ascii="Times New Roman" w:eastAsia="Times New Roman" w:hAnsi="Times New Roman" w:cs="Times New Roman"/>
-          <w:b/>
-          <w:bCs/>
-          <w:sz w:val="24"/>
-          <w:szCs w:val="24"/>
-        </w:rPr>
-      </w:pPr>
-      <w:r>
-        <w:rPr>
-          <w:rFonts w:ascii="Times New Roman" w:eastAsia="Times New Roman" w:hAnsi="Times New Roman" w:cs="Times New Roman"/>
-          <w:b/>
-          <w:bCs/>
-          <w:sz w:val="24"/>
-          <w:szCs w:val="24"/>
-        </w:rPr>
-        <w:t>Software</w:t>
-      </w:r>
-    </w:p>
-    <w:p>
-      <w:pPr>
-        <w:spacing w:before="120"/>
-        <w:ind w:firstLine="720"/>
-        <w:rPr>
-          <w:rFonts w:ascii="Times New Roman" w:eastAsia="Times New Roman" w:hAnsi="Times New Roman" w:cs="Times New Roman"/>
-          <w:sz w:val="24"/>
-          <w:szCs w:val="24"/>
-        </w:rPr>
-      </w:pPr>
-      <w:r>
-        <w:rPr>
-          <w:rFonts w:ascii="Times New Roman" w:eastAsia="Times New Roman" w:hAnsi="Times New Roman" w:cs="Times New Roman"/>
-          <w:sz w:val="24"/>
-          <w:szCs w:val="24"/>
-        </w:rPr>
-        <w:t xml:space="preserve">As for the software side of things I will use the following repo to house my code, designs, and documents as I build them up: </w:t>
-      </w:r>
-      <w:hyperlink r:id="rId9" w:history="1">
-        <w:r>
-          <w:rPr>
-            <w:rStyle w:val="Hyperlink"/>
-            <w:rFonts w:ascii="Times New Roman" w:eastAsia="Times New Roman" w:hAnsi="Times New Roman" w:cs="Times New Roman"/>
-            <w:sz w:val="24"/>
-            <w:szCs w:val="24"/>
-          </w:rPr>
-          <w:t>https://github.com/dmarcr1997/SoilSpirit</w:t>
-        </w:r>
-      </w:hyperlink>
-      <w:r>
-        <w:rPr>
-          <w:rFonts w:ascii="Times New Roman" w:eastAsia="Times New Roman" w:hAnsi="Times New Roman" w:cs="Times New Roman"/>
-          <w:sz w:val="24"/>
-          <w:szCs w:val="24"/>
-        </w:rPr>
-        <w:t>. I expect to separate my code into 2/3 main directories depending on the LLM those are:</w:t>
-      </w:r>
-    </w:p>
-    <w:p>
-      <w:pPr>
-        <w:pStyle w:val="ListParagraph"/>
-        <w:numPr>
-          <w:ilvl w:val="0"/>
-          <w:numId w:val="19"/>
-        </w:numPr>
-        <w:spacing w:before="120"/>
-        <w:rPr>
-          <w:rFonts w:ascii="Times New Roman" w:eastAsia="Times New Roman" w:hAnsi="Times New Roman" w:cs="Times New Roman"/>
-          <w:strike/>
-          <w:color w:val="FF0000"/>
-          <w:sz w:val="24"/>
-          <w:szCs w:val="24"/>
-        </w:rPr>
-      </w:pPr>
-      <w:r>
-        <w:rPr>
-          <w:rFonts w:ascii="Times New Roman" w:eastAsia="Times New Roman" w:hAnsi="Times New Roman" w:cs="Times New Roman"/>
-          <w:strike/>
-          <w:color w:val="FF0000"/>
-          <w:sz w:val="24"/>
-          <w:szCs w:val="24"/>
-        </w:rPr>
-        <w:t>XIAO Camera Object Detection Code</w:t>
-      </w:r>
-      <w:r>
-        <w:rPr>
-          <w:rFonts w:ascii="Times New Roman" w:eastAsia="Times New Roman" w:hAnsi="Times New Roman" w:cs="Times New Roman"/>
-          <w:strike/>
-          <w:color w:val="FF0000"/>
-          <w:sz w:val="24"/>
-          <w:szCs w:val="24"/>
-        </w:rPr>
-        <w:t xml:space="preserve"> </w:t>
-      </w:r>
-      <w:r>
-        <w:rPr>
-          <w:rFonts w:ascii="Times New Roman" w:eastAsia="Times New Roman" w:hAnsi="Times New Roman" w:cs="Times New Roman"/>
-          <w:color w:val="FF0000"/>
-          <w:sz w:val="24"/>
-          <w:szCs w:val="24"/>
-        </w:rPr>
-        <w:t>(REMOVED 3/15 due to pivot)</w:t>
-      </w:r>
-    </w:p>
-    <w:p>
-      <w:pPr>
-        <w:pStyle w:val="ListParagraph"/>
-        <w:numPr>
-          <w:ilvl w:val="0"/>
-          <w:numId w:val="19"/>
-        </w:numPr>
-        <w:spacing w:before="120"/>
-        <w:rPr>
-          <w:rFonts w:ascii="Times New Roman" w:eastAsia="Times New Roman" w:hAnsi="Times New Roman" w:cs="Times New Roman"/>
-          <w:strike/>
-          <w:color w:val="000000" w:themeColor="text1"/>
-          <w:sz w:val="24"/>
-          <w:szCs w:val="24"/>
-        </w:rPr>
-      </w:pPr>
-      <w:r>
-        <w:rPr>
-          <w:rFonts w:ascii="Times New Roman" w:eastAsia="Times New Roman" w:hAnsi="Times New Roman" w:cs="Times New Roman"/>
-          <w:color w:val="000000" w:themeColor="text1"/>
-          <w:sz w:val="24"/>
-          <w:szCs w:val="24"/>
-        </w:rPr>
-        <w:t>Command Server</w:t>
-      </w:r>
-      <w:r>
-        <w:rPr>
-          <w:rFonts w:ascii="Times New Roman" w:eastAsia="Times New Roman" w:hAnsi="Times New Roman" w:cs="Times New Roman"/>
-          <w:color w:val="000000" w:themeColor="text1"/>
-          <w:sz w:val="24"/>
-          <w:szCs w:val="24"/>
-        </w:rPr>
-        <w:t xml:space="preserve"> </w:t>
-      </w:r>
-      <w:r>
-        <w:rPr>
-          <w:rFonts w:ascii="Times New Roman" w:eastAsia="Times New Roman" w:hAnsi="Times New Roman" w:cs="Times New Roman"/>
-          <w:b/>
-          <w:bCs/>
-          <w:color w:val="4BACC6" w:themeColor="accent5"/>
-          <w:sz w:val="24"/>
-          <w:szCs w:val="24"/>
-        </w:rPr>
-        <w:t>(ADDED 3/15)</w:t>
-      </w:r>
-    </w:p>
-    <w:p>
-      <w:pPr>
-        <w:pStyle w:val="ListParagraph"/>
-        <w:numPr>
-          <w:ilvl w:val="0"/>
-          <w:numId w:val="19"/>
-        </w:numPr>
-        <w:spacing w:before="120"/>
-        <w:rPr>
-          <w:rFonts w:ascii="Times New Roman" w:eastAsia="Times New Roman" w:hAnsi="Times New Roman" w:cs="Times New Roman"/>
-          <w:strike/>
-          <w:color w:val="000000" w:themeColor="text1"/>
-          <w:sz w:val="24"/>
-          <w:szCs w:val="24"/>
-        </w:rPr>
-      </w:pPr>
-      <w:r>
-        <w:rPr>
-          <w:rFonts w:ascii="Times New Roman" w:eastAsia="Times New Roman" w:hAnsi="Times New Roman" w:cs="Times New Roman"/>
-          <w:color w:val="000000" w:themeColor="text1"/>
-          <w:sz w:val="24"/>
-          <w:szCs w:val="24"/>
-        </w:rPr>
-        <w:t>Controller APP</w:t>
-      </w:r>
-      <w:r>
-        <w:rPr>
-          <w:rFonts w:ascii="Times New Roman" w:eastAsia="Times New Roman" w:hAnsi="Times New Roman" w:cs="Times New Roman"/>
-          <w:color w:val="000000" w:themeColor="text1"/>
-          <w:sz w:val="24"/>
-          <w:szCs w:val="24"/>
-        </w:rPr>
-        <w:t xml:space="preserve"> </w:t>
-      </w:r>
-      <w:r>
-        <w:rPr>
-          <w:rFonts w:ascii="Times New Roman" w:eastAsia="Times New Roman" w:hAnsi="Times New Roman" w:cs="Times New Roman"/>
-          <w:b/>
-          <w:bCs/>
-          <w:color w:val="4BACC6" w:themeColor="accent5"/>
-          <w:sz w:val="24"/>
-          <w:szCs w:val="24"/>
-        </w:rPr>
-        <w:t>(ADDED 3/15)</w:t>
-      </w:r>
-    </w:p>
-    <w:p>
-      <w:pPr>
-        <w:pStyle w:val="ListParagraph"/>
-        <w:numPr>
-          <w:ilvl w:val="0"/>
-          <w:numId w:val="19"/>
-        </w:numPr>
-        <w:spacing w:before="120"/>
-        <w:rPr>
-          <w:rFonts w:ascii="Times New Roman" w:eastAsia="Times New Roman" w:hAnsi="Times New Roman" w:cs="Times New Roman"/>
-          <w:sz w:val="24"/>
-          <w:szCs w:val="24"/>
-        </w:rPr>
-      </w:pPr>
-      <w:r>
-        <w:rPr>
-          <w:rFonts w:ascii="Times New Roman" w:eastAsia="Times New Roman" w:hAnsi="Times New Roman" w:cs="Times New Roman"/>
-          <w:sz w:val="24"/>
-          <w:szCs w:val="24"/>
-        </w:rPr>
-        <w:t>ESP32 32S Motor Driver</w:t>
-      </w:r>
-    </w:p>
-    <w:p>
-      <w:pPr>
-        <w:spacing w:before="120"/>
-        <w:rPr>
-          <w:rFonts w:ascii="Times New Roman" w:eastAsia="Times New Roman" w:hAnsi="Times New Roman" w:cs="Times New Roman"/>
-          <w:color w:val="FF0000"/>
-          <w:sz w:val="24"/>
-          <w:szCs w:val="24"/>
-        </w:rPr>
-      </w:pPr>
-      <w:r>
-        <w:rPr>
-          <w:rFonts w:ascii="Times New Roman" w:eastAsia="Times New Roman" w:hAnsi="Times New Roman" w:cs="Times New Roman"/>
-          <w:sz w:val="24"/>
-          <w:szCs w:val="24"/>
-        </w:rPr>
-        <w:t xml:space="preserve">And have sub directories consisting of test programs and the overall final logic for the </w:t>
-      </w:r>
-      <w:r>
-        <w:rPr>
-          <w:rFonts w:ascii="Times New Roman" w:eastAsia="Times New Roman" w:hAnsi="Times New Roman" w:cs="Times New Roman"/>
-          <w:strike/>
-          <w:color w:val="FF0000"/>
-          <w:sz w:val="24"/>
-          <w:szCs w:val="24"/>
-        </w:rPr>
-        <w:t xml:space="preserve">camera </w:t>
-      </w:r>
-      <w:r>
-        <w:rPr>
-          <w:rFonts w:ascii="Times New Roman" w:eastAsia="Times New Roman" w:hAnsi="Times New Roman" w:cs="Times New Roman"/>
-          <w:sz w:val="24"/>
-          <w:szCs w:val="24"/>
-        </w:rPr>
-        <w:t xml:space="preserve">and rover. </w:t>
-      </w:r>
-      <w:r>
-        <w:rPr>
-          <w:rFonts w:ascii="Times New Roman" w:eastAsia="Times New Roman" w:hAnsi="Times New Roman" w:cs="Times New Roman"/>
-          <w:color w:val="FF0000"/>
-          <w:sz w:val="24"/>
-          <w:szCs w:val="24"/>
-        </w:rPr>
-        <w:t>(Added 2/26/2025)</w:t>
-      </w:r>
-      <w:r>
-        <w:rPr>
-          <w:rFonts w:ascii="Times New Roman" w:eastAsia="Times New Roman" w:hAnsi="Times New Roman" w:cs="Times New Roman"/>
-          <w:color w:val="FF0000"/>
-          <w:sz w:val="24"/>
-          <w:szCs w:val="24"/>
-        </w:rPr>
-        <w:t>.</w:t>
-      </w:r>
-    </w:p>
-    <w:p>
-      <w:pPr>
-        <w:spacing w:before="120"/>
-        <w:rPr>
-          <w:rFonts w:ascii="Times New Roman" w:eastAsia="Times New Roman" w:hAnsi="Times New Roman" w:cs="Times New Roman"/>
-          <w:color w:val="FF0000"/>
-          <w:sz w:val="24"/>
-          <w:szCs w:val="24"/>
-        </w:rPr>
-      </w:pPr>
-    </w:p>
-    <w:p>
-      <w:pPr>
-        <w:spacing w:before="120"/>
-        <w:rPr>
-          <w:rFonts w:ascii="Times New Roman" w:eastAsia="Times New Roman" w:hAnsi="Times New Roman" w:cs="Times New Roman"/>
-          <w:b/>
-          <w:bCs/>
-          <w:sz w:val="24"/>
-          <w:szCs w:val="24"/>
-        </w:rPr>
-      </w:pPr>
-      <w:r>
-        <w:rPr>
-          <w:rFonts w:ascii="Times New Roman" w:eastAsia="Times New Roman" w:hAnsi="Times New Roman" w:cs="Times New Roman"/>
-          <w:b/>
-          <w:bCs/>
-          <w:sz w:val="24"/>
-          <w:szCs w:val="24"/>
-        </w:rPr>
-        <w:t>Body</w:t>
-      </w:r>
-    </w:p>
-    <w:p>
-      <w:pPr>
-        <w:spacing w:before="120"/>
-        <w:ind w:firstLine="720"/>
-        <w:rPr>
-          <w:rFonts w:ascii="Times New Roman" w:eastAsia="Times New Roman" w:hAnsi="Times New Roman" w:cs="Times New Roman"/>
-          <w:sz w:val="24"/>
-          <w:szCs w:val="24"/>
-        </w:rPr>
-      </w:pPr>
-      <w:r>
-        <w:rPr>
-          <w:rFonts w:ascii="Times New Roman" w:eastAsia="Times New Roman" w:hAnsi="Times New Roman" w:cs="Times New Roman"/>
-          <w:sz w:val="24"/>
-          <w:szCs w:val="24"/>
-        </w:rPr>
-        <w:t xml:space="preserve">I have also made some design modifications to the original rover design I got from the instructables in the Appendix C. The frame initially did not work well with a soft rover body. I tested this with cardboard and found that the suspension bowed and would not allow the wheels to turn. </w:t>
-      </w:r>
-    </w:p>
-    <w:p>
-      <w:pPr>
-        <w:spacing w:before="120"/>
-        <w:rPr>
-          <w:rFonts w:ascii="Times New Roman" w:eastAsia="Times New Roman" w:hAnsi="Times New Roman" w:cs="Times New Roman"/>
-          <w:color w:val="FF0000"/>
-          <w:sz w:val="24"/>
-          <w:szCs w:val="24"/>
-        </w:rPr>
-      </w:pPr>
-      <w:r>
-        <w:rPr>
-          <w:rFonts w:ascii="Times New Roman" w:eastAsia="Times New Roman" w:hAnsi="Times New Roman" w:cs="Times New Roman"/>
-          <w:sz w:val="24"/>
-          <w:szCs w:val="24"/>
-        </w:rPr>
-        <w:t xml:space="preserve">I started with a single support that went from body connector to body connector on the interior and then had a whole bunch of other ideas. I </w:t>
-      </w:r>
-      <w:r>
-        <w:rPr>
-          <w:rFonts w:ascii="Times New Roman" w:eastAsia="Times New Roman" w:hAnsi="Times New Roman" w:cs="Times New Roman"/>
-          <w:sz w:val="24"/>
-          <w:szCs w:val="24"/>
-        </w:rPr>
-        <w:t xml:space="preserve">then </w:t>
-      </w:r>
-      <w:r>
-        <w:rPr>
-          <w:rFonts w:ascii="Times New Roman" w:eastAsia="Times New Roman" w:hAnsi="Times New Roman" w:cs="Times New Roman"/>
-          <w:sz w:val="24"/>
-          <w:szCs w:val="24"/>
-        </w:rPr>
-        <w:t>want</w:t>
-      </w:r>
-      <w:r>
-        <w:rPr>
-          <w:rFonts w:ascii="Times New Roman" w:eastAsia="Times New Roman" w:hAnsi="Times New Roman" w:cs="Times New Roman"/>
-          <w:sz w:val="24"/>
-          <w:szCs w:val="24"/>
-        </w:rPr>
-        <w:t>ed</w:t>
-      </w:r>
-      <w:r>
-        <w:rPr>
-          <w:rFonts w:ascii="Times New Roman" w:eastAsia="Times New Roman" w:hAnsi="Times New Roman" w:cs="Times New Roman"/>
-          <w:sz w:val="24"/>
-          <w:szCs w:val="24"/>
-        </w:rPr>
-        <w:t xml:space="preserve"> to try and build a smaller frame that is more ergonomic and easier to replace, but that is a major stretch goal abit outside of the scope of the innovation on this project. If I get to this </w:t>
-      </w:r>
-      <w:r>
-        <w:rPr>
-          <w:rFonts w:ascii="Times New Roman" w:eastAsia="Times New Roman" w:hAnsi="Times New Roman" w:cs="Times New Roman"/>
-          <w:sz w:val="24"/>
-          <w:szCs w:val="24"/>
-        </w:rPr>
-        <w:t>point,</w:t>
-      </w:r>
-      <w:r>
-        <w:rPr>
-          <w:rFonts w:ascii="Times New Roman" w:eastAsia="Times New Roman" w:hAnsi="Times New Roman" w:cs="Times New Roman"/>
-          <w:sz w:val="24"/>
-          <w:szCs w:val="24"/>
-        </w:rPr>
-        <w:t xml:space="preserve"> I plan on using some of the 3d printed NASA hexagon fabric to cover the chassis and allow it to have a soft body which is easy to replace while still being really strong</w:t>
-      </w:r>
-      <w:r>
-        <w:rPr>
-          <w:rFonts w:ascii="Times New Roman" w:eastAsia="Times New Roman" w:hAnsi="Times New Roman" w:cs="Times New Roman"/>
-          <w:b/>
-          <w:bCs/>
-          <w:sz w:val="24"/>
-          <w:szCs w:val="24"/>
-        </w:rPr>
-        <w:t>.</w:t>
-      </w:r>
-      <w:r>
-        <w:rPr>
-          <w:rFonts w:ascii="Times New Roman" w:eastAsia="Times New Roman" w:hAnsi="Times New Roman" w:cs="Times New Roman"/>
-          <w:b/>
-          <w:bCs/>
-          <w:color w:val="4BACC6" w:themeColor="accent5"/>
-          <w:sz w:val="24"/>
-          <w:szCs w:val="24"/>
-        </w:rPr>
-        <w:t xml:space="preserve"> (A</w:t>
-      </w:r>
-      <w:r>
-        <w:rPr>
-          <w:rFonts w:ascii="Times New Roman" w:eastAsia="Times New Roman" w:hAnsi="Times New Roman" w:cs="Times New Roman"/>
-          <w:b/>
-          <w:bCs/>
-          <w:color w:val="4BACC6" w:themeColor="accent5"/>
-          <w:sz w:val="24"/>
-          <w:szCs w:val="24"/>
-        </w:rPr>
-        <w:t>DDED</w:t>
-      </w:r>
-      <w:r>
-        <w:rPr>
-          <w:rFonts w:ascii="Times New Roman" w:eastAsia="Times New Roman" w:hAnsi="Times New Roman" w:cs="Times New Roman"/>
-          <w:b/>
-          <w:bCs/>
-          <w:color w:val="4BACC6" w:themeColor="accent5"/>
-          <w:sz w:val="24"/>
-          <w:szCs w:val="24"/>
-        </w:rPr>
-        <w:t xml:space="preserve"> 2/26/2025)</w:t>
-      </w:r>
-    </w:p>
-    <w:p>
-      <w:pPr>
-        <w:spacing w:before="120"/>
+        <w:jc w:val="center"/>
         <w:rPr>
           <w:rFonts w:ascii="Times New Roman" w:eastAsia="Times New Roman" w:hAnsi="Times New Roman" w:cs="Times New Roman"/>
           <w:sz w:val="24"/>
@@ -5421,11 +3901,12 @@
           <w:sz w:val="24"/>
           <w:szCs w:val="24"/>
         </w:rPr>
+        <w:lastRenderedPageBreak/>
         <w:drawing>
-          <wp:inline distT="0" distB="0" distL="0" distR="0" wp14:anchorId="78FD3DAD" wp14:editId="673A2822">
-            <wp:extent cx="5943600" cy="4133850"/>
+          <wp:inline distT="0" distB="0" distL="0" distR="0" wp14:anchorId="04A7323D" wp14:editId="1C032463">
+            <wp:extent cx="5943600" cy="3733800"/>
             <wp:effectExtent l="0" t="0" r="0" b="0"/>
-            <wp:docPr id="1068556054" name="Picture 2"/>
+            <wp:docPr id="1278897875" name="Picture 1" descr="A diagram of software blockchain&#10;&#10;AI-generated content may be incorrect."/>
             <wp:cNvGraphicFramePr>
               <a:graphicFrameLocks xmlns:a="http://schemas.openxmlformats.org/drawingml/2006/main" noChangeAspect="1"/>
             </wp:cNvGraphicFramePr>
@@ -5433,134 +3914,13 @@
               <a:graphicData uri="http://schemas.openxmlformats.org/drawingml/2006/picture">
                 <pic:pic xmlns:pic="http://schemas.openxmlformats.org/drawingml/2006/picture">
                   <pic:nvPicPr>
-                    <pic:cNvPr id="0" name="Picture 3"/>
+                    <pic:cNvPr id="1278897875" name="Picture 1" descr="A diagram of software blockchain&#10;&#10;AI-generated content may be incorrect."/>
                     <pic:cNvPicPr>
                       <a:picLocks noChangeAspect="1" noChangeArrowheads="1"/>
                     </pic:cNvPicPr>
                   </pic:nvPicPr>
                   <pic:blipFill>
-                    <a:blip r:embed="rId10">
-                      <a:extLst>
-                        <a:ext uri="{28A0092B-C50C-407E-A947-70E740481C1C}">
-                          <a14:useLocalDpi xmlns:a14="http://schemas.microsoft.com/office/drawing/2010/main" val="0"/>
-                        </a:ext>
-                      </a:extLst>
-                    </a:blip>
-                    <a:srcRect/>
-                    <a:stretch>
-                      <a:fillRect/>
-                    </a:stretch>
-                  </pic:blipFill>
-                  <pic:spPr bwMode="auto">
-                    <a:xfrm>
-                      <a:off x="0" y="0"/>
-                      <a:ext cx="5943600" cy="4133850"/>
-                    </a:xfrm>
-                    <a:prstGeom prst="rect">
-                      <a:avLst/>
-                    </a:prstGeom>
-                    <a:noFill/>
-                    <a:ln>
-                      <a:noFill/>
-                    </a:ln>
-                  </pic:spPr>
-                </pic:pic>
-              </a:graphicData>
-            </a:graphic>
-          </wp:inline>
-        </w:drawing>
-      </w:r>
-    </w:p>
-    <w:p>
-      <w:pPr>
-        <w:pStyle w:val="NoSpacing"/>
-        <w:jc w:val="center"/>
-        <w:rPr>
-          <w:b/>
-          <w:bCs/>
-          <w:color w:val="4BACC6" w:themeColor="accent5"/>
-        </w:rPr>
-      </w:pPr>
-      <w:r>
-        <w:rPr>
-          <w:i/>
-          <w:iCs/>
-        </w:rPr>
-        <w:t>Appendix</w:t>
-      </w:r>
-      <w:r>
-        <w:rPr>
-          <w:i/>
-          <w:iCs/>
-        </w:rPr>
-        <w:t xml:space="preserve"> D</w:t>
-      </w:r>
-      <w:r>
-        <w:t xml:space="preserve"> </w:t>
-      </w:r>
-      <w:r>
-        <w:rPr>
-          <w:b/>
-          <w:bCs/>
-          <w:color w:val="4BACC6" w:themeColor="accent5"/>
-        </w:rPr>
-        <w:t>(</w:t>
-      </w:r>
-      <w:r>
-        <w:rPr>
-          <w:b/>
-          <w:bCs/>
-          <w:color w:val="4BACC6" w:themeColor="accent5"/>
-        </w:rPr>
-        <w:t xml:space="preserve">ADDED </w:t>
-      </w:r>
-      <w:r>
-        <w:rPr>
-          <w:b/>
-          <w:bCs/>
-          <w:color w:val="4BACC6" w:themeColor="accent5"/>
-        </w:rPr>
-        <w:t>2/26/2025)</w:t>
-      </w:r>
-    </w:p>
-    <w:p>
-      <w:pPr>
-        <w:spacing w:before="120"/>
-        <w:rPr>
-          <w:rFonts w:ascii="Times New Roman" w:hAnsi="Times New Roman" w:cs="Times New Roman"/>
-          <w:color w:val="FF0000"/>
-          <w:sz w:val="24"/>
-          <w:szCs w:val="24"/>
-        </w:rPr>
-      </w:pPr>
-      <w:r>
-        <w:rPr>
-          <w:rFonts w:ascii="Times New Roman" w:hAnsi="Times New Roman" w:cs="Times New Roman"/>
-          <w:noProof/>
-          <w:color w:val="FF0000"/>
-          <w:sz w:val="24"/>
-          <w:szCs w:val="24"/>
-        </w:rPr>
-        <w:lastRenderedPageBreak/>
-        <w:drawing>
-          <wp:inline distT="0" distB="0" distL="0" distR="0" wp14:anchorId="07A62C61" wp14:editId="7BF86CB7">
-            <wp:extent cx="5943600" cy="3733800"/>
-            <wp:effectExtent l="0" t="0" r="0" b="0"/>
-            <wp:docPr id="959932651" name="Picture 3"/>
-            <wp:cNvGraphicFramePr>
-              <a:graphicFrameLocks xmlns:a="http://schemas.openxmlformats.org/drawingml/2006/main" noChangeAspect="1"/>
-            </wp:cNvGraphicFramePr>
-            <a:graphic xmlns:a="http://schemas.openxmlformats.org/drawingml/2006/main">
-              <a:graphicData uri="http://schemas.openxmlformats.org/drawingml/2006/picture">
-                <pic:pic xmlns:pic="http://schemas.openxmlformats.org/drawingml/2006/picture">
-                  <pic:nvPicPr>
-                    <pic:cNvPr id="0" name="Picture 4"/>
-                    <pic:cNvPicPr>
-                      <a:picLocks noChangeAspect="1" noChangeArrowheads="1"/>
-                    </pic:cNvPicPr>
-                  </pic:nvPicPr>
-                  <pic:blipFill>
-                    <a:blip r:embed="rId11">
+                    <a:blip r:embed="rId10" cstate="print">
                       <a:extLst>
                         <a:ext uri="{28A0092B-C50C-407E-A947-70E740481C1C}">
                           <a14:useLocalDpi xmlns:a14="http://schemas.microsoft.com/office/drawing/2010/main" val="0"/>
@@ -5591,97 +3951,450 @@
           </wp:inline>
         </w:drawing>
       </w:r>
-    </w:p>
-    <w:p>
-      <w:pPr>
-        <w:pStyle w:val="NoSpacing"/>
+      <w:r>
+        <w:rPr>
+          <w:rFonts w:ascii="Times New Roman" w:eastAsia="Times New Roman" w:hAnsi="Times New Roman" w:cs="Times New Roman"/>
+          <w:sz w:val="24"/>
+          <w:szCs w:val="24"/>
+        </w:rPr>
+        <w:t>Appendix E</w:t>
+      </w:r>
+    </w:p>
+    <w:p>
+      <w:pPr>
+        <w:pStyle w:val="Heading4"/>
+        <w:rPr>
+          <w:rFonts w:ascii="Times New Roman" w:hAnsi="Times New Roman" w:cs="Times New Roman"/>
+        </w:rPr>
+      </w:pPr>
+      <w:r>
+        <w:rPr>
+          <w:rFonts w:ascii="Times New Roman" w:hAnsi="Times New Roman" w:cs="Times New Roman"/>
+        </w:rPr>
+        <w:t>Mechanical Design</w:t>
+      </w:r>
+    </w:p>
+    <w:p>
+      <w:pPr>
+        <w:spacing w:before="120"/>
+        <w:rPr>
+          <w:rFonts w:ascii="Times New Roman" w:eastAsia="Times New Roman" w:hAnsi="Times New Roman" w:cs="Times New Roman"/>
+          <w:sz w:val="24"/>
+          <w:szCs w:val="24"/>
+        </w:rPr>
+      </w:pPr>
+      <w:r>
+        <w:rPr>
+          <w:rFonts w:ascii="Times New Roman" w:eastAsia="Times New Roman" w:hAnsi="Times New Roman" w:cs="Times New Roman"/>
+          <w:sz w:val="24"/>
+          <w:szCs w:val="24"/>
+        </w:rPr>
+        <w:tab/>
+        <w:t xml:space="preserve">The mechanical design of this system consists of the rocker suspension system, a set of 4 single tooth cycloidal gearboxes, the rover chassis, and the hopper trailer. This section will briefly cover the design of each of these </w:t>
+      </w:r>
+      <w:proofErr w:type="gramStart"/>
+      <w:r>
+        <w:rPr>
+          <w:rFonts w:ascii="Times New Roman" w:eastAsia="Times New Roman" w:hAnsi="Times New Roman" w:cs="Times New Roman"/>
+          <w:sz w:val="24"/>
+          <w:szCs w:val="24"/>
+        </w:rPr>
+        <w:t>items;</w:t>
+      </w:r>
+      <w:proofErr w:type="gramEnd"/>
+      <w:r>
+        <w:rPr>
+          <w:rFonts w:ascii="Times New Roman" w:eastAsia="Times New Roman" w:hAnsi="Times New Roman" w:cs="Times New Roman"/>
+          <w:sz w:val="24"/>
+          <w:szCs w:val="24"/>
+        </w:rPr>
+        <w:t xml:space="preserve"> starting with the rocker suspension system. </w:t>
+      </w:r>
+    </w:p>
+    <w:p>
+      <w:pPr>
+        <w:spacing w:before="120"/>
+        <w:rPr>
+          <w:rFonts w:ascii="Times New Roman" w:eastAsia="Times New Roman" w:hAnsi="Times New Roman" w:cs="Times New Roman"/>
+          <w:sz w:val="24"/>
+          <w:szCs w:val="24"/>
+        </w:rPr>
+      </w:pPr>
+      <w:r>
+        <w:rPr>
+          <w:rFonts w:ascii="Times New Roman" w:eastAsia="Times New Roman" w:hAnsi="Times New Roman" w:cs="Times New Roman"/>
+          <w:sz w:val="24"/>
+          <w:szCs w:val="24"/>
+        </w:rPr>
+        <w:tab/>
+        <w:t>(IMAGES HERE OF OLD ROVER, V2 SUSPENSION, and FINAL SUSPENSION)</w:t>
+      </w:r>
+    </w:p>
+    <w:p>
+      <w:pPr>
+        <w:spacing w:before="120"/>
+        <w:rPr>
+          <w:rFonts w:ascii="Times New Roman" w:eastAsia="Times New Roman" w:hAnsi="Times New Roman" w:cs="Times New Roman"/>
+          <w:sz w:val="24"/>
+          <w:szCs w:val="24"/>
+        </w:rPr>
+      </w:pPr>
+      <w:r>
+        <w:rPr>
+          <w:rFonts w:ascii="Times New Roman" w:eastAsia="Times New Roman" w:hAnsi="Times New Roman" w:cs="Times New Roman"/>
+          <w:sz w:val="24"/>
+          <w:szCs w:val="24"/>
+        </w:rPr>
+        <w:tab/>
+        <w:t xml:space="preserve">The rocker suspension system came from needing simplification of the more complex rocker bogie system. I had initially borrowed the 3d model of this from an </w:t>
+      </w:r>
+      <w:proofErr w:type="spellStart"/>
+      <w:r>
+        <w:rPr>
+          <w:rFonts w:ascii="Times New Roman" w:eastAsia="Times New Roman" w:hAnsi="Times New Roman" w:cs="Times New Roman"/>
+          <w:sz w:val="24"/>
+          <w:szCs w:val="24"/>
+        </w:rPr>
+        <w:t>instructables</w:t>
+      </w:r>
+      <w:proofErr w:type="spellEnd"/>
+      <w:r>
+        <w:rPr>
+          <w:rFonts w:ascii="Times New Roman" w:eastAsia="Times New Roman" w:hAnsi="Times New Roman" w:cs="Times New Roman"/>
+          <w:sz w:val="24"/>
+          <w:szCs w:val="24"/>
+        </w:rPr>
+        <w:t xml:space="preserve"> build and then after running into issues with pulling power and strength of the parts I designed my own. I found that this was too complex of a system and determined that I only needed the wheels on the left/right side of the rover to move independently to allow for traversal over uneven terrain. This </w:t>
+      </w:r>
+      <w:proofErr w:type="gramStart"/>
+      <w:r>
+        <w:rPr>
+          <w:rFonts w:ascii="Times New Roman" w:eastAsia="Times New Roman" w:hAnsi="Times New Roman" w:cs="Times New Roman"/>
+          <w:sz w:val="24"/>
+          <w:szCs w:val="24"/>
+        </w:rPr>
+        <w:t>lead</w:t>
+      </w:r>
+      <w:proofErr w:type="gramEnd"/>
+      <w:r>
+        <w:rPr>
+          <w:rFonts w:ascii="Times New Roman" w:eastAsia="Times New Roman" w:hAnsi="Times New Roman" w:cs="Times New Roman"/>
+          <w:sz w:val="24"/>
+          <w:szCs w:val="24"/>
+        </w:rPr>
+        <w:t xml:space="preserve"> to the removal of the bogie and just using the rocker. Each wheel has its own motor so that each one can turn independently of the others. The arms that the wheels are attached to are mounted on a rod with a bearing to allow the arms to rotate forward and </w:t>
+      </w:r>
+      <w:r>
+        <w:rPr>
+          <w:rFonts w:ascii="Times New Roman" w:eastAsia="Times New Roman" w:hAnsi="Times New Roman" w:cs="Times New Roman"/>
+          <w:sz w:val="24"/>
+          <w:szCs w:val="24"/>
+        </w:rPr>
+        <w:t>backwards,</w:t>
+      </w:r>
+      <w:r>
+        <w:rPr>
+          <w:rFonts w:ascii="Times New Roman" w:eastAsia="Times New Roman" w:hAnsi="Times New Roman" w:cs="Times New Roman"/>
+          <w:sz w:val="24"/>
+          <w:szCs w:val="24"/>
+        </w:rPr>
+        <w:t xml:space="preserve"> allowing the wheels to be on different elevations while keeping the same force from the motors. This allows for better pulling and traversal over a garden bed or farmland which can have uneven terrain. The next section covers the single tooth cycloidal gearbox and why it was chosen.</w:t>
+      </w:r>
+    </w:p>
+    <w:p>
+      <w:pPr>
+        <w:spacing w:before="120"/>
         <w:jc w:val="center"/>
         <w:rPr>
-          <w:b/>
-          <w:bCs/>
-          <w:color w:val="4BACC6" w:themeColor="accent5"/>
-        </w:rPr>
-      </w:pPr>
-      <w:r>
-        <w:rPr>
-          <w:i/>
-          <w:iCs/>
-        </w:rPr>
-        <w:t xml:space="preserve">Appendix </w:t>
-      </w:r>
-      <w:r>
-        <w:rPr>
-          <w:i/>
-          <w:iCs/>
-        </w:rPr>
-        <w:t>E</w:t>
-      </w:r>
-      <w:r>
-        <w:rPr>
-          <w:i/>
-          <w:iCs/>
+          <w:rFonts w:ascii="Times New Roman" w:eastAsia="Times New Roman" w:hAnsi="Times New Roman" w:cs="Times New Roman"/>
+          <w:sz w:val="24"/>
+          <w:szCs w:val="24"/>
+        </w:rPr>
+      </w:pPr>
+      <w:r>
+        <w:rPr>
+          <w:rFonts w:ascii="Times New Roman" w:eastAsia="Times New Roman" w:hAnsi="Times New Roman" w:cs="Times New Roman"/>
+          <w:sz w:val="24"/>
+          <w:szCs w:val="24"/>
+        </w:rPr>
+        <w:t>(IMAGES HERE OF OLD GEAR BOX, BROKEN ITEMS, GEARBOX ITERATIONS, AND FINAL CYCLOIDAL GEARBOX)</w:t>
+      </w:r>
+    </w:p>
+    <w:p>
+      <w:pPr>
+        <w:spacing w:before="120"/>
+        <w:rPr>
+          <w:rFonts w:ascii="Times New Roman" w:eastAsia="Times New Roman" w:hAnsi="Times New Roman" w:cs="Times New Roman"/>
+          <w:sz w:val="24"/>
+          <w:szCs w:val="24"/>
+        </w:rPr>
+      </w:pPr>
+      <w:r>
+        <w:rPr>
+          <w:rFonts w:ascii="Times New Roman" w:eastAsia="Times New Roman" w:hAnsi="Times New Roman" w:cs="Times New Roman"/>
+          <w:sz w:val="24"/>
+          <w:szCs w:val="24"/>
+        </w:rPr>
+        <w:lastRenderedPageBreak/>
+        <w:t xml:space="preserve">The first wheel drive system also came from the same </w:t>
+      </w:r>
+      <w:proofErr w:type="spellStart"/>
+      <w:proofErr w:type="gramStart"/>
+      <w:r>
+        <w:rPr>
+          <w:rFonts w:ascii="Times New Roman" w:eastAsia="Times New Roman" w:hAnsi="Times New Roman" w:cs="Times New Roman"/>
+          <w:sz w:val="24"/>
+          <w:szCs w:val="24"/>
+        </w:rPr>
+        <w:t>instructables</w:t>
+      </w:r>
+      <w:proofErr w:type="spellEnd"/>
+      <w:r>
+        <w:rPr>
+          <w:rFonts w:ascii="Times New Roman" w:eastAsia="Times New Roman" w:hAnsi="Times New Roman" w:cs="Times New Roman"/>
+          <w:sz w:val="24"/>
+          <w:szCs w:val="24"/>
+        </w:rPr>
+        <w:t>(</w:t>
+      </w:r>
+      <w:proofErr w:type="gramEnd"/>
+      <w:r>
+        <w:rPr>
+          <w:rFonts w:ascii="Times New Roman" w:eastAsia="Times New Roman" w:hAnsi="Times New Roman" w:cs="Times New Roman"/>
+          <w:sz w:val="24"/>
+          <w:szCs w:val="24"/>
+        </w:rPr>
+        <w:t>INSTRUCTABLES)</w:t>
+      </w:r>
+      <w:r>
+        <w:rPr>
+          <w:rFonts w:ascii="Times New Roman" w:eastAsia="Times New Roman" w:hAnsi="Times New Roman" w:cs="Times New Roman"/>
+          <w:sz w:val="24"/>
+          <w:szCs w:val="24"/>
         </w:rPr>
         <w:t xml:space="preserve"> </w:t>
       </w:r>
       <w:r>
         <w:rPr>
-          <w:b/>
-          <w:bCs/>
-          <w:color w:val="4BACC6" w:themeColor="accent5"/>
+          <w:rFonts w:ascii="Times New Roman" w:eastAsia="Times New Roman" w:hAnsi="Times New Roman" w:cs="Times New Roman"/>
+          <w:sz w:val="24"/>
+          <w:szCs w:val="24"/>
+        </w:rPr>
+        <w:t xml:space="preserve">it was good to get my MVP done, test out my drive logic, and get some ideas on where to build my own. However, it was fairly limited for what I wanted it to accomplish. I broke quite a few of the motor housings and caused the wheel gears to strip anytime I had it pull extra weight. </w:t>
+      </w:r>
+      <w:proofErr w:type="gramStart"/>
+      <w:r>
+        <w:rPr>
+          <w:rFonts w:ascii="Times New Roman" w:eastAsia="Times New Roman" w:hAnsi="Times New Roman" w:cs="Times New Roman"/>
+          <w:sz w:val="24"/>
+          <w:szCs w:val="24"/>
+        </w:rPr>
+        <w:t>So</w:t>
+      </w:r>
+      <w:proofErr w:type="gramEnd"/>
+      <w:r>
+        <w:rPr>
+          <w:rFonts w:ascii="Times New Roman" w:eastAsia="Times New Roman" w:hAnsi="Times New Roman" w:cs="Times New Roman"/>
+          <w:sz w:val="24"/>
+          <w:szCs w:val="24"/>
+        </w:rPr>
+        <w:t xml:space="preserve"> I decided to </w:t>
+      </w:r>
+      <w:proofErr w:type="gramStart"/>
+      <w:r>
+        <w:rPr>
+          <w:rFonts w:ascii="Times New Roman" w:eastAsia="Times New Roman" w:hAnsi="Times New Roman" w:cs="Times New Roman"/>
+          <w:sz w:val="24"/>
+          <w:szCs w:val="24"/>
+        </w:rPr>
+        <w:t>look into</w:t>
+      </w:r>
+      <w:proofErr w:type="gramEnd"/>
+      <w:r>
+        <w:rPr>
+          <w:rFonts w:ascii="Times New Roman" w:eastAsia="Times New Roman" w:hAnsi="Times New Roman" w:cs="Times New Roman"/>
+          <w:sz w:val="24"/>
+          <w:szCs w:val="24"/>
+        </w:rPr>
+        <w:t xml:space="preserve"> compact gear systems that provide more torque. I found the Cycloidal gear system and from there a Single Tooth Cycloidal Gear system that was a great starting point to build my own gear box.</w:t>
+      </w:r>
+    </w:p>
+    <w:p>
+      <w:pPr>
+        <w:spacing w:before="120"/>
+        <w:jc w:val="center"/>
+        <w:rPr>
+          <w:rFonts w:ascii="Times New Roman" w:eastAsia="Times New Roman" w:hAnsi="Times New Roman" w:cs="Times New Roman"/>
+          <w:sz w:val="24"/>
+          <w:szCs w:val="24"/>
+        </w:rPr>
+      </w:pPr>
+      <w:r>
+        <w:rPr>
+          <w:rFonts w:ascii="Times New Roman" w:eastAsia="Times New Roman" w:hAnsi="Times New Roman" w:cs="Times New Roman"/>
+          <w:sz w:val="24"/>
+          <w:szCs w:val="24"/>
+        </w:rPr>
+        <w:br/>
+        <w:t>(CYCLOIDAL ITERATIONS HERE)</w:t>
+      </w:r>
+    </w:p>
+    <w:p>
+      <w:pPr>
+        <w:spacing w:before="120"/>
+        <w:rPr>
+          <w:rFonts w:ascii="Times New Roman" w:eastAsia="Times New Roman" w:hAnsi="Times New Roman" w:cs="Times New Roman"/>
+          <w:sz w:val="24"/>
+          <w:szCs w:val="24"/>
+        </w:rPr>
+      </w:pPr>
+      <w:r>
+        <w:rPr>
+          <w:rFonts w:ascii="Times New Roman" w:eastAsia="Times New Roman" w:hAnsi="Times New Roman" w:cs="Times New Roman"/>
+          <w:sz w:val="24"/>
+          <w:szCs w:val="24"/>
+        </w:rPr>
+        <w:t xml:space="preserve">This system consists of a motor housing that mounts on a rocker arm. The motor housing is connected to a key that turns the single tooth cycloid. This cycloid then turns a modified gear that allows for the larger cycloid to roll across it as it turns. This gear is then connected to a wheel with bearings throughout the system to allow for smooth movement of the gears and </w:t>
+      </w:r>
+      <w:r>
+        <w:rPr>
+          <w:rFonts w:ascii="Times New Roman" w:eastAsia="Times New Roman" w:hAnsi="Times New Roman" w:cs="Times New Roman"/>
+          <w:sz w:val="24"/>
+          <w:szCs w:val="24"/>
+        </w:rPr>
+        <w:t xml:space="preserve">wheels </w:t>
+      </w:r>
+      <w:r>
+        <w:rPr>
+          <w:rFonts w:ascii="Times New Roman" w:hAnsi="Times New Roman" w:cs="Times New Roman"/>
+          <w:sz w:val="24"/>
+          <w:szCs w:val="24"/>
         </w:rPr>
         <w:t>(</w:t>
       </w:r>
-      <w:r>
-        <w:rPr>
-          <w:b/>
-          <w:bCs/>
-          <w:color w:val="4BACC6" w:themeColor="accent5"/>
-        </w:rPr>
-        <w:t xml:space="preserve">ADDED </w:t>
-      </w:r>
-      <w:r>
-        <w:rPr>
-          <w:b/>
-          <w:bCs/>
-          <w:color w:val="4BACC6" w:themeColor="accent5"/>
-        </w:rPr>
-        <w:t>2/26/2025)</w:t>
-      </w:r>
-    </w:p>
-    <w:p>
-      <w:pPr>
-        <w:pStyle w:val="NoSpacing"/>
-        <w:jc w:val="center"/>
-        <w:rPr>
-          <w:b/>
-          <w:bCs/>
-          <w:color w:val="4BACC6" w:themeColor="accent5"/>
-        </w:rPr>
-      </w:pPr>
-    </w:p>
-    <w:p>
-      <w:pPr>
-        <w:pStyle w:val="NoSpacing"/>
-        <w:jc w:val="center"/>
-        <w:rPr>
-          <w:b/>
-          <w:bCs/>
-          <w:color w:val="4BACC6" w:themeColor="accent5"/>
-        </w:rPr>
-      </w:pPr>
-      <w:r>
-        <w:rPr>
+      <w:proofErr w:type="spellStart"/>
+      <w:r>
+        <w:rPr>
+          <w:rFonts w:ascii="Times New Roman" w:hAnsi="Times New Roman" w:cs="Times New Roman"/>
+          <w:sz w:val="24"/>
+          <w:szCs w:val="24"/>
+        </w:rPr>
+        <w:t>RoTechnic</w:t>
+      </w:r>
+      <w:proofErr w:type="spellEnd"/>
+      <w:r>
+        <w:rPr>
+          <w:rFonts w:ascii="Times New Roman" w:hAnsi="Times New Roman" w:cs="Times New Roman"/>
+          <w:sz w:val="24"/>
+          <w:szCs w:val="24"/>
+        </w:rPr>
+        <w:t>, 2022)</w:t>
+      </w:r>
+      <w:r>
+        <w:rPr>
+          <w:rFonts w:ascii="Times New Roman" w:eastAsia="Times New Roman" w:hAnsi="Times New Roman" w:cs="Times New Roman"/>
+          <w:sz w:val="24"/>
+          <w:szCs w:val="24"/>
+        </w:rPr>
+        <w:t>. T</w:t>
+      </w:r>
+      <w:r>
+        <w:rPr>
+          <w:rFonts w:ascii="Times New Roman" w:eastAsia="Times New Roman" w:hAnsi="Times New Roman" w:cs="Times New Roman"/>
+          <w:sz w:val="24"/>
+          <w:szCs w:val="24"/>
+        </w:rPr>
+        <w:t xml:space="preserve">he wheels I initially used broke my system because they were much too </w:t>
+      </w:r>
+      <w:r>
+        <w:rPr>
+          <w:rFonts w:ascii="Times New Roman" w:eastAsia="Times New Roman" w:hAnsi="Times New Roman" w:cs="Times New Roman"/>
+          <w:sz w:val="24"/>
+          <w:szCs w:val="24"/>
+        </w:rPr>
+        <w:t>small,</w:t>
+      </w:r>
+      <w:r>
+        <w:rPr>
+          <w:rFonts w:ascii="Times New Roman" w:eastAsia="Times New Roman" w:hAnsi="Times New Roman" w:cs="Times New Roman"/>
+          <w:sz w:val="24"/>
+          <w:szCs w:val="24"/>
+        </w:rPr>
+        <w:t xml:space="preserve"> so I upgraded to some bigger wheels that I did not design which worked perfectly for this project</w:t>
+      </w:r>
+      <w:r>
+        <w:rPr>
+          <w:rFonts w:ascii="Times New Roman" w:eastAsia="Times New Roman" w:hAnsi="Times New Roman" w:cs="Times New Roman"/>
+          <w:sz w:val="24"/>
+          <w:szCs w:val="24"/>
+        </w:rPr>
+        <w:t xml:space="preserve"> </w:t>
+      </w:r>
+      <w:r>
+        <w:rPr>
+          <w:rFonts w:ascii="Times New Roman" w:eastAsia="Times New Roman" w:hAnsi="Times New Roman" w:cs="Times New Roman"/>
+          <w:sz w:val="24"/>
+          <w:szCs w:val="24"/>
+        </w:rPr>
+        <w:t>(</w:t>
+      </w:r>
+      <w:proofErr w:type="spellStart"/>
+      <w:r>
+        <w:rPr>
+          <w:rFonts w:ascii="Times New Roman" w:eastAsia="Times New Roman" w:hAnsi="Times New Roman" w:cs="Times New Roman"/>
+          <w:sz w:val="24"/>
+          <w:szCs w:val="24"/>
+        </w:rPr>
+        <w:t>AurthurGuy</w:t>
+      </w:r>
+      <w:proofErr w:type="spellEnd"/>
+      <w:r>
+        <w:rPr>
+          <w:rFonts w:ascii="Times New Roman" w:eastAsia="Times New Roman" w:hAnsi="Times New Roman" w:cs="Times New Roman"/>
+          <w:sz w:val="24"/>
+          <w:szCs w:val="24"/>
+        </w:rPr>
+        <w:t>, 2018)</w:t>
+      </w:r>
+      <w:r>
+        <w:rPr>
+          <w:rFonts w:ascii="Times New Roman" w:eastAsia="Times New Roman" w:hAnsi="Times New Roman" w:cs="Times New Roman"/>
+          <w:sz w:val="24"/>
+          <w:szCs w:val="24"/>
+        </w:rPr>
+        <w:t>.</w:t>
+      </w:r>
+      <w:r>
+        <w:rPr>
+          <w:rFonts w:ascii="Times New Roman" w:eastAsia="Times New Roman" w:hAnsi="Times New Roman" w:cs="Times New Roman"/>
+          <w:sz w:val="24"/>
+          <w:szCs w:val="24"/>
+        </w:rPr>
+        <w:t xml:space="preserve"> Finally, for the last mechanical system the hopper trailer was designed from the ground up to distribute materials without any extra electrical components.</w:t>
+      </w:r>
+    </w:p>
+    <w:p>
+      <w:pPr>
+        <w:spacing w:before="120"/>
+        <w:rPr>
+          <w:rFonts w:ascii="Times New Roman" w:eastAsia="Times New Roman" w:hAnsi="Times New Roman" w:cs="Times New Roman"/>
+          <w:sz w:val="24"/>
+          <w:szCs w:val="24"/>
+        </w:rPr>
+      </w:pPr>
+      <w:r>
+        <w:rPr>
+          <w:rFonts w:ascii="Times New Roman" w:hAnsi="Times New Roman" w:cs="Times New Roman"/>
           <w:b/>
           <w:bCs/>
           <w:noProof/>
           <w:color w:val="4BACC6" w:themeColor="accent5"/>
         </w:rPr>
-        <w:lastRenderedPageBreak/>
         <w:drawing>
-          <wp:inline distT="0" distB="0" distL="0" distR="0" wp14:anchorId="67D263A2" wp14:editId="700A84C6">
-            <wp:extent cx="5082540" cy="4168140"/>
-            <wp:effectExtent l="0" t="0" r="3810" b="3810"/>
-            <wp:docPr id="806889348" name="Picture 3" descr="A black and silver object with a square object&#10;&#10;AI-generated content may be incorrect."/>
+          <wp:inline distT="0" distB="0" distL="0" distR="0" wp14:anchorId="6AE73760" wp14:editId="1BC5225F">
+            <wp:extent cx="5943600" cy="2606040"/>
+            <wp:effectExtent l="0" t="0" r="0" b="3810"/>
+            <wp:docPr id="57262966" name="Picture 4" descr="A black rectangular object with wheels&#10;&#10;AI-generated content may be incorrect."/>
             <wp:cNvGraphicFramePr>
               <a:graphicFrameLocks xmlns:a="http://schemas.openxmlformats.org/drawingml/2006/main" noChangeAspect="1"/>
             </wp:cNvGraphicFramePr>
@@ -5689,127 +4402,13 @@
               <a:graphicData uri="http://schemas.openxmlformats.org/drawingml/2006/picture">
                 <pic:pic xmlns:pic="http://schemas.openxmlformats.org/drawingml/2006/picture">
                   <pic:nvPicPr>
-                    <pic:cNvPr id="806889348" name="Picture 3" descr="A black and silver object with a square object&#10;&#10;AI-generated content may be incorrect."/>
+                    <pic:cNvPr id="57262966" name="Picture 4" descr="A black rectangular object with wheels&#10;&#10;AI-generated content may be incorrect."/>
                     <pic:cNvPicPr>
                       <a:picLocks noChangeAspect="1" noChangeArrowheads="1"/>
                     </pic:cNvPicPr>
                   </pic:nvPicPr>
                   <pic:blipFill>
-                    <a:blip r:embed="rId12">
-                      <a:extLst>
-                        <a:ext uri="{28A0092B-C50C-407E-A947-70E740481C1C}">
-                          <a14:useLocalDpi xmlns:a14="http://schemas.microsoft.com/office/drawing/2010/main" val="0"/>
-                        </a:ext>
-                      </a:extLst>
-                    </a:blip>
-                    <a:srcRect/>
-                    <a:stretch>
-                      <a:fillRect/>
-                    </a:stretch>
-                  </pic:blipFill>
-                  <pic:spPr bwMode="auto">
-                    <a:xfrm>
-                      <a:off x="0" y="0"/>
-                      <a:ext cx="5082540" cy="4168140"/>
-                    </a:xfrm>
-                    <a:prstGeom prst="rect">
-                      <a:avLst/>
-                    </a:prstGeom>
-                    <a:noFill/>
-                    <a:ln>
-                      <a:noFill/>
-                    </a:ln>
-                  </pic:spPr>
-                </pic:pic>
-              </a:graphicData>
-            </a:graphic>
-          </wp:inline>
-        </w:drawing>
-      </w:r>
-    </w:p>
-    <w:p>
-      <w:pPr>
-        <w:pStyle w:val="NoSpacing"/>
-        <w:jc w:val="center"/>
-        <w:rPr>
-          <w:b/>
-          <w:bCs/>
-          <w:i/>
-          <w:iCs/>
-          <w:color w:val="4BACC6" w:themeColor="accent5"/>
-        </w:rPr>
-      </w:pPr>
-      <w:r>
-        <w:rPr>
-          <w:i/>
-          <w:iCs/>
-        </w:rPr>
-        <w:t>Appendix</w:t>
-      </w:r>
-      <w:r>
-        <w:rPr>
-          <w:i/>
-          <w:iCs/>
-        </w:rPr>
-        <w:t xml:space="preserve"> F </w:t>
-      </w:r>
-      <w:r>
-        <w:rPr>
-          <w:b/>
-          <w:bCs/>
-          <w:i/>
-          <w:iCs/>
-          <w:color w:val="4BACC6" w:themeColor="accent5"/>
-        </w:rPr>
-        <w:t>(ADDED 3/16/2025)</w:t>
-      </w:r>
-    </w:p>
-    <w:p>
-      <w:pPr>
-        <w:pStyle w:val="NoSpacing"/>
-        <w:jc w:val="center"/>
-        <w:rPr>
-          <w:i/>
-          <w:iCs/>
-        </w:rPr>
-      </w:pPr>
-    </w:p>
-    <w:p>
-      <w:pPr>
-        <w:pStyle w:val="NoSpacing"/>
-        <w:jc w:val="center"/>
-        <w:rPr>
-          <w:b/>
-          <w:bCs/>
-          <w:color w:val="4BACC6" w:themeColor="accent5"/>
-        </w:rPr>
-      </w:pPr>
-      <w:r>
-        <w:rPr>
-          <w:b/>
-          <w:bCs/>
-          <w:noProof/>
-          <w:color w:val="4BACC6" w:themeColor="accent5"/>
-        </w:rPr>
-        <w:drawing>
-          <wp:inline distT="0" distB="0" distL="0" distR="0" wp14:anchorId="4EBF4765" wp14:editId="08A53C11">
-            <wp:extent cx="5943600" cy="2606040"/>
-            <wp:effectExtent l="0" t="0" r="0" b="3810"/>
-            <wp:docPr id="57262966" name="Picture 4"/>
-            <wp:cNvGraphicFramePr>
-              <a:graphicFrameLocks xmlns:a="http://schemas.openxmlformats.org/drawingml/2006/main" noChangeAspect="1"/>
-            </wp:cNvGraphicFramePr>
-            <a:graphic xmlns:a="http://schemas.openxmlformats.org/drawingml/2006/main">
-              <a:graphicData uri="http://schemas.openxmlformats.org/drawingml/2006/picture">
-                <pic:pic xmlns:pic="http://schemas.openxmlformats.org/drawingml/2006/picture">
-                  <pic:nvPicPr>
-                    <pic:cNvPr id="0" name="Picture 3"/>
-                    <pic:cNvPicPr>
-                      <a:picLocks noChangeAspect="1" noChangeArrowheads="1"/>
-                    </pic:cNvPicPr>
-                  </pic:nvPicPr>
-                  <pic:blipFill>
-                    <a:blip r:embed="rId13">
+                    <a:blip r:embed="rId11">
                       <a:extLst>
                         <a:ext uri="{28A0092B-C50C-407E-A947-70E740481C1C}">
                           <a14:useLocalDpi xmlns:a14="http://schemas.microsoft.com/office/drawing/2010/main" val="0"/>
@@ -5846,6 +4445,7 @@
         <w:pStyle w:val="NoSpacing"/>
         <w:jc w:val="center"/>
         <w:rPr>
+          <w:rFonts w:ascii="Times New Roman" w:hAnsi="Times New Roman" w:cs="Times New Roman"/>
           <w:b/>
           <w:bCs/>
           <w:i/>
@@ -5855,41 +4455,49 @@
       </w:pPr>
       <w:r>
         <w:rPr>
+          <w:rFonts w:ascii="Times New Roman" w:hAnsi="Times New Roman" w:cs="Times New Roman"/>
           <w:i/>
           <w:iCs/>
         </w:rPr>
-        <w:t>Appendix</w:t>
-      </w:r>
-      <w:r>
-        <w:rPr>
-          <w:i/>
-          <w:iCs/>
-        </w:rPr>
-        <w:t xml:space="preserve"> </w:t>
-      </w:r>
-      <w:r>
-        <w:rPr>
-          <w:i/>
-          <w:iCs/>
-        </w:rPr>
-        <w:t>G</w:t>
-      </w:r>
-      <w:r>
-        <w:rPr>
-          <w:i/>
-          <w:iCs/>
-        </w:rPr>
-        <w:t xml:space="preserve"> </w:t>
-      </w:r>
-      <w:r>
-        <w:rPr>
+        <w:t>Appendix E</w:t>
+      </w:r>
+    </w:p>
+    <w:p>
+      <w:pPr>
+        <w:spacing w:before="120"/>
+        <w:rPr>
+          <w:rFonts w:ascii="Times New Roman" w:hAnsi="Times New Roman" w:cs="Times New Roman"/>
           <w:b/>
           <w:bCs/>
           <w:i/>
           <w:iCs/>
           <w:color w:val="4BACC6" w:themeColor="accent5"/>
         </w:rPr>
-        <w:t>(ADDED 3/16/2025)</w:t>
+      </w:pPr>
+      <w:r>
+        <w:rPr>
+          <w:rFonts w:ascii="Times New Roman" w:eastAsia="Times New Roman" w:hAnsi="Times New Roman" w:cs="Times New Roman"/>
+          <w:sz w:val="24"/>
+          <w:szCs w:val="24"/>
+        </w:rPr>
+        <w:tab/>
+        <w:t>The Hopper Trailer is made up of a funnel attached to a slide system on wheels</w:t>
+      </w:r>
+      <w:r>
+        <w:rPr>
+          <w:rFonts w:ascii="Times New Roman" w:eastAsia="Times New Roman" w:hAnsi="Times New Roman" w:cs="Times New Roman"/>
+          <w:sz w:val="24"/>
+          <w:szCs w:val="24"/>
+        </w:rPr>
+        <w:t xml:space="preserve"> and was entirely built using 3d printed parts</w:t>
+      </w:r>
+      <w:r>
+        <w:rPr>
+          <w:rFonts w:ascii="Times New Roman" w:eastAsia="Times New Roman" w:hAnsi="Times New Roman" w:cs="Times New Roman"/>
+          <w:sz w:val="24"/>
+          <w:szCs w:val="24"/>
+        </w:rPr>
+        <w:t>. The slide is held closed using elastic connected to a metal rod on the back of the hopper. To open it a hitch is attached to the slide where the rover can be connected so that when the rover is moving the slide is open and when the rover is stationary the slide shuts. An added benefit of the cycloidal gear box is it introduces a subtle natural rocking motion which helps distribute the material due to the slide slightly opening/closing as the rover is moving.</w:t>
       </w:r>
     </w:p>
     <w:p>
@@ -5897,6 +4505,7 @@
         <w:pStyle w:val="NoSpacing"/>
         <w:jc w:val="center"/>
         <w:rPr>
+          <w:rFonts w:ascii="Times New Roman" w:hAnsi="Times New Roman" w:cs="Times New Roman"/>
           <w:b/>
           <w:bCs/>
           <w:color w:val="4BACC6" w:themeColor="accent5"/>
@@ -5906,51 +4515,22 @@
     <w:p>
       <w:pPr>
         <w:pStyle w:val="NoSpacing"/>
-      </w:pPr>
-    </w:p>
-    <w:p>
-      <w:pPr>
-        <w:pStyle w:val="NoSpacing"/>
-      </w:pPr>
-      <w:r>
-        <w:t xml:space="preserve">On top of the body </w:t>
-      </w:r>
-      <w:r>
-        <w:t>redesign,</w:t>
-      </w:r>
-      <w:r>
-        <w:t xml:space="preserve"> I found that the wheel drive system which consists of 2 gears strips rather easily so I had to redesign the wheel system. I plan on adding more info here as I get that done, and am thinking of looking into a planetary gearbox system instead. </w:t>
-      </w:r>
-      <w:r>
-        <w:rPr>
-          <w:b/>
-          <w:bCs/>
-          <w:color w:val="4BACC6" w:themeColor="accent5"/>
-        </w:rPr>
-        <w:t>(ADDED 3/15)</w:t>
-      </w:r>
-      <w:r>
-        <w:t>.</w:t>
-      </w:r>
-    </w:p>
-    <w:p>
-      <w:pPr>
-        <w:spacing w:before="120" w:after="120"/>
-        <w:rPr>
-          <w:rFonts w:ascii="Times New Roman" w:eastAsia="Times New Roman" w:hAnsi="Times New Roman" w:cs="Times New Roman"/>
-          <w:b/>
-          <w:sz w:val="36"/>
-          <w:szCs w:val="36"/>
-        </w:rPr>
-      </w:pPr>
-      <w:r>
-        <w:rPr>
-          <w:rFonts w:ascii="Times New Roman" w:eastAsia="Times New Roman" w:hAnsi="Times New Roman" w:cs="Times New Roman"/>
-          <w:b/>
-          <w:sz w:val="36"/>
-          <w:szCs w:val="36"/>
-        </w:rPr>
-        <w:lastRenderedPageBreak/>
+        <w:rPr>
+          <w:rFonts w:ascii="Times New Roman" w:hAnsi="Times New Roman" w:cs="Times New Roman"/>
+        </w:rPr>
+      </w:pPr>
+    </w:p>
+    <w:p>
+      <w:pPr>
+        <w:pStyle w:val="Heading2"/>
+        <w:rPr>
+          <w:rFonts w:ascii="Times New Roman" w:hAnsi="Times New Roman" w:cs="Times New Roman"/>
+        </w:rPr>
+      </w:pPr>
+      <w:r>
+        <w:rPr>
+          <w:rFonts w:ascii="Times New Roman" w:hAnsi="Times New Roman" w:cs="Times New Roman"/>
+        </w:rPr>
         <w:t>Evaluation Plan</w:t>
       </w:r>
     </w:p>
@@ -6001,7 +4581,25 @@
           <w:sz w:val="24"/>
           <w:szCs w:val="24"/>
         </w:rPr>
-        <w:t xml:space="preserve"> for example, the motor control of each wheel module will be tested independently and then together, then as a whole for the rover, then also integrated as part of the full autonomous system. On top of this the requirements I stated at the beginning of this brief either need to be met or show areas that need improvement. For clarity</w:t>
+        <w:t xml:space="preserve"> for example, the motor control of each wheel module will be tested independently and then together, then </w:t>
+      </w:r>
+      <w:proofErr w:type="gramStart"/>
+      <w:r>
+        <w:rPr>
+          <w:rFonts w:ascii="Times New Roman" w:eastAsia="Times New Roman" w:hAnsi="Times New Roman" w:cs="Times New Roman"/>
+          <w:sz w:val="24"/>
+          <w:szCs w:val="24"/>
+        </w:rPr>
+        <w:t>as a whole for</w:t>
+      </w:r>
+      <w:proofErr w:type="gramEnd"/>
+      <w:r>
+        <w:rPr>
+          <w:rFonts w:ascii="Times New Roman" w:eastAsia="Times New Roman" w:hAnsi="Times New Roman" w:cs="Times New Roman"/>
+          <w:sz w:val="24"/>
+          <w:szCs w:val="24"/>
+        </w:rPr>
+        <w:t xml:space="preserve"> the rover, then also integrated as part of the full autonomous system. On top of this the requirements I stated at the beginning of this brief either need to be met or show areas that need improvement. For clarity</w:t>
       </w:r>
       <w:r>
         <w:rPr>
@@ -6103,15 +4701,7 @@
           <w:sz w:val="24"/>
           <w:szCs w:val="24"/>
         </w:rPr>
-        <w:t>P</w:t>
-      </w:r>
-      <w:r>
-        <w:rPr>
-          <w:rFonts w:ascii="Times New Roman" w:eastAsia="Times New Roman" w:hAnsi="Times New Roman" w:cs="Times New Roman"/>
-          <w:sz w:val="24"/>
-          <w:szCs w:val="24"/>
-        </w:rPr>
-        <w:t>ull ~1lb of fertilizer</w:t>
+        <w:t>Pull ~1lb of fertilizer</w:t>
       </w:r>
     </w:p>
     <w:p>
@@ -6134,31 +4724,7 @@
           <w:sz w:val="24"/>
           <w:szCs w:val="24"/>
         </w:rPr>
-        <w:t>O</w:t>
-      </w:r>
-      <w:r>
-        <w:rPr>
-          <w:rFonts w:ascii="Times New Roman" w:eastAsia="Times New Roman" w:hAnsi="Times New Roman" w:cs="Times New Roman"/>
-          <w:sz w:val="24"/>
-          <w:szCs w:val="24"/>
-        </w:rPr>
-        <w:t xml:space="preserve">perate on </w:t>
-      </w:r>
-      <w:r>
-        <w:rPr>
-          <w:rFonts w:ascii="Times New Roman" w:eastAsia="Times New Roman" w:hAnsi="Times New Roman" w:cs="Times New Roman"/>
-          <w:sz w:val="24"/>
-          <w:szCs w:val="24"/>
-        </w:rPr>
-        <w:t>12</w:t>
-      </w:r>
-      <w:r>
-        <w:rPr>
-          <w:rFonts w:ascii="Times New Roman" w:eastAsia="Times New Roman" w:hAnsi="Times New Roman" w:cs="Times New Roman"/>
-          <w:sz w:val="24"/>
-          <w:szCs w:val="24"/>
-        </w:rPr>
-        <w:t>V</w:t>
+        <w:t>Operate on 12V</w:t>
       </w:r>
     </w:p>
     <w:p>
@@ -6171,40 +4737,17 @@
         <w:spacing w:before="60" w:after="60"/>
         <w:rPr>
           <w:rFonts w:ascii="Times New Roman" w:eastAsia="Times New Roman" w:hAnsi="Times New Roman" w:cs="Times New Roman"/>
-          <w:strike/>
-          <w:color w:val="FF0000"/>
-          <w:sz w:val="24"/>
-          <w:szCs w:val="24"/>
-        </w:rPr>
-      </w:pPr>
-      <w:r>
-        <w:rPr>
-          <w:rFonts w:ascii="Times New Roman" w:eastAsia="Times New Roman" w:hAnsi="Times New Roman" w:cs="Times New Roman"/>
-          <w:strike/>
-          <w:color w:val="FF0000"/>
-          <w:sz w:val="24"/>
-          <w:szCs w:val="24"/>
-        </w:rPr>
-        <w:t>Operate on 6V</w:t>
-      </w:r>
-      <w:r>
-        <w:rPr>
-          <w:rFonts w:ascii="Times New Roman" w:eastAsia="Times New Roman" w:hAnsi="Times New Roman" w:cs="Times New Roman"/>
-          <w:strike/>
-          <w:color w:val="FF0000"/>
-          <w:sz w:val="24"/>
-          <w:szCs w:val="24"/>
-        </w:rPr>
-        <w:t xml:space="preserve"> </w:t>
-      </w:r>
-      <w:r>
-        <w:rPr>
-          <w:rFonts w:ascii="Times New Roman" w:eastAsia="Times New Roman" w:hAnsi="Times New Roman" w:cs="Times New Roman"/>
-          <w:color w:val="FF0000"/>
-          <w:sz w:val="24"/>
-          <w:szCs w:val="24"/>
-        </w:rPr>
-        <w:t>(Changed 2/26/2025)</w:t>
+          <w:sz w:val="24"/>
+          <w:szCs w:val="24"/>
+        </w:rPr>
+      </w:pPr>
+      <w:r>
+        <w:rPr>
+          <w:rFonts w:ascii="Times New Roman" w:eastAsia="Times New Roman" w:hAnsi="Times New Roman" w:cs="Times New Roman"/>
+          <w:sz w:val="24"/>
+          <w:szCs w:val="24"/>
+        </w:rPr>
+        <w:t>Evenly spread materials</w:t>
       </w:r>
     </w:p>
     <w:p>
@@ -6227,24 +4770,18 @@
           <w:sz w:val="24"/>
           <w:szCs w:val="24"/>
         </w:rPr>
-        <w:t>Evenly</w:t>
-      </w:r>
-      <w:r>
-        <w:rPr>
-          <w:rFonts w:ascii="Times New Roman" w:eastAsia="Times New Roman" w:hAnsi="Times New Roman" w:cs="Times New Roman"/>
-          <w:sz w:val="24"/>
-          <w:szCs w:val="24"/>
-        </w:rPr>
-        <w:t xml:space="preserve"> spread </w:t>
-      </w:r>
-      <w:r>
-        <w:rPr>
-          <w:rFonts w:ascii="Times New Roman" w:eastAsia="Times New Roman" w:hAnsi="Times New Roman" w:cs="Times New Roman"/>
-          <w:sz w:val="24"/>
-          <w:szCs w:val="24"/>
-        </w:rPr>
-        <w:t>materials</w:t>
-      </w:r>
+        <w:t xml:space="preserve">Autonomously avoid obstacles using camera and </w:t>
+      </w:r>
+      <w:proofErr w:type="spellStart"/>
+      <w:r>
+        <w:rPr>
+          <w:rFonts w:ascii="Times New Roman" w:eastAsia="Times New Roman" w:hAnsi="Times New Roman" w:cs="Times New Roman"/>
+          <w:sz w:val="24"/>
+          <w:szCs w:val="24"/>
+        </w:rPr>
+        <w:t>ToF</w:t>
+      </w:r>
+      <w:proofErr w:type="spellEnd"/>
     </w:p>
     <w:p>
       <w:pPr>
@@ -6266,7 +4803,147 @@
           <w:sz w:val="24"/>
           <w:szCs w:val="24"/>
         </w:rPr>
-        <w:t>Autonomously avoid obstacles using camera and ultrasonic sensor</w:t>
+        <w:t>Move ~ 2mph while not hauling spreader</w:t>
+      </w:r>
+    </w:p>
+    <w:p>
+      <w:pPr>
+        <w:spacing w:before="120" w:after="120"/>
+        <w:rPr>
+          <w:rFonts w:ascii="Times New Roman" w:eastAsia="Times New Roman" w:hAnsi="Times New Roman" w:cs="Times New Roman"/>
+          <w:sz w:val="24"/>
+          <w:szCs w:val="24"/>
+        </w:rPr>
+      </w:pPr>
+    </w:p>
+    <w:p>
+      <w:pPr>
+        <w:spacing w:before="120" w:after="120"/>
+        <w:rPr>
+          <w:rFonts w:ascii="Times New Roman" w:eastAsia="Times New Roman" w:hAnsi="Times New Roman" w:cs="Times New Roman"/>
+          <w:sz w:val="24"/>
+          <w:szCs w:val="24"/>
+        </w:rPr>
+      </w:pPr>
+    </w:p>
+    <w:p>
+      <w:pPr>
+        <w:pStyle w:val="Heading2"/>
+        <w:rPr>
+          <w:rFonts w:ascii="Times New Roman" w:hAnsi="Times New Roman" w:cs="Times New Roman"/>
+        </w:rPr>
+      </w:pPr>
+      <w:r>
+        <w:rPr>
+          <w:rFonts w:ascii="Times New Roman" w:hAnsi="Times New Roman" w:cs="Times New Roman"/>
+        </w:rPr>
+        <w:t>Project Completion Assessment</w:t>
+      </w:r>
+    </w:p>
+    <w:p>
+      <w:pPr>
+        <w:pStyle w:val="Heading4"/>
+        <w:rPr>
+          <w:rFonts w:ascii="Times New Roman" w:hAnsi="Times New Roman" w:cs="Times New Roman"/>
+        </w:rPr>
+      </w:pPr>
+      <w:r>
+        <w:rPr>
+          <w:rFonts w:ascii="Times New Roman" w:hAnsi="Times New Roman" w:cs="Times New Roman"/>
+        </w:rPr>
+        <w:t>Overview</w:t>
+      </w:r>
+    </w:p>
+    <w:p>
+      <w:pPr>
+        <w:spacing w:before="120" w:after="120"/>
+        <w:rPr>
+          <w:rFonts w:ascii="Times New Roman" w:eastAsia="Times New Roman" w:hAnsi="Times New Roman" w:cs="Times New Roman"/>
+          <w:sz w:val="24"/>
+          <w:szCs w:val="24"/>
+        </w:rPr>
+      </w:pPr>
+      <w:r>
+        <w:rPr>
+          <w:rFonts w:ascii="Times New Roman" w:eastAsia="Times New Roman" w:hAnsi="Times New Roman" w:cs="Times New Roman"/>
+          <w:sz w:val="24"/>
+          <w:szCs w:val="24"/>
+        </w:rPr>
+        <w:t xml:space="preserve">In this </w:t>
+      </w:r>
+      <w:r>
+        <w:rPr>
+          <w:rFonts w:ascii="Times New Roman" w:eastAsia="Times New Roman" w:hAnsi="Times New Roman" w:cs="Times New Roman"/>
+          <w:sz w:val="24"/>
+          <w:szCs w:val="24"/>
+        </w:rPr>
+        <w:t xml:space="preserve">project </w:t>
+      </w:r>
+      <w:r>
+        <w:rPr>
+          <w:rFonts w:ascii="Times New Roman" w:eastAsia="Times New Roman" w:hAnsi="Times New Roman" w:cs="Times New Roman"/>
+          <w:sz w:val="24"/>
+          <w:szCs w:val="24"/>
+        </w:rPr>
+        <w:t xml:space="preserve">I </w:t>
+      </w:r>
+      <w:r>
+        <w:rPr>
+          <w:rFonts w:ascii="Times New Roman" w:eastAsia="Times New Roman" w:hAnsi="Times New Roman" w:cs="Times New Roman"/>
+          <w:sz w:val="24"/>
+          <w:szCs w:val="24"/>
+        </w:rPr>
+        <w:t xml:space="preserve">set out to create a sustainable, autonomous rover inspired by mars rover designs geared towards accessible agricultural practices. Over the course of development, I successfully built and iterated on a modular rover platform capable of remote and autonomous navigation, equipped with object detection and a custom cycloidal gearbox/rocker drive system. Despite setbacks such as hardware failures, power issues, and weather-related delays, the project reached functional completion. </w:t>
+      </w:r>
+    </w:p>
+    <w:p>
+      <w:pPr>
+        <w:pStyle w:val="Heading4"/>
+        <w:rPr>
+          <w:rFonts w:ascii="Times New Roman" w:hAnsi="Times New Roman" w:cs="Times New Roman"/>
+        </w:rPr>
+      </w:pPr>
+      <w:r>
+        <w:rPr>
+          <w:rFonts w:ascii="Times New Roman" w:hAnsi="Times New Roman" w:cs="Times New Roman"/>
+        </w:rPr>
+        <w:t>What went right</w:t>
+      </w:r>
+    </w:p>
+    <w:p>
+      <w:pPr>
+        <w:spacing w:before="120" w:after="120"/>
+        <w:rPr>
+          <w:rFonts w:ascii="Times New Roman" w:eastAsia="Times New Roman" w:hAnsi="Times New Roman" w:cs="Times New Roman"/>
+          <w:sz w:val="24"/>
+          <w:szCs w:val="24"/>
+        </w:rPr>
+      </w:pPr>
+      <w:r>
+        <w:rPr>
+          <w:rFonts w:ascii="Times New Roman" w:eastAsia="Times New Roman" w:hAnsi="Times New Roman" w:cs="Times New Roman"/>
+          <w:sz w:val="24"/>
+          <w:szCs w:val="24"/>
+        </w:rPr>
+        <w:t xml:space="preserve">I had a </w:t>
+      </w:r>
+      <w:proofErr w:type="gramStart"/>
+      <w:r>
+        <w:rPr>
+          <w:rFonts w:ascii="Times New Roman" w:eastAsia="Times New Roman" w:hAnsi="Times New Roman" w:cs="Times New Roman"/>
+          <w:sz w:val="24"/>
+          <w:szCs w:val="24"/>
+        </w:rPr>
+        <w:t>lot</w:t>
+      </w:r>
+      <w:proofErr w:type="gramEnd"/>
+      <w:r>
+        <w:rPr>
+          <w:rFonts w:ascii="Times New Roman" w:eastAsia="Times New Roman" w:hAnsi="Times New Roman" w:cs="Times New Roman"/>
+          <w:sz w:val="24"/>
+          <w:szCs w:val="24"/>
+        </w:rPr>
+        <w:t xml:space="preserve"> success and learnings as part of this project some of the major items are the following:</w:t>
       </w:r>
     </w:p>
     <w:p>
@@ -6276,24 +4953,6 @@
           <w:ilvl w:val="0"/>
           <w:numId w:val="17"/>
         </w:numPr>
-        <w:spacing w:before="60" w:after="60"/>
-        <w:rPr>
-          <w:rFonts w:ascii="Times New Roman" w:eastAsia="Times New Roman" w:hAnsi="Times New Roman" w:cs="Times New Roman"/>
-          <w:sz w:val="24"/>
-          <w:szCs w:val="24"/>
-        </w:rPr>
-      </w:pPr>
-      <w:r>
-        <w:rPr>
-          <w:rFonts w:ascii="Times New Roman" w:eastAsia="Times New Roman" w:hAnsi="Times New Roman" w:cs="Times New Roman"/>
-          <w:sz w:val="24"/>
-          <w:szCs w:val="24"/>
-        </w:rPr>
-        <w:t>Move ~ 2mph while not hauling spreader</w:t>
-      </w:r>
-    </w:p>
-    <w:p>
-      <w:pPr>
         <w:spacing w:before="120" w:after="120"/>
         <w:rPr>
           <w:rFonts w:ascii="Times New Roman" w:eastAsia="Times New Roman" w:hAnsi="Times New Roman" w:cs="Times New Roman"/>
@@ -6301,9 +4960,22 @@
           <w:szCs w:val="24"/>
         </w:rPr>
       </w:pPr>
-    </w:p>
-    <w:p>
-      <w:pPr>
+      <w:r>
+        <w:rPr>
+          <w:rFonts w:ascii="Times New Roman" w:eastAsia="Times New Roman" w:hAnsi="Times New Roman" w:cs="Times New Roman"/>
+          <w:sz w:val="24"/>
+          <w:szCs w:val="24"/>
+        </w:rPr>
+        <w:t>Single Tooth Cycloidal Drive System</w:t>
+      </w:r>
+    </w:p>
+    <w:p>
+      <w:pPr>
+        <w:pStyle w:val="ListParagraph"/>
+        <w:numPr>
+          <w:ilvl w:val="1"/>
+          <w:numId w:val="17"/>
+        </w:numPr>
         <w:spacing w:before="120" w:after="120"/>
         <w:rPr>
           <w:rFonts w:ascii="Times New Roman" w:eastAsia="Times New Roman" w:hAnsi="Times New Roman" w:cs="Times New Roman"/>
@@ -6311,63 +4983,928 @@
           <w:szCs w:val="24"/>
         </w:rPr>
       </w:pPr>
-    </w:p>
-    <w:p>
-      <w:pPr>
+      <w:r>
+        <w:rPr>
+          <w:rFonts w:ascii="Times New Roman" w:eastAsia="Times New Roman" w:hAnsi="Times New Roman" w:cs="Times New Roman"/>
+          <w:sz w:val="24"/>
+          <w:szCs w:val="24"/>
+        </w:rPr>
+        <w:t xml:space="preserve">The development of a custom single-tooth cycloidal gearbox significantly enhanced torque and introduced a natural rocking motion which improved soil </w:t>
+      </w:r>
+      <w:r>
+        <w:rPr>
+          <w:rFonts w:ascii="Times New Roman" w:eastAsia="Times New Roman" w:hAnsi="Times New Roman" w:cs="Times New Roman"/>
+          <w:sz w:val="24"/>
+          <w:szCs w:val="24"/>
+        </w:rPr>
+        <w:lastRenderedPageBreak/>
+        <w:t xml:space="preserve">distribution capabilities. I did not plan on this at </w:t>
+      </w:r>
+      <w:proofErr w:type="gramStart"/>
+      <w:r>
+        <w:rPr>
+          <w:rFonts w:ascii="Times New Roman" w:eastAsia="Times New Roman" w:hAnsi="Times New Roman" w:cs="Times New Roman"/>
+          <w:sz w:val="24"/>
+          <w:szCs w:val="24"/>
+        </w:rPr>
+        <w:t>all</w:t>
+      </w:r>
+      <w:proofErr w:type="gramEnd"/>
+      <w:r>
+        <w:rPr>
+          <w:rFonts w:ascii="Times New Roman" w:eastAsia="Times New Roman" w:hAnsi="Times New Roman" w:cs="Times New Roman"/>
+          <w:sz w:val="24"/>
+          <w:szCs w:val="24"/>
+        </w:rPr>
+        <w:t xml:space="preserve"> it was just a bonus </w:t>
+      </w:r>
+      <w:proofErr w:type="gramStart"/>
+      <w:r>
+        <w:rPr>
+          <w:rFonts w:ascii="Times New Roman" w:eastAsia="Times New Roman" w:hAnsi="Times New Roman" w:cs="Times New Roman"/>
+          <w:sz w:val="24"/>
+          <w:szCs w:val="24"/>
+        </w:rPr>
+        <w:t>of</w:t>
+      </w:r>
+      <w:proofErr w:type="gramEnd"/>
+      <w:r>
+        <w:rPr>
+          <w:rFonts w:ascii="Times New Roman" w:eastAsia="Times New Roman" w:hAnsi="Times New Roman" w:cs="Times New Roman"/>
+          <w:sz w:val="24"/>
+          <w:szCs w:val="24"/>
+        </w:rPr>
+        <w:t xml:space="preserve"> the new system</w:t>
+      </w:r>
+    </w:p>
+    <w:p>
+      <w:pPr>
+        <w:pStyle w:val="ListParagraph"/>
+        <w:numPr>
+          <w:ilvl w:val="0"/>
+          <w:numId w:val="17"/>
+        </w:numPr>
         <w:spacing w:before="120" w:after="120"/>
         <w:rPr>
           <w:rFonts w:ascii="Times New Roman" w:eastAsia="Times New Roman" w:hAnsi="Times New Roman" w:cs="Times New Roman"/>
+          <w:sz w:val="24"/>
+          <w:szCs w:val="24"/>
+        </w:rPr>
+      </w:pPr>
+      <w:r>
+        <w:rPr>
+          <w:rFonts w:ascii="Times New Roman" w:eastAsia="Times New Roman" w:hAnsi="Times New Roman" w:cs="Times New Roman"/>
+          <w:sz w:val="24"/>
+          <w:szCs w:val="24"/>
+        </w:rPr>
+        <w:t>Effective Iterative Desig</w:t>
+      </w:r>
+      <w:r>
+        <w:rPr>
+          <w:rFonts w:ascii="Times New Roman" w:eastAsia="Times New Roman" w:hAnsi="Times New Roman" w:cs="Times New Roman"/>
+          <w:sz w:val="24"/>
+          <w:szCs w:val="24"/>
+        </w:rPr>
+        <w:t>n</w:t>
+      </w:r>
+    </w:p>
+    <w:p>
+      <w:pPr>
+        <w:pStyle w:val="ListParagraph"/>
+        <w:numPr>
+          <w:ilvl w:val="1"/>
+          <w:numId w:val="17"/>
+        </w:numPr>
+        <w:spacing w:before="120" w:after="120"/>
+        <w:rPr>
+          <w:rFonts w:ascii="Times New Roman" w:eastAsia="Times New Roman" w:hAnsi="Times New Roman" w:cs="Times New Roman"/>
+          <w:sz w:val="24"/>
+          <w:szCs w:val="24"/>
+        </w:rPr>
+      </w:pPr>
+      <w:r>
+        <w:rPr>
+          <w:rFonts w:ascii="Times New Roman" w:eastAsia="Times New Roman" w:hAnsi="Times New Roman" w:cs="Times New Roman"/>
+          <w:sz w:val="24"/>
+          <w:szCs w:val="24"/>
+        </w:rPr>
+        <w:t xml:space="preserve"> Transitioning from a complex rocker-bogie suspension to a simplified rocker system reduced weight and improved maneuverability.</w:t>
+      </w:r>
+      <w:r>
+        <w:rPr>
+          <w:rFonts w:ascii="Times New Roman" w:eastAsia="Times New Roman" w:hAnsi="Times New Roman" w:cs="Times New Roman"/>
+          <w:sz w:val="24"/>
+          <w:szCs w:val="24"/>
+        </w:rPr>
+        <w:t xml:space="preserve"> In this process I learned a lot about not being too rigid with plans and designs in the many iterations.</w:t>
+      </w:r>
+    </w:p>
+    <w:p>
+      <w:pPr>
+        <w:pStyle w:val="ListParagraph"/>
+        <w:numPr>
+          <w:ilvl w:val="0"/>
+          <w:numId w:val="17"/>
+        </w:numPr>
+        <w:spacing w:before="120" w:after="120"/>
+        <w:rPr>
+          <w:rFonts w:ascii="Times New Roman" w:eastAsia="Times New Roman" w:hAnsi="Times New Roman" w:cs="Times New Roman"/>
+          <w:sz w:val="24"/>
+          <w:szCs w:val="24"/>
+        </w:rPr>
+      </w:pPr>
+      <w:r>
+        <w:rPr>
+          <w:rFonts w:ascii="Times New Roman" w:eastAsia="Times New Roman" w:hAnsi="Times New Roman" w:cs="Times New Roman"/>
+          <w:sz w:val="24"/>
+          <w:szCs w:val="24"/>
+        </w:rPr>
+        <w:t>Prototyping and 3d printing at scale</w:t>
+      </w:r>
+    </w:p>
+    <w:p>
+      <w:pPr>
+        <w:pStyle w:val="ListParagraph"/>
+        <w:numPr>
+          <w:ilvl w:val="1"/>
+          <w:numId w:val="17"/>
+        </w:numPr>
+        <w:spacing w:before="120" w:after="120"/>
+        <w:rPr>
+          <w:rFonts w:ascii="Times New Roman" w:eastAsia="Times New Roman" w:hAnsi="Times New Roman" w:cs="Times New Roman"/>
+          <w:sz w:val="24"/>
+          <w:szCs w:val="24"/>
+        </w:rPr>
+      </w:pPr>
+      <w:r>
+        <w:rPr>
+          <w:rFonts w:ascii="Times New Roman" w:eastAsia="Times New Roman" w:hAnsi="Times New Roman" w:cs="Times New Roman"/>
+          <w:sz w:val="24"/>
+          <w:szCs w:val="24"/>
+        </w:rPr>
+        <w:t>Utilizing 3D printing for components like the hopper trailer and camera mounts allowed for rapid prototyping and iterative improvements</w:t>
+      </w:r>
+      <w:r>
+        <w:rPr>
+          <w:rFonts w:ascii="Times New Roman" w:eastAsia="Times New Roman" w:hAnsi="Times New Roman" w:cs="Times New Roman"/>
+          <w:sz w:val="24"/>
+          <w:szCs w:val="24"/>
+        </w:rPr>
+        <w:t xml:space="preserve">. Having a </w:t>
+      </w:r>
+      <w:proofErr w:type="gramStart"/>
+      <w:r>
+        <w:rPr>
+          <w:rFonts w:ascii="Times New Roman" w:eastAsia="Times New Roman" w:hAnsi="Times New Roman" w:cs="Times New Roman"/>
+          <w:sz w:val="24"/>
+          <w:szCs w:val="24"/>
+        </w:rPr>
+        <w:t>3d</w:t>
+      </w:r>
+      <w:proofErr w:type="gramEnd"/>
+      <w:r>
+        <w:rPr>
+          <w:rFonts w:ascii="Times New Roman" w:eastAsia="Times New Roman" w:hAnsi="Times New Roman" w:cs="Times New Roman"/>
+          <w:sz w:val="24"/>
+          <w:szCs w:val="24"/>
+        </w:rPr>
+        <w:t xml:space="preserve"> printer and using it a lot was a bit of a waste of </w:t>
+      </w:r>
+      <w:r>
+        <w:rPr>
+          <w:rFonts w:ascii="Times New Roman" w:eastAsia="Times New Roman" w:hAnsi="Times New Roman" w:cs="Times New Roman"/>
+          <w:sz w:val="24"/>
+          <w:szCs w:val="24"/>
+        </w:rPr>
+        <w:t>filament,</w:t>
+      </w:r>
+      <w:r>
+        <w:rPr>
+          <w:rFonts w:ascii="Times New Roman" w:eastAsia="Times New Roman" w:hAnsi="Times New Roman" w:cs="Times New Roman"/>
+          <w:sz w:val="24"/>
+          <w:szCs w:val="24"/>
+        </w:rPr>
+        <w:t xml:space="preserve"> but I learned a lot by modeling something then printing it out and seeing how it faired. </w:t>
+      </w:r>
+    </w:p>
+    <w:p>
+      <w:pPr>
+        <w:pStyle w:val="ListParagraph"/>
+        <w:numPr>
+          <w:ilvl w:val="0"/>
+          <w:numId w:val="17"/>
+        </w:numPr>
+        <w:spacing w:before="120" w:after="120"/>
+        <w:rPr>
+          <w:rFonts w:ascii="Times New Roman" w:eastAsia="Times New Roman" w:hAnsi="Times New Roman" w:cs="Times New Roman"/>
+          <w:sz w:val="24"/>
+          <w:szCs w:val="24"/>
+        </w:rPr>
+      </w:pPr>
+      <w:r>
+        <w:rPr>
+          <w:rFonts w:ascii="Times New Roman" w:eastAsia="Times New Roman" w:hAnsi="Times New Roman" w:cs="Times New Roman"/>
+          <w:sz w:val="24"/>
+          <w:szCs w:val="24"/>
+        </w:rPr>
+        <w:t>Integrated Control Systems</w:t>
+      </w:r>
+    </w:p>
+    <w:p>
+      <w:pPr>
+        <w:pStyle w:val="ListParagraph"/>
+        <w:numPr>
+          <w:ilvl w:val="1"/>
+          <w:numId w:val="17"/>
+        </w:numPr>
+        <w:spacing w:before="120" w:after="120"/>
+        <w:rPr>
+          <w:rFonts w:ascii="Times New Roman" w:eastAsia="Times New Roman" w:hAnsi="Times New Roman" w:cs="Times New Roman"/>
+          <w:sz w:val="24"/>
+          <w:szCs w:val="24"/>
+        </w:rPr>
+      </w:pPr>
+      <w:r>
+        <w:rPr>
+          <w:rFonts w:ascii="Times New Roman" w:eastAsia="Times New Roman" w:hAnsi="Times New Roman" w:cs="Times New Roman"/>
+          <w:sz w:val="24"/>
+          <w:szCs w:val="24"/>
+        </w:rPr>
+        <w:t xml:space="preserve">I was </w:t>
+      </w:r>
+      <w:proofErr w:type="gramStart"/>
+      <w:r>
+        <w:rPr>
+          <w:rFonts w:ascii="Times New Roman" w:eastAsia="Times New Roman" w:hAnsi="Times New Roman" w:cs="Times New Roman"/>
+          <w:sz w:val="24"/>
+          <w:szCs w:val="24"/>
+        </w:rPr>
+        <w:t>really happy</w:t>
+      </w:r>
+      <w:proofErr w:type="gramEnd"/>
+      <w:r>
+        <w:rPr>
+          <w:rFonts w:ascii="Times New Roman" w:eastAsia="Times New Roman" w:hAnsi="Times New Roman" w:cs="Times New Roman"/>
+          <w:sz w:val="24"/>
+          <w:szCs w:val="24"/>
+        </w:rPr>
+        <w:t xml:space="preserve"> with the </w:t>
+      </w:r>
+      <w:proofErr w:type="spellStart"/>
+      <w:r>
+        <w:rPr>
+          <w:rFonts w:ascii="Times New Roman" w:eastAsia="Times New Roman" w:hAnsi="Times New Roman" w:cs="Times New Roman"/>
+          <w:sz w:val="24"/>
+          <w:szCs w:val="24"/>
+        </w:rPr>
+        <w:t>Zimaboard</w:t>
+      </w:r>
+      <w:proofErr w:type="spellEnd"/>
+      <w:r>
+        <w:rPr>
+          <w:rFonts w:ascii="Times New Roman" w:eastAsia="Times New Roman" w:hAnsi="Times New Roman" w:cs="Times New Roman"/>
+          <w:sz w:val="24"/>
+          <w:szCs w:val="24"/>
+        </w:rPr>
+        <w:t xml:space="preserve"> NAS </w:t>
+      </w:r>
+      <w:r>
+        <w:rPr>
+          <w:rFonts w:ascii="Times New Roman" w:eastAsia="Times New Roman" w:hAnsi="Times New Roman" w:cs="Times New Roman"/>
+          <w:sz w:val="24"/>
+          <w:szCs w:val="24"/>
+        </w:rPr>
+        <w:t xml:space="preserve">docker command </w:t>
+      </w:r>
+      <w:r>
+        <w:rPr>
+          <w:rFonts w:ascii="Times New Roman" w:eastAsia="Times New Roman" w:hAnsi="Times New Roman" w:cs="Times New Roman"/>
+          <w:sz w:val="24"/>
+          <w:szCs w:val="24"/>
+        </w:rPr>
+        <w:t xml:space="preserve">server and </w:t>
+      </w:r>
+      <w:r>
+        <w:rPr>
+          <w:rFonts w:ascii="Times New Roman" w:eastAsia="Times New Roman" w:hAnsi="Times New Roman" w:cs="Times New Roman"/>
+          <w:sz w:val="24"/>
+          <w:szCs w:val="24"/>
+        </w:rPr>
+        <w:t xml:space="preserve">was able to </w:t>
+      </w:r>
+      <w:r>
+        <w:rPr>
+          <w:rFonts w:ascii="Times New Roman" w:eastAsia="Times New Roman" w:hAnsi="Times New Roman" w:cs="Times New Roman"/>
+          <w:sz w:val="24"/>
+          <w:szCs w:val="24"/>
+        </w:rPr>
+        <w:t>integrat</w:t>
+      </w:r>
+      <w:r>
+        <w:rPr>
+          <w:rFonts w:ascii="Times New Roman" w:eastAsia="Times New Roman" w:hAnsi="Times New Roman" w:cs="Times New Roman"/>
+          <w:sz w:val="24"/>
+          <w:szCs w:val="24"/>
+        </w:rPr>
+        <w:t xml:space="preserve">e </w:t>
+      </w:r>
+      <w:r>
+        <w:rPr>
+          <w:rFonts w:ascii="Times New Roman" w:eastAsia="Times New Roman" w:hAnsi="Times New Roman" w:cs="Times New Roman"/>
+          <w:sz w:val="24"/>
+          <w:szCs w:val="24"/>
+        </w:rPr>
+        <w:t xml:space="preserve">object detection using </w:t>
+      </w:r>
+      <w:proofErr w:type="spellStart"/>
+      <w:r>
+        <w:rPr>
+          <w:rFonts w:ascii="Times New Roman" w:eastAsia="Times New Roman" w:hAnsi="Times New Roman" w:cs="Times New Roman"/>
+          <w:sz w:val="24"/>
+          <w:szCs w:val="24"/>
+        </w:rPr>
+        <w:t>TinyML</w:t>
+      </w:r>
+      <w:proofErr w:type="spellEnd"/>
+      <w:r>
+        <w:rPr>
+          <w:rFonts w:ascii="Times New Roman" w:eastAsia="Times New Roman" w:hAnsi="Times New Roman" w:cs="Times New Roman"/>
+          <w:sz w:val="24"/>
+          <w:szCs w:val="24"/>
+        </w:rPr>
+        <w:t xml:space="preserve"> </w:t>
+      </w:r>
+      <w:r>
+        <w:rPr>
+          <w:rFonts w:ascii="Times New Roman" w:eastAsia="Times New Roman" w:hAnsi="Times New Roman" w:cs="Times New Roman"/>
+          <w:sz w:val="24"/>
+          <w:szCs w:val="24"/>
+        </w:rPr>
+        <w:t>onto a microcon</w:t>
+      </w:r>
+      <w:r>
+        <w:rPr>
+          <w:rFonts w:ascii="Times New Roman" w:eastAsia="Times New Roman" w:hAnsi="Times New Roman" w:cs="Times New Roman"/>
+          <w:sz w:val="24"/>
+          <w:szCs w:val="24"/>
+        </w:rPr>
+        <w:t>t</w:t>
+      </w:r>
+      <w:r>
+        <w:rPr>
+          <w:rFonts w:ascii="Times New Roman" w:eastAsia="Times New Roman" w:hAnsi="Times New Roman" w:cs="Times New Roman"/>
+          <w:sz w:val="24"/>
+          <w:szCs w:val="24"/>
+        </w:rPr>
+        <w:t xml:space="preserve">roller camera. While I did not keep the </w:t>
+      </w:r>
+      <w:proofErr w:type="spellStart"/>
+      <w:r>
+        <w:rPr>
+          <w:rFonts w:ascii="Times New Roman" w:eastAsia="Times New Roman" w:hAnsi="Times New Roman" w:cs="Times New Roman"/>
+          <w:sz w:val="24"/>
+          <w:szCs w:val="24"/>
+        </w:rPr>
+        <w:t>TinyML</w:t>
+      </w:r>
+      <w:proofErr w:type="spellEnd"/>
+      <w:r>
+        <w:rPr>
+          <w:rFonts w:ascii="Times New Roman" w:eastAsia="Times New Roman" w:hAnsi="Times New Roman" w:cs="Times New Roman"/>
+          <w:sz w:val="24"/>
+          <w:szCs w:val="24"/>
+        </w:rPr>
+        <w:t xml:space="preserve"> and the command server did start a fire when I first used it these were great learning experiences that </w:t>
+      </w:r>
+      <w:proofErr w:type="gramStart"/>
+      <w:r>
+        <w:rPr>
+          <w:rFonts w:ascii="Times New Roman" w:eastAsia="Times New Roman" w:hAnsi="Times New Roman" w:cs="Times New Roman"/>
+          <w:sz w:val="24"/>
+          <w:szCs w:val="24"/>
+        </w:rPr>
+        <w:t>lead</w:t>
+      </w:r>
+      <w:proofErr w:type="gramEnd"/>
+      <w:r>
+        <w:rPr>
+          <w:rFonts w:ascii="Times New Roman" w:eastAsia="Times New Roman" w:hAnsi="Times New Roman" w:cs="Times New Roman"/>
+          <w:sz w:val="24"/>
+          <w:szCs w:val="24"/>
+        </w:rPr>
+        <w:t xml:space="preserve"> to the success of the rover.</w:t>
+      </w:r>
+    </w:p>
+    <w:p>
+      <w:pPr>
+        <w:pStyle w:val="ListParagraph"/>
+        <w:numPr>
+          <w:ilvl w:val="0"/>
+          <w:numId w:val="17"/>
+        </w:numPr>
+        <w:spacing w:before="120" w:after="120"/>
+        <w:rPr>
+          <w:rFonts w:ascii="Times New Roman" w:eastAsia="Times New Roman" w:hAnsi="Times New Roman" w:cs="Times New Roman"/>
+          <w:sz w:val="24"/>
+          <w:szCs w:val="24"/>
+        </w:rPr>
+      </w:pPr>
+      <w:r>
+        <w:rPr>
+          <w:rFonts w:ascii="Times New Roman" w:eastAsia="Times New Roman" w:hAnsi="Times New Roman" w:cs="Times New Roman"/>
+          <w:sz w:val="24"/>
+          <w:szCs w:val="24"/>
+        </w:rPr>
+        <w:t>Comprehensive Planning</w:t>
+      </w:r>
+    </w:p>
+    <w:p>
+      <w:pPr>
+        <w:pStyle w:val="ListParagraph"/>
+        <w:numPr>
+          <w:ilvl w:val="1"/>
+          <w:numId w:val="17"/>
+        </w:numPr>
+        <w:spacing w:before="120" w:after="120"/>
+        <w:rPr>
+          <w:rFonts w:ascii="Times New Roman" w:eastAsia="Times New Roman" w:hAnsi="Times New Roman" w:cs="Times New Roman"/>
+          <w:sz w:val="24"/>
+          <w:szCs w:val="24"/>
+        </w:rPr>
+      </w:pPr>
+      <w:r>
+        <w:rPr>
+          <w:rFonts w:ascii="Times New Roman" w:eastAsia="Times New Roman" w:hAnsi="Times New Roman" w:cs="Times New Roman"/>
+          <w:sz w:val="24"/>
+          <w:szCs w:val="24"/>
+        </w:rPr>
+        <w:t xml:space="preserve">I </w:t>
+      </w:r>
+      <w:r>
+        <w:rPr>
+          <w:rFonts w:ascii="Times New Roman" w:eastAsia="Times New Roman" w:hAnsi="Times New Roman" w:cs="Times New Roman"/>
+          <w:sz w:val="24"/>
+          <w:szCs w:val="24"/>
+        </w:rPr>
+        <w:t>organized</w:t>
+      </w:r>
+      <w:r>
+        <w:rPr>
+          <w:rFonts w:ascii="Times New Roman" w:eastAsia="Times New Roman" w:hAnsi="Times New Roman" w:cs="Times New Roman"/>
+          <w:sz w:val="24"/>
+          <w:szCs w:val="24"/>
+        </w:rPr>
+        <w:t xml:space="preserve"> a lot more in tracking milestones, designs, and project tasks using </w:t>
+      </w:r>
+      <w:proofErr w:type="gramStart"/>
+      <w:r>
+        <w:rPr>
+          <w:rFonts w:ascii="Times New Roman" w:eastAsia="Times New Roman" w:hAnsi="Times New Roman" w:cs="Times New Roman"/>
+          <w:sz w:val="24"/>
+          <w:szCs w:val="24"/>
+        </w:rPr>
+        <w:t>a Gantt</w:t>
+      </w:r>
+      <w:proofErr w:type="gramEnd"/>
+      <w:r>
+        <w:rPr>
+          <w:rFonts w:ascii="Times New Roman" w:eastAsia="Times New Roman" w:hAnsi="Times New Roman" w:cs="Times New Roman"/>
+          <w:sz w:val="24"/>
+          <w:szCs w:val="24"/>
+        </w:rPr>
+        <w:t xml:space="preserve"> charts, block diagrams, and kanban boards. Normally I am all over the place with project tasks and this really kept me in check.</w:t>
+      </w:r>
+    </w:p>
+    <w:p>
+      <w:pPr>
+        <w:pStyle w:val="Heading4"/>
+        <w:rPr>
+          <w:rFonts w:ascii="Times New Roman" w:hAnsi="Times New Roman" w:cs="Times New Roman"/>
+        </w:rPr>
+      </w:pPr>
+      <w:r>
+        <w:rPr>
+          <w:rFonts w:ascii="Times New Roman" w:hAnsi="Times New Roman" w:cs="Times New Roman"/>
+        </w:rPr>
+        <w:t>What went wrong</w:t>
+      </w:r>
+    </w:p>
+    <w:p>
+      <w:pPr>
+        <w:spacing w:before="120" w:after="120"/>
+        <w:rPr>
+          <w:rFonts w:ascii="Times New Roman" w:eastAsia="Times New Roman" w:hAnsi="Times New Roman" w:cs="Times New Roman"/>
+          <w:sz w:val="24"/>
+          <w:szCs w:val="24"/>
+        </w:rPr>
+      </w:pPr>
+      <w:r>
+        <w:rPr>
+          <w:rFonts w:ascii="Times New Roman" w:eastAsia="Times New Roman" w:hAnsi="Times New Roman" w:cs="Times New Roman"/>
+          <w:sz w:val="24"/>
+          <w:szCs w:val="24"/>
+        </w:rPr>
+        <w:t xml:space="preserve">As for what went wrong, honestly there was a lot. I </w:t>
+      </w:r>
+      <w:r>
+        <w:rPr>
+          <w:rFonts w:ascii="Times New Roman" w:eastAsia="Times New Roman" w:hAnsi="Times New Roman" w:cs="Times New Roman"/>
+          <w:sz w:val="24"/>
+          <w:szCs w:val="24"/>
+        </w:rPr>
+        <w:t xml:space="preserve">had to make a large pivot from heavy AI navigation to more traditional but reliable systems and many small pivots to get to where I </w:t>
+      </w:r>
+      <w:r>
+        <w:rPr>
+          <w:rFonts w:ascii="Times New Roman" w:eastAsia="Times New Roman" w:hAnsi="Times New Roman" w:cs="Times New Roman"/>
+          <w:sz w:val="24"/>
+          <w:szCs w:val="24"/>
+        </w:rPr>
+        <w:t>am</w:t>
+      </w:r>
+      <w:r>
+        <w:rPr>
+          <w:rFonts w:ascii="Times New Roman" w:eastAsia="Times New Roman" w:hAnsi="Times New Roman" w:cs="Times New Roman"/>
+          <w:sz w:val="24"/>
+          <w:szCs w:val="24"/>
+        </w:rPr>
+        <w:t xml:space="preserve"> now. Some of the major items are as follows:</w:t>
+      </w:r>
+    </w:p>
+    <w:p>
+      <w:pPr>
+        <w:pStyle w:val="ListParagraph"/>
+        <w:numPr>
+          <w:ilvl w:val="0"/>
+          <w:numId w:val="17"/>
+        </w:numPr>
+        <w:spacing w:before="120" w:after="120"/>
+        <w:rPr>
+          <w:rFonts w:ascii="Times New Roman" w:eastAsia="Times New Roman" w:hAnsi="Times New Roman" w:cs="Times New Roman"/>
+          <w:sz w:val="24"/>
+          <w:szCs w:val="24"/>
+        </w:rPr>
+      </w:pPr>
+      <w:r>
+        <w:rPr>
+          <w:rFonts w:ascii="Times New Roman" w:eastAsia="Times New Roman" w:hAnsi="Times New Roman" w:cs="Times New Roman"/>
+          <w:sz w:val="24"/>
+          <w:szCs w:val="24"/>
+        </w:rPr>
+        <w:t>Hardware Limitations</w:t>
+      </w:r>
+    </w:p>
+    <w:p>
+      <w:pPr>
+        <w:pStyle w:val="ListParagraph"/>
+        <w:numPr>
+          <w:ilvl w:val="1"/>
+          <w:numId w:val="17"/>
+        </w:numPr>
+        <w:spacing w:before="120" w:after="120"/>
+        <w:rPr>
+          <w:rFonts w:ascii="Times New Roman" w:eastAsia="Times New Roman" w:hAnsi="Times New Roman" w:cs="Times New Roman"/>
+          <w:sz w:val="24"/>
+          <w:szCs w:val="24"/>
+        </w:rPr>
+      </w:pPr>
+      <w:r>
+        <w:rPr>
+          <w:rFonts w:ascii="Times New Roman" w:eastAsia="Times New Roman" w:hAnsi="Times New Roman" w:cs="Times New Roman"/>
+          <w:sz w:val="24"/>
+          <w:szCs w:val="24"/>
+        </w:rPr>
+        <w:t>The Plastic gear TT motors I was using initially led to failures underload, necessitating a switch to more durable metal gear motors.</w:t>
+      </w:r>
+    </w:p>
+    <w:p>
+      <w:pPr>
+        <w:pStyle w:val="ListParagraph"/>
+        <w:numPr>
+          <w:ilvl w:val="0"/>
+          <w:numId w:val="17"/>
+        </w:numPr>
+        <w:spacing w:before="120" w:after="120"/>
+        <w:rPr>
+          <w:rFonts w:ascii="Times New Roman" w:eastAsia="Times New Roman" w:hAnsi="Times New Roman" w:cs="Times New Roman"/>
+          <w:sz w:val="24"/>
+          <w:szCs w:val="24"/>
+        </w:rPr>
+      </w:pPr>
+      <w:r>
+        <w:rPr>
+          <w:rFonts w:ascii="Times New Roman" w:eastAsia="Times New Roman" w:hAnsi="Times New Roman" w:cs="Times New Roman"/>
+          <w:sz w:val="24"/>
+          <w:szCs w:val="24"/>
+        </w:rPr>
+        <w:t>Issues with original prototype rover models</w:t>
+      </w:r>
+    </w:p>
+    <w:p>
+      <w:pPr>
+        <w:pStyle w:val="ListParagraph"/>
+        <w:numPr>
+          <w:ilvl w:val="1"/>
+          <w:numId w:val="17"/>
+        </w:numPr>
+        <w:spacing w:before="120" w:after="120"/>
+        <w:rPr>
+          <w:rFonts w:ascii="Times New Roman" w:eastAsia="Times New Roman" w:hAnsi="Times New Roman" w:cs="Times New Roman"/>
+          <w:sz w:val="24"/>
+          <w:szCs w:val="24"/>
+        </w:rPr>
+      </w:pPr>
+      <w:r>
+        <w:rPr>
+          <w:rFonts w:ascii="Times New Roman" w:eastAsia="Times New Roman" w:hAnsi="Times New Roman" w:cs="Times New Roman"/>
+          <w:sz w:val="24"/>
+          <w:szCs w:val="24"/>
+        </w:rPr>
+        <w:t xml:space="preserve">The original rover models I got were great to get </w:t>
+      </w:r>
+      <w:r>
+        <w:rPr>
+          <w:rFonts w:ascii="Times New Roman" w:eastAsia="Times New Roman" w:hAnsi="Times New Roman" w:cs="Times New Roman"/>
+          <w:sz w:val="24"/>
+          <w:szCs w:val="24"/>
+        </w:rPr>
+        <w:t>started on</w:t>
+      </w:r>
+      <w:r>
+        <w:rPr>
+          <w:rFonts w:ascii="Times New Roman" w:eastAsia="Times New Roman" w:hAnsi="Times New Roman" w:cs="Times New Roman"/>
+          <w:sz w:val="24"/>
+          <w:szCs w:val="24"/>
+        </w:rPr>
+        <w:t xml:space="preserve"> but were complex for what I was doing and broke quite easily. On top of that they were not made to be used with a load which probably contributed to the stripped plastic TT motors.</w:t>
+      </w:r>
+    </w:p>
+    <w:p>
+      <w:pPr>
+        <w:pStyle w:val="ListParagraph"/>
+        <w:numPr>
+          <w:ilvl w:val="1"/>
+          <w:numId w:val="17"/>
+        </w:numPr>
+        <w:spacing w:before="120" w:after="120"/>
+        <w:rPr>
+          <w:rFonts w:ascii="Times New Roman" w:eastAsia="Times New Roman" w:hAnsi="Times New Roman" w:cs="Times New Roman"/>
+          <w:sz w:val="24"/>
+          <w:szCs w:val="24"/>
+        </w:rPr>
+      </w:pPr>
+      <w:r>
+        <w:rPr>
+          <w:rFonts w:ascii="Times New Roman" w:eastAsia="Times New Roman" w:hAnsi="Times New Roman" w:cs="Times New Roman"/>
+          <w:sz w:val="24"/>
+          <w:szCs w:val="24"/>
+        </w:rPr>
+        <w:t>My second iteration tried to keep some of the parts of the original but would not work due to the wheels being too small and lead to me wasting quite a bit of material.</w:t>
+      </w:r>
+    </w:p>
+    <w:p>
+      <w:pPr>
+        <w:pStyle w:val="ListParagraph"/>
+        <w:numPr>
+          <w:ilvl w:val="0"/>
+          <w:numId w:val="17"/>
+        </w:numPr>
+        <w:spacing w:before="120" w:after="120"/>
+        <w:rPr>
+          <w:rFonts w:ascii="Times New Roman" w:eastAsia="Times New Roman" w:hAnsi="Times New Roman" w:cs="Times New Roman"/>
+          <w:sz w:val="24"/>
+          <w:szCs w:val="24"/>
+        </w:rPr>
+      </w:pPr>
+      <w:r>
+        <w:rPr>
+          <w:rFonts w:ascii="Times New Roman" w:eastAsia="Times New Roman" w:hAnsi="Times New Roman" w:cs="Times New Roman"/>
+          <w:sz w:val="24"/>
+          <w:szCs w:val="24"/>
+        </w:rPr>
+        <w:t>Power Management Issues</w:t>
+      </w:r>
+    </w:p>
+    <w:p>
+      <w:pPr>
+        <w:pStyle w:val="ListParagraph"/>
+        <w:numPr>
+          <w:ilvl w:val="1"/>
+          <w:numId w:val="17"/>
+        </w:numPr>
+        <w:spacing w:before="120" w:after="120"/>
+        <w:rPr>
+          <w:rFonts w:ascii="Times New Roman" w:eastAsia="Times New Roman" w:hAnsi="Times New Roman" w:cs="Times New Roman"/>
+          <w:sz w:val="24"/>
+          <w:szCs w:val="24"/>
+        </w:rPr>
+      </w:pPr>
+      <w:r>
+        <w:rPr>
+          <w:rFonts w:ascii="Times New Roman" w:eastAsia="Times New Roman" w:hAnsi="Times New Roman" w:cs="Times New Roman"/>
+          <w:sz w:val="24"/>
+          <w:szCs w:val="24"/>
+        </w:rPr>
+        <w:t xml:space="preserve">When I first setup my server control system and </w:t>
+      </w:r>
+      <w:r>
+        <w:rPr>
+          <w:rFonts w:ascii="Times New Roman" w:eastAsia="Times New Roman" w:hAnsi="Times New Roman" w:cs="Times New Roman"/>
+          <w:sz w:val="24"/>
+          <w:szCs w:val="24"/>
+        </w:rPr>
+        <w:t>app-based</w:t>
+      </w:r>
+      <w:r>
+        <w:rPr>
+          <w:rFonts w:ascii="Times New Roman" w:eastAsia="Times New Roman" w:hAnsi="Times New Roman" w:cs="Times New Roman"/>
+          <w:sz w:val="24"/>
+          <w:szCs w:val="24"/>
+        </w:rPr>
+        <w:t xml:space="preserve"> controller, I </w:t>
+      </w:r>
+      <w:proofErr w:type="gramStart"/>
+      <w:r>
+        <w:rPr>
+          <w:rFonts w:ascii="Times New Roman" w:eastAsia="Times New Roman" w:hAnsi="Times New Roman" w:cs="Times New Roman"/>
+          <w:sz w:val="24"/>
+          <w:szCs w:val="24"/>
+        </w:rPr>
+        <w:t>cause</w:t>
+      </w:r>
+      <w:proofErr w:type="gramEnd"/>
+      <w:r>
+        <w:rPr>
+          <w:rFonts w:ascii="Times New Roman" w:eastAsia="Times New Roman" w:hAnsi="Times New Roman" w:cs="Times New Roman"/>
+          <w:sz w:val="24"/>
+          <w:szCs w:val="24"/>
+        </w:rPr>
+        <w:t xml:space="preserve"> high current </w:t>
+      </w:r>
+      <w:proofErr w:type="gramStart"/>
+      <w:r>
+        <w:rPr>
+          <w:rFonts w:ascii="Times New Roman" w:eastAsia="Times New Roman" w:hAnsi="Times New Roman" w:cs="Times New Roman"/>
+          <w:sz w:val="24"/>
+          <w:szCs w:val="24"/>
+        </w:rPr>
+        <w:t>draw</w:t>
+      </w:r>
+      <w:proofErr w:type="gramEnd"/>
+      <w:r>
+        <w:rPr>
+          <w:rFonts w:ascii="Times New Roman" w:eastAsia="Times New Roman" w:hAnsi="Times New Roman" w:cs="Times New Roman"/>
+          <w:sz w:val="24"/>
+          <w:szCs w:val="24"/>
+        </w:rPr>
+        <w:t xml:space="preserve"> due to my code switching quickly between forward and backwards due to the commands which caused my battery wires to catch fire. Luckily, I was </w:t>
+      </w:r>
+      <w:r>
+        <w:rPr>
+          <w:rFonts w:ascii="Times New Roman" w:eastAsia="Times New Roman" w:hAnsi="Times New Roman" w:cs="Times New Roman"/>
+          <w:sz w:val="24"/>
+          <w:szCs w:val="24"/>
+        </w:rPr>
+        <w:lastRenderedPageBreak/>
+        <w:t>able to put this out and did not lose my entire rover. I used a fused based battery management system from here that did not cause any more issues and allowed me to have a cleaner power setup.</w:t>
+      </w:r>
+    </w:p>
+    <w:p>
+      <w:pPr>
+        <w:pStyle w:val="ListParagraph"/>
+        <w:numPr>
+          <w:ilvl w:val="0"/>
+          <w:numId w:val="17"/>
+        </w:numPr>
+        <w:spacing w:before="120" w:after="120"/>
+        <w:rPr>
+          <w:rFonts w:ascii="Times New Roman" w:eastAsia="Times New Roman" w:hAnsi="Times New Roman" w:cs="Times New Roman"/>
+          <w:sz w:val="24"/>
+          <w:szCs w:val="24"/>
+        </w:rPr>
+      </w:pPr>
+      <w:r>
+        <w:rPr>
+          <w:rFonts w:ascii="Times New Roman" w:eastAsia="Times New Roman" w:hAnsi="Times New Roman" w:cs="Times New Roman"/>
+          <w:sz w:val="24"/>
+          <w:szCs w:val="24"/>
+        </w:rPr>
+        <w:t>Environmental Challenges</w:t>
+      </w:r>
+    </w:p>
+    <w:p>
+      <w:pPr>
+        <w:pStyle w:val="ListParagraph"/>
+        <w:numPr>
+          <w:ilvl w:val="1"/>
+          <w:numId w:val="17"/>
+        </w:numPr>
+        <w:spacing w:before="120" w:after="120"/>
+        <w:rPr>
+          <w:rFonts w:ascii="Times New Roman" w:eastAsia="Times New Roman" w:hAnsi="Times New Roman" w:cs="Times New Roman"/>
+          <w:sz w:val="24"/>
+          <w:szCs w:val="24"/>
+        </w:rPr>
+      </w:pPr>
+      <w:r>
+        <w:rPr>
+          <w:rFonts w:ascii="Times New Roman" w:eastAsia="Times New Roman" w:hAnsi="Times New Roman" w:cs="Times New Roman"/>
+          <w:sz w:val="24"/>
+          <w:szCs w:val="24"/>
+        </w:rPr>
+        <w:t>Severe weather conditions in Texas caused power outages, took out my 3D printer and slightly affected my projects timeline. I ended up getting a much cheaper printer to finish my rover, but my original printer is currently a 3-axis shell.</w:t>
+      </w:r>
+    </w:p>
+    <w:p>
+      <w:pPr>
+        <w:pStyle w:val="ListParagraph"/>
+        <w:numPr>
+          <w:ilvl w:val="0"/>
+          <w:numId w:val="17"/>
+        </w:numPr>
+        <w:spacing w:before="120" w:after="120"/>
+        <w:rPr>
+          <w:rFonts w:ascii="Times New Roman" w:eastAsia="Times New Roman" w:hAnsi="Times New Roman" w:cs="Times New Roman"/>
+          <w:sz w:val="24"/>
+          <w:szCs w:val="24"/>
+        </w:rPr>
+      </w:pPr>
+      <w:r>
+        <w:rPr>
+          <w:rFonts w:ascii="Times New Roman" w:eastAsia="Times New Roman" w:hAnsi="Times New Roman" w:cs="Times New Roman"/>
+          <w:sz w:val="24"/>
+          <w:szCs w:val="24"/>
+        </w:rPr>
+        <w:t>Connectivity Problems</w:t>
+      </w:r>
+    </w:p>
+    <w:p>
+      <w:pPr>
+        <w:pStyle w:val="ListParagraph"/>
+        <w:numPr>
+          <w:ilvl w:val="1"/>
+          <w:numId w:val="17"/>
+        </w:numPr>
+        <w:spacing w:before="120" w:after="120"/>
+        <w:rPr>
+          <w:rFonts w:ascii="Times New Roman" w:eastAsia="Times New Roman" w:hAnsi="Times New Roman" w:cs="Times New Roman"/>
           <w:b/>
-          <w:sz w:val="36"/>
-          <w:szCs w:val="36"/>
-        </w:rPr>
-      </w:pPr>
-      <w:r>
+          <w:bCs/>
+          <w:sz w:val="24"/>
+          <w:szCs w:val="24"/>
+        </w:rPr>
+      </w:pPr>
+      <w:r>
+        <w:rPr>
+          <w:rFonts w:ascii="Times New Roman" w:eastAsia="Times New Roman" w:hAnsi="Times New Roman" w:cs="Times New Roman"/>
+          <w:sz w:val="24"/>
+          <w:szCs w:val="24"/>
+        </w:rPr>
+        <w:t xml:space="preserve">My initial prototype of </w:t>
+      </w:r>
+      <w:proofErr w:type="spellStart"/>
+      <w:r>
+        <w:rPr>
+          <w:rFonts w:ascii="Times New Roman" w:eastAsia="Times New Roman" w:hAnsi="Times New Roman" w:cs="Times New Roman"/>
+          <w:sz w:val="24"/>
+          <w:szCs w:val="24"/>
+        </w:rPr>
+        <w:t>TinyML</w:t>
+      </w:r>
+      <w:proofErr w:type="spellEnd"/>
+      <w:r>
+        <w:rPr>
+          <w:rFonts w:ascii="Times New Roman" w:eastAsia="Times New Roman" w:hAnsi="Times New Roman" w:cs="Times New Roman"/>
+          <w:sz w:val="24"/>
+          <w:szCs w:val="24"/>
+        </w:rPr>
+        <w:t xml:space="preserve"> object detection and LLM based object detection worked but where unstable and way to slow for real time coms. I ended up having to pivot to accomplish object detection and avoidance which lead to the NAS based command server.</w:t>
+      </w:r>
+    </w:p>
+    <w:p>
+      <w:pPr>
+        <w:spacing w:before="120" w:after="120"/>
         <w:rPr>
           <w:rFonts w:ascii="Times New Roman" w:eastAsia="Times New Roman" w:hAnsi="Times New Roman" w:cs="Times New Roman"/>
           <w:b/>
-          <w:sz w:val="36"/>
-          <w:szCs w:val="36"/>
-        </w:rPr>
-        <w:t>Project Completion Assessment</w:t>
-      </w:r>
-    </w:p>
-    <w:p>
-      <w:pPr>
-        <w:spacing w:before="120"/>
-        <w:rPr>
-          <w:rFonts w:ascii="Times New Roman" w:eastAsia="Times New Roman" w:hAnsi="Times New Roman" w:cs="Times New Roman"/>
-          <w:b/>
-          <w:i/>
-          <w:u w:val="single"/>
-        </w:rPr>
-      </w:pPr>
-      <w:r>
-        <w:rPr>
-          <w:rFonts w:ascii="Times New Roman" w:eastAsia="Times New Roman" w:hAnsi="Times New Roman" w:cs="Times New Roman"/>
-          <w:b/>
-          <w:i/>
-          <w:u w:val="single"/>
-        </w:rPr>
-        <w:t>Note: This section must completed prior to SIP403/409.</w:t>
-      </w:r>
-    </w:p>
-    <w:p>
-      <w:pPr>
-        <w:spacing w:before="280" w:after="160"/>
-        <w:rPr>
-          <w:rFonts w:ascii="Times New Roman" w:eastAsia="Times New Roman" w:hAnsi="Times New Roman" w:cs="Times New Roman"/>
-          <w:sz w:val="24"/>
-          <w:szCs w:val="24"/>
-        </w:rPr>
-      </w:pPr>
-      <w:r>
-        <w:rPr>
-          <w:rFonts w:ascii="Times New Roman" w:eastAsia="Times New Roman" w:hAnsi="Times New Roman" w:cs="Times New Roman"/>
-          <w:sz w:val="24"/>
-          <w:szCs w:val="24"/>
-        </w:rPr>
-        <w:t>Provide an in-depth description of the completion assessment of your project. Describe how well the completed components function and highlight the innovative facets of your design.  This is sometimes known as a “Post-Mortem” or “Lessons-Learned Report”.  A good approach for this section is to answer the following 4 questions:  “What went right?  What went wrong? What was learned throughout the process? What would be done differently if you had to do it again?</w:t>
+          <w:bCs/>
+          <w:sz w:val="24"/>
+          <w:szCs w:val="24"/>
+        </w:rPr>
+      </w:pPr>
+    </w:p>
+    <w:p>
+      <w:pPr>
+        <w:pStyle w:val="Heading4"/>
+        <w:rPr>
+          <w:rFonts w:ascii="Times New Roman" w:hAnsi="Times New Roman" w:cs="Times New Roman"/>
+        </w:rPr>
+      </w:pPr>
+      <w:r>
+        <w:rPr>
+          <w:rFonts w:ascii="Times New Roman" w:hAnsi="Times New Roman" w:cs="Times New Roman"/>
+        </w:rPr>
+        <w:t>What would I change</w:t>
       </w:r>
     </w:p>
     <w:p>
@@ -6375,17 +5912,187 @@
         <w:spacing w:before="120" w:after="120"/>
         <w:rPr>
           <w:rFonts w:ascii="Times New Roman" w:eastAsia="Times New Roman" w:hAnsi="Times New Roman" w:cs="Times New Roman"/>
-          <w:b/>
-          <w:sz w:val="36"/>
-          <w:szCs w:val="36"/>
-        </w:rPr>
-      </w:pPr>
-      <w:r>
-        <w:rPr>
-          <w:rFonts w:ascii="Times New Roman" w:eastAsia="Times New Roman" w:hAnsi="Times New Roman" w:cs="Times New Roman"/>
-          <w:b/>
-          <w:sz w:val="36"/>
-          <w:szCs w:val="36"/>
+          <w:sz w:val="24"/>
+          <w:szCs w:val="24"/>
+        </w:rPr>
+      </w:pPr>
+      <w:r>
+        <w:rPr>
+          <w:rFonts w:ascii="Times New Roman" w:eastAsia="Times New Roman" w:hAnsi="Times New Roman" w:cs="Times New Roman"/>
+          <w:sz w:val="24"/>
+          <w:szCs w:val="24"/>
+        </w:rPr>
+        <w:t xml:space="preserve">If I could go back and change </w:t>
+      </w:r>
+      <w:r>
+        <w:rPr>
+          <w:rFonts w:ascii="Times New Roman" w:eastAsia="Times New Roman" w:hAnsi="Times New Roman" w:cs="Times New Roman"/>
+          <w:sz w:val="24"/>
+          <w:szCs w:val="24"/>
+        </w:rPr>
+        <w:t xml:space="preserve">anything for this project I would have started way simpler and not used someone else’s rover design. This gave me a bit of false confidence that led me to think way too big early on. I learned a lot in the process of trying different things out but if I had started with the essence of what this project is instead of trying to modify someone else’s design to fit my innovation I think I would have had an easier time building this thing. However, if I had done that I would not have learned as much about </w:t>
+      </w:r>
+      <w:proofErr w:type="spellStart"/>
+      <w:r>
+        <w:rPr>
+          <w:rFonts w:ascii="Times New Roman" w:eastAsia="Times New Roman" w:hAnsi="Times New Roman" w:cs="Times New Roman"/>
+          <w:sz w:val="24"/>
+          <w:szCs w:val="24"/>
+        </w:rPr>
+        <w:t>TinyML</w:t>
+      </w:r>
+      <w:proofErr w:type="spellEnd"/>
+      <w:r>
+        <w:rPr>
+          <w:rFonts w:ascii="Times New Roman" w:eastAsia="Times New Roman" w:hAnsi="Times New Roman" w:cs="Times New Roman"/>
+          <w:sz w:val="24"/>
+          <w:szCs w:val="24"/>
+        </w:rPr>
+        <w:t>, LLM based object detection, rocker-bogie suspension system, or cycloidal gear systems.</w:t>
+      </w:r>
+    </w:p>
+    <w:p>
+      <w:pPr>
+        <w:spacing w:before="120" w:after="120"/>
+        <w:rPr>
+          <w:rFonts w:ascii="Times New Roman" w:eastAsia="Times New Roman" w:hAnsi="Times New Roman" w:cs="Times New Roman"/>
+          <w:sz w:val="24"/>
+          <w:szCs w:val="24"/>
+        </w:rPr>
+      </w:pPr>
+    </w:p>
+    <w:p>
+      <w:pPr>
+        <w:pStyle w:val="Heading4"/>
+        <w:rPr>
+          <w:rFonts w:ascii="Times New Roman" w:hAnsi="Times New Roman" w:cs="Times New Roman"/>
+        </w:rPr>
+      </w:pPr>
+      <w:r>
+        <w:rPr>
+          <w:rFonts w:ascii="Times New Roman" w:hAnsi="Times New Roman" w:cs="Times New Roman"/>
+        </w:rPr>
+        <w:t>Future</w:t>
+      </w:r>
+    </w:p>
+    <w:p>
+      <w:pPr>
+        <w:spacing w:before="120" w:after="120"/>
+        <w:rPr>
+          <w:rFonts w:ascii="Times New Roman" w:eastAsia="Times New Roman" w:hAnsi="Times New Roman" w:cs="Times New Roman"/>
+          <w:sz w:val="24"/>
+          <w:szCs w:val="24"/>
+        </w:rPr>
+      </w:pPr>
+      <w:r>
+        <w:rPr>
+          <w:rFonts w:ascii="Times New Roman" w:eastAsia="Times New Roman" w:hAnsi="Times New Roman" w:cs="Times New Roman"/>
+          <w:sz w:val="24"/>
+          <w:szCs w:val="24"/>
+        </w:rPr>
+        <w:t xml:space="preserve">If I take this rover further, I would like to make a bigger version of it using a raspberry pi 3. On top of that I would like to set up </w:t>
+      </w:r>
+      <w:proofErr w:type="gramStart"/>
+      <w:r>
+        <w:rPr>
+          <w:rFonts w:ascii="Times New Roman" w:eastAsia="Times New Roman" w:hAnsi="Times New Roman" w:cs="Times New Roman"/>
+          <w:sz w:val="24"/>
+          <w:szCs w:val="24"/>
+        </w:rPr>
+        <w:t>360 degree</w:t>
+      </w:r>
+      <w:proofErr w:type="gramEnd"/>
+      <w:r>
+        <w:rPr>
+          <w:rFonts w:ascii="Times New Roman" w:eastAsia="Times New Roman" w:hAnsi="Times New Roman" w:cs="Times New Roman"/>
+          <w:sz w:val="24"/>
+          <w:szCs w:val="24"/>
+        </w:rPr>
+        <w:t xml:space="preserve"> lidar instead of a </w:t>
+      </w:r>
+      <w:proofErr w:type="spellStart"/>
+      <w:r>
+        <w:rPr>
+          <w:rFonts w:ascii="Times New Roman" w:eastAsia="Times New Roman" w:hAnsi="Times New Roman" w:cs="Times New Roman"/>
+          <w:sz w:val="24"/>
+          <w:szCs w:val="24"/>
+        </w:rPr>
+        <w:t>ToF</w:t>
+      </w:r>
+      <w:proofErr w:type="spellEnd"/>
+      <w:r>
+        <w:rPr>
+          <w:rFonts w:ascii="Times New Roman" w:eastAsia="Times New Roman" w:hAnsi="Times New Roman" w:cs="Times New Roman"/>
+          <w:sz w:val="24"/>
+          <w:szCs w:val="24"/>
+        </w:rPr>
+        <w:t xml:space="preserve"> sensor for better obstacle detection and overhaul the hopper trailer to use a more reliable force powered </w:t>
+      </w:r>
+      <w:proofErr w:type="gramStart"/>
+      <w:r>
+        <w:rPr>
+          <w:rFonts w:ascii="Times New Roman" w:eastAsia="Times New Roman" w:hAnsi="Times New Roman" w:cs="Times New Roman"/>
+          <w:sz w:val="24"/>
+          <w:szCs w:val="24"/>
+        </w:rPr>
+        <w:t>systems</w:t>
+      </w:r>
+      <w:proofErr w:type="gramEnd"/>
+      <w:r>
+        <w:rPr>
+          <w:rFonts w:ascii="Times New Roman" w:eastAsia="Times New Roman" w:hAnsi="Times New Roman" w:cs="Times New Roman"/>
+          <w:sz w:val="24"/>
+          <w:szCs w:val="24"/>
+        </w:rPr>
+        <w:t xml:space="preserve"> to open/close the slide. I really feel like a scaled version of this system could be used for many autonomous hauling tasks and after successfully showcasing material </w:t>
+      </w:r>
+      <w:proofErr w:type="gramStart"/>
+      <w:r>
+        <w:rPr>
+          <w:rFonts w:ascii="Times New Roman" w:eastAsia="Times New Roman" w:hAnsi="Times New Roman" w:cs="Times New Roman"/>
+          <w:sz w:val="24"/>
+          <w:szCs w:val="24"/>
+        </w:rPr>
+        <w:t>spreading</w:t>
+      </w:r>
+      <w:proofErr w:type="gramEnd"/>
+      <w:r>
+        <w:rPr>
+          <w:rFonts w:ascii="Times New Roman" w:eastAsia="Times New Roman" w:hAnsi="Times New Roman" w:cs="Times New Roman"/>
+          <w:sz w:val="24"/>
+          <w:szCs w:val="24"/>
+        </w:rPr>
+        <w:t xml:space="preserve"> I would try to </w:t>
+      </w:r>
+      <w:proofErr w:type="gramStart"/>
+      <w:r>
+        <w:rPr>
+          <w:rFonts w:ascii="Times New Roman" w:eastAsia="Times New Roman" w:hAnsi="Times New Roman" w:cs="Times New Roman"/>
+          <w:sz w:val="24"/>
+          <w:szCs w:val="24"/>
+        </w:rPr>
+        <w:t>look into</w:t>
+      </w:r>
+      <w:proofErr w:type="gramEnd"/>
+      <w:r>
+        <w:rPr>
+          <w:rFonts w:ascii="Times New Roman" w:eastAsia="Times New Roman" w:hAnsi="Times New Roman" w:cs="Times New Roman"/>
+          <w:sz w:val="24"/>
+          <w:szCs w:val="24"/>
+        </w:rPr>
+        <w:t xml:space="preserve"> other uses for this rover.</w:t>
+      </w:r>
+    </w:p>
+    <w:p>
+      <w:pPr>
+        <w:pStyle w:val="Heading2"/>
+        <w:rPr>
+          <w:rFonts w:ascii="Times New Roman" w:hAnsi="Times New Roman" w:cs="Times New Roman"/>
+        </w:rPr>
+      </w:pPr>
+      <w:r>
+        <w:rPr>
+          <w:rFonts w:ascii="Times New Roman" w:hAnsi="Times New Roman" w:cs="Times New Roman"/>
         </w:rPr>
         <w:t>Appendices</w:t>
       </w:r>
@@ -6485,15 +6192,7 @@
           <w:sz w:val="24"/>
           <w:szCs w:val="24"/>
         </w:rPr>
-        <w:t xml:space="preserve"> </w:t>
-      </w:r>
-      <w:r>
-        <w:rPr>
-          <w:rFonts w:ascii="Times New Roman" w:eastAsia="Times New Roman" w:hAnsi="Times New Roman" w:cs="Times New Roman"/>
-          <w:sz w:val="24"/>
-          <w:szCs w:val="24"/>
-        </w:rPr>
-        <w:t>RoverBlockDiagram</w:t>
+        <w:t xml:space="preserve"> RoverBlockDiagram</w:t>
       </w:r>
       <w:r>
         <w:rPr>
@@ -6540,21 +6239,47 @@
       <w:r>
         <w:rPr>
           <w:rFonts w:ascii="Times New Roman" w:eastAsia="Times New Roman" w:hAnsi="Times New Roman" w:cs="Times New Roman"/>
-          <w:strike/>
-          <w:color w:val="FF0000"/>
-          <w:sz w:val="24"/>
-          <w:szCs w:val="24"/>
-        </w:rPr>
-        <w:t>Appendix D: LLM Object Detection Block diagram– LLMOBJBd.png</w:t>
-      </w:r>
-      <w:r>
-        <w:rPr>
-          <w:rFonts w:ascii="Times New Roman" w:eastAsia="Times New Roman" w:hAnsi="Times New Roman" w:cs="Times New Roman"/>
-          <w:color w:val="FF0000"/>
-          <w:sz w:val="24"/>
-          <w:szCs w:val="24"/>
-        </w:rPr>
-        <w:t xml:space="preserve"> (REMOVED 3/15 due to pivot)</w:t>
+          <w:sz w:val="24"/>
+          <w:szCs w:val="24"/>
+        </w:rPr>
+        <w:t>Appendix D: Circuit Design Schematic Final – SIPCircuitDesign5.png</w:t>
+      </w:r>
+    </w:p>
+    <w:p>
+      <w:pPr>
+        <w:rPr>
+          <w:rFonts w:ascii="Times New Roman" w:eastAsia="Times New Roman" w:hAnsi="Times New Roman" w:cs="Times New Roman"/>
+          <w:sz w:val="24"/>
+          <w:szCs w:val="24"/>
+        </w:rPr>
+      </w:pPr>
+      <w:r>
+        <w:rPr>
+          <w:rFonts w:ascii="Times New Roman" w:eastAsia="Times New Roman" w:hAnsi="Times New Roman" w:cs="Times New Roman"/>
+          <w:sz w:val="24"/>
+          <w:szCs w:val="24"/>
+        </w:rPr>
+        <w:lastRenderedPageBreak/>
+        <w:t xml:space="preserve">Appendix E: Software </w:t>
+      </w:r>
+      <w:proofErr w:type="spellStart"/>
+      <w:r>
+        <w:rPr>
+          <w:rFonts w:ascii="Times New Roman" w:eastAsia="Times New Roman" w:hAnsi="Times New Roman" w:cs="Times New Roman"/>
+          <w:sz w:val="24"/>
+          <w:szCs w:val="24"/>
+        </w:rPr>
+        <w:t>Blockdiagram</w:t>
+      </w:r>
+      <w:proofErr w:type="spellEnd"/>
+      <w:r>
+        <w:rPr>
+          <w:rFonts w:ascii="Times New Roman" w:eastAsia="Times New Roman" w:hAnsi="Times New Roman" w:cs="Times New Roman"/>
+          <w:sz w:val="24"/>
+          <w:szCs w:val="24"/>
+        </w:rPr>
+        <w:tab/>
+        <w:t>- SoftwareBlockdiagram.png</w:t>
       </w:r>
     </w:p>
     <w:p>
@@ -6579,109 +6304,112 @@
           <w:sz w:val="24"/>
           <w:szCs w:val="24"/>
         </w:rPr>
-        <w:t>D</w:t>
-      </w:r>
-      <w:r>
-        <w:rPr>
-          <w:rFonts w:ascii="Times New Roman" w:eastAsia="Times New Roman" w:hAnsi="Times New Roman" w:cs="Times New Roman"/>
-          <w:sz w:val="24"/>
-          <w:szCs w:val="24"/>
-        </w:rPr>
-        <w:t>: Rover Body Support CAD model – RoverBodySupportCAD.png</w:t>
-      </w:r>
-    </w:p>
-    <w:p>
-      <w:pPr>
-        <w:rPr>
-          <w:rFonts w:ascii="Times New Roman" w:eastAsia="Times New Roman" w:hAnsi="Times New Roman" w:cs="Times New Roman"/>
-          <w:sz w:val="24"/>
-          <w:szCs w:val="24"/>
-        </w:rPr>
-      </w:pPr>
-      <w:r>
-        <w:rPr>
-          <w:rFonts w:ascii="Times New Roman" w:eastAsia="Times New Roman" w:hAnsi="Times New Roman" w:cs="Times New Roman"/>
-          <w:sz w:val="24"/>
-          <w:szCs w:val="24"/>
-        </w:rPr>
-        <w:lastRenderedPageBreak/>
+        <w:t>F</w:t>
+      </w:r>
+      <w:r>
+        <w:rPr>
+          <w:rFonts w:ascii="Times New Roman" w:eastAsia="Times New Roman" w:hAnsi="Times New Roman" w:cs="Times New Roman"/>
+          <w:sz w:val="24"/>
+          <w:szCs w:val="24"/>
+        </w:rPr>
+        <w:t>:</w:t>
+      </w:r>
+      <w:r>
+        <w:rPr>
+          <w:rFonts w:ascii="Times New Roman" w:eastAsia="Times New Roman" w:hAnsi="Times New Roman" w:cs="Times New Roman"/>
+          <w:sz w:val="24"/>
+          <w:szCs w:val="24"/>
+        </w:rPr>
+        <w:t xml:space="preserve"> Hopper Trailer Final CAD model – HopperTrailerSide.png</w:t>
+      </w:r>
+    </w:p>
+    <w:p>
+      <w:pPr>
+        <w:rPr>
+          <w:rFonts w:ascii="Times New Roman" w:eastAsia="Times New Roman" w:hAnsi="Times New Roman" w:cs="Times New Roman"/>
+          <w:sz w:val="24"/>
+          <w:szCs w:val="24"/>
+        </w:rPr>
+      </w:pPr>
+    </w:p>
+    <w:p>
+      <w:pPr>
+        <w:pStyle w:val="Heading3"/>
+      </w:pPr>
+      <w:bookmarkStart w:id="7" w:name="_tlai8eqlrjxf" w:colFirst="0" w:colLast="0"/>
+      <w:bookmarkEnd w:id="7"/>
+      <w:r>
         <w:t xml:space="preserve">Appendix </w:t>
       </w:r>
       <w:r>
-        <w:rPr>
-          <w:rFonts w:ascii="Times New Roman" w:eastAsia="Times New Roman" w:hAnsi="Times New Roman" w:cs="Times New Roman"/>
-          <w:sz w:val="24"/>
-          <w:szCs w:val="24"/>
-        </w:rPr>
-        <w:t>E</w:t>
-      </w:r>
-      <w:r>
-        <w:rPr>
-          <w:rFonts w:ascii="Times New Roman" w:eastAsia="Times New Roman" w:hAnsi="Times New Roman" w:cs="Times New Roman"/>
-          <w:sz w:val="24"/>
-          <w:szCs w:val="24"/>
-        </w:rPr>
-        <w:t>: RoverBodyV3 CAD model – RoverBodyV3CAD.png</w:t>
-      </w:r>
-    </w:p>
-    <w:p>
-      <w:pPr>
-        <w:rPr>
-          <w:rFonts w:ascii="Times New Roman" w:eastAsia="Times New Roman" w:hAnsi="Times New Roman" w:cs="Times New Roman"/>
-          <w:sz w:val="24"/>
-          <w:szCs w:val="24"/>
-        </w:rPr>
-      </w:pPr>
-      <w:r>
-        <w:rPr>
-          <w:rFonts w:ascii="Times New Roman" w:eastAsia="Times New Roman" w:hAnsi="Times New Roman" w:cs="Times New Roman"/>
-          <w:sz w:val="24"/>
-          <w:szCs w:val="24"/>
-        </w:rPr>
-        <w:t xml:space="preserve">Appendix F: </w:t>
-      </w:r>
-      <w:r>
-        <w:rPr>
-          <w:rFonts w:ascii="Times New Roman" w:eastAsia="Times New Roman" w:hAnsi="Times New Roman" w:cs="Times New Roman"/>
-          <w:sz w:val="24"/>
-          <w:szCs w:val="24"/>
-        </w:rPr>
-        <w:t>Hopper Trailer V1 CAD model – TrailerModelV1.png</w:t>
-      </w:r>
-    </w:p>
-    <w:p>
-      <w:pPr>
-        <w:rPr>
-          <w:rFonts w:ascii="Times New Roman" w:eastAsia="Times New Roman" w:hAnsi="Times New Roman" w:cs="Times New Roman"/>
-          <w:sz w:val="24"/>
-          <w:szCs w:val="24"/>
-        </w:rPr>
-      </w:pPr>
-      <w:r>
-        <w:rPr>
-          <w:rFonts w:ascii="Times New Roman" w:eastAsia="Times New Roman" w:hAnsi="Times New Roman" w:cs="Times New Roman"/>
-          <w:sz w:val="24"/>
-          <w:szCs w:val="24"/>
-        </w:rPr>
-        <w:t>Appendix G:</w:t>
-      </w:r>
-      <w:r>
-        <w:rPr>
-          <w:rFonts w:ascii="Times New Roman" w:eastAsia="Times New Roman" w:hAnsi="Times New Roman" w:cs="Times New Roman"/>
-          <w:sz w:val="24"/>
-          <w:szCs w:val="24"/>
-        </w:rPr>
-        <w:t xml:space="preserve"> Hopper Trailer Final CAD model – HopperTrailerSide.png</w:t>
-      </w:r>
-    </w:p>
-    <w:p>
-      <w:pPr>
-        <w:pStyle w:val="Heading2"/>
-      </w:pPr>
-      <w:bookmarkStart w:id="6" w:name="_tlai8eqlrjxf" w:colFirst="0" w:colLast="0"/>
-      <w:bookmarkEnd w:id="6"/>
-      <w:r>
-        <w:t>Appendix C: References</w:t>
+        <w:t>G</w:t>
+      </w:r>
+      <w:r>
+        <w:t>: References</w:t>
+      </w:r>
+    </w:p>
+    <w:p>
+      <w:pPr>
+        <w:ind w:left="720" w:hanging="720"/>
+        <w:rPr>
+          <w:rFonts w:ascii="Times New Roman" w:hAnsi="Times New Roman" w:cs="Times New Roman"/>
+          <w:sz w:val="24"/>
+          <w:szCs w:val="24"/>
+        </w:rPr>
+      </w:pPr>
+      <w:proofErr w:type="spellStart"/>
+      <w:r>
+        <w:rPr>
+          <w:rFonts w:ascii="Times New Roman" w:hAnsi="Times New Roman" w:cs="Times New Roman"/>
+          <w:sz w:val="24"/>
+          <w:szCs w:val="24"/>
+        </w:rPr>
+        <w:t>Arthurguy</w:t>
+      </w:r>
+      <w:proofErr w:type="spellEnd"/>
+      <w:r>
+        <w:rPr>
+          <w:rFonts w:ascii="Times New Roman" w:hAnsi="Times New Roman" w:cs="Times New Roman"/>
+          <w:sz w:val="24"/>
+          <w:szCs w:val="24"/>
+        </w:rPr>
+        <w:t xml:space="preserve">. (2018). Rover wheel by </w:t>
+      </w:r>
+      <w:proofErr w:type="spellStart"/>
+      <w:r>
+        <w:rPr>
+          <w:rFonts w:ascii="Times New Roman" w:hAnsi="Times New Roman" w:cs="Times New Roman"/>
+          <w:sz w:val="24"/>
+          <w:szCs w:val="24"/>
+        </w:rPr>
+        <w:t>arthurguy</w:t>
+      </w:r>
+      <w:proofErr w:type="spellEnd"/>
+      <w:r>
+        <w:rPr>
+          <w:rFonts w:ascii="Times New Roman" w:hAnsi="Times New Roman" w:cs="Times New Roman"/>
+          <w:sz w:val="24"/>
+          <w:szCs w:val="24"/>
+        </w:rPr>
+        <w:t xml:space="preserve">. </w:t>
+      </w:r>
+      <w:proofErr w:type="spellStart"/>
+      <w:r>
+        <w:rPr>
+          <w:rFonts w:ascii="Times New Roman" w:hAnsi="Times New Roman" w:cs="Times New Roman"/>
+          <w:sz w:val="24"/>
+          <w:szCs w:val="24"/>
+        </w:rPr>
+        <w:t>Thingiverse</w:t>
+      </w:r>
+      <w:proofErr w:type="spellEnd"/>
+      <w:r>
+        <w:rPr>
+          <w:rFonts w:ascii="Times New Roman" w:hAnsi="Times New Roman" w:cs="Times New Roman"/>
+          <w:sz w:val="24"/>
+          <w:szCs w:val="24"/>
+        </w:rPr>
+        <w:t>. https://www.thingiverse.com/thing:3031026</w:t>
       </w:r>
     </w:p>
     <w:p>
@@ -6719,7 +6447,7 @@
         </w:rPr>
         <w:t xml:space="preserve">. Charles Dowding. Retrieved February 18, 2025, from </w:t>
       </w:r>
-      <w:hyperlink r:id="rId14" w:tgtFrame="_new" w:history="1">
+      <w:hyperlink r:id="rId12" w:tgtFrame="_new" w:history="1">
         <w:r>
           <w:rPr>
             <w:rStyle w:val="Hyperlink"/>
@@ -6740,15 +6468,43 @@
           <w:szCs w:val="24"/>
         </w:rPr>
       </w:pPr>
-      <w:r>
-        <w:rPr>
-          <w:rFonts w:ascii="Times New Roman" w:hAnsi="Times New Roman" w:cs="Times New Roman"/>
-          <w:sz w:val="24"/>
-          <w:szCs w:val="24"/>
-        </w:rPr>
-        <w:t xml:space="preserve">FarmBot. (n.d.). FarmBot: Open-source CNC farming. Retrieved February 18, 2025, from </w:t>
-      </w:r>
-      <w:hyperlink r:id="rId15" w:history="1">
+      <w:proofErr w:type="spellStart"/>
+      <w:r>
+        <w:rPr>
+          <w:rFonts w:ascii="Times New Roman" w:hAnsi="Times New Roman" w:cs="Times New Roman"/>
+          <w:sz w:val="24"/>
+          <w:szCs w:val="24"/>
+        </w:rPr>
+        <w:t>FarmBot</w:t>
+      </w:r>
+      <w:proofErr w:type="spellEnd"/>
+      <w:r>
+        <w:rPr>
+          <w:rFonts w:ascii="Times New Roman" w:hAnsi="Times New Roman" w:cs="Times New Roman"/>
+          <w:sz w:val="24"/>
+          <w:szCs w:val="24"/>
+        </w:rPr>
+        <w:t xml:space="preserve">. (n.d.). </w:t>
+      </w:r>
+      <w:proofErr w:type="spellStart"/>
+      <w:r>
+        <w:rPr>
+          <w:rFonts w:ascii="Times New Roman" w:hAnsi="Times New Roman" w:cs="Times New Roman"/>
+          <w:sz w:val="24"/>
+          <w:szCs w:val="24"/>
+        </w:rPr>
+        <w:t>FarmBot</w:t>
+      </w:r>
+      <w:proofErr w:type="spellEnd"/>
+      <w:r>
+        <w:rPr>
+          <w:rFonts w:ascii="Times New Roman" w:hAnsi="Times New Roman" w:cs="Times New Roman"/>
+          <w:sz w:val="24"/>
+          <w:szCs w:val="24"/>
+        </w:rPr>
+        <w:t xml:space="preserve">: Open-source CNC farming. Retrieved February 18, 2025, from </w:t>
+      </w:r>
+      <w:hyperlink r:id="rId13" w:history="1">
         <w:r>
           <w:rPr>
             <w:rStyle w:val="Hyperlink"/>
@@ -6763,6 +6519,9 @@
     <w:p>
       <w:pPr>
         <w:ind w:left="720" w:hanging="720"/>
+        <w:rPr>
+          <w:rFonts w:ascii="Times New Roman" w:hAnsi="Times New Roman" w:cs="Times New Roman"/>
+        </w:rPr>
       </w:pPr>
       <w:r>
         <w:rPr>
@@ -6790,7 +6549,7 @@
         </w:rPr>
         <w:t xml:space="preserve">. Instructables. Retrieved [date], from </w:t>
       </w:r>
-      <w:hyperlink r:id="rId16" w:tgtFrame="_new" w:history="1">
+      <w:hyperlink r:id="rId14" w:tgtFrame="_new" w:history="1">
         <w:r>
           <w:rPr>
             <w:rStyle w:val="Hyperlink"/>
@@ -6817,9 +6576,27 @@
           <w:sz w:val="24"/>
           <w:szCs w:val="24"/>
         </w:rPr>
-        <w:t xml:space="preserve">Printables. (n.d.). XIAO Sense Case - Seeed Studio XIAO ESP32S3 Sense Case. Retrieved March 4, 2025, from </w:t>
-      </w:r>
-      <w:hyperlink r:id="rId17" w:history="1">
+        <w:t xml:space="preserve">Printables. (n.d.). XIAO Sense Case - </w:t>
+      </w:r>
+      <w:proofErr w:type="spellStart"/>
+      <w:r>
+        <w:rPr>
+          <w:rFonts w:ascii="Times New Roman" w:hAnsi="Times New Roman" w:cs="Times New Roman"/>
+          <w:sz w:val="24"/>
+          <w:szCs w:val="24"/>
+        </w:rPr>
+        <w:t>Seeed</w:t>
+      </w:r>
+      <w:proofErr w:type="spellEnd"/>
+      <w:r>
+        <w:rPr>
+          <w:rFonts w:ascii="Times New Roman" w:hAnsi="Times New Roman" w:cs="Times New Roman"/>
+          <w:sz w:val="24"/>
+          <w:szCs w:val="24"/>
+        </w:rPr>
+        <w:t xml:space="preserve"> Studio XIAO ESP32S3 Sense Case. Retrieved March 4, 2025, from </w:t>
+      </w:r>
+      <w:hyperlink r:id="rId15" w:history="1">
         <w:r>
           <w:rPr>
             <w:rStyle w:val="Hyperlink"/>
@@ -6844,8 +6621,6 @@
         <w:ind w:left="720" w:hanging="720"/>
         <w:rPr>
           <w:rFonts w:ascii="Times New Roman" w:hAnsi="Times New Roman" w:cs="Times New Roman"/>
-          <w:sz w:val="24"/>
-          <w:szCs w:val="24"/>
         </w:rPr>
       </w:pPr>
       <w:r>
@@ -6856,7 +6631,7 @@
         </w:rPr>
         <w:t xml:space="preserve">Raven Industries. (n.d.). Case IH Trident 5550 applicator with Raven autonomy. Retrieved February 18, 2025, from </w:t>
       </w:r>
-      <w:hyperlink r:id="rId18" w:history="1">
+      <w:hyperlink r:id="rId16" w:history="1">
         <w:r>
           <w:rPr>
             <w:rStyle w:val="Hyperlink"/>
@@ -6877,6 +6652,52 @@
           <w:szCs w:val="24"/>
         </w:rPr>
       </w:pPr>
+      <w:proofErr w:type="spellStart"/>
+      <w:r>
+        <w:rPr>
+          <w:rFonts w:ascii="Times New Roman" w:hAnsi="Times New Roman" w:cs="Times New Roman"/>
+          <w:sz w:val="24"/>
+          <w:szCs w:val="24"/>
+        </w:rPr>
+        <w:t>RoTechnic</w:t>
+      </w:r>
+      <w:proofErr w:type="spellEnd"/>
+      <w:r>
+        <w:rPr>
+          <w:rFonts w:ascii="Times New Roman" w:hAnsi="Times New Roman" w:cs="Times New Roman"/>
+          <w:sz w:val="24"/>
+          <w:szCs w:val="24"/>
+        </w:rPr>
+        <w:t xml:space="preserve">. (2022). What are Eccentrically Cycloidal </w:t>
+      </w:r>
+      <w:proofErr w:type="gramStart"/>
+      <w:r>
+        <w:rPr>
+          <w:rFonts w:ascii="Times New Roman" w:hAnsi="Times New Roman" w:cs="Times New Roman"/>
+          <w:sz w:val="24"/>
+          <w:szCs w:val="24"/>
+        </w:rPr>
+        <w:t>Gears?.</w:t>
+      </w:r>
+      <w:proofErr w:type="gramEnd"/>
+      <w:r>
+        <w:rPr>
+          <w:rFonts w:ascii="Times New Roman" w:hAnsi="Times New Roman" w:cs="Times New Roman"/>
+          <w:sz w:val="24"/>
+          <w:szCs w:val="24"/>
+        </w:rPr>
+        <w:t xml:space="preserve"> YouTube. https://youtu.be/qMDU5tlGUwU?si=ozH_JVfS5SRN7afA</w:t>
+      </w:r>
+    </w:p>
+    <w:p>
+      <w:pPr>
+        <w:ind w:left="720" w:hanging="720"/>
+        <w:rPr>
+          <w:rFonts w:ascii="Times New Roman" w:hAnsi="Times New Roman" w:cs="Times New Roman"/>
+          <w:sz w:val="24"/>
+          <w:szCs w:val="24"/>
+        </w:rPr>
+      </w:pPr>
       <w:r>
         <w:rPr>
           <w:rFonts w:ascii="Times New Roman" w:hAnsi="Times New Roman" w:cs="Times New Roman"/>
@@ -6885,7 +6706,7 @@
         </w:rPr>
         <w:t xml:space="preserve">Shekhar, C., &amp; Singh, S. (2017). Design of rocker-bogie mechanism. International Journal of Innovative Science and Research Technology. Retrieved from </w:t>
       </w:r>
-      <w:hyperlink r:id="rId19" w:history="1">
+      <w:hyperlink r:id="rId17" w:history="1">
         <w:r>
           <w:rPr>
             <w:rStyle w:val="Hyperlink"/>
@@ -6906,13 +6727,23 @@
           <w:szCs w:val="24"/>
         </w:rPr>
       </w:pPr>
-      <w:r>
-        <w:rPr>
-          <w:rFonts w:ascii="Times New Roman" w:hAnsi="Times New Roman" w:cs="Times New Roman"/>
-          <w:sz w:val="24"/>
-          <w:szCs w:val="24"/>
-        </w:rPr>
-        <w:t>techiesms. (2025, January 20). AI vision project using ESP32Cam &amp; GPT-4o [Video]. YouTube. https://youtu.be/gZp9B_IiKCo</w:t>
+      <w:proofErr w:type="spellStart"/>
+      <w:r>
+        <w:rPr>
+          <w:rFonts w:ascii="Times New Roman" w:hAnsi="Times New Roman" w:cs="Times New Roman"/>
+          <w:sz w:val="24"/>
+          <w:szCs w:val="24"/>
+        </w:rPr>
+        <w:t>techiesms</w:t>
+      </w:r>
+      <w:proofErr w:type="spellEnd"/>
+      <w:r>
+        <w:rPr>
+          <w:rFonts w:ascii="Times New Roman" w:hAnsi="Times New Roman" w:cs="Times New Roman"/>
+          <w:sz w:val="24"/>
+          <w:szCs w:val="24"/>
+        </w:rPr>
+        <w:t>. (2025, January 20). AI vision project using ESP32Cam &amp; GPT-4o [Video]. YouTube. https://youtu.be/gZp9B_IiKCo</w:t>
       </w:r>
     </w:p>
     <w:sectPr>
@@ -7461,8 +7292,8 @@
   <w:abstractNum w:abstractNumId="6" w15:restartNumberingAfterBreak="0">
     <w:nsid w:val="1E5444EF"/>
     <w:multiLevelType w:val="hybridMultilevel"/>
-    <w:tmpl w:val="924C0728"/>
-    <w:lvl w:ilvl="0" w:tplc="04090001">
+    <w:tmpl w:val="586E01CA"/>
+    <w:lvl w:ilvl="0" w:tplc="2190F8B2">
       <w:start w:val="1"/>
       <w:numFmt w:val="bullet"/>
       <w:lvlText w:val=""/>
@@ -7472,9 +7303,10 @@
       </w:pPr>
       <w:rPr>
         <w:rFonts w:ascii="Symbol" w:hAnsi="Symbol" w:hint="default"/>
+        <w:color w:val="auto"/>
       </w:rPr>
     </w:lvl>
-    <w:lvl w:ilvl="1" w:tplc="04090003" w:tentative="1">
+    <w:lvl w:ilvl="1" w:tplc="04090003">
       <w:start w:val="1"/>
       <w:numFmt w:val="bullet"/>
       <w:lvlText w:val="o"/>
@@ -7574,7 +7406,7 @@
   <w:abstractNum w:abstractNumId="7" w15:restartNumberingAfterBreak="0">
     <w:nsid w:val="22BF2837"/>
     <w:multiLevelType w:val="hybridMultilevel"/>
-    <w:tmpl w:val="570AAF90"/>
+    <w:tmpl w:val="9830D506"/>
     <w:lvl w:ilvl="0" w:tplc="0409000F">
       <w:start w:val="1"/>
       <w:numFmt w:val="decimal"/>
@@ -7587,7 +7419,7 @@
         <w:rFonts w:hint="default"/>
       </w:rPr>
     </w:lvl>
-    <w:lvl w:ilvl="1" w:tplc="D9CE6B14">
+    <w:lvl w:ilvl="1" w:tplc="E0081D96">
       <w:start w:val="1"/>
       <w:numFmt w:val="lowerLetter"/>
       <w:lvlText w:val="%2."/>
@@ -7597,6 +7429,9 @@
       </w:pPr>
       <w:rPr>
         <w:rFonts w:ascii="Times New Roman" w:eastAsia="Times New Roman" w:hAnsi="Times New Roman" w:cs="Times New Roman"/>
+        <w:b w:val="0"/>
+        <w:bCs w:val="0"/>
+        <w:color w:val="auto"/>
       </w:rPr>
     </w:lvl>
     <w:lvl w:ilvl="2" w:tplc="0409001B">
@@ -9284,7 +9119,6 @@
     <w:basedOn w:val="Normal"/>
     <w:next w:val="Normal"/>
     <w:uiPriority w:val="9"/>
-    <w:semiHidden/>
     <w:unhideWhenUsed/>
     <w:qFormat/>
     <w:pPr>
@@ -9304,7 +9138,6 @@
     <w:basedOn w:val="Normal"/>
     <w:next w:val="Normal"/>
     <w:uiPriority w:val="9"/>
-    <w:semiHidden/>
     <w:unhideWhenUsed/>
     <w:qFormat/>
     <w:pPr>
@@ -9784,4 +9617,16 @@
   </a:objectDefaults>
   <a:extraClrSchemeLst/>
 </a:theme>
+</file>
+
+<file path=customXml/item1.xml><?xml version="1.0" encoding="utf-8"?>
+<b:Sources xmlns:b="http://schemas.openxmlformats.org/officeDocument/2006/bibliography" xmlns="http://schemas.openxmlformats.org/officeDocument/2006/bibliography" SelectedStyle="\APASixthEditionOfficeOnline.xsl" StyleName="APA" Version="6"/>
+</file>
+
+<file path=customXml/itemProps1.xml><?xml version="1.0" encoding="utf-8"?>
+<ds:datastoreItem xmlns:ds="http://schemas.openxmlformats.org/officeDocument/2006/customXml" ds:itemID="{02510046-9F3C-4113-AFA6-B95A84DEE357}">
+  <ds:schemaRefs>
+    <ds:schemaRef ds:uri="http://schemas.openxmlformats.org/officeDocument/2006/bibliography"/>
+  </ds:schemaRefs>
+</ds:datastoreItem>
 </file>